--- a/专业硕士_初稿_0313.docx
+++ b/专业硕士_初稿_0313.docx
@@ -1,6 +1,6 @@
 
 <file path=word/document.xml><?xml version="1.0" encoding="utf-8"?>
-<w:document xmlns:cx="http://schemas.microsoft.com/office/drawing/2014/chartex" xmlns:cx1="http://schemas.microsoft.com/office/drawing/2015/9/8/chartex" xmlns:cx2="http://schemas.microsoft.com/office/drawing/2015/10/21/chartex" xmlns:cx3="http://schemas.microsoft.com/office/drawing/2016/5/9/chartex" xmlns:cx4="http://schemas.microsoft.com/office/drawing/2016/5/10/chartex" xmlns:cx5="http://schemas.microsoft.com/office/drawing/2016/5/11/chartex" xmlns:cx6="http://schemas.microsoft.com/office/drawing/2016/5/12/chartex" xmlns:cx7="http://schemas.microsoft.com/office/drawing/2016/5/13/chartex" xmlns:cx8="http://schemas.microsoft.com/office/drawing/2016/5/14/chartex" xmlns:mc="http://schemas.openxmlformats.org/markup-compatibility/2006" xmlns:aink="http://schemas.microsoft.com/office/drawing/2016/ink" xmlns:am3d="http://schemas.microsoft.com/office/drawing/2017/model3d" xmlns:o="urn:schemas-microsoft-com:office:office" xmlns:oel="http://schemas.microsoft.com/office/2019/extlst" xmlns:r="http://purl.oclc.org/ooxml/officeDocument/relationships" xmlns:m="http://purl.oclc.org/ooxml/officeDocument/math" xmlns:v="urn:schemas-microsoft-com:vml" xmlns:wp14="http://schemas.microsoft.com/office/word/2010/wordprocessingDrawing" xmlns:wp="http://purl.oclc.org/ooxml/drawingml/wordprocessingDrawing" xmlns:w10="urn:schemas-microsoft-com:office:word" xmlns:w="http://purl.oclc.org/ooxml/wordprocessingml/main" xmlns:w14="http://schemas.microsoft.com/office/word/2010/wordml" xmlns:w15="http://schemas.microsoft.com/office/word/2012/wordml" xmlns:w16cex="http://schemas.microsoft.com/office/word/2018/wordml/cex" xmlns:w16cid="http://schemas.microsoft.com/office/word/2016/wordml/cid" xmlns:w16="http://schemas.microsoft.com/office/word/2018/wordml" xmlns:w16sdtdh="http://schemas.microsoft.com/office/word/2020/wordml/sdtdatahash" xmlns:w16se="http://schemas.microsoft.com/office/word/2015/wordml/symex" xmlns:wpi="http://schemas.microsoft.com/office/word/2010/wordprocessingInk" xmlns:wne="http://schemas.microsoft.com/office/word/2006/wordml" mc:Ignorable="w14 w15 w16se w16cid w16 w16cex w16sdtdh wne wp14" w:conformance="strict">
+<w:document xmlns:cx="http://schemas.microsoft.com/office/drawing/2014/chartex" xmlns:cx1="http://schemas.microsoft.com/office/drawing/2015/9/8/chartex" xmlns:cx2="http://schemas.microsoft.com/office/drawing/2015/10/21/chartex" xmlns:cx3="http://schemas.microsoft.com/office/drawing/2016/5/9/chartex" xmlns:cx4="http://schemas.microsoft.com/office/drawing/2016/5/10/chartex" xmlns:cx5="http://schemas.microsoft.com/office/drawing/2016/5/11/chartex" xmlns:cx6="http://schemas.microsoft.com/office/drawing/2016/5/12/chartex" xmlns:cx7="http://schemas.microsoft.com/office/drawing/2016/5/13/chartex" xmlns:cx8="http://schemas.microsoft.com/office/drawing/2016/5/14/chartex" xmlns:mc="http://schemas.openxmlformats.org/markup-compatibility/2006" xmlns:aink="http://schemas.microsoft.com/office/drawing/2016/ink" xmlns:am3d="http://schemas.microsoft.com/office/drawing/2017/model3d" xmlns:o="urn:schemas-microsoft-com:office:office" xmlns:oel="http://schemas.microsoft.com/office/2019/extlst" xmlns:r="http://purl.oclc.org/ooxml/officeDocument/relationships" xmlns:m="http://purl.oclc.org/ooxml/officeDocument/math" xmlns:v="urn:schemas-microsoft-com:vml" xmlns:wp14="http://schemas.microsoft.com/office/word/2010/wordprocessingDrawing" xmlns:wp="http://purl.oclc.org/ooxml/drawingml/wordprocessingDrawing" xmlns:w10="urn:schemas-microsoft-com:office:word" xmlns:w="http://purl.oclc.org/ooxml/wordprocessingml/main" xmlns:w14="http://schemas.microsoft.com/office/word/2010/wordml" xmlns:w15="http://schemas.microsoft.com/office/word/2012/wordml" xmlns:w16cex="http://schemas.microsoft.com/office/word/2018/wordml/cex" xmlns:w16cid="http://schemas.microsoft.com/office/word/2016/wordml/cid" xmlns:w16="http://schemas.microsoft.com/office/word/2018/wordml" xmlns:w16du="http://schemas.microsoft.com/office/word/2023/wordml/word16du" xmlns:w16sdtdh="http://schemas.microsoft.com/office/word/2020/wordml/sdtdatahash" xmlns:w16sdtfl="http://schemas.microsoft.com/office/word/2024/wordml/sdtformatlock" xmlns:w16se="http://schemas.microsoft.com/office/word/2015/wordml/symex" xmlns:wpi="http://schemas.microsoft.com/office/word/2010/wordprocessingInk" xmlns:wne="http://schemas.microsoft.com/office/word/2006/wordml" mc:Ignorable="w14 w15 w16se w16cid w16 w16cex w16sdtdh w16sdtfl w16du wne wp14" w:conformance="strict">
   <w:body>
     <w:p>
       <w:pPr>
@@ -35,19 +35,19 @@
                 <v:path o:extrusionok="f" gradientshapeok="t" o:connecttype="rect"/>
                 <o:lock v:ext="edit" aspectratio="t"/>
               </v:shapetype>
-              <v:shape id="_x0000_i1026" type="#_x0000_t75" alt="" style="width:72.85pt;height:72.85pt;mso-width-percent:0;mso-height-percent:0;mso-width-percent:0;mso-height-percent:0" o:ole="">
+              <v:shape id="_x0000_i1025" type="#_x0000_t75" alt="" style="width:72.95pt;height:72.95pt;mso-width-percent:0;mso-height-percent:0;mso-width-percent:0;mso-height-percent:0" o:ole="">
                 <v:imagedata r:id="rId8" o:title=""/>
               </v:shape>
-              <o:OLEObject Type="Embed" ProgID="PBrush" ShapeID="_x0000_i1026" DrawAspect="Content" ObjectID="_1835032301" r:id="rId9"/>
+              <o:OLEObject Type="Embed" ProgID="PBrush" ShapeID="_x0000_i1025" DrawAspect="Content" ObjectID="_1835040856" r:id="rId9"/>
             </w:object>
           </mc:Choice>
           <mc:Fallback>
             <w:object>
               <w:drawing>
-                <wp:inline distT="0" distB="0" distL="0" distR="0" wp14:anchorId="6DC9709F" wp14:editId="7DAF7A1F">
-                  <wp:extent cx="925195" cy="925195"/>
-                  <wp:effectExtent l="0" t="0" r="1905" b="1905"/>
-                  <wp:docPr id="2" name="图片 1"/>
+                <wp:inline distT="0" distB="0" distL="0" distR="0" wp14:anchorId="0A610DEE" wp14:editId="1F7C4900">
+                  <wp:extent cx="926465" cy="926465"/>
+                  <wp:effectExtent l="0" t="0" r="6985" b="6985"/>
+                  <wp:docPr id="1" name="图片 1"/>
                   <wp:cNvGraphicFramePr>
                     <a:graphicFrameLocks xmlns:a="http://purl.oclc.org/ooxml/drawingml/main" noChangeAspect="1"/>
                   </wp:cNvGraphicFramePr>
@@ -55,12 +55,12 @@
                     <a:graphicData uri="http://purl.oclc.org/ooxml/drawingml/picture">
                       <pic:pic xmlns:pic="http://purl.oclc.org/ooxml/drawingml/picture">
                         <pic:nvPicPr>
-                          <pic:cNvPr id="0" name="Picture 2"/>
+                          <pic:cNvPr id="0" name="Picture 1"/>
                           <pic:cNvPicPr>
                             <a:picLocks noChangeAspect="1" noChangeArrowheads="1"/>
                             <a:extLst>
                               <a:ext uri="{837473B0-CC2E-450a-ABE3-18F120FF3D37}">
-                                <a15:objectPr xmlns:a15="http://schemas.microsoft.com/office/drawing/2012/main" objectId="_1835032301" isActiveX="0" linkType=""/>
+                                <a15:objectPr xmlns:a15="http://schemas.microsoft.com/office/drawing/2012/main" objectId="_1835040856" isActiveX="0" linkType=""/>
                               </a:ext>
                             </a:extLst>
                           </pic:cNvPicPr>
@@ -81,7 +81,7 @@
                         <pic:spPr bwMode="auto">
                           <a:xfrm>
                             <a:off x="0" y="0"/>
-                            <a:ext cx="925195" cy="925195"/>
+                            <a:ext cx="926465" cy="926465"/>
                           </a:xfrm>
                           <a:prstGeom prst="rect">
                             <a:avLst/>
@@ -96,7 +96,7 @@
                   </a:graphic>
                 </wp:inline>
               </w:drawing>
-              <w:objectEmbed w:drawAspect="content" r:id="rId9" w:progId="PBrush" w:shapeId="2" w:fieldCodes=""/>
+              <w:objectEmbed w:drawAspect="content" r:id="rId9" w:progId="PBrush" w:shapeId="1" w:fieldCodes=""/>
             </w:object>
           </mc:Fallback>
         </mc:AlternateContent>
@@ -113,19 +113,19 @@
         <mc:AlternateContent>
           <mc:Choice Requires="v">
             <w:object w:dxaOrig="211.45pt" w:dyaOrig="56.25pt" w14:anchorId="3E0935E2">
-              <v:shape id="_x0000_i1025" type="#_x0000_t75" alt="" style="width:227.85pt;height:60.15pt;mso-width-percent:0;mso-height-percent:0;mso-width-percent:0;mso-height-percent:0" o:ole="">
+              <v:shape id="_x0000_i1026" type="#_x0000_t75" alt="" style="width:227.85pt;height:60.15pt;mso-width-percent:0;mso-height-percent:0;mso-width-percent:0;mso-height-percent:0" o:ole="">
                 <v:imagedata r:id="rId11" o:title=""/>
               </v:shape>
-              <o:OLEObject Type="Embed" ProgID="PBrush" ShapeID="_x0000_i1025" DrawAspect="Content" ObjectID="_1835032302" r:id="rId12"/>
+              <o:OLEObject Type="Embed" ProgID="PBrush" ShapeID="_x0000_i1026" DrawAspect="Content" ObjectID="_1835040857" r:id="rId12"/>
             </w:object>
           </mc:Choice>
           <mc:Fallback>
             <w:object>
               <w:drawing>
-                <wp:inline distT="0" distB="0" distL="0" distR="0" wp14:anchorId="68991BDB" wp14:editId="1FDB0DA2">
+                <wp:inline distT="0" distB="0" distL="0" distR="0" wp14:anchorId="7F057589" wp14:editId="5A0E5C5F">
                   <wp:extent cx="2893695" cy="763905"/>
                   <wp:effectExtent l="0" t="0" r="1905" b="0"/>
-                  <wp:docPr id="1" name="图片 1"/>
+                  <wp:docPr id="2" name="图片 1"/>
                   <wp:cNvGraphicFramePr>
                     <a:graphicFrameLocks xmlns:a="http://purl.oclc.org/ooxml/drawingml/main" noChangeAspect="1"/>
                   </wp:cNvGraphicFramePr>
@@ -133,12 +133,12 @@
                     <a:graphicData uri="http://purl.oclc.org/ooxml/drawingml/picture">
                       <pic:pic xmlns:pic="http://purl.oclc.org/ooxml/drawingml/picture">
                         <pic:nvPicPr>
-                          <pic:cNvPr id="0" name="Picture 1"/>
+                          <pic:cNvPr id="0" name="Picture 2"/>
                           <pic:cNvPicPr>
                             <a:picLocks noChangeAspect="1" noChangeArrowheads="1"/>
                             <a:extLst>
                               <a:ext uri="{837473B0-CC2E-450a-ABE3-18F120FF3D37}">
-                                <a15:objectPr xmlns:a15="http://schemas.microsoft.com/office/drawing/2012/main" objectId="_1835032302" isActiveX="0" linkType=""/>
+                                <a15:objectPr xmlns:a15="http://schemas.microsoft.com/office/drawing/2012/main" objectId="_1835040857" isActiveX="0" linkType=""/>
                               </a:ext>
                             </a:extLst>
                           </pic:cNvPicPr>
@@ -174,7 +174,7 @@
                   </a:graphic>
                 </wp:inline>
               </w:drawing>
-              <w:objectEmbed w:drawAspect="content" r:id="rId12" w:progId="PBrush" w:shapeId="1" w:fieldCodes=""/>
+              <w:objectEmbed w:drawAspect="content" r:id="rId12" w:progId="PBrush" w:shapeId="2" w:fieldCodes=""/>
             </w:object>
           </mc:Fallback>
         </mc:AlternateContent>
@@ -210,23 +210,13 @@
           <w:bCs/>
         </w:rPr>
       </w:pPr>
-      <w:proofErr w:type="gramStart"/>
       <w:r>
         <w:rPr>
           <w:rFonts w:ascii="Times New Roman" w:hAnsi="Times New Roman" w:cs="Times New Roman"/>
           <w:b/>
           <w:bCs/>
         </w:rPr>
-        <w:t>THESIS  OF</w:t>
-      </w:r>
-      <w:proofErr w:type="gramEnd"/>
-      <w:r>
-        <w:rPr>
-          <w:rFonts w:ascii="Times New Roman" w:hAnsi="Times New Roman" w:cs="Times New Roman"/>
-          <w:b/>
-          <w:bCs/>
-        </w:rPr>
-        <w:t xml:space="preserve">  PROFESSIONAL  MASTER  DEGREE</w:t>
+        <w:t>THESIS  OF  PROFESSIONAL  MASTER  DEGREE</w:t>
       </w:r>
     </w:p>
     <w:p>
@@ -449,7 +439,7 @@
     </w:p>
     <w:p>
       <w:pPr>
-        <w:ind w:startChars="124" w:start="91.05pt" w:hangingChars="500" w:hanging="76.15pt"/>
+        <w:ind w:startChars="124" w:start="90.15pt" w:hangingChars="500" w:hanging="75.25pt"/>
         <w:rPr>
           <w:b/>
           <w:bCs/>
@@ -2156,35 +2146,11 @@
         <w:ind w:firstLine="21pt"/>
       </w:pPr>
       <w:r>
-        <w:t>在实验验证层面，本文选用通用对话数据集</w:t>
-      </w:r>
-      <w:proofErr w:type="spellStart"/>
-      <w:r>
-        <w:t>LoCoMo</w:t>
-      </w:r>
-      <w:proofErr w:type="spellEnd"/>
-      <w:r>
-        <w:t>评估长期记忆召回效果，并构建金融领域多轮对话评测集</w:t>
-      </w:r>
-      <w:proofErr w:type="spellStart"/>
-      <w:r>
-        <w:t>MemFinConv</w:t>
-      </w:r>
-      <w:proofErr w:type="spellEnd"/>
-      <w:r>
-        <w:t>，从上下文连续性、用户画像对齐度、风险提示覆盖率、内容合规性与决策辅助解释度五个维度建立评测体系。实验结果表明，本文提出的动态语境感知记忆表征方法在Recall@5指标上达到68%，相较单话语嵌入方法提升10%，相较固定窗口最</w:t>
+        <w:t>在实验验证层面，本文选用通用对话数据集LoCoMo评估长期记忆召回效果，并构建金融领域多轮对话评测集MemFinConv，从上下文连续性、用户画像对齐度、风险提示覆盖率、内容合规性与决策辅助解释度五个维度建立评测体系。实验结果表明，本文提出的动态语境感知记忆表征方法在Recall@5指标上达到68%，相较单话语嵌入方法提升10%，相较固定窗口最</w:t>
       </w:r>
       <w:r>
         <w:lastRenderedPageBreak/>
-        <w:t>优方案提升7%，且跨对话标准差下降约32%，表现出更强的稳定性与泛化能力。在金融场景多轮对话质量评测中，本文系统（</w:t>
-      </w:r>
-      <w:proofErr w:type="spellStart"/>
-      <w:r>
-        <w:t>MemFinRobot</w:t>
-      </w:r>
-      <w:proofErr w:type="spellEnd"/>
-      <w:r>
-        <w:t>）在用户画像对齐度、风险提示覆盖率、严格风险覆盖率、内容合规度及决策辅助解释度等关键指标上均显著优于对比方法，验证了记忆</w:t>
+        <w:t>优方案提升7%，且跨对话标准差下降约32%，表现出更强的稳定性与泛化能力。在金融场景多轮对话质量评测中，本文系统（MemFinRobot）在用户画像对齐度、风险提示覆盖率、严格风险覆盖率、内容合规度及决策辅助解释度等关键指标上均显著优于对比方法，验证了记忆</w:t>
       </w:r>
       <w:r>
         <w:rPr>
@@ -2363,23 +2329,38 @@
           <w:color w:val="000000"/>
         </w:rPr>
         <w:lastRenderedPageBreak/>
-        <w:t xml:space="preserve">stage memory representation framework including dynamic window selection, window refinement and context generation. Taking the current turn as the anchor point, this method adaptively determines the historical candidate range, improves the signal-to-noise ratio through semantic-level filtering, and uses a generative mechanism to </w:t>
-      </w:r>
-      <w:proofErr w:type="spellStart"/>
-      <w:r>
+        <w:t>stage memory representation framework including dynamic window selection, window refinement and context generation. Taking the current turn as the anchor point, this method adaptively determines the historical candidate range, improves the signal-to-noise ratio through semantic-level filtering, and uses a generative mechanism to explicitize implicit relations such as coreference resolution, logical background and intention continuity, making memory units more suitable for long-term storage and stable retrieval. On this basis, a multi-level memory management module is designed, which divides memory into three types: short-term memory, long-term memory and user profile memory. Following the scheduling principle of "short-term priority, long-term supplementation, and profile constraint", the synergistic effect of multi-type memory is realized. Furthermore, an agent system architecture integrating memory, tools and compliance is constructed, which imposes unified constraints on generated content through the risk disclosure and compliance control layer to ensure that system outputs meet the regulatory requirements of securities investment consulting.</w:t>
+      </w:r>
+    </w:p>
+    <w:p>
+      <w:pPr>
+        <w:spacing w:line="18pt" w:lineRule="atLeast"/>
+        <w:ind w:firstLine="21pt"/>
         <w:rPr>
           <w:rFonts w:ascii="Times New Roman" w:hAnsi="Times New Roman" w:cs="Times New Roman"/>
           <w:color w:val="000000"/>
         </w:rPr>
-        <w:t>explicitize</w:t>
-      </w:r>
-      <w:proofErr w:type="spellEnd"/>
+      </w:pPr>
       <w:r>
         <w:rPr>
           <w:rFonts w:ascii="Times New Roman" w:hAnsi="Times New Roman" w:cs="Times New Roman"/>
           <w:color w:val="000000"/>
         </w:rPr>
-        <w:t xml:space="preserve"> implicit relations such as coreference resolution, logical background and intention continuity, making memory units more suitable for long-term storage and stable retrieval. On this basis, a multi-level memory management module is designed, which divides memory into three types: short-term memory, long-term memory and user profile memory. Following the scheduling principle of "short-term priority, long-term supplementation, and profile constraint", the synergistic effect of multi-type memory is realized. Furthermore, an agent system architecture integrating memory, tools and compliance is constructed, which imposes unified constraints on generated content through the risk disclosure and compliance control layer to ensure that system outputs meet the regulatory requirements of securities investment consulting.</w:t>
+        <w:t>At the experimental verification level, this paper adopts the general conversational dataset LoCoMo to evaluate long-term memory retrieval performance, and constructs MemFinConv, a multi-turn conversation evaluation dataset for the financial domain. An evaluation system is established from five dimensions: context continuity, user profile alignment, risk disclosure coverage, content compliance and decision support interpretability. Experimental results show that the proposed dynamic context-aware memory representation method achieves 68% on the Recall@5 metric, an improvement of 10% over the single-utterance embedding method and 7% over the optimal fixed-window scheme. The cross-conversation standard deviation decreases by approximately 32%, demonstrating stronger stability and generalization ability. In the multi-turn conversation quality evaluation for financial scenarios, the proposed system (MemFinRobot) significantly outperforms comparative methods on key indicators including user profile alignment, risk disclosure coverage, strict risk coverage, content compliance</w:t>
+      </w:r>
+      <w:r>
+        <w:rPr>
+          <w:rFonts w:ascii="Times New Roman" w:hAnsi="Times New Roman" w:cs="Times New Roman"/>
+          <w:color w:val="000000"/>
+        </w:rPr>
+        <w:t xml:space="preserve"> </w:t>
+      </w:r>
+      <w:r>
+        <w:rPr>
+          <w:rFonts w:ascii="Times New Roman" w:hAnsi="Times New Roman" w:cs="Times New Roman"/>
+          <w:color w:val="000000"/>
+        </w:rPr>
+        <w:t>and decision support interpretability, verifying the effectiveness of the memory–tool–compliance collaborative architecture.</w:t>
       </w:r>
     </w:p>
     <w:p>
@@ -2396,185 +2377,74 @@
           <w:rFonts w:ascii="Times New Roman" w:hAnsi="Times New Roman" w:cs="Times New Roman"/>
           <w:color w:val="000000"/>
         </w:rPr>
-        <w:t xml:space="preserve">At the experimental verification level, this paper adopts the general conversational dataset </w:t>
-      </w:r>
-      <w:proofErr w:type="spellStart"/>
-      <w:r>
+        <w:lastRenderedPageBreak/>
+        <w:t>At the product feasibility analysis level, this paper demonstrates the economic rationality of the system from the perspective of cost–benefit analysis. The calculation results show that under the benchmark scenario of 1 million annual consultations, the system can achieve an annual comprehensive net gain of 1.7575 million yuan, with a return on investment (ROI) of 52.89%, and exhibits significant economies of scale with business expansion. Combined with the "billion-dollar" growth outlook of China’s intelligent investment advisory market, the memory-enhanced intelligent financial advisor agent proposed in this paper possesses the technical foundation and commercial value for pilot deployment in real-world financial consulting scenarios.</w:t>
+      </w:r>
+    </w:p>
+    <w:p>
+      <w:pPr>
+        <w:spacing w:line="18pt" w:lineRule="atLeast"/>
+        <w:ind w:firstLine="21pt"/>
         <w:rPr>
           <w:rFonts w:ascii="Times New Roman" w:hAnsi="Times New Roman" w:cs="Times New Roman"/>
           <w:color w:val="000000"/>
         </w:rPr>
-        <w:t>LoCoMo</w:t>
-      </w:r>
-      <w:proofErr w:type="spellEnd"/>
+      </w:pPr>
       <w:r>
         <w:rPr>
           <w:rFonts w:ascii="Times New Roman" w:hAnsi="Times New Roman" w:cs="Times New Roman"/>
           <w:color w:val="000000"/>
         </w:rPr>
-        <w:t xml:space="preserve"> to evaluate long-term memory retrieval performance, and constructs </w:t>
-      </w:r>
-      <w:proofErr w:type="spellStart"/>
-      <w:r>
+        <w:t>The innovations of this paper are mainly reflected in three aspects:</w:t>
+      </w:r>
+    </w:p>
+    <w:p>
+      <w:pPr>
+        <w:spacing w:line="18pt" w:lineRule="atLeast"/>
         <w:rPr>
           <w:rFonts w:ascii="Times New Roman" w:hAnsi="Times New Roman" w:cs="Times New Roman"/>
           <w:color w:val="000000"/>
         </w:rPr>
-        <w:t>MemFinConv</w:t>
-      </w:r>
-      <w:proofErr w:type="spellEnd"/>
+      </w:pPr>
       <w:r>
         <w:rPr>
           <w:rFonts w:ascii="Times New Roman" w:hAnsi="Times New Roman" w:cs="Times New Roman"/>
           <w:color w:val="000000"/>
         </w:rPr>
-        <w:t>, a multi-turn conversation evaluation dataset for the financial domain. An evaluation system is established from five dimensions: context continuity, user profile alignment, risk disclosure coverage, content compliance and decision support interpretability. Experimental results show that the proposed dynamic context-aware memory representation method achieves 68% on the Recall@5 metric, an improvement of 10% over the single-utterance embedding method and 7% over the optimal fixed-window scheme. The cross-conversation standard deviation decreases by approximately 32%, demonstrating stronger stability and generalization ability. In the multi-turn conversation quality evaluation for financial scenarios, the proposed system (</w:t>
-      </w:r>
-      <w:proofErr w:type="spellStart"/>
-      <w:r>
+        <w:t>First, a dynamic context-aware long-term memory representation method for multi-turn conversations is proposed, upgrading the representation paradigm from "retrieving similar texts" to "maintaining usable cognitive states".</w:t>
+      </w:r>
+    </w:p>
+    <w:p>
+      <w:pPr>
+        <w:spacing w:line="18pt" w:lineRule="atLeast"/>
         <w:rPr>
           <w:rFonts w:ascii="Times New Roman" w:hAnsi="Times New Roman" w:cs="Times New Roman"/>
           <w:color w:val="000000"/>
         </w:rPr>
-        <w:t>MemFinRobot</w:t>
-      </w:r>
-      <w:proofErr w:type="spellEnd"/>
+      </w:pPr>
       <w:r>
         <w:rPr>
           <w:rFonts w:ascii="Times New Roman" w:hAnsi="Times New Roman" w:cs="Times New Roman"/>
           <w:color w:val="000000"/>
         </w:rPr>
-        <w:t>) significantly outperforms comparative methods on key indicators including user profile alignment, risk disclosure coverage, strict risk coverage, content compliance</w:t>
-      </w:r>
-      <w:r>
+        <w:t>Second, a memory-enhanced intelligent financial advisor agent integrating memory, tools and compliance is constructed, realizing controllable long-term memory invocation and compliance constraints.</w:t>
+      </w:r>
+    </w:p>
+    <w:p>
+      <w:pPr>
+        <w:spacing w:line="18pt" w:lineRule="atLeast"/>
+        <w:ind w:firstLine="21pt"/>
         <w:rPr>
           <w:rFonts w:ascii="Times New Roman" w:hAnsi="Times New Roman" w:cs="Times New Roman"/>
           <w:color w:val="000000"/>
         </w:rPr>
-        <w:t xml:space="preserve"> </w:t>
-      </w:r>
+      </w:pPr>
       <w:r>
         <w:rPr>
           <w:rFonts w:ascii="Times New Roman" w:hAnsi="Times New Roman" w:cs="Times New Roman"/>
           <w:color w:val="000000"/>
         </w:rPr>
-        <w:t>and decision support interpretability, verifying the effectiveness of the memory–tool–compliance collaborative architecture.</w:t>
-      </w:r>
-    </w:p>
-    <w:p>
-      <w:pPr>
-        <w:spacing w:line="18pt" w:lineRule="atLeast"/>
-        <w:ind w:firstLine="21pt"/>
-        <w:rPr>
-          <w:rFonts w:ascii="Times New Roman" w:hAnsi="Times New Roman" w:cs="Times New Roman"/>
-          <w:color w:val="000000"/>
-        </w:rPr>
-      </w:pPr>
-      <w:r>
-        <w:rPr>
-          <w:rFonts w:ascii="Times New Roman" w:hAnsi="Times New Roman" w:cs="Times New Roman"/>
-          <w:color w:val="000000"/>
-        </w:rPr>
-        <w:lastRenderedPageBreak/>
-        <w:t>At the product feasibility analysis level, this paper demonstrates the economic rationality of the system from the perspective of cost–benefit analysis. The calculation results show that under the benchmark scenario of 1 million annual consultations, the system can achieve an annual comprehensive net gain of 1.7575 million yuan, with a return on investment (ROI) of 52.89%, and exhibits significant economies of scale with business expansion. Combined with the "billion-dollar" growth outlook of China’s intelligent investment advisory market, the memory-enhanced intelligent financial advisor agent proposed in this paper possesses the technical foundation and commercial value for pilot deployment in real-world financial consulting scenarios.</w:t>
-      </w:r>
-    </w:p>
-    <w:p>
-      <w:pPr>
-        <w:spacing w:line="18pt" w:lineRule="atLeast"/>
-        <w:ind w:firstLine="21pt"/>
-        <w:rPr>
-          <w:rFonts w:ascii="Times New Roman" w:hAnsi="Times New Roman" w:cs="Times New Roman"/>
-          <w:color w:val="000000"/>
-        </w:rPr>
-      </w:pPr>
-      <w:r>
-        <w:rPr>
-          <w:rFonts w:ascii="Times New Roman" w:hAnsi="Times New Roman" w:cs="Times New Roman"/>
-          <w:color w:val="000000"/>
-        </w:rPr>
-        <w:t>The innovations of this paper are mainly reflected in three aspects:</w:t>
-      </w:r>
-    </w:p>
-    <w:p>
-      <w:pPr>
-        <w:spacing w:line="18pt" w:lineRule="atLeast"/>
-        <w:rPr>
-          <w:rFonts w:ascii="Times New Roman" w:hAnsi="Times New Roman" w:cs="Times New Roman"/>
-          <w:color w:val="000000"/>
-        </w:rPr>
-      </w:pPr>
-      <w:r>
-        <w:rPr>
-          <w:rFonts w:ascii="Times New Roman" w:hAnsi="Times New Roman" w:cs="Times New Roman"/>
-          <w:color w:val="000000"/>
-        </w:rPr>
-        <w:t>First, a dynamic context-aware long-term memory representation method for multi-turn conversations is proposed, upgrading the representation paradigm from "retrieving similar texts" to "maintaining usable cognitive states".</w:t>
-      </w:r>
-    </w:p>
-    <w:p>
-      <w:pPr>
-        <w:spacing w:line="18pt" w:lineRule="atLeast"/>
-        <w:rPr>
-          <w:rFonts w:ascii="Times New Roman" w:hAnsi="Times New Roman" w:cs="Times New Roman"/>
-          <w:color w:val="000000"/>
-        </w:rPr>
-      </w:pPr>
-      <w:r>
-        <w:rPr>
-          <w:rFonts w:ascii="Times New Roman" w:hAnsi="Times New Roman" w:cs="Times New Roman"/>
-          <w:color w:val="000000"/>
-        </w:rPr>
-        <w:t>Second, a memory-enhanced intelligent financial advisor agent integrating memory, tools and compliance is constructed, realizing controllable long-term memory invocation and compliance constraints.</w:t>
-      </w:r>
-    </w:p>
-    <w:p>
-      <w:pPr>
-        <w:spacing w:line="18pt" w:lineRule="atLeast"/>
-        <w:ind w:firstLine="21pt"/>
-        <w:rPr>
-          <w:rFonts w:ascii="Times New Roman" w:hAnsi="Times New Roman" w:cs="Times New Roman"/>
-          <w:color w:val="000000"/>
-        </w:rPr>
-      </w:pPr>
-      <w:r>
-        <w:rPr>
-          <w:rFonts w:ascii="Times New Roman" w:hAnsi="Times New Roman" w:cs="Times New Roman"/>
-          <w:color w:val="000000"/>
-        </w:rPr>
-        <w:t xml:space="preserve">Third, a reproducible evaluation system and dataset construction method for financial multi-turn conversations are proposed, establishing </w:t>
-      </w:r>
-      <w:proofErr w:type="gramStart"/>
-      <w:r>
-        <w:rPr>
-          <w:rFonts w:ascii="Times New Roman" w:hAnsi="Times New Roman" w:cs="Times New Roman"/>
-          <w:color w:val="000000"/>
-        </w:rPr>
-        <w:t>a</w:t>
-      </w:r>
-      <w:proofErr w:type="gramEnd"/>
-      <w:r>
-        <w:rPr>
-          <w:rFonts w:ascii="Times New Roman" w:hAnsi="Times New Roman" w:cs="Times New Roman"/>
-          <w:color w:val="000000"/>
-        </w:rPr>
-        <w:t xml:space="preserve"> evaluable, </w:t>
-      </w:r>
-      <w:proofErr w:type="spellStart"/>
-      <w:r>
-        <w:rPr>
-          <w:rFonts w:ascii="Times New Roman" w:hAnsi="Times New Roman" w:cs="Times New Roman"/>
-          <w:color w:val="000000"/>
-        </w:rPr>
-        <w:t>iterable</w:t>
-      </w:r>
-      <w:proofErr w:type="spellEnd"/>
-      <w:r>
-        <w:rPr>
-          <w:rFonts w:ascii="Times New Roman" w:hAnsi="Times New Roman" w:cs="Times New Roman"/>
-          <w:color w:val="000000"/>
-        </w:rPr>
-        <w:t xml:space="preserve"> and deliverable technical closed loop.</w:t>
+        <w:t>Third, a reproducible evaluation system and dataset construction method for financial multi-turn conversations are proposed, establishing a evaluable, iterable and deliverable technical closed loop.</w:t>
       </w:r>
     </w:p>
     <w:p>
@@ -10982,21 +10852,10 @@
         <w:rPr>
           <w:rFonts w:hint="eastAsia"/>
         </w:rPr>
-        <w:t>（后简称为“</w:t>
-      </w:r>
-      <w:proofErr w:type="spellStart"/>
-      <w:r>
-        <w:rPr>
-          <w:rFonts w:hint="eastAsia"/>
-        </w:rPr>
-        <w:t>Me</w:t>
-      </w:r>
-      <w:r>
-        <w:t>mFinRobot</w:t>
-      </w:r>
-      <w:proofErr w:type="spellEnd"/>
-      <w:r>
-        <w:t>”</w:t>
+        <w:t>（后简称为“Me</w:t>
+      </w:r>
+      <w:r>
+        <w:t>mFinRobot”</w:t>
       </w:r>
       <w:r>
         <w:rPr>
@@ -11124,19 +10983,69 @@
           <w:bCs w:val="0"/>
           <w:color w:val="000000"/>
         </w:rPr>
-        <w:t>（二）</w:t>
-      </w:r>
-      <w:proofErr w:type="spellStart"/>
-      <w:r>
+        <w:t>（二）MemFinRobot核心架构设计（第4章）</w:t>
+      </w:r>
+    </w:p>
+    <w:p>
+      <w:pPr>
+        <w:ind w:firstLine="21pt"/>
+      </w:pPr>
+      <w:r>
+        <w:t>在</w:t>
+      </w:r>
+      <w:r>
+        <w:rPr>
+          <w:rFonts w:hint="eastAsia"/>
+        </w:rPr>
+        <w:t>算法</w:t>
+      </w:r>
+      <w:r>
+        <w:t>工程法指导下，本文将长期一致性输出拆解为三类可工程化能力：记忆增强、智能体推理闭环与合规管理，并据此形成MemFinRobot的核心架构。</w:t>
+      </w:r>
+      <w:r>
+        <w:rPr>
+          <w:rFonts w:hint="eastAsia"/>
+        </w:rPr>
+        <w:t>包含长期记忆的建模与表征、智能体推理闭环的构建、合规管理子系统潜入</w:t>
+      </w:r>
+      <w:r>
+        <w:t>在实现层面，系统综合采用向量检索、</w:t>
+      </w:r>
+      <w:r>
+        <w:rPr>
+          <w:rFonts w:hint="eastAsia"/>
+        </w:rPr>
+        <w:t>上下文工程</w:t>
+      </w:r>
+      <w:r>
+        <w:t>与可信组件化部署思路，将记忆写入</w:t>
+      </w:r>
+      <w:r>
+        <w:rPr>
+          <w:rFonts w:hint="eastAsia"/>
+        </w:rPr>
+        <w:t>、</w:t>
+      </w:r>
+      <w:r>
+        <w:t>召回、推理链路与合规模块进行接口化设计，便于后续扩展与真实业务接入</w:t>
+      </w:r>
+      <w:r>
+        <w:rPr>
+          <w:rFonts w:hint="eastAsia"/>
+        </w:rPr>
+        <w:t>。</w:t>
+      </w:r>
+    </w:p>
+    <w:p>
+      <w:pPr>
+        <w:ind w:start="21pt" w:firstLineChars="25" w:firstLine="3pt"/>
         <w:rPr>
           <w:rStyle w:val="a9"/>
           <w:b w:val="0"/>
           <w:bCs w:val="0"/>
           <w:color w:val="000000"/>
         </w:rPr>
-        <w:t>MemFinRobot</w:t>
-      </w:r>
-      <w:proofErr w:type="spellEnd"/>
+      </w:pPr>
       <w:r>
         <w:rPr>
           <w:rStyle w:val="a9"/>
@@ -11144,7 +11053,7 @@
           <w:bCs w:val="0"/>
           <w:color w:val="000000"/>
         </w:rPr>
-        <w:t>核心架构设计（第4章）</w:t>
+        <w:t>（三）实证验证与性能评估（第5章）</w:t>
       </w:r>
     </w:p>
     <w:p>
@@ -11152,42 +11061,56 @@
         <w:ind w:firstLine="21pt"/>
       </w:pPr>
       <w:r>
-        <w:t>在</w:t>
-      </w:r>
-      <w:r>
-        <w:rPr>
-          <w:rFonts w:hint="eastAsia"/>
-        </w:rPr>
-        <w:t>算法</w:t>
-      </w:r>
-      <w:r>
-        <w:t>工程法指导下，本文将长期一致性输出拆解为三类可工程化能力：记忆增强、智能体推理闭环与合规管理，并据此形成</w:t>
-      </w:r>
-      <w:proofErr w:type="spellStart"/>
-      <w:r>
-        <w:t>MemFinRobot</w:t>
-      </w:r>
-      <w:proofErr w:type="spellEnd"/>
-      <w:r>
-        <w:t>的核心架构。</w:t>
-      </w:r>
-      <w:r>
-        <w:rPr>
-          <w:rFonts w:hint="eastAsia"/>
-        </w:rPr>
-        <w:t>包含长期记忆的建模与表征、智能体推理闭环的构建、合规管理子系统潜入</w:t>
-      </w:r>
-      <w:r>
-        <w:t>在实现层面，系统综合采用向量检索、</w:t>
-      </w:r>
-      <w:r>
-        <w:rPr>
-          <w:rFonts w:hint="eastAsia"/>
-        </w:rPr>
-        <w:t>上下文工程</w:t>
-      </w:r>
-      <w:r>
-        <w:t>与可信组件化部署思路，将记忆写入</w:t>
+        <w:t>为验证所提方法在长期记忆可用性、对话一致性与风险披露完整性等关键目标上的有效性，本文采用实证实验法构建对比实验与评测体系。数据层面，一方面选用</w:t>
+      </w:r>
+      <w:r>
+        <w:rPr>
+          <w:rFonts w:hint="eastAsia"/>
+        </w:rPr>
+        <w:t>通用的对话</w:t>
+      </w:r>
+      <w:r>
+        <w:t>数据集评估通用长对话场景下的长期记忆召回效果；另一方面结合证券咨询任务特性，</w:t>
+      </w:r>
+      <w:r>
+        <w:rPr>
+          <w:rFonts w:hint="eastAsia"/>
+        </w:rPr>
+        <w:t>构建了</w:t>
+      </w:r>
+      <w:r>
+        <w:t>金融</w:t>
+      </w:r>
+      <w:r>
+        <w:rPr>
+          <w:rFonts w:hint="eastAsia"/>
+        </w:rPr>
+        <w:t>咨询</w:t>
+      </w:r>
+      <w:r>
+        <w:t>多轮对话评测集用于</w:t>
+      </w:r>
+      <w:r>
+        <w:lastRenderedPageBreak/>
+        <w:t>垂域体验评估。指标层面，在通用领域以</w:t>
+      </w:r>
+      <w:r>
+        <w:rPr>
+          <w:rFonts w:hint="eastAsia"/>
+        </w:rPr>
+        <w:t>召回率</w:t>
+      </w:r>
+      <w:r>
+        <w:t>衡量记忆检索的覆盖能力；在金融场景进一步引入上下文连续性、画像对齐度、风险披露覆盖率、内容合规性与决策辅助解释度等综合指标</w:t>
+      </w:r>
+      <w:r>
+        <w:rPr>
+          <w:rFonts w:hint="eastAsia"/>
+        </w:rPr>
+        <w:t>。同时也通过案</w:t>
+      </w:r>
+      <w:r>
+        <w:t>例实证开展“证据</w:t>
       </w:r>
       <w:r>
         <w:rPr>
@@ -11196,25 +11119,49 @@
         <w:t>、</w:t>
       </w:r>
       <w:r>
-        <w:t>召回、推理链路与合规模块进行接口化设计，便于后续扩展与真实业务接入</w:t>
-      </w:r>
-      <w:r>
-        <w:rPr>
-          <w:rFonts w:hint="eastAsia"/>
-        </w:rPr>
-        <w:t>。</w:t>
+        <w:t>推理</w:t>
+      </w:r>
+      <w:r>
+        <w:rPr>
+          <w:rFonts w:hint="eastAsia"/>
+        </w:rPr>
+        <w:t>、</w:t>
+      </w:r>
+      <w:r>
+        <w:t>边界”的可追溯性验证，从而形成“可评测</w:t>
+      </w:r>
+      <w:r>
+        <w:rPr>
+          <w:rFonts w:hint="eastAsia"/>
+        </w:rPr>
+        <w:t>、</w:t>
+      </w:r>
+      <w:r>
+        <w:t>可归因</w:t>
+      </w:r>
+      <w:r>
+        <w:rPr>
+          <w:rFonts w:hint="eastAsia"/>
+        </w:rPr>
+        <w:t>、</w:t>
+      </w:r>
+      <w:r>
+        <w:t>可复现”的验证闭环。</w:t>
       </w:r>
     </w:p>
     <w:p>
       <w:pPr>
         <w:ind w:start="21pt" w:firstLineChars="25" w:firstLine="3pt"/>
+      </w:pPr>
+      <w:r>
         <w:rPr>
           <w:rStyle w:val="a9"/>
           <w:b w:val="0"/>
           <w:bCs w:val="0"/>
           <w:color w:val="000000"/>
         </w:rPr>
-      </w:pPr>
+        <w:t>（四）商业价值与结论（第6</w:t>
+      </w:r>
       <w:r>
         <w:rPr>
           <w:rStyle w:val="a9"/>
@@ -11222,106 +11169,8 @@
           <w:bCs w:val="0"/>
           <w:color w:val="000000"/>
         </w:rPr>
-        <w:t>（三）实证验证与性能评估（第5章）</w:t>
-      </w:r>
-    </w:p>
-    <w:p>
-      <w:pPr>
-        <w:ind w:firstLine="21pt"/>
-      </w:pPr>
-      <w:r>
-        <w:t>为验证所提方法在长期记忆可用性、对话一致性与风险披露完整性等关键目标上的有效性，本文采用实证实验法构建对比实验与评测体系。数据层面，一方面选用</w:t>
-      </w:r>
-      <w:r>
-        <w:rPr>
-          <w:rFonts w:hint="eastAsia"/>
-        </w:rPr>
-        <w:t>通用的对话</w:t>
-      </w:r>
-      <w:r>
-        <w:t>数据集评估通用长对话场景下的长期记忆召回效果；另一方面结合证券咨询任务特性，</w:t>
-      </w:r>
-      <w:r>
-        <w:rPr>
-          <w:rFonts w:hint="eastAsia"/>
-        </w:rPr>
-        <w:t>构建了</w:t>
-      </w:r>
-      <w:r>
-        <w:t>金融</w:t>
-      </w:r>
-      <w:r>
-        <w:rPr>
-          <w:rFonts w:hint="eastAsia"/>
-        </w:rPr>
-        <w:t>咨询</w:t>
-      </w:r>
-      <w:r>
-        <w:t>多轮对话评测集用于</w:t>
-      </w:r>
-      <w:r>
-        <w:lastRenderedPageBreak/>
-        <w:t>垂域体验评估。指标层面，在通用领域以</w:t>
-      </w:r>
-      <w:r>
-        <w:rPr>
-          <w:rFonts w:hint="eastAsia"/>
-        </w:rPr>
-        <w:t>召回率</w:t>
-      </w:r>
-      <w:r>
-        <w:t>衡量记忆检索的覆盖能力；在金融场景进一步引入上下文连续性、画像对齐度、风险披露覆盖率、内容合规性与决策辅助解释度等综合指标</w:t>
-      </w:r>
-      <w:r>
-        <w:rPr>
-          <w:rFonts w:hint="eastAsia"/>
-        </w:rPr>
-        <w:t>。同时也通过案</w:t>
-      </w:r>
-      <w:r>
-        <w:t>例实证开展“证据</w:t>
-      </w:r>
-      <w:r>
-        <w:rPr>
-          <w:rFonts w:hint="eastAsia"/>
-        </w:rPr>
-        <w:t>、</w:t>
-      </w:r>
-      <w:r>
-        <w:t>推理</w:t>
-      </w:r>
-      <w:r>
-        <w:rPr>
-          <w:rFonts w:hint="eastAsia"/>
-        </w:rPr>
-        <w:t>、</w:t>
-      </w:r>
-      <w:r>
-        <w:t>边界”的可追溯性验证，从而形成“可评测</w:t>
-      </w:r>
-      <w:r>
-        <w:rPr>
-          <w:rFonts w:hint="eastAsia"/>
-        </w:rPr>
-        <w:t>、</w:t>
-      </w:r>
-      <w:r>
-        <w:t>可归因</w:t>
-      </w:r>
-      <w:r>
-        <w:rPr>
-          <w:rFonts w:hint="eastAsia"/>
-        </w:rPr>
-        <w:t>、</w:t>
-      </w:r>
-      <w:r>
-        <w:t>可复现”的验证闭环。</w:t>
-      </w:r>
-    </w:p>
-    <w:p>
-      <w:pPr>
-        <w:ind w:start="21pt" w:firstLineChars="25" w:firstLine="3pt"/>
-      </w:pPr>
+        <w:t xml:space="preserve"> - 7</w:t>
+      </w:r>
       <w:r>
         <w:rPr>
           <w:rStyle w:val="a9"/>
@@ -11329,24 +11178,6 @@
           <w:bCs w:val="0"/>
           <w:color w:val="000000"/>
         </w:rPr>
-        <w:t>（四）商业价值与结论（第6</w:t>
-      </w:r>
-      <w:r>
-        <w:rPr>
-          <w:rStyle w:val="a9"/>
-          <w:b w:val="0"/>
-          <w:bCs w:val="0"/>
-          <w:color w:val="000000"/>
-        </w:rPr>
-        <w:t xml:space="preserve"> - 7</w:t>
-      </w:r>
-      <w:r>
-        <w:rPr>
-          <w:rStyle w:val="a9"/>
-          <w:b w:val="0"/>
-          <w:bCs w:val="0"/>
-          <w:color w:val="000000"/>
-        </w:rPr>
         <w:t>章）</w:t>
       </w:r>
     </w:p>
@@ -11355,15 +11186,7 @@
         <w:ind w:firstLine="21pt"/>
       </w:pPr>
       <w:r>
-        <w:t>在完成技术与实验验证后，本文进一步从应用落地层面评估</w:t>
-      </w:r>
-      <w:proofErr w:type="spellStart"/>
-      <w:r>
-        <w:t>MemFinRobot</w:t>
-      </w:r>
-      <w:proofErr w:type="spellEnd"/>
-      <w:r>
-        <w:t>的可行性与商业价值：选取产品比较、投资者教育陪伴等典型场景展示系统能力，</w:t>
+        <w:t>在完成技术与实验验证后，本文进一步从应用落地层面评估MemFinRobot的可行性与商业价值：选取产品比较、投资者教育陪伴等典型场景展示系统能力，</w:t>
       </w:r>
       <w:r>
         <w:rPr>
@@ -11910,47 +11733,94 @@
         <w:rPr>
           <w:rFonts w:cs="Times New Roman"/>
         </w:rPr>
-        <w:t>(</w:t>
-      </w:r>
-      <w:proofErr w:type="spellStart"/>
+        <w:t>(Kulshreshtha等, 2020)</w:t>
+      </w:r>
+      <w:r>
+        <w:fldChar w:fldCharType="end"/>
+      </w:r>
+      <w:r>
+        <w:rPr>
+          <w:rFonts w:hint="eastAsia"/>
+        </w:rPr>
+        <w:t>。</w:t>
+      </w:r>
+      <w:r>
+        <w:t>第二阶段是面向对话的预训练与微调路线，如DialoGPT基于大规模论坛对话链训练，以提升多轮上下文条件下的生成连贯性</w:t>
+      </w:r>
+      <w:r>
+        <w:fldChar w:fldCharType="begin"/>
+      </w:r>
+      <w:r>
+        <w:instrText xml:space="preserve"> ADDIN ZOTERO_ITEM CSL_CITATION {"citationID":"SiCNC9oT","properties":{"formattedCitation":"(Zhang Y, Sun, \\uc0\\u31561{}, 2020)","plainCitation":"(Zhang Y, Sun, 等, 2020)","noteIndex":0},"citationItems":[{"id":21,"uris":["http://zotero.org/users/local/ibQM8ZuJ/items/5NLHCWSG"],"itemData":{"id":21,"type":"paper-conference","abstract":"We present a large, tunable neural conversational response generation model, DIALOGPT (dialogue generative pre-trained transformer). Trained on 147M conversation-like exchanges extracted from Reddit comment chains over a period spanning from 2005 through 2017, DialoGPT extends the Hugging Face PyTorch transformer to attain a performance close to human both in terms of automatic and human evaluation in single-turn dialogue settings. We show that conversational systems that leverage DialoGPT generate more relevant, contentful and context-consistent responses than strong baseline systems. The pre-trained model and training pipeline are publicly released to facilitate research into neural response generation and the development of more intelligent open-domain dialogue systems.","container-title":"Proceedings of the 58th Annual Meeting of the Association for Computational Linguistics: System Demonstrations","DOI":"10.18653/v1/2020.acl-demos.30","page":"270–278","publisher":"Association for Computational Linguistics","publisher-place":"Online","title":"DIALOGPT : Large-Scale Generative Pre-training for Conversational Response Generation","URL":"https://aclanthology.org/2020.acl-demos.30/","author":[{"family":"Zhang","given":"Yizhe"},{"family":"Sun","given":"Siqi"},{"family":"Galley","given":"Michel"},{"family":"Chen","given":"Yen-Chun"},{"family":"Brockett","given":"Chris"},{"family":"Gao","given":"Xiang"},{"family":"Gao","given":"Jianfeng"},{"family":"Liu","given":"Jingjing"},{"family":"Dolan","given":"Bill"}],"editor":[{"family":"Celikyilmaz","given":"Asli"},{"family":"Wen","given":"Tsung-Hsien"}],"issued":{"date-parts":[["2020",7]]}}}],"schema":"https://github.com/citation-style-language/schema/raw/master/csl-citation.json"} </w:instrText>
+      </w:r>
+      <w:r>
+        <w:fldChar w:fldCharType="separate"/>
+      </w:r>
       <w:r>
         <w:rPr>
           <w:rFonts w:cs="Times New Roman"/>
         </w:rPr>
-        <w:t>Kulshreshtha</w:t>
-      </w:r>
-      <w:proofErr w:type="spellEnd"/>
+        <w:t>(Zhang Y, Sun, 等, 2020)</w:t>
+      </w:r>
+      <w:r>
+        <w:fldChar w:fldCharType="end"/>
+      </w:r>
+      <w:r>
+        <w:t>。第三阶段是以RLHF</w:t>
+      </w:r>
+      <w:r>
+        <w:rPr>
+          <w:rFonts w:hint="eastAsia"/>
+        </w:rPr>
+        <w:t>、</w:t>
+      </w:r>
+      <w:r>
+        <w:t>对齐训练为核心的指令遵循路线，通过人类偏好反馈提升模型对用户意图的服从性与有用性</w:t>
+      </w:r>
+      <w:r>
+        <w:fldChar w:fldCharType="begin"/>
+      </w:r>
+      <w:r>
+        <w:instrText xml:space="preserve"> ADDIN ZOTERO_ITEM CSL_CITATION {"citationID":"6igAfJlr","properties":{"formattedCitation":"(Ouyang\\uc0\\u31561{}, 2022)","plainCitation":"(Ouyang等, 2022)","noteIndex":0},"citationItems":[{"id":19,"uris":["http://zotero.org/users/local/ibQM8ZuJ/items/IRVX6WPZ"],"itemData":{"id":19,"type":"paper-conference","container-title":"Advances in Neural Information Processing Systems","page":"27730–27744","publisher":"Curran Associates, Inc.","title":"Training language models to follow instructions with human feedback","URL":"https://proceedings.neurips.cc/paper_files/paper/2022/file/b1efde53be364a73914f58805a001731-Paper-Conference.pdf","volume":"35","author":[{"family":"Ouyang","given":"Long"},{"family":"Wu","given":"Jeffrey"},{"family":"Jiang","given":"Xu"},{"family":"Almeida","given":"Diogo"},{"family":"Wainwright","given":"Carroll"},{"family":"Mishkin","given":"Pamela"},{"family":"Zhang","given":"Chong"},{"family":"Agarwal","given":"Sandhini"},{"family":"Slama","given":"Katarina"},{"family":"Ray","given":"Alex"},{"family":"Schulman","given":"John"},{"family":"Hilton","given":"Jacob"},{"family":"Kelton","given":"Fraser"},{"family":"Miller","given":"Luke"},{"family":"Simens","given":"Maddie"},{"family":"Askell","given":"Amanda"},{"family":"Welinder","given":"Peter"},{"family":"Christiano","given":"Paul F"},{"family":"Leike","given":"Jan"},{"family":"Lowe","given":"Ryan"}],"editor":[{"family":"Koyejo","given":"S."},{"family":"Mohamed","given":"S."},{"family":"Agarwal","given":"A."},{"family":"Belgrave","given":"D."},{"family":"Cho","given":"K."},{"family":"Oh","given":"A."}],"issued":{"date-parts":[["2022"]]}}}],"schema":"https://github.com/citation-style-language/schema/raw/master/csl-citation.json"} </w:instrText>
+      </w:r>
+      <w:r>
+        <w:fldChar w:fldCharType="separate"/>
+      </w:r>
       <w:r>
         <w:rPr>
           <w:rFonts w:cs="Times New Roman"/>
         </w:rPr>
-        <w:t>等, 2020)</w:t>
+        <w:t>(Ouyang等, 2022)</w:t>
       </w:r>
       <w:r>
         <w:fldChar w:fldCharType="end"/>
       </w:r>
       <w:r>
-        <w:rPr>
-          <w:rFonts w:hint="eastAsia"/>
-        </w:rPr>
-        <w:t>。</w:t>
-      </w:r>
-      <w:r>
-        <w:t>第二阶段是面向对话的预训练与微调路线，如</w:t>
-      </w:r>
-      <w:proofErr w:type="spellStart"/>
-      <w:r>
-        <w:t>DialoGPT</w:t>
-      </w:r>
-      <w:proofErr w:type="spellEnd"/>
-      <w:r>
-        <w:t>基于大规模论坛对话链训练，以提升多轮上下文条件下的生成连贯性</w:t>
+        <w:t>，并在更大规模模型上进一步推动通用能力与对话可用性</w:t>
       </w:r>
       <w:r>
         <w:fldChar w:fldCharType="begin"/>
       </w:r>
       <w:r>
-        <w:instrText xml:space="preserve"> ADDIN ZOTERO_ITEM CSL_CITATION {"citationID":"SiCNC9oT","properties":{"formattedCitation":"(Zhang Y, Sun, \\uc0\\u31561{}, 2020)","plainCitation":"(Zhang Y, Sun, 等, 2020)","noteIndex":0},"citationItems":[{"id":21,"uris":["http://zotero.org/users/local/ibQM8ZuJ/items/5NLHCWSG"],"itemData":{"id":21,"type":"paper-conference","abstract":"We present a large, tunable neural conversational response generation model, DIALOGPT (dialogue generative pre-trained transformer). Trained on 147M conversation-like exchanges extracted from Reddit comment chains over a period spanning from 2005 through 2017, DialoGPT extends the Hugging Face PyTorch transformer to attain a performance close to human both in terms of automatic and human evaluation in single-turn dialogue settings. We show that conversational systems that leverage DialoGPT generate more relevant, contentful and context-consistent responses than strong baseline systems. The pre-trained model and training pipeline are publicly released to facilitate research into neural response generation and the development of more intelligent open-domain dialogue systems.","container-title":"Proceedings of the 58th Annual Meeting of the Association for Computational Linguistics: System Demonstrations","DOI":"10.18653/v1/2020.acl-demos.30","page":"270–278","publisher":"Association for Computational Linguistics","publisher-place":"Online","title":"DIALOGPT : Large-Scale Generative Pre-training for Conversational Response Generation","URL":"https://aclanthology.org/2020.acl-demos.30/","author":[{"family":"Zhang","given":"Yizhe"},{"family":"Sun","given":"Siqi"},{"family":"Galley","given":"Michel"},{"family":"Chen","given":"Yen-Chun"},{"family":"Brockett","given":"Chris"},{"family":"Gao","given":"Xiang"},{"family":"Gao","given":"Jianfeng"},{"family":"Liu","given":"Jingjing"},{"family":"Dolan","given":"Bill"}],"editor":[{"family":"Celikyilmaz","given":"Asli"},{"family":"Wen","given":"Tsung-Hsien"}],"issued":{"date-parts":[["2020",7]]}}}],"schema":"https://github.com/citation-style-language/schema/raw/master/csl-citation.json"} </w:instrText>
+        <w:instrText xml:space="preserve"> ADDIN ZOTERO_ITEM CSL_CITATION {"citationID":"GOWbEPHL","properties":{"formattedCitation":"(OpenAI\\uc0\\u31561{}, 2024)","plainCitation":"(OpenAI等, 2024)","noteIndex":0},"citationItems":[{"id":18,"uris":["http://zotero.org/users/local/ibQM8ZuJ/items/HYLXRMGC"],"itemData":{"id":18,"type":"document","note":"_eprint: 2303.08774","title":"GPT-4 Technical Report","URL":"https://arxiv.org/abs/2303.08774","author":[{"literal":"OpenAI"},{"family":"Achiam","given":"Josh"},{"family":"Adler","given":"Steven"},{"family":"Agarwal","given":"Sandhini"},{"family":"Ahmad","given":"Lama"},{"family":"Akkaya","given":"Ilge"},{"family":"Aleman","given":"Florencia Leoni"},{"family":"Almeida","given":"Diogo"},{"family":"Altenschmidt","given":"Janko"},{"family":"Altman","given":"Sam"},{"family":"Anadkat","given":"Shyamal"},{"family":"Avila","given":"Red"},{"family":"Babuschkin","given":"Igor"},{"family":"Balaji","given":"Suchir"},{"family":"Balcom","given":"Valerie"},{"family":"Baltescu","given":"Paul"},{"family":"Bao","given":"Haiming"},{"family":"Bavarian","given":"Mohammad"},{"family":"Belgum","given":"Jeff"},{"family":"Bello","given":"Irwan"},{"family":"Berdine","given":"Jake"},{"family":"Bernadett-Shapiro","given":"Gabriel"},{"family":"Berner","given":"Christopher"},{"family":"Bogdonoff","given":"Lenny"},{"family":"Boiko","given":"Oleg"},{"family":"Boyd","given":"Madelaine"},{"family":"Brakman","given":"Anna-Luisa"},{"family":"Brockman","given":"Greg"},{"family":"Brooks","given":"Tim"},{"family":"Brundage","given":"Miles"},{"family":"Button","given":"Kevin"},{"family":"Cai","given":"Trevor"},{"family":"Campbell","given":"Rosie"},{"family":"Cann","given":"Andrew"},{"family":"Carey","given":"Brittany"},{"family":"Carlson","given":"Chelsea"},{"family":"Carmichael","given":"Rory"},{"family":"Chan","given":"Brooke"},{"family":"Chang","given":"Che"},{"family":"Chantzis","given":"Fotis"},{"family":"Chen","given":"Derek"},{"family":"Chen","given":"Sully"},{"family":"Chen","given":"Ruby"},{"family":"Chen","given":"Jason"},{"family":"Chen","given":"Mark"},{"family":"Chess","given":"Ben"},{"family":"Cho","given":"Chester"},{"family":"Chu","given":"Casey"},{"family":"Chung","given":"Hyung Won"},{"family":"Cummings","given":"Dave"},{"family":"Currier","given":"Jeremiah"},{"family":"Dai","given":"Yunxing"},{"family":"Decareaux","given":"Cory"},{"family":"Degry","given":"Thomas"},{"family":"Deutsch","given":"Noah"},{"family":"Deville","given":"Damien"},{"family":"Dhar","given":"Arka"},{"family":"Dohan","given":"David"},{"family":"Dowling","given":"Steve"},{"family":"Dunning","given":"Sheila"},{"family":"Ecoffet","given":"Adrien"},{"family":"Eleti","given":"Atty"},{"family":"Eloundou","given":"Tyna"},{"family":"Farhi","given":"David"},{"family":"Fedus","given":"Liam"},{"family":"Felix","given":"Niko"},{"family":"Fishman","given":"Simón Posada"},{"family":"Forte","given":"Juston"},{"family":"Fulford","given":"Isabella"},{"family":"Gao","given":"Leo"},{"family":"Georges","given":"Elie"},{"family":"Gibson","given":"Christian"},{"family":"Goel","given":"Vik"},{"family":"Gogineni","given":"Tarun"},{"family":"Goh","given":"Gabriel"},{"family":"Gontijo-Lopes","given":"Rapha"},{"family":"Gordon","given":"Jonathan"},{"family":"Grafstein","given":"Morgan"},{"family":"Gray","given":"Scott"},{"family":"Greene","given":"Ryan"},{"family":"Gross","given":"Joshua"},{"family":"Gu","given":"Shixiang Shane"},{"family":"Guo","given":"Yufei"},{"family":"Hallacy","given":"Chris"},{"family":"Han","given":"Jesse"},{"family":"Harris","given":"Jeff"},{"family":"He","given":"Yuchen"},{"family":"Heaton","given":"Mike"},{"family":"Heidecke","given":"Johannes"},{"family":"Hesse","given":"Chris"},{"family":"Hickey","given":"Alan"},{"family":"Hickey","given":"Wade"},{"family":"Hoeschele","given":"Peter"},{"family":"Houghton","given":"Brandon"},{"family":"Hsu","given":"Kenny"},{"family":"Hu","given":"Shengli"},{"family":"Hu","given":"Xin"},{"family":"Huizinga","given":"Joost"},{"family":"Jain","given":"Shantanu"},{"family":"Jain","given":"Shawn"},{"family":"Jang","given":"Joanne"},{"family":"Jiang","given":"Angela"},{"family":"Jiang","given":"Roger"},{"family":"Jin","given":"Haozhun"},{"family":"Jin","given":"Denny"},{"family":"Jomoto","given":"Shino"},{"family":"Jonn","given":"Billie"},{"family":"Jun","given":"Heewoo"},{"family":"Kaftan","given":"Tomer"},{"family":"Kaiser","given":"</w:instrText>
+      </w:r>
+      <w:r>
+        <w:rPr>
+          <w:rFonts w:ascii="Cambria" w:hAnsi="Cambria" w:cs="Cambria"/>
+        </w:rPr>
+        <w:instrText>Ł</w:instrText>
+      </w:r>
+      <w:r>
+        <w:instrText>ukasz"},{"family":"Kamali","given":"Ali"},{"family":"Kanitscheider","given":"Ingmar"},{"family":"Keskar","given":"Nitish Shirish"},{"family":"Khan","given":"Tabarak"},{"family":"Kilpatrick","given":"Logan"},{"family":"Kim","given":"Jong Wook"},{"family":"Kim","given":"Christina"},{"family":"Kim","given":"Yongjik"},{"family":"Kirchner","given":"Jan Hendrik"},{"family":"Kiros","given":"Jamie"},{"family":"Knight","given":"Matt"},{"family":"Kokotajlo","given":"Daniel"},{"family":"Kondraciuk","given":"</w:instrText>
+      </w:r>
+      <w:r>
+        <w:rPr>
+          <w:rFonts w:ascii="Cambria" w:hAnsi="Cambria" w:cs="Cambria"/>
+        </w:rPr>
+        <w:instrText>Ł</w:instrText>
+      </w:r>
+      <w:r>
+        <w:instrText xml:space="preserve">ukasz"},{"family":"Kondrich","given":"Andrew"},{"family":"Konstantinidis","given":"Aris"},{"family":"Kosic","given":"Kyle"},{"family":"Krueger","given":"Gretchen"},{"family":"Kuo","given":"Vishal"},{"family":"Lampe","given":"Michael"},{"family":"Lan","given":"Ikai"},{"family":"Lee","given":"Teddy"},{"family":"Leike","given":"Jan"},{"family":"Leung","given":"Jade"},{"family":"Levy","given":"Daniel"},{"family":"Li","given":"Chak Ming"},{"family":"Lim","given":"Rachel"},{"family":"Lin","given":"Molly"},{"family":"Lin","given":"Stephanie"},{"family":"Litwin","given":"Mateusz"},{"family":"Lopez","given":"Theresa"},{"family":"Lowe","given":"Ryan"},{"family":"Lue","given":"Patricia"},{"family":"Makanju","given":"Anna"},{"family":"Malfacini","given":"Kim"},{"family":"Manning","given":"Sam"},{"family":"Markov","given":"Todor"},{"family":"Markovski","given":"Yaniv"},{"family":"Martin","given":"Bianca"},{"family":"Mayer","given":"Katie"},{"family":"Mayne","given":"Andrew"},{"family":"McGrew","given":"Bob"},{"family":"McKinney","given":"Scott Mayer"},{"family":"McLeavey","given":"Christine"},{"family":"McMillan","given":"Paul"},{"family":"McNeil","given":"Jake"},{"family":"Medina","given":"David"},{"family":"Mehta","given":"Aalok"},{"family":"Menick","given":"Jacob"},{"family":"Metz","given":"Luke"},{"family":"Mishchenko","given":"Andrey"},{"family":"Mishkin","given":"Pamela"},{"family":"Monaco","given":"Vinnie"},{"family":"Morikawa","given":"Evan"},{"family":"Mossing","given":"Daniel"},{"family":"Mu","given":"Tong"},{"family":"Murati","given":"Mira"},{"family":"Murk","given":"Oleg"},{"family":"Mély","given":"David"},{"family":"Nair","given":"Ashvin"},{"family":"Nakano","given":"Reiichiro"},{"family":"Nayak","given":"Rajeev"},{"family":"Neelakantan","given":"Arvind"},{"family":"Ngo","given":"Richard"},{"family":"Noh","given":"Hyeonwoo"},{"family":"Ouyang","given":"Long"},{"family":"O'Keefe","given":"Cullen"},{"family":"Pachocki","given":"Jakub"},{"family":"Paino","given":"Alex"},{"family":"Palermo","given":"Joe"},{"family":"Pantuliano","given":"Ashley"},{"family":"Parascandolo","given":"Giambattista"},{"family":"Parish","given":"Joel"},{"family":"Parparita","given":"Emy"},{"family":"Passos","given":"Alex"},{"family":"Pavlov","given":"Mikhail"},{"family":"Peng","given":"Andrew"},{"family":"Perelman","given":"Adam"},{"family":"Peres","given":"Filipe de Avila Belbute"},{"family":"Petrov","given":"Michael"},{"family":"Pinto","given":"Henrique Ponde de Oliveira"},{"literal":"Michael"},{"literal":"Pokorny"},{"family":"Pokrass","given":"Michelle"},{"family":"Pong","given":"Vitchyr H."},{"family":"Powell","given":"Tolly"},{"family":"Power","given":"Alethea"},{"family":"Power","given":"Boris"},{"family":"Proehl","given":"Elizabeth"},{"family":"Puri","given":"Raul"},{"family":"Radford","given":"Alec"},{"family":"Rae","given":"Jack"},{"family":"Ramesh","given":"Aditya"},{"family":"Raymond","given":"Cameron"},{"family":"Real","given":"Francis"},{"family":"Rimbach","given":"Kendra"},{"family":"Ross","given":"Carl"},{"family":"Rotsted","given":"Bob"},{"family":"Roussez","given":"Henri"},{"family":"Ryder","given":"Nick"},{"family":"Saltarelli","given":"Mario"},{"family":"Sanders","given":"Ted"},{"family":"Santurkar","given":"Shibani"},{"family":"Sastry","given":"Girish"},{"family":"Schmidt","given":"Heather"},{"family":"Schnurr","given":"David"},{"family":"Schulman","given":"John"},{"family":"Selsam","given":"Daniel"},{"family":"Sheppard","given":"Kyla"},{"family":"Sherbakov","given":"Toki"},{"family":"Shieh","given":"Jessica"},{"family":"Shoker","given":"Sarah"},{"family":"Shyam","given":"Pranav"},{"family":"Sidor","given":"Szymon"},{"family":"Sigler","given":"Eric"},{"family":"Simens","given":"Maddie"},{"family":"Sitkin","given":"Jordan"},{"family":"Slama","given":"Katarina"},{"family":"Sohl","given":"Ian"},{"family":"Sokolowsky","given":"Benjamin"},{"family":"Song","given":"Yang"},{"family":"Staudacher","given":"Natalie"},{"family":"Such","given":"Felipe Petroski"},{"family":"Summers","given":"Natalie"},{"family":"Sutskever","given":"Ilya"},{"family":"Tang","given":"Jie"},{"family":"Tezak","given":"Nikolas"},{"family":"Thompson","given":"Madeleine B."},{"family":"Tillet","given":"Phil"},{"family":"Tootoonchian","given":"Amin"},{"family":"Tseng","given":"Elizabeth"},{"family":"Tuggle","given":"Preston"},{"family":"Turley","given":"Nick"},{"family":"Tworek","given":"Jerry"},{"family":"Uribe","given":"Juan Felipe Cerón"},{"family":"Vallone","given":"Andrea"},{"family":"Vijayvergiya","given":"Arun"},{"family":"Voss","given":"Chelsea"},{"family":"Wainwright","given":"Carroll"},{"family":"Wang","given":"Justin Jay"},{"family":"Wang","given":"Alvin"},{"family":"Wang","given":"Ben"},{"family":"Ward","given":"Jonathan"},{"family":"Wei","given":"Jason"},{"family":"Weinmann","given":"C. J."},{"family":"Welihinda","given":"Akila"},{"family":"Welinder","given":"Peter"},{"family":"Weng","given":"Jiayi"},{"family":"Weng","given":"Lilian"},{"family":"Wiethoff","given":"Matt"},{"family":"Willner","given":"Dave"},{"family":"Winter","given":"Clemens"},{"family":"Wolrich","given":"Samuel"},{"family":"Wong","given":"Hannah"},{"family":"Workman","given":"Lauren"},{"family":"Wu","given":"Sherwin"},{"family":"Wu","given":"Jeff"},{"family":"Wu","given":"Michael"},{"family":"Xiao","given":"Kai"},{"family":"Xu","given":"Tao"},{"family":"Yoo","given":"Sarah"},{"family":"Yu","given":"Kevin"},{"family":"Yuan","given":"Qiming"},{"family":"Zaremba","given":"Wojciech"},{"family":"Zellers","given":"Rowan"},{"family":"Zhang","given":"Chong"},{"family":"Zhang","given":"Marvin"},{"family":"Zhao","given":"Shengjia"},{"family":"Zheng","given":"Tianhao"},{"family":"Zhuang","given":"Juntang"},{"family":"Zhuk","given":"William"},{"family":"Zoph","given":"Barret"}],"issued":{"date-parts":[["2024"]]}}}],"schema":"https://github.com/citation-style-language/schema/raw/master/csl-citation.json"} </w:instrText>
       </w:r>
       <w:r>
         <w:fldChar w:fldCharType="separate"/>
@@ -11959,90 +11829,7 @@
         <w:rPr>
           <w:rFonts w:cs="Times New Roman"/>
         </w:rPr>
-        <w:t>(Zhang Y, Sun, 等, 2020)</w:t>
-      </w:r>
-      <w:r>
-        <w:fldChar w:fldCharType="end"/>
-      </w:r>
-      <w:r>
-        <w:t>。第三阶段是以RLHF</w:t>
-      </w:r>
-      <w:r>
-        <w:rPr>
-          <w:rFonts w:hint="eastAsia"/>
-        </w:rPr>
-        <w:t>、</w:t>
-      </w:r>
-      <w:r>
-        <w:t>对齐训练为核心的指令遵循路线，通过人类偏好反馈提升模型对用户意图的服从性与有用性</w:t>
-      </w:r>
-      <w:r>
-        <w:fldChar w:fldCharType="begin"/>
-      </w:r>
-      <w:r>
-        <w:instrText xml:space="preserve"> ADDIN ZOTERO_ITEM CSL_CITATION {"citationID":"6igAfJlr","properties":{"formattedCitation":"(Ouyang\\uc0\\u31561{}, 2022)","plainCitation":"(Ouyang等, 2022)","noteIndex":0},"citationItems":[{"id":19,"uris":["http://zotero.org/users/local/ibQM8ZuJ/items/IRVX6WPZ"],"itemData":{"id":19,"type":"paper-conference","container-title":"Advances in Neural Information Processing Systems","page":"27730–27744","publisher":"Curran Associates, Inc.","title":"Training language models to follow instructions with human feedback","URL":"https://proceedings.neurips.cc/paper_files/paper/2022/file/b1efde53be364a73914f58805a001731-Paper-Conference.pdf","volume":"35","author":[{"family":"Ouyang","given":"Long"},{"family":"Wu","given":"Jeffrey"},{"family":"Jiang","given":"Xu"},{"family":"Almeida","given":"Diogo"},{"family":"Wainwright","given":"Carroll"},{"family":"Mishkin","given":"Pamela"},{"family":"Zhang","given":"Chong"},{"family":"Agarwal","given":"Sandhini"},{"family":"Slama","given":"Katarina"},{"family":"Ray","given":"Alex"},{"family":"Schulman","given":"John"},{"family":"Hilton","given":"Jacob"},{"family":"Kelton","given":"Fraser"},{"family":"Miller","given":"Luke"},{"family":"Simens","given":"Maddie"},{"family":"Askell","given":"Amanda"},{"family":"Welinder","given":"Peter"},{"family":"Christiano","given":"Paul F"},{"family":"Leike","given":"Jan"},{"family":"Lowe","given":"Ryan"}],"editor":[{"family":"Koyejo","given":"S."},{"family":"Mohamed","given":"S."},{"family":"Agarwal","given":"A."},{"family":"Belgrave","given":"D."},{"family":"Cho","given":"K."},{"family":"Oh","given":"A."}],"issued":{"date-parts":[["2022"]]}}}],"schema":"https://github.com/citation-style-language/schema/raw/master/csl-citation.json"} </w:instrText>
-      </w:r>
-      <w:r>
-        <w:fldChar w:fldCharType="separate"/>
-      </w:r>
-      <w:r>
-        <w:rPr>
-          <w:rFonts w:cs="Times New Roman"/>
-        </w:rPr>
-        <w:t>(Ouyang等, 2022)</w:t>
-      </w:r>
-      <w:r>
-        <w:fldChar w:fldCharType="end"/>
-      </w:r>
-      <w:r>
-        <w:t>，并在更大规模模型上进一步推动通用能力与对话可用性</w:t>
-      </w:r>
-      <w:r>
-        <w:fldChar w:fldCharType="begin"/>
-      </w:r>
-      <w:r>
-        <w:instrText xml:space="preserve"> ADDIN ZOTERO_ITEM CSL_CITATION {"citationID":"GOWbEPHL","properties":{"formattedCitation":"(OpenAI\\uc0\\u31561{}, 2024)","plainCitation":"(OpenAI等, 2024)","noteIndex":0},"citationItems":[{"id":18,"uris":["http://zotero.org/users/local/ibQM8ZuJ/items/HYLXRMGC"],"itemData":{"id":18,"type":"document","note":"_eprint: 2303.08774","title":"GPT-4 Technical Report","URL":"https://arxiv.org/abs/2303.08774","author":[{"literal":"OpenAI"},{"family":"Achiam","given":"Josh"},{"family":"Adler","given":"Steven"},{"family":"Agarwal","given":"Sandhini"},{"family":"Ahmad","given":"Lama"},{"family":"Akkaya","given":"Ilge"},{"family":"Aleman","given":"Florencia Leoni"},{"family":"Almeida","given":"Diogo"},{"family":"Altenschmidt","given":"Janko"},{"family":"Altman","given":"Sam"},{"family":"Anadkat","given":"Shyamal"},{"family":"Avila","given":"Red"},{"family":"Babuschkin","given":"Igor"},{"family":"Balaji","given":"Suchir"},{"family":"Balcom","given":"Valerie"},{"family":"Baltescu","given":"Paul"},{"family":"Bao","given":"Haiming"},{"family":"Bavarian","given":"Mohammad"},{"family":"Belgum","given":"Jeff"},{"family":"Bello","given":"Irwan"},{"family":"Berdine","given":"Jake"},{"family":"Bernadett-Shapiro","given":"Gabriel"},{"family":"Berner","given":"Christopher"},{"family":"Bogdonoff","given":"Lenny"},{"family":"Boiko","given":"Oleg"},{"family":"Boyd","given":"Madelaine"},{"family":"Brakman","given":"Anna-Luisa"},{"family":"Brockman","given":"Greg"},{"family":"Brooks","given":"Tim"},{"family":"Brundage","given":"Miles"},{"family":"Button","given":"Kevin"},{"family":"Cai","given":"Trevor"},{"family":"Campbell","given":"Rosie"},{"family":"Cann","given":"Andrew"},{"family":"Carey","given":"Brittany"},{"family":"Carlson","given":"Chelsea"},{"family":"Carmichael","given":"Rory"},{"family":"Chan","given":"Brooke"},{"family":"Chang","given":"Che"},{"family":"Chantzis","given":"Fotis"},{"family":"Chen","given":"Derek"},{"family":"Chen","given":"Sully"},{"family":"Chen","given":"Ruby"},{"family":"Chen","given":"Jason"},{"family":"Chen","given":"Mark"},{"family":"Chess","given":"Ben"},{"family":"Cho","given":"Chester"},{"family":"Chu","given":"Casey"},{"family":"Chung","given":"Hyung Won"},{"family":"Cummings","given":"Dave"},{"family":"Currier","given":"Jeremiah"},{"family":"Dai","given":"Yunxing"},{"family":"Decareaux","given":"Cory"},{"family":"Degry","given":"Thomas"},{"family":"Deutsch","given":"Noah"},{"family":"Deville","given":"Damien"},{"family":"Dhar","given":"Arka"},{"family":"Dohan","given":"David"},{"family":"Dowling","given":"Steve"},{"family":"Dunning","given":"Sheila"},{"family":"Ecoffet","given":"Adrien"},{"family":"Eleti","given":"Atty"},{"family":"Eloundou","given":"Tyna"},{"family":"Farhi","given":"David"},{"family":"Fedus","given":"Liam"},{"family":"Felix","given":"Niko"},{"family":"Fishman","given":"Simón Posada"},{"family":"Forte","given":"Juston"},{"family":"Fulford","given":"Isabella"},{"family":"Gao","given":"Leo"},{"family":"Georges","given":"Elie"},{"family":"Gibson","given":"Christian"},{"family":"Goel","given":"Vik"},{"family":"Gogineni","given":"Tarun"},{"family":"Goh","given":"Gabriel"},{"family":"Gontijo-Lopes","given":"Rapha"},{"family":"Gordon","given":"Jonathan"},{"family":"Grafstein","given":"Morgan"},{"family":"Gray","given":"Scott"},{"family":"Greene","given":"Ryan"},{"family":"Gross","given":"Joshua"},{"family":"Gu","given":"Shixiang Shane"},{"family":"Guo","given":"Yufei"},{"family":"Hallacy","given":"Chris"},{"family":"Han","given":"Jesse"},{"family":"Harris","given":"Jeff"},{"family":"He","given":"Yuchen"},{"family":"Heaton","given":"Mike"},{"family":"Heidecke","given":"Johannes"},{"family":"Hesse","given":"Chris"},{"family":"Hickey","given":"Alan"},{"family":"Hickey","given":"Wade"},{"family":"Hoeschele","given":"Peter"},{"family":"Houghton","given":"Brandon"},{"family":"Hsu","given":"Kenny"},{"family":"Hu","given":"Shengli"},{"family":"Hu","given":"Xin"},{"family":"Huizinga","given":"Joost"},{"family":"Jain","given":"Shantanu"},{"family":"Jain","given":"Shawn"},{"family":"Jang","given":"Joanne"},{"family":"Jiang","given":"Angela"},{"family":"Jiang","given":"Roger"},{"family":"Jin","given":"Haozhun"},{"family":"Jin","given":"Denny"},{"family":"Jomoto","given":"Shino"},{"family":"Jonn","given":"Billie"},{"family":"Jun","given":"Heewoo"},{"family":"Kaftan","given":"Tomer"},{"family":"Kaiser","given":"</w:instrText>
-      </w:r>
-      <w:r>
-        <w:rPr>
-          <w:rFonts w:ascii="Cambria" w:hAnsi="Cambria" w:cs="Cambria"/>
-        </w:rPr>
-        <w:instrText>Ł</w:instrText>
-      </w:r>
-      <w:r>
-        <w:instrText>ukasz"},{"family":"Kamali","given":"Ali"},{"family":"Kanitscheider","given":"Ingmar"},{"family":"Keskar","given":"Nitish Shirish"},{"family":"Khan","given":"Tabarak"},{"family":"Kilpatrick","given":"Logan"},{"family":"Kim","given":"Jong Wook"},{"family":"Kim","given":"Christina"},{"family":"Kim","given":"Yongjik"},{"family":"Kirchner","given":"Jan Hendrik"},{"family":"Kiros","given":"Jamie"},{"family":"Knight","given":"Matt"},{"family":"Kokotajlo","given":"Daniel"},{"family":"Kondraciuk","given":"</w:instrText>
-      </w:r>
-      <w:r>
-        <w:rPr>
-          <w:rFonts w:ascii="Cambria" w:hAnsi="Cambria" w:cs="Cambria"/>
-        </w:rPr>
-        <w:instrText>Ł</w:instrText>
-      </w:r>
-      <w:r>
-        <w:instrText xml:space="preserve">ukasz"},{"family":"Kondrich","given":"Andrew"},{"family":"Konstantinidis","given":"Aris"},{"family":"Kosic","given":"Kyle"},{"family":"Krueger","given":"Gretchen"},{"family":"Kuo","given":"Vishal"},{"family":"Lampe","given":"Michael"},{"family":"Lan","given":"Ikai"},{"family":"Lee","given":"Teddy"},{"family":"Leike","given":"Jan"},{"family":"Leung","given":"Jade"},{"family":"Levy","given":"Daniel"},{"family":"Li","given":"Chak Ming"},{"family":"Lim","given":"Rachel"},{"family":"Lin","given":"Molly"},{"family":"Lin","given":"Stephanie"},{"family":"Litwin","given":"Mateusz"},{"family":"Lopez","given":"Theresa"},{"family":"Lowe","given":"Ryan"},{"family":"Lue","given":"Patricia"},{"family":"Makanju","given":"Anna"},{"family":"Malfacini","given":"Kim"},{"family":"Manning","given":"Sam"},{"family":"Markov","given":"Todor"},{"family":"Markovski","given":"Yaniv"},{"family":"Martin","given":"Bianca"},{"family":"Mayer","given":"Katie"},{"family":"Mayne","given":"Andrew"},{"family":"McGrew","given":"Bob"},{"family":"McKinney","given":"Scott Mayer"},{"family":"McLeavey","given":"Christine"},{"family":"McMillan","given":"Paul"},{"family":"McNeil","given":"Jake"},{"family":"Medina","given":"David"},{"family":"Mehta","given":"Aalok"},{"family":"Menick","given":"Jacob"},{"family":"Metz","given":"Luke"},{"family":"Mishchenko","given":"Andrey"},{"family":"Mishkin","given":"Pamela"},{"family":"Monaco","given":"Vinnie"},{"family":"Morikawa","given":"Evan"},{"family":"Mossing","given":"Daniel"},{"family":"Mu","given":"Tong"},{"family":"Murati","given":"Mira"},{"family":"Murk","given":"Oleg"},{"family":"Mély","given":"David"},{"family":"Nair","given":"Ashvin"},{"family":"Nakano","given":"Reiichiro"},{"family":"Nayak","given":"Rajeev"},{"family":"Neelakantan","given":"Arvind"},{"family":"Ngo","given":"Richard"},{"family":"Noh","given":"Hyeonwoo"},{"family":"Ouyang","given":"Long"},{"family":"O'Keefe","given":"Cullen"},{"family":"Pachocki","given":"Jakub"},{"family":"Paino","given":"Alex"},{"family":"Palermo","given":"Joe"},{"family":"Pantuliano","given":"Ashley"},{"family":"Parascandolo","given":"Giambattista"},{"family":"Parish","given":"Joel"},{"family":"Parparita","given":"Emy"},{"family":"Passos","given":"Alex"},{"family":"Pavlov","given":"Mikhail"},{"family":"Peng","given":"Andrew"},{"family":"Perelman","given":"Adam"},{"family":"Peres","given":"Filipe de Avila Belbute"},{"family":"Petrov","given":"Michael"},{"family":"Pinto","given":"Henrique Ponde de Oliveira"},{"literal":"Michael"},{"literal":"Pokorny"},{"family":"Pokrass","given":"Michelle"},{"family":"Pong","given":"Vitchyr H."},{"family":"Powell","given":"Tolly"},{"family":"Power","given":"Alethea"},{"family":"Power","given":"Boris"},{"family":"Proehl","given":"Elizabeth"},{"family":"Puri","given":"Raul"},{"family":"Radford","given":"Alec"},{"family":"Rae","given":"Jack"},{"family":"Ramesh","given":"Aditya"},{"family":"Raymond","given":"Cameron"},{"family":"Real","given":"Francis"},{"family":"Rimbach","given":"Kendra"},{"family":"Ross","given":"Carl"},{"family":"Rotsted","given":"Bob"},{"family":"Roussez","given":"Henri"},{"family":"Ryder","given":"Nick"},{"family":"Saltarelli","given":"Mario"},{"family":"Sanders","given":"Ted"},{"family":"Santurkar","given":"Shibani"},{"family":"Sastry","given":"Girish"},{"family":"Schmidt","given":"Heather"},{"family":"Schnurr","given":"David"},{"family":"Schulman","given":"John"},{"family":"Selsam","given":"Daniel"},{"family":"Sheppard","given":"Kyla"},{"family":"Sherbakov","given":"Toki"},{"family":"Shieh","given":"Jessica"},{"family":"Shoker","given":"Sarah"},{"family":"Shyam","given":"Pranav"},{"family":"Sidor","given":"Szymon"},{"family":"Sigler","given":"Eric"},{"family":"Simens","given":"Maddie"},{"family":"Sitkin","given":"Jordan"},{"family":"Slama","given":"Katarina"},{"family":"Sohl","given":"Ian"},{"family":"Sokolowsky","given":"Benjamin"},{"family":"Song","given":"Yang"},{"family":"Staudacher","given":"Natalie"},{"family":"Such","given":"Felipe Petroski"},{"family":"Summers","given":"Natalie"},{"family":"Sutskever","given":"Ilya"},{"family":"Tang","given":"Jie"},{"family":"Tezak","given":"Nikolas"},{"family":"Thompson","given":"Madeleine B."},{"family":"Tillet","given":"Phil"},{"family":"Tootoonchian","given":"Amin"},{"family":"Tseng","given":"Elizabeth"},{"family":"Tuggle","given":"Preston"},{"family":"Turley","given":"Nick"},{"family":"Tworek","given":"Jerry"},{"family":"Uribe","given":"Juan Felipe Cerón"},{"family":"Vallone","given":"Andrea"},{"family":"Vijayvergiya","given":"Arun"},{"family":"Voss","given":"Chelsea"},{"family":"Wainwright","given":"Carroll"},{"family":"Wang","given":"Justin Jay"},{"family":"Wang","given":"Alvin"},{"family":"Wang","given":"Ben"},{"family":"Ward","given":"Jonathan"},{"family":"Wei","given":"Jason"},{"family":"Weinmann","given":"C. J."},{"family":"Welihinda","given":"Akila"},{"family":"Welinder","given":"Peter"},{"family":"Weng","given":"Jiayi"},{"family":"Weng","given":"Lilian"},{"family":"Wiethoff","given":"Matt"},{"family":"Willner","given":"Dave"},{"family":"Winter","given":"Clemens"},{"family":"Wolrich","given":"Samuel"},{"family":"Wong","given":"Hannah"},{"family":"Workman","given":"Lauren"},{"family":"Wu","given":"Sherwin"},{"family":"Wu","given":"Jeff"},{"family":"Wu","given":"Michael"},{"family":"Xiao","given":"Kai"},{"family":"Xu","given":"Tao"},{"family":"Yoo","given":"Sarah"},{"family":"Yu","given":"Kevin"},{"family":"Yuan","given":"Qiming"},{"family":"Zaremba","given":"Wojciech"},{"family":"Zellers","given":"Rowan"},{"family":"Zhang","given":"Chong"},{"family":"Zhang","given":"Marvin"},{"family":"Zhao","given":"Shengjia"},{"family":"Zheng","given":"Tianhao"},{"family":"Zhuang","given":"Juntang"},{"family":"Zhuk","given":"William"},{"family":"Zoph","given":"Barret"}],"issued":{"date-parts":[["2024"]]}}}],"schema":"https://github.com/citation-style-language/schema/raw/master/csl-citation.json"} </w:instrText>
-      </w:r>
-      <w:r>
-        <w:fldChar w:fldCharType="separate"/>
-      </w:r>
-      <w:r>
-        <w:rPr>
-          <w:rFonts w:cs="Times New Roman"/>
-        </w:rPr>
-        <w:t>(</w:t>
-      </w:r>
-      <w:proofErr w:type="spellStart"/>
-      <w:r>
-        <w:rPr>
-          <w:rFonts w:cs="Times New Roman"/>
-        </w:rPr>
-        <w:t>OpenAI</w:t>
-      </w:r>
-      <w:proofErr w:type="spellEnd"/>
-      <w:r>
-        <w:rPr>
-          <w:rFonts w:cs="Times New Roman"/>
-        </w:rPr>
-        <w:t>等, 2024)</w:t>
+        <w:t>(OpenAI等, 2024)</w:t>
       </w:r>
       <w:r>
         <w:fldChar w:fldCharType="end"/>
@@ -12110,15 +11897,7 @@
         <w:ind w:firstLine="24pt"/>
       </w:pPr>
       <w:r>
-        <w:t>进一步地，</w:t>
-      </w:r>
-      <w:proofErr w:type="spellStart"/>
-      <w:r>
-        <w:t>MultiChallenge</w:t>
-      </w:r>
-      <w:proofErr w:type="spellEnd"/>
-      <w:r>
-        <w:t>指出即便在既有多轮评测上接近“满分”的前沿模型，在更贴近真实交互的设定下准确率仍可能显著低于50%，说明多轮能力并非由单轮能力自然外推而来，而存在更接近“系统级鲁棒性”的门槛</w:t>
+        <w:t>进一步地，MultiChallenge指出即便在既有多轮评测上接近“满分”的前沿模型，在更贴近真实交互的设定下准确率仍可能显著低于50%，说明多轮能力并非由单轮能力自然外推而来，而存在更接近“系统级鲁棒性”的门槛</w:t>
       </w:r>
       <w:r>
         <w:fldChar w:fldCharType="begin"/>
@@ -12255,15 +12034,7 @@
         <w:t>。在复杂对话任务中，模型往往需要跨轮整合条件并进行多步推理。</w:t>
       </w:r>
       <w:r>
-        <w:t>Wei等人（2022）提出的链式思维提示（Chain-of-</w:t>
-      </w:r>
-      <w:proofErr w:type="spellStart"/>
-      <w:r>
-        <w:t>Thought,CoT</w:t>
-      </w:r>
-      <w:proofErr w:type="spellEnd"/>
-      <w:r>
-        <w:t>）表明，通过显式中间步骤可以显著提升模型的复杂推理表现。然而在多轮场景下，推理能力提升并不必然等价于稳健性提升</w:t>
+        <w:t>Wei等人（2022）提出的链式思维提示（Chain-of-Thought,CoT）表明，通过显式中间步骤可以显著提升模型的复杂推理表现。然而在多轮场景下，推理能力提升并不必然等价于稳健性提升</w:t>
       </w:r>
       <w:r>
         <w:t>。但在多轮场景下，推理能力提升并不必然等价于稳健性提升：当早期轮次出现误解或将不确定信息当作事实，后续推理链条可能沿错误前提继续展开，形成典型的错误传播。</w:t>
@@ -12325,15 +12096,7 @@
         <w:t>再</w:t>
       </w:r>
       <w:r>
-        <w:t>行动闭环范式，</w:t>
-      </w:r>
-      <w:proofErr w:type="spellStart"/>
-      <w:r>
-        <w:t>ReAct</w:t>
-      </w:r>
-      <w:proofErr w:type="spellEnd"/>
-      <w:r>
-        <w:t>通过交替生成推理轨迹与外部行动</w:t>
+        <w:t>行动闭环范式，ReAct通过交替生成推理轨迹与外部行动</w:t>
       </w:r>
       <w:r>
         <w:rPr>
@@ -12452,13 +12215,8 @@
         </w:rPr>
         <w:t>提出的</w:t>
       </w:r>
-      <w:proofErr w:type="spellStart"/>
-      <w:r>
-        <w:t>Reflexion</w:t>
-      </w:r>
-      <w:proofErr w:type="spellEnd"/>
-      <w:r>
-        <w:t>与</w:t>
+      <w:r>
+        <w:t>Reflexion与</w:t>
       </w:r>
       <w:r>
         <w:t>Park 等（2023</w:t>
@@ -12512,15 +12270,7 @@
         <w:fldChar w:fldCharType="end"/>
       </w:r>
       <w:r>
-        <w:t>。当智能体走向真实环境执行时，可执行性约束被显式化为重要模块，</w:t>
-      </w:r>
-      <w:proofErr w:type="spellStart"/>
-      <w:r>
-        <w:t>SayCan</w:t>
-      </w:r>
-      <w:proofErr w:type="spellEnd"/>
-      <w:r>
-        <w:t>以价值约束校准LLM的高层计划，缓解说得对但做不到问题</w:t>
+        <w:t>。当智能体走向真实环境执行时，可执行性约束被显式化为重要模块，SayCan以价值约束校准LLM的高层计划，缓解说得对但做不到问题</w:t>
       </w:r>
       <w:r>
         <w:fldChar w:fldCharType="begin"/>
@@ -12535,21 +12285,7 @@
         <w:rPr>
           <w:rFonts w:cs="Times New Roman"/>
         </w:rPr>
-        <w:t>(</w:t>
-      </w:r>
-      <w:proofErr w:type="spellStart"/>
-      <w:r>
-        <w:rPr>
-          <w:rFonts w:cs="Times New Roman"/>
-        </w:rPr>
-        <w:t>ichter</w:t>
-      </w:r>
-      <w:proofErr w:type="spellEnd"/>
-      <w:r>
-        <w:rPr>
-          <w:rFonts w:cs="Times New Roman"/>
-        </w:rPr>
-        <w:t>等, 2023)</w:t>
+        <w:t>(ichter等, 2023)</w:t>
       </w:r>
       <w:r>
         <w:fldChar w:fldCharType="end"/>
@@ -13012,48 +12748,141 @@
         <w:rPr>
           <w:rFonts w:cs="Times New Roman"/>
         </w:rPr>
-        <w:t>(</w:t>
-      </w:r>
-      <w:proofErr w:type="spellStart"/>
+        <w:t>(Guu等, 2020)</w:t>
+      </w:r>
+      <w:r>
+        <w:fldChar w:fldCharType="end"/>
+      </w:r>
+      <w:r>
+        <w:t>.</w:t>
+      </w:r>
+      <w:r>
+        <w:t xml:space="preserve"> Lewis等人（2020）</w:t>
+      </w:r>
+      <w:r>
+        <w:t>系统化提出参数记忆</w:t>
+      </w:r>
+      <w:r>
+        <w:rPr>
+          <w:rFonts w:hint="eastAsia"/>
+        </w:rPr>
+        <w:t>和</w:t>
+      </w:r>
+      <w:r>
+        <w:t>非参数记忆融合的生成框架，在知识密集任务中体现了可追溯证据与可更新性优势</w:t>
+      </w:r>
+      <w:r>
+        <w:fldChar w:fldCharType="begin"/>
+      </w:r>
+      <w:r>
+        <w:instrText xml:space="preserve"> ADDIN ZOTERO_ITEM CSL_CITATION {"citationID":"I9rkCCD2","properties":{"formattedCitation":"(Lewis\\uc0\\u31561{}, 2020)","plainCitation":"(Lewis等, 2020)","noteIndex":0},"citationItems":[{"id":50,"uris":["http://zotero.org/users/local/ibQM8ZuJ/items/95PZN99L"],"itemData":{"id":50,"type":"paper-conference","container-title":"Advances in Neural Information Processing Systems","DOI":"10.48550/arXiv.2005.11401","publisher":"Curran Associates, Inc.","title":"Retrieval-Augmented Generation for Knowledge-Intensive NLP Tasks","URL":"https://proceedings.neurips.cc/paper/2020/hash/6b493230205f780e1bc26945df7481e5-Abstract.html","volume":"33","author":[{"family":"Lewis","given":"Patrick"},{"family":"Perez","given":"Ethan"},{"family":"Piktus","given":"Aleksandra"},{"family":"Petroni","given":"Fabio"},{"family":"Karpukhin","given":"Vladimir"},{"family":"Goyal","given":"Naman"},{"family":"Küttler","given":"Heinrich"},{"family":"Lewis","given":"Mike"},{"family":"Yih","given":"Wen-tau"},{"family":"Rocktäschel","given":"Tim"},{"family":"Riedel","given":"Sebastian"},{"family":"Kiela","given":"Douwe"}],"issued":{"date-parts":[["2020"]]}}}],"schema":"https://github.com/citation-style-language/schema/raw/master/csl-citation.json"} </w:instrText>
+      </w:r>
+      <w:r>
+        <w:fldChar w:fldCharType="separate"/>
+      </w:r>
       <w:r>
         <w:rPr>
           <w:rFonts w:cs="Times New Roman"/>
         </w:rPr>
-        <w:t>Guu</w:t>
-      </w:r>
-      <w:proofErr w:type="spellEnd"/>
+        <w:t>(Lewis等, 2020)</w:t>
+      </w:r>
+      <w:r>
+        <w:fldChar w:fldCharType="end"/>
+      </w:r>
+      <w:r>
+        <w:rPr>
+          <w:rFonts w:hint="eastAsia"/>
+        </w:rPr>
+        <w:t>。</w:t>
+      </w:r>
+      <w:r>
+        <w:rPr>
+          <w:rFonts w:hint="eastAsia"/>
+        </w:rPr>
+        <w:t>随后</w:t>
+      </w:r>
+      <w:r>
+        <w:t>Borgeaud等人（2022）</w:t>
+      </w:r>
+      <w:r>
+        <w:t>进一步在更大规模语料上利用检索片段进行条件生成，展示检索可在一定程度上替代参数扩张</w:t>
+      </w:r>
+      <w:r>
+        <w:fldChar w:fldCharType="begin"/>
+      </w:r>
+      <w:r>
+        <w:instrText xml:space="preserve"> ADDIN ZOTERO_ITEM CSL_CITATION {"citationID":"rz9VQWXu","properties":{"formattedCitation":"(Borgeaud\\uc0\\u31561{}, 2022)","plainCitation":"(Borgeaud等, 2022)","noteIndex":0},"citationItems":[{"id":51,"uris":["http://zotero.org/users/local/ibQM8ZuJ/items/CXEAPSIB"],"itemData":{"id":51,"type":"paper-conference","collection-title":"Proceedings of Machine Learning Research","container-title":"Proceedings of the 39th International Conference on Machine Learning","DOI":"10.48550/arXiv.2112.04426","page":"2206</w:instrText>
+      </w:r>
+      <w:r>
+        <w:rPr>
+          <w:rFonts w:hint="eastAsia"/>
+        </w:rPr>
+        <w:instrText>–</w:instrText>
+      </w:r>
+      <w:r>
+        <w:instrText xml:space="preserve">2240","publisher":"PMLR","title":"Improving Language Models by Retrieving from Trillions of Tokens","URL":"https://proceedings.mlr.press/v162/borgeaud22a.html","volume":"162","author":[{"family":"Borgeaud","given":"Sebastian"},{"family":"Mensch","given":"Arthur"},{"family":"Hoffmann","given":"Jordan"},{"family":"Cai","given":"Trevor"},{"family":"Rutherford","given":"Eliza"},{"family":"Millican","given":"Katie"},{"family":"Van Den Driessche","given":"George Bm"},{"family":"Lespiau","given":"Jean-Baptiste"},{"family":"Damoc","given":"Bogdan"},{"family":"Clark","given":"Aidan"},{"literal":"others"}],"editor":[{"family":"Chaudhuri","given":"Kamalika"},{"family":"Jegelka","given":"Stefanie"},{"family":"Song","given":"Le"},{"family":"Szepesvari","given":"Csaba"},{"family":"Niu","given":"Gang"},{"family":"Sabato","given":"Sivan"}],"issued":{"date-parts":[["2022",7,17]]}}}],"schema":"https://github.com/citation-style-language/schema/raw/master/csl-citation.json"} </w:instrText>
+      </w:r>
+      <w:r>
+        <w:fldChar w:fldCharType="separate"/>
+      </w:r>
       <w:r>
         <w:rPr>
           <w:rFonts w:cs="Times New Roman"/>
         </w:rPr>
-        <w:t>等, 2020)</w:t>
+        <w:t>(Borgeaud等, 2022)</w:t>
       </w:r>
       <w:r>
         <w:fldChar w:fldCharType="end"/>
       </w:r>
       <w:r>
-        <w:t>.</w:t>
-      </w:r>
-      <w:r>
-        <w:t xml:space="preserve"> Lewis等人（2020）</w:t>
-      </w:r>
-      <w:r>
-        <w:t>系统化提出参数记忆</w:t>
-      </w:r>
-      <w:r>
-        <w:rPr>
-          <w:rFonts w:hint="eastAsia"/>
-        </w:rPr>
-        <w:t>和</w:t>
-      </w:r>
-      <w:r>
-        <w:t>非参数记忆融合的生成框架，在知识密集任务中体现了可追溯证据与可更新性优势</w:t>
+        <w:t>。总</w:t>
+      </w:r>
+      <w:r>
+        <w:rPr>
+          <w:rFonts w:hint="eastAsia"/>
+        </w:rPr>
+        <w:t>体而言，检索增强机制的关键瓶颈在于检索质量与生成一致性强耦合，且外部记忆带来新的可靠性与安全风险，需要在后续系统设计中配套治理。</w:t>
+      </w:r>
+    </w:p>
+    <w:p>
+      <w:pPr>
+        <w:ind w:firstLine="21pt"/>
+      </w:pPr>
+      <w:r>
+        <w:t>LLM 智能体场景下，研究重点从把信息取回来进一步转向如何形成、组织与更新长期记忆。</w:t>
+      </w:r>
+      <w:r>
+        <w:rPr>
+          <w:rFonts w:hint="eastAsia"/>
+        </w:rPr>
+        <w:t>其中一类工作，如</w:t>
+      </w:r>
+      <w:r>
+        <w:t>Park 等人（2023）</w:t>
+      </w:r>
+      <w:r>
+        <w:rPr>
+          <w:rFonts w:hint="eastAsia"/>
+        </w:rPr>
+        <w:t>的</w:t>
+      </w:r>
+      <w:r>
+        <w:t>Generative Agents以“记忆流”记录完整经历、通过</w:t>
+      </w:r>
+      <w:r>
+        <w:rPr>
+          <w:rFonts w:hint="eastAsia"/>
+        </w:rPr>
+        <w:t>R</w:t>
+      </w:r>
+      <w:r>
+        <w:t>eflection形成高层总结，并动态检索支持规划与行为生成</w:t>
       </w:r>
       <w:r>
         <w:fldChar w:fldCharType="begin"/>
       </w:r>
       <w:r>
-        <w:instrText xml:space="preserve"> ADDIN ZOTERO_ITEM CSL_CITATION {"citationID":"I9rkCCD2","properties":{"formattedCitation":"(Lewis\\uc0\\u31561{}, 2020)","plainCitation":"(Lewis等, 2020)","noteIndex":0},"citationItems":[{"id":50,"uris":["http://zotero.org/users/local/ibQM8ZuJ/items/95PZN99L"],"itemData":{"id":50,"type":"paper-conference","container-title":"Advances in Neural Information Processing Systems","DOI":"10.48550/arXiv.2005.11401","publisher":"Curran Associates, Inc.","title":"Retrieval-Augmented Generation for Knowledge-Intensive NLP Tasks","URL":"https://proceedings.neurips.cc/paper/2020/hash/6b493230205f780e1bc26945df7481e5-Abstract.html","volume":"33","author":[{"family":"Lewis","given":"Patrick"},{"family":"Perez","given":"Ethan"},{"family":"Piktus","given":"Aleksandra"},{"family":"Petroni","given":"Fabio"},{"family":"Karpukhin","given":"Vladimir"},{"family":"Goyal","given":"Naman"},{"family":"Küttler","given":"Heinrich"},{"family":"Lewis","given":"Mike"},{"family":"Yih","given":"Wen-tau"},{"family":"Rocktäschel","given":"Tim"},{"family":"Riedel","given":"Sebastian"},{"family":"Kiela","given":"Douwe"}],"issued":{"date-parts":[["2020"]]}}}],"schema":"https://github.com/citation-style-language/schema/raw/master/csl-citation.json"} </w:instrText>
+        <w:instrText xml:space="preserve"> ADDIN ZOTERO_ITEM CSL_CITATION {"citationID":"SnOnmjSU","properties":{"formattedCitation":"(Park\\uc0\\u31561{}, 2023b)","plainCitation":"(Park等, 2023b)","noteIndex":0},"citationItems":[{"id":52,"uris":["http://zotero.org/users/local/ibQM8ZuJ/items/95E8XW75"],"itemData":{"id":52,"type":"paper-conference","container-title":"Proceedings of the 36th Annual ACM Symposium on User Interface Software and Technology","DOI":"10.1145/3586183.3606763","page":"1–22","publisher":"ACM","publisher-place":"San Francisco, CA, USA","title":"Generative Agents: Interactive Simulacra of Human Behavior","URL":"https://dl.acm.org/doi/fullHtml/10.1145/3586183.3606763","author":[{"family":"Park","given":"Joon Sung"},{"family":"O'Brien","given":"Joseph C."},{"family":"Cai","given":"Carrie J."},{"family":"Morris","given":"Meredith Ringel"},{"family":"Liang","given":"Percy"},{"family":"Bernstein","given":"Michael S."}],"issued":{"date-parts":[["2023",10]]}}}],"schema":"https://github.com/citation-style-language/schema/raw/master/csl-citation.json"} </w:instrText>
       </w:r>
       <w:r>
         <w:fldChar w:fldCharType="separate"/>
@@ -13062,43 +12891,153 @@
         <w:rPr>
           <w:rFonts w:cs="Times New Roman"/>
         </w:rPr>
-        <w:t>(Lewis等, 2020)</w:t>
+        <w:t>(Park等, 2023b)</w:t>
       </w:r>
       <w:r>
         <w:fldChar w:fldCharType="end"/>
       </w:r>
       <w:r>
-        <w:rPr>
-          <w:rFonts w:hint="eastAsia"/>
-        </w:rPr>
+        <w:t>；</w:t>
+      </w:r>
+      <w:r>
+        <w:t>Shinn 等人（2023）提出 Reflexion</w:t>
+      </w:r>
+      <w:r>
+        <w:rPr>
+          <w:rFonts w:hint="eastAsia"/>
+        </w:rPr>
+        <w:t>,</w:t>
+      </w:r>
+      <w:r>
+        <w:t xml:space="preserve"> 将任务反馈语言化为反思并写入情景记忆缓冲区，以在后续尝试中复用经验而无需更新模型参数</w:t>
+      </w:r>
+      <w:r>
+        <w:fldChar w:fldCharType="begin"/>
+      </w:r>
+      <w:r>
+        <w:instrText xml:space="preserve"> ADDIN ZOTERO_ITEM CSL_CITATION {"citationID":"FaMttxBK","properties":{"formattedCitation":"(Shinn\\uc0\\u31561{}, 2023b)","plainCitation":"(Shinn等, 2023b)","noteIndex":0},"citationItems":[{"id":53,"uris":["http://zotero.org/users/local/ibQM8ZuJ/items/E38YXGGF"],"itemData":{"id":53,"type":"paper-conference","container-title":"Advances in Neural Information Processing Systems","DOI":"10.48550/arXiv.2303.11366","page":"14256–14269","publisher":"Curran Associates, Inc.","title":"Reflexion: Language Agents with Verbal Reinforcement Learning","URL":"https://proceedings.neurips.cc/paper_files/paper/2023/hash/1b44b878bb782e6954cd888628510e90-Abstract-Conference.html","volume":"36","author":[{"family":"Shinn","given":"Noah"},{"family":"Cassano","given":"Federico"},{"family":"Gopinath","given":"Ashwin"},{"family":"Narasimhan","given":"Karthik"},{"family":"Yao","given":"Shunyu"}],"issued":{"date-parts":[["2023"]]}}}],"schema":"https://github.com/citation-style-language/schema/raw/master/csl-citation.json"} </w:instrText>
+      </w:r>
+      <w:r>
+        <w:fldChar w:fldCharType="separate"/>
+      </w:r>
+      <w:r>
+        <w:rPr>
+          <w:rFonts w:cs="Times New Roman"/>
+        </w:rPr>
+        <w:t>(Shinn等, 2023b)</w:t>
+      </w:r>
+      <w:r>
+        <w:fldChar w:fldCharType="end"/>
+      </w:r>
+      <w:r>
+        <w:t>。另一类工作关注长期对话个性化与遗忘</w:t>
+      </w:r>
+      <w:r>
+        <w:rPr>
+          <w:rFonts w:hint="eastAsia"/>
+        </w:rPr>
+        <w:t>，如</w:t>
+      </w:r>
+      <w:r>
+        <w:t>MemoryBan</w:t>
+      </w:r>
+      <w:r>
+        <w:rPr>
+          <w:rFonts w:hint="eastAsia"/>
+        </w:rPr>
+        <w:t>k，</w:t>
+      </w:r>
+      <w:r>
+        <w:t>通过时间与重要性建模实现记忆强化与遗忘，使模型在长期陪伴场景中逐步形</w:t>
+      </w:r>
+      <w:r>
+        <w:rPr>
+          <w:rFonts w:hint="eastAsia"/>
+        </w:rPr>
+        <w:t>成用户画像并保持一致性</w:t>
+      </w:r>
+      <w:r>
+        <w:fldChar w:fldCharType="begin"/>
+      </w:r>
+      <w:r>
+        <w:instrText xml:space="preserve"> ADDIN ZOTERO_ITEM CSL_CITATION {"citationID":"YHAcnJZr","properties":{"formattedCitation":"(Tan\\uc0\\u31561{}, 2025)","plainCitation":"(Tan等, 2025)","noteIndex":0},"citationItems":[{"id":57,"uris":["http://zotero.org/users/local/ibQM8ZuJ/items/4SBI6PWF"],"itemData":{"id":57,"type":"paper-conference","container-title":"Findings of the Association for Computational Linguistics: ACL 2025","DOI":"10.18653/v1/2025.findings-acl.989","page":"19336–19352","publisher":"Association for Computational Linguistics","publisher-place":"Vienna, Austria","title":"MemBench: Towards More Comprehensive Evaluation on the Memory of LLM-based Agents","URL":"https://aclanthology.org/2025.findings-acl.989/","author":[{"family":"Tan","given":"Haoran"},{"family":"Zhang","given":"Zeyu"},{"family":"Ma","given":"Chen"},{"family":"Chen","given":"Xu"},{"family":"Dai","given":"Quanyu"},{"family":"Dong","given":"Zhenhua"}],"issued":{"date-parts":[["2025",7]]}}}],"schema":"https://github.com/citation-style-language/schema/raw/master/csl-citation.json"} </w:instrText>
+      </w:r>
+      <w:r>
+        <w:fldChar w:fldCharType="separate"/>
+      </w:r>
+      <w:r>
+        <w:rPr>
+          <w:rFonts w:cs="Times New Roman"/>
+        </w:rPr>
+        <w:t>(Tan等, 2025)</w:t>
+      </w:r>
+      <w:r>
+        <w:fldChar w:fldCharType="end"/>
+      </w:r>
+      <w:r>
+        <w:t>。更近期的研究开始系统化提出“类操作系统”的记忆管理</w:t>
+      </w:r>
+      <w:r>
+        <w:rPr>
+          <w:rFonts w:hint="eastAsia"/>
+        </w:rPr>
+        <w:t>，比如</w:t>
+      </w:r>
+      <w:r>
+        <w:t>MemoryOS</w:t>
+      </w:r>
+      <w:r>
+        <w:rPr>
+          <w:rFonts w:hint="eastAsia"/>
+        </w:rPr>
+        <w:t>，</w:t>
+      </w:r>
+      <w:r>
+        <w:t>采用分层存储与存储、更新、检索、生成四模块，实现跨层动态更新，体现了从“记忆组件”走向“记忆管理体系”的趋势</w:t>
+      </w:r>
+      <w:r>
+        <w:fldChar w:fldCharType="begin"/>
+      </w:r>
+      <w:r>
+        <w:instrText xml:space="preserve"> ADDIN ZOTERO_ITEM CSL_CITATION {"citationID":"wqbrpmAf","properties":{"formattedCitation":"(Kang\\uc0\\u31561{}, 2025)","plainCitation":"(Kang等, 2025)","noteIndex":0},"citationItems":[{"id":55,"uris":["http://zotero.org/users/local/ibQM8ZuJ/items/AKG53JZZ"],"itemData":{"id":55,"type":"paper-conference","container-title":"Proceedings of the 2025 Conference on Empirical Methods in Natural Language Processing","DOI":"10.18653/v1/2025.emnlp-main.1318","page":"25961–25970","publisher":"Association for Computational Linguistics","publisher-place":"Suzhou, China","title":"Memory OS of AI Agent","URL":"https://aclanthology.org/2025.emnlp-main.1318/","author":[{"family":"Kang","given":"Jiazheng"},{"family":"Ji","given":"Mingming"},{"family":"Zhao","given":"Zhe"},{"family":"Bai","given":"Ting"}],"issued":{"date-parts":[["2025",11]]}}}],"schema":"https://github.com/citation-style-language/schema/raw/master/csl-citation.json"} </w:instrText>
+      </w:r>
+      <w:r>
+        <w:fldChar w:fldCharType="separate"/>
+      </w:r>
+      <w:r>
+        <w:rPr>
+          <w:rFonts w:cs="Times New Roman"/>
+        </w:rPr>
+        <w:t>(Kang等, 2025)</w:t>
+      </w:r>
+      <w:r>
+        <w:fldChar w:fldCharType="end"/>
+      </w:r>
+      <w:r>
         <w:t>。</w:t>
       </w:r>
-      <w:r>
-        <w:rPr>
-          <w:rFonts w:hint="eastAsia"/>
-        </w:rPr>
-        <w:t>随后</w:t>
-      </w:r>
-      <w:r>
-        <w:t>Borgeaud等人（2022）</w:t>
-      </w:r>
-      <w:r>
-        <w:t>进一步在更大规模语料上利用检索片段进行条件生成，展示检索可在一定程度上替代参数扩张</w:t>
+    </w:p>
+    <w:p>
+      <w:pPr>
+        <w:ind w:firstLine="21pt"/>
+      </w:pPr>
+      <w:r>
+        <w:rPr>
+          <w:rFonts w:hint="eastAsia"/>
+        </w:rPr>
+        <w:t>随着机制丰富，相关研究开始建设更贴近真实长程交互的评测基准。</w:t>
+      </w:r>
+      <w:r>
+        <w:t>Bertsch等人（2024）构建</w:t>
+      </w:r>
+      <w:r>
+        <w:t>LoCoMo提供超长多会话对话数据并用于评估长程对话记忆，覆盖问答、事件总结等任务</w:t>
       </w:r>
       <w:r>
         <w:fldChar w:fldCharType="begin"/>
       </w:r>
       <w:r>
-        <w:instrText xml:space="preserve"> ADDIN ZOTERO_ITEM CSL_CITATION {"citationID":"rz9VQWXu","properties":{"formattedCitation":"(Borgeaud\\uc0\\u31561{}, 2022)","plainCitation":"(Borgeaud等, 2022)","noteIndex":0},"citationItems":[{"id":51,"uris":["http://zotero.org/users/local/ibQM8ZuJ/items/CXEAPSIB"],"itemData":{"id":51,"type":"paper-conference","collection-title":"Proceedings of Machine Learning Research","container-title":"Proceedings of the 39th International Conference on Machine Learning","DOI":"10.48550/arXiv.2112.04426","page":"2206</w:instrText>
-      </w:r>
-      <w:r>
-        <w:rPr>
-          <w:rFonts w:hint="eastAsia"/>
-        </w:rPr>
-        <w:instrText>–</w:instrText>
-      </w:r>
-      <w:r>
-        <w:instrText xml:space="preserve">2240","publisher":"PMLR","title":"Improving Language Models by Retrieving from Trillions of Tokens","URL":"https://proceedings.mlr.press/v162/borgeaud22a.html","volume":"162","author":[{"family":"Borgeaud","given":"Sebastian"},{"family":"Mensch","given":"Arthur"},{"family":"Hoffmann","given":"Jordan"},{"family":"Cai","given":"Trevor"},{"family":"Rutherford","given":"Eliza"},{"family":"Millican","given":"Katie"},{"family":"Van Den Driessche","given":"George Bm"},{"family":"Lespiau","given":"Jean-Baptiste"},{"family":"Damoc","given":"Bogdan"},{"family":"Clark","given":"Aidan"},{"literal":"others"}],"editor":[{"family":"Chaudhuri","given":"Kamalika"},{"family":"Jegelka","given":"Stefanie"},{"family":"Song","given":"Le"},{"family":"Szepesvari","given":"Csaba"},{"family":"Niu","given":"Gang"},{"family":"Sabato","given":"Sivan"}],"issued":{"date-parts":[["2022",7,17]]}}}],"schema":"https://github.com/citation-style-language/schema/raw/master/csl-citation.json"} </w:instrText>
+        <w:instrText xml:space="preserve"> ADDIN ZOTERO_ITEM CSL_CITATION {"citationID":"qX3Lkhdx","properties":{"formattedCitation":"(Maharana\\uc0\\u31561{}, 2024)","plainCitation":"(Maharana等, 2024)","noteIndex":0},"citationItems":[{"id":56,"uris":["http://zotero.org/users/local/ibQM8ZuJ/items/T2GQB2X3"],"itemData":{"id":56,"type":"paper-conference","container-title":"Proceedings of the 62nd Annual Meeting of the Association for Computational Linguistics (Volume 1: Long Papers)","DOI":"10.18653/v1/2024.acl-long.747","page":"13851–13870","publisher":"Association for Computational Linguistics","publisher-place":"Bangkok, Thailand","title":"Evaluating Very Long-Term Conversational Memory of LLM Agents","URL":"https://aclanthology.org/2024.acl-long.747/","author":[{"family":"Maharana","given":"Adyasha"},{"family":"Lee","given":"Dong-Ho"},{"family":"Tulyakov","given":"Sergey"},{"family":"Bansal","given":"Mohit"},{"family":"Barbieri","given":"Francesco"},{"family":"Fang","given":"Yuwei"}],"issued":{"date-parts":[["2024",8]]}}}],"schema":"https://github.com/citation-style-language/schema/raw/master/csl-citation.json"} </w:instrText>
       </w:r>
       <w:r>
         <w:fldChar w:fldCharType="separate"/>
@@ -13107,258 +13046,13 @@
         <w:rPr>
           <w:rFonts w:cs="Times New Roman"/>
         </w:rPr>
-        <w:t>(Borgeaud等, 2022)</w:t>
+        <w:t>(Maharana等, 2024)</w:t>
       </w:r>
       <w:r>
         <w:fldChar w:fldCharType="end"/>
       </w:r>
       <w:r>
-        <w:t>。总</w:t>
-      </w:r>
-      <w:r>
-        <w:rPr>
-          <w:rFonts w:hint="eastAsia"/>
-        </w:rPr>
-        <w:t>体而言，检索增强机制的关键瓶颈在于检索质量与生成一致性强耦合，且外部记忆带来新的可靠性与安全风险，需要在后续系统设计中配套治理。</w:t>
-      </w:r>
-    </w:p>
-    <w:p>
-      <w:pPr>
-        <w:ind w:firstLine="21pt"/>
-      </w:pPr>
-      <w:r>
-        <w:t>LLM 智能体场景下，研究重点从把信息取回来进一步转向如何形成、组织与更新长期记忆。</w:t>
-      </w:r>
-      <w:r>
-        <w:rPr>
-          <w:rFonts w:hint="eastAsia"/>
-        </w:rPr>
-        <w:t>其中一类工作，如</w:t>
-      </w:r>
-      <w:r>
-        <w:t>Park 等人（2023）</w:t>
-      </w:r>
-      <w:r>
-        <w:rPr>
-          <w:rFonts w:hint="eastAsia"/>
-        </w:rPr>
-        <w:t>的</w:t>
-      </w:r>
-      <w:r>
-        <w:t>Generative Agents以“记忆流”记录完整经历、通过</w:t>
-      </w:r>
-      <w:r>
-        <w:rPr>
-          <w:rFonts w:hint="eastAsia"/>
-        </w:rPr>
-        <w:t>R</w:t>
-      </w:r>
-      <w:r>
-        <w:t>eflection形成高层总结，并动态检索支持规划与行为生成</w:t>
-      </w:r>
-      <w:r>
-        <w:fldChar w:fldCharType="begin"/>
-      </w:r>
-      <w:r>
-        <w:instrText xml:space="preserve"> ADDIN ZOTERO_ITEM CSL_CITATION {"citationID":"SnOnmjSU","properties":{"formattedCitation":"(Park\\uc0\\u31561{}, 2023b)","plainCitation":"(Park等, 2023b)","noteIndex":0},"citationItems":[{"id":52,"uris":["http://zotero.org/users/local/ibQM8ZuJ/items/95E8XW75"],"itemData":{"id":52,"type":"paper-conference","container-title":"Proceedings of the 36th Annual ACM Symposium on User Interface Software and Technology","DOI":"10.1145/3586183.3606763","page":"1–22","publisher":"ACM","publisher-place":"San Francisco, CA, USA","title":"Generative Agents: Interactive Simulacra of Human Behavior","URL":"https://dl.acm.org/doi/fullHtml/10.1145/3586183.3606763","author":[{"family":"Park","given":"Joon Sung"},{"family":"O'Brien","given":"Joseph C."},{"family":"Cai","given":"Carrie J."},{"family":"Morris","given":"Meredith Ringel"},{"family":"Liang","given":"Percy"},{"family":"Bernstein","given":"Michael S."}],"issued":{"date-parts":[["2023",10]]}}}],"schema":"https://github.com/citation-style-language/schema/raw/master/csl-citation.json"} </w:instrText>
-      </w:r>
-      <w:r>
-        <w:fldChar w:fldCharType="separate"/>
-      </w:r>
-      <w:r>
-        <w:rPr>
-          <w:rFonts w:cs="Times New Roman"/>
-        </w:rPr>
-        <w:t>(Park等, 2023b)</w:t>
-      </w:r>
-      <w:r>
-        <w:fldChar w:fldCharType="end"/>
-      </w:r>
-      <w:r>
-        <w:t>；</w:t>
-      </w:r>
-      <w:r>
-        <w:t xml:space="preserve">Shinn 等人（2023）提出 </w:t>
-      </w:r>
-      <w:proofErr w:type="spellStart"/>
-      <w:r>
-        <w:t>Reflexion</w:t>
-      </w:r>
-      <w:proofErr w:type="spellEnd"/>
-      <w:r>
-        <w:rPr>
-          <w:rFonts w:hint="eastAsia"/>
-        </w:rPr>
-        <w:t>,</w:t>
-      </w:r>
-      <w:r>
-        <w:t xml:space="preserve"> 将任务反馈语言化为反思并写入情景记忆缓冲区，以在后续尝试中复用经验而无需更新模型参数</w:t>
-      </w:r>
-      <w:r>
-        <w:fldChar w:fldCharType="begin"/>
-      </w:r>
-      <w:r>
-        <w:instrText xml:space="preserve"> ADDIN ZOTERO_ITEM CSL_CITATION {"citationID":"FaMttxBK","properties":{"formattedCitation":"(Shinn\\uc0\\u31561{}, 2023b)","plainCitation":"(Shinn等, 2023b)","noteIndex":0},"citationItems":[{"id":53,"uris":["http://zotero.org/users/local/ibQM8ZuJ/items/E38YXGGF"],"itemData":{"id":53,"type":"paper-conference","container-title":"Advances in Neural Information Processing Systems","DOI":"10.48550/arXiv.2303.11366","page":"14256–14269","publisher":"Curran Associates, Inc.","title":"Reflexion: Language Agents with Verbal Reinforcement Learning","URL":"https://proceedings.neurips.cc/paper_files/paper/2023/hash/1b44b878bb782e6954cd888628510e90-Abstract-Conference.html","volume":"36","author":[{"family":"Shinn","given":"Noah"},{"family":"Cassano","given":"Federico"},{"family":"Gopinath","given":"Ashwin"},{"family":"Narasimhan","given":"Karthik"},{"family":"Yao","given":"Shunyu"}],"issued":{"date-parts":[["2023"]]}}}],"schema":"https://github.com/citation-style-language/schema/raw/master/csl-citation.json"} </w:instrText>
-      </w:r>
-      <w:r>
-        <w:fldChar w:fldCharType="separate"/>
-      </w:r>
-      <w:r>
-        <w:rPr>
-          <w:rFonts w:cs="Times New Roman"/>
-        </w:rPr>
-        <w:t>(Shinn等, 2023b)</w:t>
-      </w:r>
-      <w:r>
-        <w:fldChar w:fldCharType="end"/>
-      </w:r>
-      <w:r>
-        <w:t>。另一类工作关注长期对话个性化与遗忘</w:t>
-      </w:r>
-      <w:r>
-        <w:rPr>
-          <w:rFonts w:hint="eastAsia"/>
-        </w:rPr>
-        <w:t>，如</w:t>
-      </w:r>
-      <w:proofErr w:type="spellStart"/>
-      <w:r>
-        <w:t>MemoryBan</w:t>
-      </w:r>
-      <w:r>
-        <w:rPr>
-          <w:rFonts w:hint="eastAsia"/>
-        </w:rPr>
-        <w:t>k</w:t>
-      </w:r>
-      <w:proofErr w:type="spellEnd"/>
-      <w:r>
-        <w:rPr>
-          <w:rFonts w:hint="eastAsia"/>
-        </w:rPr>
-        <w:t>，</w:t>
-      </w:r>
-      <w:r>
-        <w:t>通过时间与重要性建模实现记忆强化与遗忘，使模型在长期陪伴场景中逐步形</w:t>
-      </w:r>
-      <w:r>
-        <w:rPr>
-          <w:rFonts w:hint="eastAsia"/>
-        </w:rPr>
-        <w:t>成用户画像并保持一致性</w:t>
-      </w:r>
-      <w:r>
-        <w:fldChar w:fldCharType="begin"/>
-      </w:r>
-      <w:r>
-        <w:instrText xml:space="preserve"> ADDIN ZOTERO_ITEM CSL_CITATION {"citationID":"YHAcnJZr","properties":{"formattedCitation":"(Tan\\uc0\\u31561{}, 2025)","plainCitation":"(Tan等, 2025)","noteIndex":0},"citationItems":[{"id":57,"uris":["http://zotero.org/users/local/ibQM8ZuJ/items/4SBI6PWF"],"itemData":{"id":57,"type":"paper-conference","container-title":"Findings of the Association for Computational Linguistics: ACL 2025","DOI":"10.18653/v1/2025.findings-acl.989","page":"19336–19352","publisher":"Association for Computational Linguistics","publisher-place":"Vienna, Austria","title":"MemBench: Towards More Comprehensive Evaluation on the Memory of LLM-based Agents","URL":"https://aclanthology.org/2025.findings-acl.989/","author":[{"family":"Tan","given":"Haoran"},{"family":"Zhang","given":"Zeyu"},{"family":"Ma","given":"Chen"},{"family":"Chen","given":"Xu"},{"family":"Dai","given":"Quanyu"},{"family":"Dong","given":"Zhenhua"}],"issued":{"date-parts":[["2025",7]]}}}],"schema":"https://github.com/citation-style-language/schema/raw/master/csl-citation.json"} </w:instrText>
-      </w:r>
-      <w:r>
-        <w:fldChar w:fldCharType="separate"/>
-      </w:r>
-      <w:r>
-        <w:rPr>
-          <w:rFonts w:cs="Times New Roman"/>
-        </w:rPr>
-        <w:t>(Tan等, 2025)</w:t>
-      </w:r>
-      <w:r>
-        <w:fldChar w:fldCharType="end"/>
-      </w:r>
-      <w:r>
-        <w:t>。更近期的研究开始系统化提出“类操作系统”的记忆管理</w:t>
-      </w:r>
-      <w:r>
-        <w:rPr>
-          <w:rFonts w:hint="eastAsia"/>
-        </w:rPr>
-        <w:t>，比如</w:t>
-      </w:r>
-      <w:proofErr w:type="spellStart"/>
-      <w:r>
-        <w:t>MemoryOS</w:t>
-      </w:r>
-      <w:proofErr w:type="spellEnd"/>
-      <w:r>
-        <w:rPr>
-          <w:rFonts w:hint="eastAsia"/>
-        </w:rPr>
-        <w:t>，</w:t>
-      </w:r>
-      <w:r>
-        <w:t>采用分层存储与存储、更新、检索、生成四模块，实现跨层动态更新，体现了从“记忆组件”走向“记忆管理体系”的趋势</w:t>
-      </w:r>
-      <w:r>
-        <w:fldChar w:fldCharType="begin"/>
-      </w:r>
-      <w:r>
-        <w:instrText xml:space="preserve"> ADDIN ZOTERO_ITEM CSL_CITATION {"citationID":"wqbrpmAf","properties":{"formattedCitation":"(Kang\\uc0\\u31561{}, 2025)","plainCitation":"(Kang等, 2025)","noteIndex":0},"citationItems":[{"id":55,"uris":["http://zotero.org/users/local/ibQM8ZuJ/items/AKG53JZZ"],"itemData":{"id":55,"type":"paper-conference","container-title":"Proceedings of the 2025 Conference on Empirical Methods in Natural Language Processing","DOI":"10.18653/v1/2025.emnlp-main.1318","page":"25961–25970","publisher":"Association for Computational Linguistics","publisher-place":"Suzhou, China","title":"Memory OS of AI Agent","URL":"https://aclanthology.org/2025.emnlp-main.1318/","author":[{"family":"Kang","given":"Jiazheng"},{"family":"Ji","given":"Mingming"},{"family":"Zhao","given":"Zhe"},{"family":"Bai","given":"Ting"}],"issued":{"date-parts":[["2025",11]]}}}],"schema":"https://github.com/citation-style-language/schema/raw/master/csl-citation.json"} </w:instrText>
-      </w:r>
-      <w:r>
-        <w:fldChar w:fldCharType="separate"/>
-      </w:r>
-      <w:r>
-        <w:rPr>
-          <w:rFonts w:cs="Times New Roman"/>
-        </w:rPr>
-        <w:t>(Kang等, 2025)</w:t>
-      </w:r>
-      <w:r>
-        <w:fldChar w:fldCharType="end"/>
-      </w:r>
-      <w:r>
-        <w:t>。</w:t>
-      </w:r>
-    </w:p>
-    <w:p>
-      <w:pPr>
-        <w:ind w:firstLine="21pt"/>
-      </w:pPr>
-      <w:r>
-        <w:rPr>
-          <w:rFonts w:hint="eastAsia"/>
-        </w:rPr>
-        <w:t>随着机制丰富，相关研究开始建设更贴近真实长程交互的评测基准。</w:t>
-      </w:r>
-      <w:r>
-        <w:t>Bertsch等人（2024）构建</w:t>
-      </w:r>
-      <w:proofErr w:type="spellStart"/>
-      <w:r>
-        <w:t>LoCoMo</w:t>
-      </w:r>
-      <w:proofErr w:type="spellEnd"/>
-      <w:r>
-        <w:t>提供超长多会话对话数据并用于评估长程对话记忆，覆盖问答、事件总结等任务</w:t>
-      </w:r>
-      <w:r>
-        <w:fldChar w:fldCharType="begin"/>
-      </w:r>
-      <w:r>
-        <w:instrText xml:space="preserve"> ADDIN ZOTERO_ITEM CSL_CITATION {"citationID":"qX3Lkhdx","properties":{"formattedCitation":"(Maharana\\uc0\\u31561{}, 2024)","plainCitation":"(Maharana等, 2024)","noteIndex":0},"citationItems":[{"id":56,"uris":["http://zotero.org/users/local/ibQM8ZuJ/items/T2GQB2X3"],"itemData":{"id":56,"type":"paper-conference","container-title":"Proceedings of the 62nd Annual Meeting of the Association for Computational Linguistics (Volume 1: Long Papers)","DOI":"10.18653/v1/2024.acl-long.747","page":"13851–13870","publisher":"Association for Computational Linguistics","publisher-place":"Bangkok, Thailand","title":"Evaluating Very Long-Term Conversational Memory of LLM Agents","URL":"https://aclanthology.org/2024.acl-long.747/","author":[{"family":"Maharana","given":"Adyasha"},{"family":"Lee","given":"Dong-Ho"},{"family":"Tulyakov","given":"Sergey"},{"family":"Bansal","given":"Mohit"},{"family":"Barbieri","given":"Francesco"},{"family":"Fang","given":"Yuwei"}],"issued":{"date-parts":[["2024",8]]}}}],"schema":"https://github.com/citation-style-language/schema/raw/master/csl-citation.json"} </w:instrText>
-      </w:r>
-      <w:r>
-        <w:fldChar w:fldCharType="separate"/>
-      </w:r>
-      <w:r>
-        <w:rPr>
-          <w:rFonts w:cs="Times New Roman"/>
-        </w:rPr>
-        <w:t>(Maharana等, 2024)</w:t>
-      </w:r>
-      <w:r>
-        <w:fldChar w:fldCharType="end"/>
-      </w:r>
-      <w:r>
-        <w:t>；</w:t>
-      </w:r>
-      <w:proofErr w:type="spellStart"/>
-      <w:r>
-        <w:t>MemBench</w:t>
-      </w:r>
-      <w:proofErr w:type="spellEnd"/>
-      <w:r>
-        <w:t xml:space="preserve"> 从有效性、效率与容量等维度评测 LLM-based</w:t>
+        <w:t>；MemBench 从有效性、效率与容量等维度评测 LLM-based</w:t>
       </w:r>
       <w:r>
         <w:rPr>
@@ -13556,23 +13250,7 @@
         <w:t>大语言模型（</w:t>
       </w:r>
       <w:r>
-        <w:t>LLM）在通用自然语言任务中展现出强大的理解与生成能力，使投顾系统从“数值配置器”扩展为能够处理金融文本、进行对话式咨询并生成解释性报告的智能体。Lee等人（2025）在对金融大模型（</w:t>
-      </w:r>
-      <w:proofErr w:type="spellStart"/>
-      <w:r>
-        <w:t>FinLLMs</w:t>
-      </w:r>
-      <w:proofErr w:type="spellEnd"/>
-      <w:r>
-        <w:t>）的综述中指出，</w:t>
-      </w:r>
-      <w:proofErr w:type="spellStart"/>
-      <w:r>
-        <w:t>FinLLM</w:t>
-      </w:r>
-      <w:proofErr w:type="spellEnd"/>
-      <w:r>
-        <w:t>研究虽相对通用领域仍较有限，但已在模型技术、下游任务与数据集、评测体系以及机会与挑战等方面形成系统化脉络</w:t>
+        <w:t>LLM）在通用自然语言任务中展现出强大的理解与生成能力，使投顾系统从“数值配置器”扩展为能够处理金融文本、进行对话式咨询并生成解释性报告的智能体。Lee等人（2025）在对金融大模型（FinLLMs）的综述中指出，FinLLM研究虽相对通用领域仍较有限，但已在模型技术、下游任务与数据集、评测体系以及机会与挑战等方面形成系统化脉络</w:t>
       </w:r>
       <w:r>
         <w:fldChar w:fldCharType="begin"/>
@@ -13616,15 +13294,7 @@
         <w:t>在数据集方面，</w:t>
       </w:r>
       <w:r>
-        <w:t>Chen等人（2021）提出</w:t>
-      </w:r>
-      <w:proofErr w:type="spellStart"/>
-      <w:r>
-        <w:t>FinQA</w:t>
-      </w:r>
-      <w:proofErr w:type="spellEnd"/>
-      <w:r>
-        <w:t>提供基于财务报告的问答对，并进一步标注可解释的推理程序，以促进金融语境下的复杂数值推理研</w:t>
+        <w:t>Chen等人（2021）提出FinQA提供基于财务报告的问答对，并进一步标注可解释的推理程序，以促进金融语境下的复杂数值推理研</w:t>
       </w:r>
       <w:r>
         <w:lastRenderedPageBreak/>
@@ -13670,11 +13340,7 @@
         <w:fldChar w:fldCharType="end"/>
       </w:r>
       <w:r>
-        <w:t>。这类数据集与方法为金融智能多维能力提供了可评测的研究抓手。在工程实践方面，开源社区也尝试以较低成本实现金融大模型能力注入，如</w:t>
-      </w:r>
-      <w:proofErr w:type="spellStart"/>
-      <w:r>
-        <w:t>Fin</w:t>
+        <w:t>。这类数据集与方法为金融智能多维能力提供了可评测的研究抓手。在工程实践方面，开源社区也尝试以较低成本实现金融大模型能力注入，如Fin</w:t>
       </w:r>
       <w:r>
         <w:t>G</w:t>
@@ -13682,7 +13348,6 @@
       <w:r>
         <w:t>PT</w:t>
       </w:r>
-      <w:proofErr w:type="spellEnd"/>
       <w:r>
         <w:fldChar w:fldCharType="begin"/>
       </w:r>
@@ -13702,13 +13367,8 @@
         <w:fldChar w:fldCharType="end"/>
       </w:r>
       <w:r>
-        <w:t>，其基于开源大模型进行轻量化微调。</w:t>
-      </w:r>
-      <w:proofErr w:type="spellStart"/>
-      <w:r>
-        <w:t>FinRL</w:t>
-      </w:r>
-      <w:proofErr w:type="spellEnd"/>
+        <w:t>，其基于开源大模型进行轻量化微调。FinRL</w:t>
+      </w:r>
       <w:r>
         <w:rPr>
           <w:rStyle w:val="afc"/>
@@ -13877,15 +13537,7 @@
         <w:fldChar w:fldCharType="end"/>
       </w:r>
       <w:r>
-        <w:t>；文中强调监管应在包容性原则下，以信义义务与信息披露为主线寻求金融科技与金融监管的协调。Zhang和</w:t>
-      </w:r>
-      <w:proofErr w:type="spellStart"/>
-      <w:r>
-        <w:t>Xie</w:t>
-      </w:r>
-      <w:proofErr w:type="spellEnd"/>
-      <w:r>
-        <w:t>（2020）的研究则从我国监管体系出发讨论国内智能投顾面临的障碍，并提出改善披露与投资者保护、明</w:t>
+        <w:t>；文中强调监管应在包容性原则下，以信义义务与信息披露为主线寻求金融科技与金融监管的协调。Zhang和Xie（2020）的研究则从我国监管体系出发讨论国内智能投顾面临的障碍，并提出改善披露与投资者保护、明</w:t>
       </w:r>
       <w:r>
         <w:lastRenderedPageBreak/>
@@ -14058,7 +13710,11 @@
         <w:t>、</w:t>
       </w:r>
       <w:r>
-        <w:t>应用”的基本链条。外部刺激首先被感知并编码为内部表征，随后存入记忆系统，在特定情境下被提取并用于决策或行为调整。这一过程并非静态完成，而是随着新信息的不断输入而反复迭代。将这一认知加工机制映射到智能投顾系统中，意味着对话内容不应仅被视为一次性输入，而应作为持续影响用户认知状态的动态信号，为后续的决策推理提供依据。</w:t>
+        <w:t>应用”的基本链条。外部刺激首先被感知并编码为内部表征，随后存入记忆系统，在特定情境下被提取并用于决策或行为调整。这一过程并非静态完成，而是随着新信息的不断输入而反复迭代。将这一认知加工机制映射到</w:t>
+      </w:r>
+      <w:r>
+        <w:lastRenderedPageBreak/>
+        <w:t>智能投顾系统中，意味着对话内容不应仅被视为一次性输入，而应作为持续影响用户认知状态的动态信号，为后续的决策推理提供依据。</w:t>
       </w:r>
     </w:p>
     <w:p>
@@ -14078,11 +13734,7 @@
         <w:t>（1955）</w:t>
       </w:r>
       <w:r>
-        <w:t>提出的“有限理性”理论指出，个体在决策过程中受到认知能力、信息获取成本与时间约束的限制，往往依赖启发式规则而</w:t>
-      </w:r>
-      <w:r>
-        <w:lastRenderedPageBreak/>
-        <w:t>非全局最优计算</w:t>
+        <w:t>提出的“有限理性”理论指出，个体在决策过程中受到认知能力、信息获取成本与时间约束的限制，往往依赖启发式规则而非全局最优计算</w:t>
       </w:r>
       <w:r>
         <w:fldChar w:fldCharType="begin"/>
@@ -14220,21 +13872,7 @@
         <w:rPr>
           <w:rFonts w:cs="Times New Roman"/>
         </w:rPr>
-        <w:t>(</w:t>
-      </w:r>
-      <w:proofErr w:type="spellStart"/>
-      <w:r>
-        <w:rPr>
-          <w:rFonts w:cs="Times New Roman"/>
-        </w:rPr>
-        <w:t>Barberis</w:t>
-      </w:r>
-      <w:proofErr w:type="spellEnd"/>
-      <w:r>
-        <w:rPr>
-          <w:rFonts w:cs="Times New Roman"/>
-        </w:rPr>
-        <w:t>等, 2003)</w:t>
+        <w:t>(Barberis等, 2003)</w:t>
       </w:r>
       <w:r>
         <w:fldChar w:fldCharType="end"/>
@@ -14288,6 +13926,7 @@
         <w:ind w:firstLine="24pt"/>
       </w:pPr>
       <w:r>
+        <w:lastRenderedPageBreak/>
         <w:t>为了将动态认知从概念层面落地为可实现的系统机制，本文提出“理解—记忆—推理—反馈”的闭环结构，用以刻画智能投顾在多轮交互中的认知更新过程。</w:t>
       </w:r>
     </w:p>
@@ -14296,7 +13935,6 @@
         <w:ind w:firstLine="24pt"/>
       </w:pPr>
       <w:r>
-        <w:lastRenderedPageBreak/>
         <w:t>首先，在</w:t>
       </w:r>
       <w:r>
@@ -14633,6 +14271,9 @@
       <w:pPr>
         <w:pStyle w:val="v3"/>
         <w:spacing w:before="32.60pt" w:after="32.60pt"/>
+        <w:rPr>
+          <w:rFonts w:hint="eastAsia"/>
+        </w:rPr>
       </w:pPr>
       <w:bookmarkStart w:id="51" w:name="_Toc223096617"/>
       <w:bookmarkStart w:id="52" w:name="_Toc224419398"/>
@@ -14754,35 +14395,14 @@
         <w:rPr>
           <w:rFonts w:hint="eastAsia"/>
         </w:rPr>
-        <w:t>本文基于</w:t>
-      </w:r>
-      <w:proofErr w:type="spellStart"/>
-      <w:r>
-        <w:rPr>
-          <w:rFonts w:hint="eastAsia"/>
-        </w:rPr>
-        <w:t>LoCoMo</w:t>
-      </w:r>
-      <w:proofErr w:type="spellEnd"/>
-      <w:r>
-        <w:rPr>
-          <w:rFonts w:hint="eastAsia"/>
-        </w:rPr>
-        <w:t>数据集进行了分析，</w:t>
-      </w:r>
-      <w:proofErr w:type="spellStart"/>
-      <w:r>
-        <w:rPr>
-          <w:rFonts w:hint="eastAsia"/>
-        </w:rPr>
-        <w:t>LoCoMo</w:t>
-      </w:r>
-      <w:proofErr w:type="spellEnd"/>
-      <w:r>
-        <w:rPr>
-          <w:rFonts w:hint="eastAsia"/>
-        </w:rPr>
-        <w:t>数据集是一个通用对话的多轮对话数据集。通过对该对话的逐例</w:t>
+        <w:t>本文基于LoCoMo数</w:t>
+      </w:r>
+      <w:r>
+        <w:rPr>
+          <w:rFonts w:hint="eastAsia"/>
+        </w:rPr>
+        <w:lastRenderedPageBreak/>
+        <w:t>据集进行了分析，LoCoMo数据集是一个通用对话的多轮对话数据集。通过对该对话的逐例</w:t>
       </w:r>
       <w:r>
         <w:rPr>
@@ -14831,7 +14451,6 @@
         <w:rPr>
           <w:rFonts w:hint="eastAsia"/>
         </w:rPr>
-        <w:lastRenderedPageBreak/>
         <w:t>图4.1显示</w:t>
       </w:r>
       <w:r>
@@ -15218,7 +14837,11 @@
         <w:t>图4.3显示</w:t>
       </w:r>
       <w:r>
-        <w:t>多轮对话中大量关键关联并不以显式词面重叠出现，而体现在指代消解、逻辑因果、时间顺序、意图延续或情绪承接等隐式关系上。仅依赖窗口拼接或相似度匹配，往往难以在表示层面捕捉这些跨轮次语义链，从而出现历史相关但检索不到或检索到了但无法解释关联的情况。</w:t>
+        <w:t>多轮对话中大量关键关联并不以显式词面重叠出现，而体现在指代消解、逻辑因果、时间顺序、意图延续或情绪承接等隐式关系上。仅</w:t>
+      </w:r>
+      <w:r>
+        <w:lastRenderedPageBreak/>
+        <w:t>依赖窗口拼接或相似度匹配，往往难以在表示层面捕捉这些跨轮次语义链，从而出现历史相关但检索不到或检索到了但无法解释关联的情况。</w:t>
       </w:r>
     </w:p>
     <w:p>
@@ -15227,7 +14850,6 @@
         <w:ind w:firstLine="24pt"/>
       </w:pPr>
       <w:r>
-        <w:lastRenderedPageBreak/>
         <w:drawing>
           <wp:inline distT="0" distB="0" distL="0" distR="0" wp14:anchorId="68A98F31" wp14:editId="0FC821BD">
             <wp:extent cx="3679190" cy="1469390"/>
@@ -15411,21 +15033,7 @@
         <w:rPr>
           <w:rFonts w:hint="eastAsia"/>
         </w:rPr>
-        <w:t>统计了</w:t>
-      </w:r>
-      <w:proofErr w:type="spellStart"/>
-      <w:r>
-        <w:rPr>
-          <w:rFonts w:hint="eastAsia"/>
-        </w:rPr>
-        <w:t>LoCoMo</w:t>
-      </w:r>
-      <w:proofErr w:type="spellEnd"/>
-      <w:r>
-        <w:rPr>
-          <w:rFonts w:hint="eastAsia"/>
-        </w:rPr>
-        <w:t>数据集中各类问题占比</w:t>
+        <w:t>统计了LoCoMo数据集中各类问题占比</w:t>
       </w:r>
       <w:r>
         <w:rPr>
@@ -15692,7 +15300,11 @@
         <w:t>以</w:t>
       </w:r>
       <w:r>
-        <w:t>当前轮次为锚点，先动态确定最相关的历史范围，再在该范围内进行语义级精炼，最后通过生成式机制将隐式语义链条显式化，形成可长期存储与稳定检索的记忆表示。该框架由三个关键环节组成：动态窗口选择、窗口内容精炼与语境内容生成。</w:t>
+        <w:t>当前轮次为锚点，先动态确定最相关的历史范围，再在该范围内进行语义级精炼，最后通过生成式机制将隐式语义链条显式化，形成可长期存储与</w:t>
+      </w:r>
+      <w:r>
+        <w:lastRenderedPageBreak/>
+        <w:t>稳定检索的记忆表示。该框架由三个关键环节组成：动态窗口选择、窗口内容精炼与语境内容生成。</w:t>
       </w:r>
     </w:p>
     <w:p>
@@ -15703,7 +15315,6 @@
         <w:rPr>
           <w:rFonts w:hint="eastAsia"/>
         </w:rPr>
-        <w:lastRenderedPageBreak/>
         <w:t>（1）</w:t>
       </w:r>
       <w:r>
@@ -15776,8 +15387,14 @@
         <w:pStyle w:val="af5"/>
         <w:keepNext/>
         <w:ind w:firstLine="24pt"/>
-      </w:pPr>
-      <w:r>
+        <w:rPr>
+          <w:bCs/>
+        </w:rPr>
+      </w:pPr>
+      <w:r>
+        <w:rPr>
+          <w:bCs/>
+        </w:rPr>
         <w:drawing>
           <wp:inline distT="0" distB="0" distL="0" distR="0" wp14:anchorId="6851889C" wp14:editId="48AB3486">
             <wp:extent cx="5039360" cy="2773045"/>
@@ -15819,41 +15436,69 @@
       <w:pPr>
         <w:pStyle w:val="af7"/>
         <w:ind w:firstLine="20.40pt"/>
+        <w:rPr>
+          <w:b w:val="0"/>
+          <w:bCs/>
+        </w:rPr>
       </w:pPr>
       <w:bookmarkStart w:id="64" w:name="_Toc223528559"/>
       <w:r>
         <w:rPr>
           <w:rFonts w:hint="eastAsia"/>
+          <w:b w:val="0"/>
+          <w:bCs/>
         </w:rPr>
         <w:t>图</w:t>
       </w:r>
       <w:r>
         <w:rPr>
           <w:rFonts w:hint="eastAsia"/>
+          <w:b w:val="0"/>
+          <w:bCs/>
         </w:rPr>
         <w:t xml:space="preserve"> </w:t>
       </w:r>
       <w:r>
+        <w:rPr>
+          <w:b w:val="0"/>
+          <w:bCs/>
+        </w:rPr>
         <w:fldChar w:fldCharType="begin"/>
       </w:r>
       <w:r>
+        <w:rPr>
+          <w:b w:val="0"/>
+          <w:bCs/>
+        </w:rPr>
         <w:instrText xml:space="preserve"> </w:instrText>
       </w:r>
       <w:r>
         <w:rPr>
           <w:rFonts w:hint="eastAsia"/>
+          <w:b w:val="0"/>
+          <w:bCs/>
         </w:rPr>
         <w:instrText>STYLEREF 1 \s</w:instrText>
       </w:r>
       <w:r>
+        <w:rPr>
+          <w:b w:val="0"/>
+          <w:bCs/>
+        </w:rPr>
         <w:instrText xml:space="preserve"> </w:instrText>
       </w:r>
       <w:r>
+        <w:rPr>
+          <w:b w:val="0"/>
+          <w:bCs/>
+        </w:rPr>
         <w:fldChar w:fldCharType="separate"/>
       </w:r>
       <w:r>
         <w:rPr>
           <w:rFonts w:hint="cs"/>
+          <w:b w:val="0"/>
+          <w:bCs/>
           <w:noProof/>
           <w:cs/>
         </w:rPr>
@@ -15861,69 +15506,107 @@
       </w:r>
       <w:r>
         <w:rPr>
+          <w:b w:val="0"/>
+          <w:bCs/>
           <w:noProof/>
         </w:rPr>
         <w:t>4</w:t>
       </w:r>
       <w:r>
+        <w:rPr>
+          <w:b w:val="0"/>
+          <w:bCs/>
+        </w:rPr>
         <w:fldChar w:fldCharType="end"/>
       </w:r>
       <w:r>
+        <w:rPr>
+          <w:b w:val="0"/>
+          <w:bCs/>
+        </w:rPr>
         <w:t>.</w:t>
       </w:r>
       <w:r>
+        <w:rPr>
+          <w:b w:val="0"/>
+          <w:bCs/>
+        </w:rPr>
         <w:fldChar w:fldCharType="begin"/>
       </w:r>
       <w:r>
+        <w:rPr>
+          <w:b w:val="0"/>
+          <w:bCs/>
+        </w:rPr>
         <w:instrText xml:space="preserve"> </w:instrText>
       </w:r>
       <w:r>
         <w:rPr>
           <w:rFonts w:hint="eastAsia"/>
+          <w:b w:val="0"/>
+          <w:bCs/>
         </w:rPr>
         <w:instrText xml:space="preserve">SEQ </w:instrText>
       </w:r>
       <w:r>
         <w:rPr>
           <w:rFonts w:hint="eastAsia"/>
+          <w:b w:val="0"/>
+          <w:bCs/>
         </w:rPr>
         <w:instrText>图</w:instrText>
       </w:r>
       <w:r>
         <w:rPr>
           <w:rFonts w:hint="eastAsia"/>
+          <w:b w:val="0"/>
+          <w:bCs/>
         </w:rPr>
         <w:instrText xml:space="preserve"> \* ARABIC \s 1</w:instrText>
       </w:r>
       <w:r>
+        <w:rPr>
+          <w:b w:val="0"/>
+          <w:bCs/>
+        </w:rPr>
         <w:instrText xml:space="preserve"> </w:instrText>
       </w:r>
       <w:r>
+        <w:rPr>
+          <w:b w:val="0"/>
+          <w:bCs/>
+        </w:rPr>
         <w:fldChar w:fldCharType="separate"/>
       </w:r>
       <w:r>
         <w:rPr>
+          <w:b w:val="0"/>
+          <w:bCs/>
           <w:noProof/>
         </w:rPr>
         <w:t>5</w:t>
       </w:r>
       <w:r>
+        <w:rPr>
+          <w:b w:val="0"/>
+          <w:bCs/>
+        </w:rPr>
         <w:fldChar w:fldCharType="end"/>
       </w:r>
       <w:r>
+        <w:rPr>
+          <w:b w:val="0"/>
+          <w:bCs/>
+        </w:rPr>
         <w:t xml:space="preserve"> </w:t>
       </w:r>
       <w:r>
         <w:rPr>
           <w:rFonts w:hint="eastAsia"/>
-        </w:rPr>
-        <w:t>基于动态语境感知的长期对话记忆表征</w:t>
-      </w:r>
-      <w:r>
-        <w:rPr>
-          <w:rFonts w:hint="eastAsia"/>
-        </w:rPr>
-        <w:t>机制</w:t>
+          <w:b w:val="0"/>
+          <w:bCs/>
+        </w:rPr>
+        <w:t>基于动态语境感知的长期对话记忆表征机制</w:t>
       </w:r>
       <w:bookmarkEnd w:id="64"/>
     </w:p>
@@ -15938,6 +15621,7 @@
         <w:rPr>
           <w:rFonts w:hint="eastAsia"/>
         </w:rPr>
+        <w:lastRenderedPageBreak/>
         <w:t>基于动态语境感知的长期对话记忆表征</w:t>
       </w:r>
       <w:r>
@@ -15960,7 +15644,6 @@
         <w:rPr>
           <w:rFonts w:hint="eastAsia"/>
         </w:rPr>
-        <w:lastRenderedPageBreak/>
         <w:t>动态窗口选择机制</w:t>
       </w:r>
       <w:bookmarkEnd w:id="67"/>
@@ -16038,7 +15721,11 @@
         <w:ind w:firstLine="24pt"/>
       </w:pPr>
       <w:r>
-        <w:t>动态窗口选择解决了历史范围自适应的问题，但即使在合理确定的窗口内，仍可能包含与当前轮次弱相关或无关的内容。例如，同一主题下的支线讨论、阶段性插话或与当前语义目标关系较弱的细节信息，都会降低上下文的信噪比。如果不加区分地将这些内容全部用于后续表征，容易使嵌入表示被冗余语义稀释，从而影响检索与生成效果。</w:t>
+        <w:t>动态窗口选择解决了历史范围自适应的问题，但即使在合理确定的窗口内，仍可能包含与当前轮次弱相关或无关的内容。例如，同一主题下的支线</w:t>
+      </w:r>
+      <w:r>
+        <w:lastRenderedPageBreak/>
+        <w:t>讨论、阶段性插话或与当前语义目标关系较弱的细节信息，都会降低上下文的信噪比。如果不加区分地将这些内容全部用于后续表征，容易使嵌入表示被冗余语义稀释，从而影响检索与生成效果。</w:t>
       </w:r>
     </w:p>
     <w:p>
@@ -16047,11 +15734,7 @@
         <w:ind w:firstLine="24pt"/>
       </w:pPr>
       <w:r>
-        <w:t>为进一步提升候选历史内容的质量，在动态窗口基础上引入窗口内容精</w:t>
-      </w:r>
-      <w:r>
-        <w:lastRenderedPageBreak/>
-        <w:t>炼机制。该机制以当前轮次为参照，对窗口内的历史发言逐一进行语义相关度评估，仅保留与当前语义目标具有较高相关性的对话片段。通过语义层面的过滤，精炼后的上下文更加集中于对当前轮次真正有支持价值的信息，从而减少无关内容带来的干扰。</w:t>
+        <w:t>为进一步提升候选历史内容的质量，在动态窗口基础上引入窗口内容精炼机制。该机制以当前轮次为参照，对窗口内的历史发言逐一进行语义相关度评估，仅保留与当前语义目标具有较高相关性的对话片段。通过语义层面的过滤，精炼后的上下文更加集中于对当前轮次真正有支持价值的信息，从而减少无关内容带来的干扰。</w:t>
       </w:r>
     </w:p>
     <w:p>
@@ -16136,7 +15819,11 @@
         <w:ind w:firstLine="24pt"/>
       </w:pPr>
       <w:r>
-        <w:t>在实际应用中，语境内容生成通常围绕三类语义增强方向展开。一类是指代消解，通过明确指出当前轮次中代词或省略内容所对应的具体实体或事件，补全实体链条；第二类是决策逻辑补全，将历史条件、先前结论与当前问题之间的因果或对比关系进行概括，使推理脉络更加清晰；第三类是风险与情绪延续，通过总结对话参与者在先前轮次中体现的态度或倾向，并说明其对当前意图的影响，从而增强对软语义信息的建模能力。</w:t>
+        <w:t>在实际应用中，语境内容生成通常围绕三类语义增强方向展开。一类是指代消解，通过明确指出当前轮次中代词或省略内容所对应的具体实体或事件，补全实体链条；第二类是决策逻辑补全，将历史条件、先前结论与当前问题之间的因果或对比关系进行概括，使推理脉络更加清晰；第三类是风险</w:t>
+      </w:r>
+      <w:r>
+        <w:lastRenderedPageBreak/>
+        <w:t>与情绪延续，通过总结对话参与者在先前轮次中体现的态度或倾向，并说明其对当前意图的影响，从而增强对软语义信息的建模能力。</w:t>
       </w:r>
     </w:p>
     <w:p>
@@ -16144,11 +15831,7 @@
         <w:ind w:firstLine="24pt"/>
       </w:pPr>
       <w:r>
-        <w:t>通过引入语境生成，最终用于嵌入的文本表示不仅包含当前轮次内容，还融合了显式化的语义桥梁。这种增强后的记忆表示在相同嵌入模型下，能</w:t>
-      </w:r>
-      <w:r>
-        <w:lastRenderedPageBreak/>
-        <w:t>够更好地对齐相关查询，缓解语义相关但词面不相似的检索盲区，为后续长期记忆存储、检索与一致性生成提供更加稳健的语义基础。</w:t>
+        <w:t>通过引入语境生成，最终用于嵌入的文本表示不仅包含当前轮次内容，还融合了显式化的语义桥梁。这种增强后的记忆表示在相同嵌入模型下，能够更好地对齐相关查询，缓解语义相关但词面不相似的检索盲区，为后续长期记忆存储、检索与一致性生成提供更加稳健的语义基础。</w:t>
       </w:r>
     </w:p>
     <w:p>
@@ -16219,7 +15902,11 @@
         <w:ind w:firstLine="24pt"/>
       </w:pPr>
       <w:r>
-        <w:t>在新一轮对话到来时，系统首先判断是否需要触发长期记忆检索。该触发通常由当前对话内容的语义特征决定，例如是否涉及历史实体、先前讨论主题或延续性决策问题。一旦触发检索，系统将基于当前轮次及其对应生成的语境内容构建查询嵌入，使查询向量在语义空间中尽可能对齐于当前轮次真正关注的历史信息。</w:t>
+        <w:t>在新一轮对话到来时，系统首先判断是否需要触发长期记忆检索。该触发通常由当前对话内容的语义特征决定，例如是否涉及历史实体、先前讨论</w:t>
+      </w:r>
+      <w:r>
+        <w:lastRenderedPageBreak/>
+        <w:t>主题或延续性决策问题。一旦触发检索，系统将基于当前轮次及其对应生成的语境内容构建查询嵌入，使查询向量在语义空间中尽可能对齐于当前轮次真正关注的历史信息。</w:t>
       </w:r>
     </w:p>
     <w:p>
@@ -16227,7 +15914,6 @@
         <w:ind w:firstLine="24pt"/>
       </w:pPr>
       <w:r>
-        <w:lastRenderedPageBreak/>
         <w:t>查询嵌入构建完成后，系统在长期记忆库中执行向量相似度搜索，召回与当前查询最相关的若干记忆单元。由于存储的记忆本身已经经过动态选择、精炼与语境增强，检索结果更倾向于包含对当前语义具有直接支撑作用的历史语境，而非仅在词面上相似的对话片段。这种检索方式有效降低了无关历史被误召回的概率，提高了记忆调用的准确性与稳定性。</w:t>
       </w:r>
     </w:p>
@@ -16317,6 +16003,7 @@
         <w:rPr>
           <w:rFonts w:hint="eastAsia"/>
         </w:rPr>
+        <w:lastRenderedPageBreak/>
         <w:t>记忆类型的划分与功能定位</w:t>
       </w:r>
       <w:bookmarkEnd w:id="83"/>
@@ -16330,7 +16017,6 @@
         <w:rPr>
           <w:rFonts w:hint="eastAsia"/>
         </w:rPr>
-        <w:lastRenderedPageBreak/>
         <w:t>本文</w:t>
       </w:r>
       <w:r>
@@ -16479,14 +16165,8 @@
         <w:rPr>
           <w:rFonts w:hint="eastAsia"/>
         </w:rPr>
-        <w:t>从整体运行逻辑来看，用户交互层负责接收投资咨询请求；对话与智能体控制层对用户需求进行理解与任务调度；工具与环境执行层实现智能体对工具的使用，以及接收环境的反馈；记忆管理层为对话提供长期、短期以及</w:t>
-      </w:r>
-      <w:r>
-        <w:rPr>
-          <w:rFonts w:hint="eastAsia"/>
-        </w:rPr>
         <w:lastRenderedPageBreak/>
-        <w:t>用户个性化需求的认知支撑；风险提示与合规控制层则对系统输出进行统一约束，确保所有回答符合证券投资咨询的监管要求。通过上述分层设计，系统能够在保证专业性与安全性的前提下，实现连续、个性化的智能咨询服务。</w:t>
+        <w:t>从整体运行逻辑来看，用户交互层负责接收投资咨询请求；对话与智能体控制层对用户需求进行理解与任务调度；工具与环境执行层实现智能体对工具的使用，以及接收环境的反馈；记忆管理层为对话提供长期、短期以及用户个性化需求的认知支撑；风险提示与合规控制层则对系统输出进行统一约束，确保所有回答符合证券投资咨询的监管要求。通过上述分层设计，系统能够在保证专业性与安全性的前提下，实现连续、个性化的智能咨询服务。</w:t>
       </w:r>
     </w:p>
     <w:p>
@@ -16711,7 +16391,11 @@
         <w:t>，</w:t>
       </w:r>
       <w:r>
-        <w:t>帮助用户理解投资逻辑与风险特征，而不是直接给出具体的买卖指令。该模块强调“辅助决策”定位，通过信息整合、逻辑梳理与风险说明，帮助用户形成理性的投资判断。</w:t>
+        <w:t>帮助用户理解投资逻辑与风险特征，而不是</w:t>
+      </w:r>
+      <w:r>
+        <w:lastRenderedPageBreak/>
+        <w:t>直接给出具体的买卖指令。该模块强调“辅助决策”定位，通过信息整合、逻辑梳理与风险说明，帮助用户形成理性的投资判断。</w:t>
       </w:r>
     </w:p>
     <w:p>
@@ -16727,7 +16411,6 @@
         <w:ind w:firstLine="24pt"/>
       </w:pPr>
       <w:r>
-        <w:lastRenderedPageBreak/>
         <w:t>记忆管理层</w:t>
       </w:r>
       <w:r>
@@ -17065,6 +16748,7 @@
                 <w:sz w:val="18"/>
                 <w:szCs w:val="18"/>
               </w:rPr>
+              <w:lastRenderedPageBreak/>
               <w:t>基础风险提示</w:t>
             </w:r>
           </w:p>
@@ -17139,7 +16823,6 @@
                 <w:sz w:val="18"/>
                 <w:szCs w:val="18"/>
               </w:rPr>
-              <w:lastRenderedPageBreak/>
               <w:t>产品类风险提示</w:t>
             </w:r>
           </w:p>
@@ -17795,6 +17478,7 @@
                 <w:sz w:val="18"/>
                 <w:szCs w:val="18"/>
               </w:rPr>
+              <w:lastRenderedPageBreak/>
               <w:t>2</w:t>
             </w:r>
           </w:p>
@@ -17895,25 +17579,7 @@
                 <w:sz w:val="18"/>
                 <w:szCs w:val="18"/>
               </w:rPr>
-              <w:t xml:space="preserve">智能体 </w:t>
-            </w:r>
-            <w:proofErr w:type="spellStart"/>
-            <w:r>
-              <w:rPr>
-                <w:rFonts w:hint="eastAsia"/>
-                <w:sz w:val="18"/>
-                <w:szCs w:val="18"/>
-              </w:rPr>
-              <w:t>ReAct</w:t>
-            </w:r>
-            <w:proofErr w:type="spellEnd"/>
-            <w:r>
-              <w:rPr>
-                <w:rFonts w:hint="eastAsia"/>
-                <w:sz w:val="18"/>
-                <w:szCs w:val="18"/>
-              </w:rPr>
-              <w:t>模式，多轮调用工具，直到完成目标</w:t>
+              <w:t>智能体 ReAct模式，多轮调用工具，直到完成目标</w:t>
             </w:r>
           </w:p>
         </w:tc>
@@ -17936,25 +17602,7 @@
                 <w:sz w:val="18"/>
                 <w:szCs w:val="18"/>
               </w:rPr>
-              <w:t xml:space="preserve">智能体 </w:t>
-            </w:r>
-            <w:proofErr w:type="spellStart"/>
-            <w:r>
-              <w:rPr>
-                <w:rFonts w:hint="eastAsia"/>
-                <w:sz w:val="18"/>
-                <w:szCs w:val="18"/>
-              </w:rPr>
-              <w:t>ReAct</w:t>
-            </w:r>
-            <w:proofErr w:type="spellEnd"/>
-            <w:r>
-              <w:rPr>
-                <w:rFonts w:hint="eastAsia"/>
-                <w:sz w:val="18"/>
-                <w:szCs w:val="18"/>
-              </w:rPr>
-              <w:t>模式得到满足用户需求回复</w:t>
+              <w:t>智能体 ReAct模式得到满足用户需求回复</w:t>
             </w:r>
           </w:p>
         </w:tc>
@@ -17983,7 +17631,6 @@
                 <w:sz w:val="18"/>
                 <w:szCs w:val="18"/>
               </w:rPr>
-              <w:lastRenderedPageBreak/>
               <w:t>4</w:t>
             </w:r>
           </w:p>
@@ -18169,14 +17816,12 @@
       </w:pPr>
       <w:bookmarkStart w:id="102" w:name="_Toc223096638"/>
       <w:bookmarkStart w:id="103" w:name="_Toc224419419"/>
-      <w:proofErr w:type="spellStart"/>
       <w:r>
         <w:rPr>
           <w:rFonts w:hint="eastAsia"/>
         </w:rPr>
         <w:t>LoCoMo</w:t>
       </w:r>
-      <w:proofErr w:type="spellEnd"/>
       <w:r>
         <w:rPr>
           <w:rFonts w:hint="eastAsia"/>
@@ -18208,25 +17853,21 @@
       <w:r>
         <w:t>验采用</w:t>
       </w:r>
-      <w:proofErr w:type="spellStart"/>
       <w:r>
         <w:rPr>
           <w:rFonts w:hint="eastAsia"/>
         </w:rPr>
         <w:t>LoCoMo</w:t>
       </w:r>
-      <w:proofErr w:type="spellEnd"/>
       <w:r>
         <w:t>数据集，该数据集面向“超长周期、多会话”开放域对话场景，用于评估大语言模型在极长对话历史下的记忆、时间推理与叙事一致性能力。</w:t>
       </w:r>
-      <w:proofErr w:type="spellStart"/>
       <w:r>
         <w:rPr>
           <w:rFonts w:hint="eastAsia"/>
         </w:rPr>
         <w:t>LoCoMo</w:t>
       </w:r>
-      <w:proofErr w:type="spellEnd"/>
       <w:r>
         <w:t>的核心特点是：每段对话由两位虚拟角色围绕各自的人物设定与时间事件图推进，并引入多模态行为</w:t>
       </w:r>
@@ -18283,14 +17924,12 @@
       <w:r>
         <w:t>在规模与长度方面，</w:t>
       </w:r>
-      <w:proofErr w:type="spellStart"/>
       <w:r>
         <w:rPr>
           <w:rFonts w:hint="eastAsia"/>
         </w:rPr>
         <w:t>LoCoMo</w:t>
       </w:r>
-      <w:proofErr w:type="spellEnd"/>
       <w:r>
         <w:t>包含 50 段对话，每段平均约300个</w:t>
       </w:r>
@@ -18836,21 +18475,8 @@
         <w:rPr>
           <w:rFonts w:hint="eastAsia"/>
         </w:rPr>
-        <w:t>本文用</w:t>
-      </w:r>
-      <w:proofErr w:type="spellStart"/>
-      <w:r>
-        <w:rPr>
-          <w:rFonts w:hint="eastAsia"/>
-        </w:rPr>
-        <w:t>LoCoMo</w:t>
-      </w:r>
-      <w:proofErr w:type="spellEnd"/>
-      <w:r>
-        <w:rPr>
-          <w:rFonts w:hint="eastAsia"/>
-        </w:rPr>
-        <w:t>数据集评测本文提出的长期记忆表征建模</w:t>
+        <w:lastRenderedPageBreak/>
+        <w:t>本文用LoCoMo数据集评测本文提出的长期记忆表征建模</w:t>
       </w:r>
       <w:r>
         <w:rPr>
@@ -18862,21 +18488,7 @@
         <w:rPr>
           <w:rFonts w:hint="eastAsia"/>
         </w:rPr>
-        <w:t>，使用</w:t>
-      </w:r>
-      <w:proofErr w:type="spellStart"/>
-      <w:r>
-        <w:rPr>
-          <w:rFonts w:hint="eastAsia"/>
-        </w:rPr>
-        <w:t>LoCoMo</w:t>
-      </w:r>
-      <w:proofErr w:type="spellEnd"/>
-      <w:r>
-        <w:rPr>
-          <w:rFonts w:hint="eastAsia"/>
-        </w:rPr>
-        <w:t>每轮对话标注的“历史对话证据”作为该论对话需要召回的记忆，</w:t>
+        <w:t>，使用LoCoMo每轮对话标注的“历史对话证据”作为该论对话需要召回的记忆，</w:t>
       </w:r>
       <w:r>
         <w:rPr>
@@ -18897,15 +18509,12 @@
         <w:spacing w:before="16.30pt" w:after="16.30pt"/>
       </w:pPr>
       <w:bookmarkStart w:id="104" w:name="_Toc224419420"/>
-      <w:proofErr w:type="spellStart"/>
-      <w:r>
-        <w:rPr>
-          <w:rFonts w:hint="eastAsia"/>
-        </w:rPr>
-        <w:lastRenderedPageBreak/>
+      <w:r>
+        <w:rPr>
+          <w:rFonts w:hint="eastAsia"/>
+        </w:rPr>
         <w:t>MemFinConv</w:t>
       </w:r>
-      <w:proofErr w:type="spellEnd"/>
       <w:r>
         <w:rPr>
           <w:rFonts w:hint="eastAsia"/>
@@ -18924,11 +18533,9 @@
         </w:rPr>
         <w:t>现有经济金融对话数据集包括</w:t>
       </w:r>
-      <w:proofErr w:type="spellStart"/>
       <w:r>
         <w:t>ConvFinQA</w:t>
       </w:r>
-      <w:proofErr w:type="spellEnd"/>
       <w:r>
         <w:fldChar w:fldCharType="begin"/>
       </w:r>
@@ -18989,68 +18596,53 @@
         </w:rPr>
         <w:t>等，均是单轮对话数据集。</w:t>
       </w:r>
-      <w:proofErr w:type="spellStart"/>
+      <w:r>
+        <w:t>ConvFinQA等数据集强调财报表格驱动的数值推理，偏文档问答；另一方面，FinTalk-19k 与 DISC-FinLLM更偏短对话或指令式问答，缺乏长对话中的上下文保持、风险提示与合规约束等评测要素</w:t>
+      </w:r>
+      <w:r>
+        <w:rPr>
+          <w:rFonts w:hint="eastAsia"/>
+        </w:rPr>
+        <w:t>。这些数据集无法对金融垂域</w:t>
+      </w:r>
+      <w:r>
+        <w:rPr>
+          <w:rFonts w:hint="eastAsia"/>
+        </w:rPr>
+        <w:t>智能体、大模型</w:t>
+      </w:r>
+      <w:r>
+        <w:rPr>
+          <w:rFonts w:hint="eastAsia"/>
+        </w:rPr>
+        <w:t>提供全用户对话周期流程的评测。另外这些数据集缺乏对智能投顾与用户全流程对话细粒度体验的评测，</w:t>
+      </w:r>
+      <w:r>
+        <w:rPr>
+          <w:rFonts w:hint="eastAsia"/>
+        </w:rPr>
+        <w:t>标注值</w:t>
+      </w:r>
+      <w:r>
+        <w:rPr>
+          <w:rFonts w:hint="eastAsia"/>
+        </w:rPr>
+        <w:t>只有针对问题的回答，缺乏例如上下文保持、用户画像保持、风险提示与合规约束的评测维度。基于此本文以“可评测”为目标，构建了一个细粒度、深入智能投顾用户体验、具有丰富真值的评测集。同时本文也开源了合成该金融领域多轮对话数据集的自动化流程，可用于扩展数据集。</w:t>
+      </w:r>
+    </w:p>
+    <w:p>
+      <w:pPr>
+        <w:ind w:firstLine="24pt"/>
+      </w:pPr>
+      <w:r>
+        <w:rPr>
+          <w:rFonts w:hint="eastAsia"/>
+        </w:rPr>
+        <w:t>本数据集以</w:t>
+      </w:r>
       <w:r>
         <w:t>ConvFinQA</w:t>
       </w:r>
-      <w:proofErr w:type="spellEnd"/>
-      <w:r>
-        <w:t>等数据集强调财报表格驱动的数值推理，偏文档问答；另一方面，FinTalk-19k 与 DISC-</w:t>
-      </w:r>
-      <w:proofErr w:type="spellStart"/>
-      <w:r>
-        <w:t>FinLLM</w:t>
-      </w:r>
-      <w:proofErr w:type="spellEnd"/>
-      <w:r>
-        <w:t>更偏短对话或指令式问答，缺乏长对话中的上下文保持、风险提示与合规约束等评测要素</w:t>
-      </w:r>
-      <w:r>
-        <w:rPr>
-          <w:rFonts w:hint="eastAsia"/>
-        </w:rPr>
-        <w:t>。这些数据集无法对金融垂域</w:t>
-      </w:r>
-      <w:r>
-        <w:rPr>
-          <w:rFonts w:hint="eastAsia"/>
-        </w:rPr>
-        <w:t>智能体、大模型</w:t>
-      </w:r>
-      <w:r>
-        <w:rPr>
-          <w:rFonts w:hint="eastAsia"/>
-        </w:rPr>
-        <w:t>提供全用户对话周期流程的评测。另外这些数据集缺乏对智能投顾与用户全流程对话细粒度体验的评测，</w:t>
-      </w:r>
-      <w:r>
-        <w:rPr>
-          <w:rFonts w:hint="eastAsia"/>
-        </w:rPr>
-        <w:t>标注值</w:t>
-      </w:r>
-      <w:r>
-        <w:rPr>
-          <w:rFonts w:hint="eastAsia"/>
-        </w:rPr>
-        <w:t>只有针对问题的回答，缺乏例如上下文保持、用户画像保持、风险提示与合规约束的评测维度。基于此本文以“可评测”为目标，构建了一个细粒度、深入智能投顾用户体验、具有丰富真值的评测集。同时本文也开源了合成该金融领域多轮对话数据集的自动化流程，可用于扩展数据集。</w:t>
-      </w:r>
-    </w:p>
-    <w:p>
-      <w:pPr>
-        <w:ind w:firstLine="24pt"/>
-      </w:pPr>
-      <w:r>
-        <w:rPr>
-          <w:rFonts w:hint="eastAsia"/>
-        </w:rPr>
-        <w:t>本数据集以</w:t>
-      </w:r>
-      <w:proofErr w:type="spellStart"/>
-      <w:r>
-        <w:t>ConvFinQA</w:t>
-      </w:r>
-      <w:proofErr w:type="spellEnd"/>
       <w:r>
         <w:rPr>
           <w:rFonts w:hint="eastAsia"/>
@@ -19112,16 +18704,8 @@
         <w:rPr>
           <w:rFonts w:hint="eastAsia"/>
         </w:rPr>
-        <w:t>本文没有采用</w:t>
-      </w:r>
-      <w:proofErr w:type="spellStart"/>
-      <w:r>
-        <w:rPr>
-          <w:rFonts w:hint="eastAsia"/>
-        </w:rPr>
-        <w:t>LoCoMo</w:t>
-      </w:r>
-      <w:proofErr w:type="spellEnd"/>
+        <w:t>本文没有采用LoCoMo</w:t>
+      </w:r>
       <w:r>
         <w:rPr>
           <w:rFonts w:hint="eastAsia"/>
@@ -19156,21 +18740,7 @@
         <w:rPr>
           <w:rFonts w:hint="eastAsia"/>
         </w:rPr>
-        <w:t>对话。原因在于</w:t>
-      </w:r>
-      <w:proofErr w:type="spellStart"/>
-      <w:r>
-        <w:rPr>
-          <w:rFonts w:hint="eastAsia"/>
-        </w:rPr>
-        <w:t>LoCoMo</w:t>
-      </w:r>
-      <w:proofErr w:type="spellEnd"/>
-      <w:r>
-        <w:rPr>
-          <w:rFonts w:hint="eastAsia"/>
-        </w:rPr>
-        <w:t>对话构建方式无法控制对话的主题方向，本文提出方法在构建蓝图时可以人为自定义对话主题方向、对话主题迁移过程，并以此来模拟真实对话中主题迁移，然后记忆召回后回归主题的模式，更加关注在长期对话过程中</w:t>
+        <w:t>对话。原因在于LoCoMo对话构建方式无法控制对话的主题方向，本文提出方法在构建蓝图时可以人为自定义对话主题方向、对话主题迁移过程，并以此来模拟真实对话中主题迁移，然后记忆召回后回归主题的模式，更加关注在长期对话过程中</w:t>
       </w:r>
       <w:r>
         <w:rPr>
@@ -19404,7 +18974,6 @@
       <w:r>
         <w:t xml:space="preserve"> </w:t>
       </w:r>
-      <w:proofErr w:type="spellStart"/>
       <w:r>
         <w:rPr>
           <w:rFonts w:hint="eastAsia"/>
@@ -19414,7 +18983,6 @@
       <w:r>
         <w:t>mFinConv</w:t>
       </w:r>
-      <w:proofErr w:type="spellEnd"/>
       <w:r>
         <w:rPr>
           <w:rFonts w:hint="eastAsia"/>
@@ -19427,7 +18995,6 @@
       <w:pPr>
         <w:ind w:firstLineChars="200" w:firstLine="24pt"/>
       </w:pPr>
-      <w:proofErr w:type="spellStart"/>
       <w:r>
         <w:rPr>
           <w:rFonts w:hint="eastAsia"/>
@@ -19437,7 +19004,6 @@
       <w:r>
         <w:t>emFinConv</w:t>
       </w:r>
-      <w:proofErr w:type="spellEnd"/>
       <w:r>
         <w:rPr>
           <w:rFonts w:hint="eastAsia"/>
@@ -19740,10 +19306,10 @@
               <w:pStyle w:val="af7"/>
               <w:widowControl w:val="0"/>
               <w:spacing w:line="20pt" w:lineRule="exact"/>
-              <w:ind w:firstLineChars="200" w:firstLine="20.40pt"/>
+              <w:ind w:firstLineChars="200" w:firstLine="20.10pt"/>
               <w:jc w:val="start"/>
               <w:rPr>
-                <w:rFonts w:ascii="DengXian" w:eastAsia="DengXian" w:hAnsi="DengXian" w:cs="Arial"/>
+                <w:rFonts w:ascii="等线" w:eastAsia="等线" w:hAnsi="等线" w:cs="Arial"/>
                 <w:sz w:val="18"/>
               </w:rPr>
             </w:pPr>
@@ -19840,7 +19406,6 @@
             <w:r>
               <w:t xml:space="preserve"> </w:t>
             </w:r>
-            <w:proofErr w:type="spellStart"/>
             <w:r>
               <w:rPr>
                 <w:rFonts w:hint="eastAsia"/>
@@ -19850,7 +19415,6 @@
             <w:r>
               <w:t>mFinConv</w:t>
             </w:r>
-            <w:proofErr w:type="spellEnd"/>
             <w:r>
               <w:rPr>
                 <w:rFonts w:hint="eastAsia"/>
@@ -19894,7 +19458,7 @@
               <w:pStyle w:val="af7"/>
               <w:widowControl w:val="0"/>
               <w:spacing w:line="20pt" w:lineRule="exact"/>
-              <w:ind w:firstLineChars="200" w:firstLine="20.40pt"/>
+              <w:ind w:firstLineChars="200" w:firstLine="20.10pt"/>
               <w:jc w:val="both"/>
             </w:pPr>
             <w:bookmarkStart w:id="107" w:name="_Toc223528563"/>
@@ -19950,7 +19514,6 @@
             <w:r>
               <w:t xml:space="preserve"> </w:t>
             </w:r>
-            <w:proofErr w:type="spellStart"/>
             <w:r>
               <w:rPr>
                 <w:rFonts w:hint="eastAsia"/>
@@ -19960,7 +19523,6 @@
             <w:r>
               <w:t>mFinConv</w:t>
             </w:r>
-            <w:proofErr w:type="spellEnd"/>
             <w:r>
               <w:rPr>
                 <w:rFonts w:hint="eastAsia"/>
@@ -20079,7 +19641,6 @@
       <w:r>
         <w:t xml:space="preserve"> </w:t>
       </w:r>
-      <w:proofErr w:type="spellStart"/>
       <w:r>
         <w:rPr>
           <w:rFonts w:hint="eastAsia"/>
@@ -20089,7 +19650,6 @@
       <w:r>
         <w:t>mFinConv</w:t>
       </w:r>
-      <w:proofErr w:type="spellEnd"/>
       <w:r>
         <w:rPr>
           <w:rFonts w:hint="eastAsia"/>
@@ -20403,7 +19963,7 @@
           </w:tcPr>
           <w:p>
             <w:pPr>
-              <w:ind w:firstLineChars="50" w:firstLine="4.60pt"/>
+              <w:ind w:firstLineChars="50" w:firstLine="4.50pt"/>
               <w:jc w:val="both"/>
               <w:rPr>
                 <w:b/>
@@ -21100,7 +20660,6 @@
         <w:rPr>
           <w:noProof/>
         </w:rPr>
-        <w:lastRenderedPageBreak/>
         <w:drawing>
           <wp:inline distT="0" distB="0" distL="0" distR="0" wp14:anchorId="57AFF5A6" wp14:editId="25E67223">
             <wp:extent cx="3561617" cy="1602391"/>
@@ -21249,7 +20808,6 @@
       <w:r>
         <w:t xml:space="preserve"> </w:t>
       </w:r>
-      <w:proofErr w:type="spellStart"/>
       <w:r>
         <w:rPr>
           <w:rFonts w:hint="eastAsia"/>
@@ -21259,7 +20817,6 @@
       <w:r>
         <w:t>mFinConv</w:t>
       </w:r>
-      <w:proofErr w:type="spellEnd"/>
       <w:r>
         <w:rPr>
           <w:rFonts w:hint="eastAsia"/>
@@ -21276,6 +20833,7 @@
       <w:bookmarkStart w:id="110" w:name="_Toc223096639"/>
       <w:bookmarkStart w:id="111" w:name="_Toc224419421"/>
       <w:r>
+        <w:lastRenderedPageBreak/>
         <w:t>评价指标</w:t>
       </w:r>
       <w:bookmarkEnd w:id="110"/>
@@ -21311,23 +20869,7 @@
         <w:t>第四章</w:t>
       </w:r>
       <w:r>
-        <w:t>提出的长期记忆表征与检索方法在记忆召回任务中的性能，本文选取</w:t>
-      </w:r>
-      <w:proofErr w:type="spellStart"/>
-      <w:r>
-        <w:t>LoCoMo</w:t>
-      </w:r>
-      <w:proofErr w:type="spellEnd"/>
-      <w:r>
-        <w:t>数据集中每轮对话所标注的历史对话证据作为标准答案，以此作为衡量记忆是否被成功召回的依据。针对</w:t>
-      </w:r>
-      <w:proofErr w:type="spellStart"/>
-      <w:r>
-        <w:t>LoCoMo</w:t>
-      </w:r>
-      <w:proofErr w:type="spellEnd"/>
-      <w:r>
-        <w:t>数据集中的每轮对话内容，采用第四章提出的方法进行流式处理</w:t>
+        <w:t>提出的长期记忆表征与检索方法在记忆召回任务中的性能，本文选取LoCoMo数据集中每轮对话所标注的历史对话证据作为标准答案，以此作为衡量记忆是否被成功召回的依据。针对LoCoMo数据集中的每轮对话内容，采用第四章提出的方法进行流式处理</w:t>
       </w:r>
       <w:r>
         <w:rPr>
@@ -21464,15 +21006,7 @@
         <w:ind w:firstLine="21pt"/>
       </w:pPr>
       <w:r>
-        <w:t>其中，“Relevant Samples in Top 5”表示当前文本向量所召回的前5条最相关历史对话中，实际包含历史对话证据的数量；“Ground Truth Samples”表示</w:t>
-      </w:r>
-      <w:proofErr w:type="spellStart"/>
-      <w:r>
-        <w:t>LoCoMo</w:t>
-      </w:r>
-      <w:proofErr w:type="spellEnd"/>
-      <w:r>
-        <w:t>数据集中为当前轮对话所标注的历史对话证据总数</w:t>
+        <w:t>其中，“Relevant Samples in Top 5”表示当前文本向量所召回的前5条最相关历史对话中，实际包含历史对话证据的数量；“Ground Truth Samples”表示LoCoMo数据集中为当前轮对话所标注的历史对话证据总数</w:t>
       </w:r>
       <w:r>
         <w:rPr>
@@ -21481,7 +21015,6 @@
         <w:t>。</w:t>
       </w:r>
       <w:r>
-        <w:lastRenderedPageBreak/>
         <w:t>因此，Recall@5能够有效刻画系统在长期记忆检索场景下的召回覆盖能力，从而量化本文方法在记忆召回任务中的整体性能表现。</w:t>
       </w:r>
     </w:p>
@@ -21628,6 +21161,7 @@
         <w:ind w:firstLine="24pt"/>
       </w:pPr>
       <w:r>
+        <w:lastRenderedPageBreak/>
         <w:t>在实现层面，本研究采用</w:t>
       </w:r>
       <w:r>
@@ -21945,7 +21479,6 @@
       <w:r>
         <w:t>先前给出的关键条件，并避免与用户硬约束冲突。为将该能力操作化为可计算信号，本文以</w:t>
       </w:r>
-      <w:proofErr w:type="spellStart"/>
       <w:r>
         <w:rPr>
           <w:rFonts w:hint="eastAsia"/>
@@ -21955,7 +21488,6 @@
       <w:r>
         <w:t>mFinConv</w:t>
       </w:r>
-      <w:proofErr w:type="spellEnd"/>
       <w:r>
         <w:rPr>
           <w:rFonts w:hint="eastAsia"/>
@@ -22357,19 +21889,11 @@
         <w:rPr>
           <w:rFonts w:hint="eastAsia"/>
         </w:rPr>
-        <w:t>“</w:t>
-      </w:r>
-      <w:proofErr w:type="spellStart"/>
-      <w:r>
-        <w:rPr>
-          <w:rFonts w:hint="eastAsia"/>
-        </w:rPr>
-        <w:t>l</w:t>
+        <w:t>“l</w:t>
       </w:r>
       <w:r>
         <w:t>ong_term</w:t>
       </w:r>
-      <w:proofErr w:type="spellEnd"/>
       <w:r>
         <w:t>”</w:t>
       </w:r>
@@ -22935,6 +22459,7 @@
         <w:ind w:firstLineChars="0"/>
       </w:pPr>
       <w:r>
+        <w:lastRenderedPageBreak/>
         <w:t xml:space="preserve">(2) </w:t>
       </w:r>
       <w:r>
@@ -24299,7 +23824,6 @@
         <w:ind w:firstLine="24pt"/>
       </w:pPr>
       <w:r>
-        <w:lastRenderedPageBreak/>
         <w:t>用户画像对齐度</w:t>
       </w:r>
       <w:r>
@@ -24804,6 +24328,7 @@
         <w:rPr>
           <w:rFonts w:hint="eastAsia"/>
         </w:rPr>
+        <w:lastRenderedPageBreak/>
         <w:t>标注的</w:t>
       </w:r>
       <w:r>
@@ -25196,7 +24721,6 @@
           <w:lang w:val="it-IT"/>
         </w:rPr>
       </w:pPr>
-      <w:proofErr w:type="spellStart"/>
       <m:oMathPara>
         <m:oMath>
           <m:r>
@@ -25210,7 +24734,6 @@
             </w:rPr>
             <m:t>CompAcc</m:t>
           </m:r>
-          <w:proofErr w:type="spellEnd"/>
           <m:r>
             <m:rPr>
               <m:sty m:val="p"/>
@@ -25473,7 +24996,6 @@
           <w:lang w:val="it-IT"/>
         </w:rPr>
       </w:pPr>
-      <w:proofErr w:type="spellStart"/>
       <m:oMathPara>
         <m:oMath>
           <m:r>
@@ -25487,7 +25009,6 @@
             </w:rPr>
             <m:t>SevereRate</m:t>
           </m:r>
-          <w:proofErr w:type="spellEnd"/>
           <m:r>
             <m:rPr>
               <m:sty m:val="p"/>
@@ -26099,7 +25620,6 @@
         <w:ind w:firstLine="24pt"/>
       </w:pPr>
       <w:r>
-        <w:lastRenderedPageBreak/>
         <w:t>为便于与人工评分尺度对齐，本文</w:t>
       </w:r>
       <w:r>
@@ -26258,6 +25778,7 @@
         <w:rPr>
           <w:rFonts w:hint="eastAsia"/>
         </w:rPr>
+        <w:lastRenderedPageBreak/>
         <w:t>本文</w:t>
       </w:r>
       <w:r>
@@ -26575,7 +26096,6 @@
         <w:rPr>
           <w:noProof/>
         </w:rPr>
-        <w:lastRenderedPageBreak/>
         <w:drawing>
           <wp:inline distT="0" distB="0" distL="0" distR="0" wp14:anchorId="2EF65969" wp14:editId="43903657">
             <wp:extent cx="5067300" cy="2095500"/>
@@ -26740,6 +26260,7 @@
         <w:rPr>
           <w:noProof/>
         </w:rPr>
+        <w:lastRenderedPageBreak/>
         <w:drawing>
           <wp:inline distT="0" distB="0" distL="0" distR="0" wp14:anchorId="3BD0D661" wp14:editId="0C4C3B37">
             <wp:extent cx="5067300" cy="2362200"/>
@@ -26993,14 +26514,7 @@
         <w:rPr>
           <w:rFonts w:hint="eastAsia"/>
         </w:rPr>
-        <w:t>和动态窗口选择器。实验结果表明，随着模块的逐步移除，模型性能持续下降。值得注意的是，仅保留上下文生成器模块的配置，仍显著优于固定窗口基线方法，说明该模</w:t>
-      </w:r>
-      <w:r>
-        <w:rPr>
-          <w:rFonts w:hint="eastAsia"/>
-        </w:rPr>
-        <w:lastRenderedPageBreak/>
-        <w:t>块对整体性能提升贡献最大。另外两个模块则为上下文生成器提供了互补性的增强作用。</w:t>
+        <w:t>和动态窗口选择器。实验结果表明，随着模块的逐步移除，模型性能持续下降。值得注意的是，仅保留上下文生成器模块的配置，仍显著优于固定窗口基线方法，说明该模块对整体性能提升贡献最大。另外两个模块则为上下文生成器提供了互补性的增强作用。</w:t>
       </w:r>
     </w:p>
     <w:p>
@@ -27010,6 +26524,7 @@
         <w:ind w:firstLine="24pt"/>
       </w:pPr>
       <w:r>
+        <w:lastRenderedPageBreak/>
         <w:drawing>
           <wp:inline distT="0" distB="0" distL="0" distR="0" wp14:anchorId="55BD1AC8" wp14:editId="3548F7F6">
             <wp:extent cx="4332605" cy="2552700"/>
@@ -27199,15 +26714,7 @@
         <w:ind w:firstLine="24pt"/>
       </w:pPr>
       <w:r>
-        <w:t>为保证实验结果的公平性与可比性，本研究在统一评测框架下对多种方法进行了系统性对比。所有方法均基于</w:t>
-      </w:r>
-      <w:proofErr w:type="spellStart"/>
-      <w:r>
-        <w:t>MemFinConv</w:t>
-      </w:r>
-      <w:proofErr w:type="spellEnd"/>
-      <w:r>
-        <w:t>开展实验，并通过统一的评测流程生成结构化运行轨迹与评价指标结果，从而避免因日志格式或评测实现差异所带来的潜在偏差。在模型层面，各方法统一采用同一大语言模型——Qwen3.5-Plus</w:t>
+        <w:t>为保证实验结果的公平性与可比性，本研究在统一评测框架下对多种方法进行了系统性对比。所有方法均基于MemFinConv开展实验，并通过统一的评测流程生成结构化运行轨迹与评价指标结果，从而避免因日志格式或评测实现差异所带来的潜在偏差。在模型层面，各方法统一采用同一大语言模型——Qwen3.5-Plus</w:t>
       </w:r>
       <w:r>
         <w:rPr>
@@ -27224,13 +26731,8 @@
         <w:ind w:firstLine="24pt"/>
       </w:pPr>
       <w:r>
-        <w:t>在对比方法的选择上，本研究覆盖了从“纯语言模型”到“记忆增强模型”再到“完整金融智能体”的代表性技术路线，构建了具有层次结构的比较体系。基线方法选取纯大语言模型作为性能下界，其特点为不保留历史上下文、不引入外部工具、不进行显式记忆读写操作，用以衡量在仅依赖单轮生成能力条件下的性能水平。对比方法一选取</w:t>
-      </w:r>
-      <w:proofErr w:type="spellStart"/>
-      <w:r>
-        <w:t>FinRobot</w:t>
-      </w:r>
-      <w:proofErr w:type="spellEnd"/>
+        <w:t>在对比方法的选择上，本研究覆盖了从“纯语言模型”到“记忆增强模型”再到“完整金融智能体”的代表性技术路线，构建了具有层次结构的比较体系。基线方法选取纯大语言模型作为性能下界，其特点为不保留历史上下文、不引入外部工具、不进行显式记忆读写操作，用以衡量在仅依赖单轮生成能力条件下的性能水平。对比方法一选取FinRobot</w:t>
+      </w:r>
       <w:r>
         <w:fldChar w:fldCharType="begin"/>
       </w:r>
@@ -27250,55 +26752,26 @@
         <w:fldChar w:fldCharType="end"/>
       </w:r>
       <w:r>
-        <w:t>作为通用金融Agent工作流的代表，该框架基于预定义的金融角色与工具链进</w:t>
+        <w:t>作为通用金融Agent工作流的代表，该框架基于预定义的金融角色与工具链进行推理与生成，体现了当前金融智能体系统的典型实现范式。对比方法二选取Mem</w:t>
+      </w:r>
+      <w:r>
+        <w:t>0</w:t>
+      </w:r>
+      <w:fldSimple w:instr=" ADDIN ZOTERO_TEMP ">
+        <w:r>
+          <w:rPr>
+            <w:rFonts w:cs="Times New Roman"/>
+          </w:rPr>
+          <w:t>(Chhikara等, 2025)</w:t>
+        </w:r>
+      </w:fldSimple>
+      <w:r>
+        <w:t>作为独立长期记忆模块的代表性方法，其通过</w:t>
       </w:r>
       <w:r>
         <w:lastRenderedPageBreak/>
-        <w:t>行推理与生成，体现了当前金融智能体系统的典型实现范式。对比方法二选取Mem</w:t>
-      </w:r>
-      <w:r>
-        <w:t>0</w:t>
-      </w:r>
-      <w:r>
-        <w:fldChar w:fldCharType="begin"/>
-      </w:r>
-      <w:r>
-        <w:instrText xml:space="preserve"> ADDIN ZOTERO_TEMP </w:instrText>
-      </w:r>
-      <w:r>
-        <w:fldChar w:fldCharType="separate"/>
-      </w:r>
-      <w:r>
-        <w:rPr>
-          <w:rFonts w:cs="Times New Roman"/>
-        </w:rPr>
-        <w:t>(</w:t>
-      </w:r>
-      <w:proofErr w:type="spellStart"/>
-      <w:r>
-        <w:rPr>
-          <w:rFonts w:cs="Times New Roman"/>
-        </w:rPr>
-        <w:t>Chhikara</w:t>
-      </w:r>
-      <w:proofErr w:type="spellEnd"/>
-      <w:r>
-        <w:rPr>
-          <w:rFonts w:cs="Times New Roman"/>
-        </w:rPr>
-        <w:t>等, 2025)</w:t>
-      </w:r>
-      <w:r>
-        <w:fldChar w:fldCharType="end"/>
-      </w:r>
-      <w:r>
-        <w:t>作为独立长期记忆模块的代表性方法，其通过向量检索机制实现跨轮记忆的召回与写回，代表当前主流的“记忆增强型大语言模型”技术路线。对比方法三选取</w:t>
-      </w:r>
-      <w:proofErr w:type="spellStart"/>
-      <w:r>
-        <w:t>LangMem</w:t>
-      </w:r>
-      <w:proofErr w:type="spellEnd"/>
+        <w:t>向量检索机制实现跨轮记忆的召回与写回，代表当前主流的“记忆增强型大语言模型”技术路线。对比方法三选取LangMem</w:t>
+      </w:r>
       <w:r>
         <w:rPr>
           <w:rStyle w:val="afc"/>
@@ -27320,19 +26793,11 @@
         <w:rPr>
           <w:rFonts w:hint="eastAsia"/>
         </w:rPr>
-        <w:t>智能体系统（后称为</w:t>
-      </w:r>
-      <w:proofErr w:type="spellStart"/>
-      <w:r>
-        <w:rPr>
-          <w:rFonts w:hint="eastAsia"/>
-        </w:rPr>
-        <w:t>Me</w:t>
+        <w:t>智能体系统（后称为Me</w:t>
       </w:r>
       <w:r>
         <w:t>mFinRobot</w:t>
       </w:r>
-      <w:proofErr w:type="spellEnd"/>
       <w:r>
         <w:rPr>
           <w:rFonts w:hint="eastAsia"/>
@@ -27346,15 +26811,7 @@
         <w:t>基</w:t>
       </w:r>
       <w:r>
-        <w:t>于智能体框架</w:t>
-      </w:r>
-      <w:proofErr w:type="spellStart"/>
-      <w:r>
-        <w:t>Qwen</w:t>
-      </w:r>
-      <w:proofErr w:type="spellEnd"/>
-      <w:r>
-        <w:t>-Agent构建，耦合了记忆管理器（包括短期上下文管理、长期记忆召回与用户画像更新）、金融工具链（涵盖行情查询、产品检索、风险提示模板调用、投资组合计算、网页访问及Python代码执行等功能）以及合规管理器（负责风险提示生成与合规表达控制）等核心模块，形成“记忆—工具—合规”三者协同的完整理财智能体架构。由于所有方法在系统提示词、主模型及生成参数层面保持一致，实验结果能够较为纯粹地反映不同架构设计在多轮上下文连续性、用户画像理解能力、风险提示规范性与可解释性等方面的差异，为后续分析提供了坚实的实验控制基础。</w:t>
+        <w:t>于智能体框架Qwen-Agent构建，耦合了记忆管理器（包括短期上下文管理、长期记忆召回与用户画像更新）、金融工具链（涵盖行情查询、产品检索、风险提示模板调用、投资组合计算、网页访问及Python代码执行等功能）以及合规管理器（负责风险提示生成与合规表达控制）等核心模块，形成“记忆—工具—合规”三者协同的完整理财智能体架构。由于所有方法在系统提示词、主模型及生成参数层面保持一致，实验结果能够较为纯粹地反映不同架构设计在多轮上下文连续性、用户画像理解能力、风险提示规范性与可解释性等方面的差异，为后续分析提供了坚实的实验控制基础。</w:t>
       </w:r>
     </w:p>
     <w:p>
@@ -27436,10 +26893,10 @@
       <w:tblGrid>
         <w:gridCol w:w="1669"/>
         <w:gridCol w:w="1542"/>
-        <w:gridCol w:w="1394"/>
-        <w:gridCol w:w="875"/>
+        <w:gridCol w:w="1392"/>
+        <w:gridCol w:w="876"/>
         <w:gridCol w:w="754"/>
-        <w:gridCol w:w="926"/>
+        <w:gridCol w:w="927"/>
         <w:gridCol w:w="776"/>
       </w:tblGrid>
       <w:tr>
@@ -27495,7 +26952,6 @@
                 <w:szCs w:val="16"/>
               </w:rPr>
             </w:pPr>
-            <w:proofErr w:type="spellStart"/>
             <w:r>
               <w:rPr>
                 <w:rFonts w:hint="eastAsia"/>
@@ -27507,7 +26963,6 @@
               </w:rPr>
               <w:t>MemFinRobot</w:t>
             </w:r>
-            <w:proofErr w:type="spellEnd"/>
           </w:p>
         </w:tc>
         <w:tc>
@@ -27583,7 +27038,6 @@
                 <w:szCs w:val="16"/>
               </w:rPr>
             </w:pPr>
-            <w:proofErr w:type="spellStart"/>
             <w:r>
               <w:rPr>
                 <w:rFonts w:hint="eastAsia"/>
@@ -27593,7 +27047,6 @@
               </w:rPr>
               <w:t>FinRobot</w:t>
             </w:r>
-            <w:proofErr w:type="spellEnd"/>
           </w:p>
         </w:tc>
         <w:tc>
@@ -27613,7 +27066,6 @@
                 <w:szCs w:val="16"/>
               </w:rPr>
             </w:pPr>
-            <w:proofErr w:type="spellStart"/>
             <w:r>
               <w:rPr>
                 <w:rFonts w:hint="eastAsia"/>
@@ -27623,7 +27075,6 @@
               </w:rPr>
               <w:t>LangMem</w:t>
             </w:r>
-            <w:proofErr w:type="spellEnd"/>
           </w:p>
         </w:tc>
       </w:tr>
@@ -27643,7 +27094,7 @@
             <w:pPr>
               <w:jc w:val="center"/>
               <w:rPr>
-                <w:rFonts w:ascii="DengXian" w:eastAsia="DengXian" w:hAnsi="DengXian"/>
+                <w:rFonts w:ascii="等线" w:eastAsia="等线" w:hAnsi="等线"/>
                 <w:color w:val="000000"/>
                 <w:sz w:val="18"/>
                 <w:szCs w:val="18"/>
@@ -27651,7 +27102,7 @@
             </w:pPr>
             <w:r>
               <w:rPr>
-                <w:rFonts w:ascii="DengXian" w:eastAsia="DengXian" w:hAnsi="DengXian" w:hint="eastAsia"/>
+                <w:rFonts w:ascii="等线" w:eastAsia="等线" w:hAnsi="等线" w:hint="eastAsia"/>
                 <w:color w:val="000000"/>
                 <w:sz w:val="18"/>
                 <w:szCs w:val="18"/>
@@ -27848,7 +27299,7 @@
           <w:p>
             <w:pPr>
               <w:rPr>
-                <w:rFonts w:ascii="DengXian" w:eastAsia="DengXian" w:hAnsi="DengXian"/>
+                <w:rFonts w:ascii="等线" w:eastAsia="等线" w:hAnsi="等线"/>
                 <w:color w:val="000000"/>
                 <w:sz w:val="18"/>
                 <w:szCs w:val="18"/>
@@ -27871,7 +27322,6 @@
                 <w:szCs w:val="16"/>
               </w:rPr>
             </w:pPr>
-            <w:proofErr w:type="spellStart"/>
             <w:r>
               <w:rPr>
                 <w:rFonts w:hint="eastAsia"/>
@@ -27889,7 +27339,6 @@
               </w:rPr>
               <w:t>long_hit</w:t>
             </w:r>
-            <w:proofErr w:type="spellEnd"/>
           </w:p>
         </w:tc>
         <w:tc>
@@ -28069,7 +27518,6 @@
                 <w:szCs w:val="16"/>
               </w:rPr>
             </w:pPr>
-            <w:proofErr w:type="spellStart"/>
             <w:r>
               <w:rPr>
                 <w:rFonts w:hint="eastAsia"/>
@@ -28087,7 +27535,6 @@
               </w:rPr>
               <w:t>ofileScore</w:t>
             </w:r>
-            <w:proofErr w:type="spellEnd"/>
           </w:p>
         </w:tc>
         <w:tc>
@@ -28237,7 +27684,7 @@
             <w:pPr>
               <w:jc w:val="center"/>
               <w:rPr>
-                <w:rFonts w:ascii="DengXian" w:eastAsia="DengXian" w:hAnsi="DengXian"/>
+                <w:rFonts w:ascii="等线" w:eastAsia="等线" w:hAnsi="等线"/>
                 <w:color w:val="000000"/>
                 <w:sz w:val="18"/>
                 <w:szCs w:val="18"/>
@@ -28245,7 +27692,7 @@
             </w:pPr>
             <w:r>
               <w:rPr>
-                <w:rFonts w:ascii="DengXian" w:eastAsia="DengXian" w:hAnsi="DengXian" w:hint="eastAsia"/>
+                <w:rFonts w:ascii="等线" w:eastAsia="等线" w:hAnsi="等线" w:hint="eastAsia"/>
                 <w:color w:val="000000"/>
                 <w:sz w:val="18"/>
                 <w:szCs w:val="18"/>
@@ -28433,7 +27880,7 @@
           <w:p>
             <w:pPr>
               <w:rPr>
-                <w:rFonts w:ascii="DengXian" w:eastAsia="DengXian" w:hAnsi="DengXian"/>
+                <w:rFonts w:ascii="等线" w:eastAsia="等线" w:hAnsi="等线"/>
                 <w:color w:val="000000"/>
                 <w:sz w:val="18"/>
                 <w:szCs w:val="18"/>
@@ -28456,7 +27903,6 @@
                 <w:szCs w:val="16"/>
               </w:rPr>
             </w:pPr>
-            <w:proofErr w:type="spellStart"/>
             <w:r>
               <w:rPr>
                 <w:rFonts w:hint="eastAsia"/>
@@ -28474,7 +27920,6 @@
               </w:rPr>
               <w:t>C_strict</w:t>
             </w:r>
-            <w:proofErr w:type="spellEnd"/>
           </w:p>
         </w:tc>
         <w:tc>
@@ -28624,7 +28069,7 @@
             <w:pPr>
               <w:jc w:val="center"/>
               <w:rPr>
-                <w:rFonts w:ascii="DengXian" w:eastAsia="DengXian" w:hAnsi="DengXian"/>
+                <w:rFonts w:ascii="等线" w:eastAsia="等线" w:hAnsi="等线"/>
                 <w:color w:val="000000"/>
                 <w:sz w:val="18"/>
                 <w:szCs w:val="18"/>
@@ -28632,7 +28077,7 @@
             </w:pPr>
             <w:r>
               <w:rPr>
-                <w:rFonts w:ascii="DengXian" w:eastAsia="DengXian" w:hAnsi="DengXian" w:hint="eastAsia"/>
+                <w:rFonts w:ascii="等线" w:eastAsia="等线" w:hAnsi="等线" w:hint="eastAsia"/>
                 <w:color w:val="000000"/>
                 <w:sz w:val="18"/>
                 <w:szCs w:val="18"/>
@@ -28656,7 +28101,6 @@
                 <w:szCs w:val="16"/>
               </w:rPr>
             </w:pPr>
-            <w:proofErr w:type="spellStart"/>
             <w:r>
               <w:rPr>
                 <w:rFonts w:hint="eastAsia"/>
@@ -28674,7 +28118,6 @@
               </w:rPr>
               <w:t>ompAcc</w:t>
             </w:r>
-            <w:proofErr w:type="spellEnd"/>
           </w:p>
         </w:tc>
         <w:tc>
@@ -28822,7 +28265,7 @@
           <w:p>
             <w:pPr>
               <w:rPr>
-                <w:rFonts w:ascii="DengXian" w:eastAsia="DengXian" w:hAnsi="DengXian"/>
+                <w:rFonts w:ascii="等线" w:eastAsia="等线" w:hAnsi="等线"/>
                 <w:color w:val="000000"/>
                 <w:sz w:val="18"/>
                 <w:szCs w:val="18"/>
@@ -28845,7 +28288,6 @@
                 <w:szCs w:val="16"/>
               </w:rPr>
             </w:pPr>
-            <w:proofErr w:type="spellStart"/>
             <w:r>
               <w:rPr>
                 <w:color w:val="000000"/>
@@ -28854,7 +28296,6 @@
               </w:rPr>
               <w:t>SeverRate</w:t>
             </w:r>
-            <w:proofErr w:type="spellEnd"/>
             <w:r>
               <w:rPr>
                 <w:rFonts w:hint="eastAsia"/>
@@ -29013,7 +28454,7 @@
             <w:pPr>
               <w:jc w:val="center"/>
               <w:rPr>
-                <w:rFonts w:ascii="DengXian" w:eastAsia="DengXian" w:hAnsi="DengXian"/>
+                <w:rFonts w:ascii="等线" w:eastAsia="等线" w:hAnsi="等线"/>
                 <w:color w:val="000000"/>
                 <w:sz w:val="18"/>
                 <w:szCs w:val="18"/>
@@ -29021,7 +28462,7 @@
             </w:pPr>
             <w:r>
               <w:rPr>
-                <w:rFonts w:ascii="DengXian" w:eastAsia="DengXian" w:hAnsi="DengXian" w:hint="eastAsia"/>
+                <w:rFonts w:ascii="等线" w:eastAsia="等线" w:hAnsi="等线" w:hint="eastAsia"/>
                 <w:color w:val="000000"/>
                 <w:sz w:val="18"/>
                 <w:szCs w:val="18"/>
@@ -29209,7 +28650,7 @@
           <w:p>
             <w:pPr>
               <w:rPr>
-                <w:rFonts w:ascii="DengXian" w:eastAsia="DengXian" w:hAnsi="DengXian"/>
+                <w:rFonts w:ascii="等线" w:eastAsia="等线" w:hAnsi="等线"/>
                 <w:color w:val="000000"/>
                 <w:sz w:val="22"/>
                 <w:szCs w:val="22"/>
@@ -29232,7 +28673,6 @@
                 <w:szCs w:val="16"/>
               </w:rPr>
             </w:pPr>
-            <w:proofErr w:type="spellStart"/>
             <w:r>
               <w:rPr>
                 <w:color w:val="000000"/>
@@ -29249,7 +28689,6 @@
               </w:rPr>
               <w:t>core</w:t>
             </w:r>
-            <w:proofErr w:type="spellEnd"/>
           </w:p>
         </w:tc>
         <w:tc>
@@ -29463,251 +28902,451 @@
         <w:rPr>
           <w:rFonts w:hint="eastAsia"/>
         </w:rPr>
-        <w:t>，本方法在长期信息复用与约束一致性两方面呈现出更符合金融交付要求的特征。首先，</w:t>
-      </w:r>
-      <w:proofErr w:type="spellStart"/>
-      <w:r>
-        <w:rPr>
-          <w:rFonts w:hint="eastAsia"/>
-        </w:rPr>
-        <w:t>MemFinRobot</w:t>
-      </w:r>
-      <w:proofErr w:type="spellEnd"/>
+        <w:t>，本方法在长期信息复用与约束一致性两方面呈现出更符合金融交付要求的特征。首先，MemFinRobot的</w:t>
+      </w:r>
+      <w:r>
+        <w:t>KC_long_hit</w:t>
+      </w:r>
+      <w:r>
+        <w:rPr>
+          <w:rFonts w:hint="eastAsia"/>
+        </w:rPr>
+        <w:t>为0</w:t>
+      </w:r>
+      <w:r>
+        <w:t>.07</w:t>
+      </w:r>
+      <w:r>
+        <w:rPr>
+          <w:rFonts w:hint="eastAsia"/>
+        </w:rPr>
+        <w:t>，均</w:t>
+      </w:r>
+      <w:r>
+        <w:rPr>
+          <w:rFonts w:hint="eastAsia"/>
+        </w:rPr>
+        <w:t>高于</w:t>
+      </w:r>
+      <w:r>
+        <w:rPr>
+          <w:rFonts w:hint="eastAsia"/>
+        </w:rPr>
+        <w:t>两个带有记忆的对话系统</w:t>
+      </w:r>
+      <w:r>
+        <w:rPr>
+          <w:rFonts w:hint="eastAsia"/>
+        </w:rPr>
+        <w:t>M</w:t>
+      </w:r>
+      <w:r>
+        <w:rPr>
+          <w:rFonts w:hint="eastAsia"/>
+        </w:rPr>
+        <w:t>em0与 LangMem，</w:t>
+      </w:r>
+      <w:r>
+        <w:rPr>
+          <w:rFonts w:hint="eastAsia"/>
+        </w:rPr>
+        <w:t>表明</w:t>
+      </w:r>
+      <w:r>
+        <w:rPr>
+          <w:rFonts w:hint="eastAsia"/>
+        </w:rPr>
+        <w:t>本方法中长期记忆的建模方式相对已有的先进方法能更有效</w:t>
+      </w:r>
       <w:r>
         <w:rPr>
           <w:rFonts w:hint="eastAsia"/>
         </w:rPr>
         <w:lastRenderedPageBreak/>
-        <w:t>的</w:t>
-      </w:r>
-      <w:proofErr w:type="spellStart"/>
+        <w:t>召回目标记忆。</w:t>
+      </w:r>
+      <w:r>
+        <w:rPr>
+          <w:rFonts w:hint="eastAsia"/>
+        </w:rPr>
+        <w:t>其次，在“一致性”维度上，MemFinRobot的</w:t>
+      </w:r>
+      <w:r>
+        <w:rPr>
+          <w:rFonts w:hint="eastAsia"/>
+        </w:rPr>
+        <w:t>CONTRA</w:t>
+      </w:r>
+      <w:r>
+        <w:rPr>
+          <w:rFonts w:hint="eastAsia"/>
+        </w:rPr>
+        <w:t>为</w:t>
+      </w:r>
+      <w:r>
+        <w:rPr>
+          <w:rFonts w:hint="eastAsia"/>
+        </w:rPr>
+        <w:t>0.50</w:t>
+      </w:r>
+      <w:r>
+        <w:rPr>
+          <w:rFonts w:hint="eastAsia"/>
+        </w:rPr>
+        <w:t>，</w:t>
+      </w:r>
+      <w:r>
+        <w:rPr>
+          <w:rFonts w:hint="eastAsia"/>
+        </w:rPr>
+        <w:t>在</w:t>
+      </w:r>
+      <w:r>
+        <w:rPr>
+          <w:rFonts w:hint="eastAsia"/>
+        </w:rPr>
+        <w:t>所有</w:t>
+      </w:r>
+      <w:r>
+        <w:rPr>
+          <w:rFonts w:hint="eastAsia"/>
+        </w:rPr>
+        <w:t>评估方法中最低，显著优于</w:t>
+      </w:r>
+      <w:r>
+        <w:t>M</w:t>
+      </w:r>
+      <w:r>
+        <w:rPr>
+          <w:rFonts w:hint="eastAsia"/>
+        </w:rPr>
+        <w:t>em0</w:t>
+      </w:r>
+      <w:r>
+        <w:rPr>
+          <w:rFonts w:hint="eastAsia"/>
+        </w:rPr>
+        <w:t>（</w:t>
+      </w:r>
+      <w:r>
+        <w:rPr>
+          <w:rFonts w:hint="eastAsia"/>
+        </w:rPr>
+        <w:t>0.68</w:t>
+      </w:r>
+      <w:r>
+        <w:rPr>
+          <w:rFonts w:hint="eastAsia"/>
+        </w:rPr>
+        <w:t>）</w:t>
+      </w:r>
+      <w:r>
+        <w:rPr>
+          <w:rFonts w:hint="eastAsia"/>
+        </w:rPr>
+        <w:t>、FinRobot（0.62）与LangMem（0.75）。这说明，本方法</w:t>
+      </w:r>
+      <w:r>
+        <w:rPr>
+          <w:rFonts w:hint="eastAsia"/>
+        </w:rPr>
+        <w:t>除了</w:t>
+      </w:r>
+      <w:r>
+        <w:rPr>
+          <w:rFonts w:hint="eastAsia"/>
+        </w:rPr>
+        <w:t>追求更强的跨轮引用，</w:t>
+      </w:r>
+      <w:r>
+        <w:rPr>
+          <w:rFonts w:hint="eastAsia"/>
+        </w:rPr>
+        <w:t>同时也</w:t>
+      </w:r>
+      <w:r>
+        <w:rPr>
+          <w:rFonts w:hint="eastAsia"/>
+        </w:rPr>
+        <w:t>将“约束不冲突”作为生成与审校的</w:t>
+      </w:r>
+      <w:r>
+        <w:rPr>
+          <w:rFonts w:hint="eastAsia"/>
+        </w:rPr>
+        <w:t>重点目标</w:t>
+      </w:r>
+      <w:r>
+        <w:rPr>
+          <w:rFonts w:hint="eastAsia"/>
+        </w:rPr>
+        <w:t>，从而在多轮金融对话中更稳定地避免硬约束违背与语义自相矛盾。</w:t>
+      </w:r>
+    </w:p>
+    <w:p>
+      <w:pPr>
+        <w:ind w:firstLine="21pt"/>
+      </w:pPr>
+      <w:r>
+        <w:t>用户画像对齐度指标上，MemFinRobot的为0.23，在所有方法中达到最优，显著高于</w:t>
+      </w:r>
+      <w:r>
+        <w:t>M</w:t>
+      </w:r>
+      <w:r>
+        <w:t>em0（0.17）、LLM（0.16）、FinRobot（0.17）与LangMem（0.19）。该结果表明，具备显式记忆与画像管理能力的方法在用户意图对齐上明显优于无记忆或弱记忆建模方式，体现出记忆机制对提升画像一致性与对话连贯性的关键作用。MemFinRobot通过结构化画像维护与跨轮更新机制，有效降低了对话漂移与信息遗忘带来的对齐偏差，从而在用户画像还原度上具备更稳定的表现。相对而言，纯大语言模型仅依赖即时文本进行被动推断，缺少持久化状态支撑；FinRobot以流程与工具调度为核心，未将用户画像作为核心建模对象；</w:t>
+      </w:r>
+      <w:r>
+        <w:t>M</w:t>
+      </w:r>
+      <w:r>
+        <w:t>em0与LangMem采用的检索拼接式记忆，因缺乏稳定的画像抽取与更新逻辑，易引入噪声或字段不一致，导致对齐效果弱于本方法。</w:t>
+      </w:r>
+    </w:p>
+    <w:p>
+      <w:pPr>
+        <w:ind w:firstLine="21pt"/>
+      </w:pPr>
+      <w:r>
+        <w:t>风险提示覆盖率指标上，MemFinRobot 在两项子指标上均呈现显著优势：</w:t>
+      </w:r>
+      <w:r>
+        <w:t>RC</w:t>
+      </w:r>
+      <w:r>
+        <w:t>为0.84，</w:t>
+      </w:r>
+      <w:r>
+        <w:rPr>
+          <w:rFonts w:hint="eastAsia"/>
+        </w:rPr>
+        <w:t>R</w:t>
+      </w:r>
+      <w:r>
+        <w:t>C_</w:t>
+      </w:r>
+      <w:r>
+        <w:t>stric</w:t>
+      </w:r>
+      <w:r>
+        <w:t>t</w:t>
+      </w:r>
+      <w:r>
+        <w:t>为0.67，远高于</w:t>
+      </w:r>
+      <w:r>
+        <w:t>M</w:t>
+      </w:r>
+      <w:r>
+        <w:t>em0（0.54、0.15）、LLM（0.54、0.15）、FinRobot（0.51、0.15）与LangMem（0.45、0.14）。这一结果说明，本方法能够更稳定地命中金融场景下要求披露的风险条目，减少关键风险要素遗漏。从系统设计来看，MemFinRobot 在生成输出前引入了风险类别结构化补齐机制，从底层抬升了风险覆盖的下限；同时将风险披露纳入整体工作流强约束，而非依赖模型自由生成，因此在严格覆盖率上具备明显优势，更贴合金融场景对风险提示完整性的硬性要求。</w:t>
+      </w:r>
+    </w:p>
+    <w:p>
+      <w:pPr>
+        <w:ind w:firstLine="21pt"/>
+      </w:pPr>
+      <w:r>
+        <w:t>内容合规度指标上，MemFinRobot同样取得最优表现：</w:t>
+      </w:r>
+      <w:r>
+        <w:t>CompA</w:t>
+      </w:r>
+      <w:r>
+        <w:t>cc</w:t>
+      </w:r>
+      <w:r>
+        <w:t>为0.55，</w:t>
+      </w:r>
+      <w:r>
+        <w:rPr>
+          <w:rFonts w:hint="eastAsia"/>
+        </w:rPr>
+        <w:t>S</w:t>
+      </w:r>
+      <w:r>
+        <w:t>ever</w:t>
+      </w:r>
+      <w:r>
+        <w:t>Rate</w:t>
+      </w:r>
+      <w:r>
+        <w:t>为 0.40，在合规准确度与严重违规率两项指标上均领先于其他对比方法。FinRobot与LLM的合规准确度相近，分别为0.54与0.54，但严重违规率分别达到0.45与0.42；LangMem的</w:t>
+      </w:r>
+      <w:r>
+        <w:t>CompAcc</w:t>
+      </w:r>
+      <w:r>
+        <w:t>为0.47，</w:t>
+      </w:r>
+      <w:r>
+        <w:rPr>
+          <w:rFonts w:hint="eastAsia"/>
+        </w:rPr>
+        <w:t>S</w:t>
+      </w:r>
+      <w:r>
+        <w:t>everRate</w:t>
+      </w:r>
+      <w:r>
+        <w:t>为0.53；</w:t>
+      </w:r>
+      <w:r>
+        <w:t>M</w:t>
+      </w:r>
+      <w:r>
+        <w:t>em0在合规性上表现最弱，</w:t>
+      </w:r>
+      <w:r>
+        <w:t>CompAcc</w:t>
+      </w:r>
+      <w:r>
+        <w:t>仅为0.32，</w:t>
+      </w:r>
+      <w:r>
+        <w:rPr>
+          <w:rFonts w:hint="eastAsia"/>
+        </w:rPr>
+        <w:t>S</w:t>
+      </w:r>
+      <w:r>
+        <w:t>everRate</w:t>
+      </w:r>
+      <w:r>
+        <w:t>高达0.66。上述结果表明，金融对话的安全合规需要在系统层面进行显式约束与防护，仅依靠记忆或工具难以实现底线风险可控。MemFinRobot在生成阶段嵌入合规约束与风险表达管控，能够主动抑制高风险表述与违规承诺，从而显著降低严重违规概率；</w:t>
+      </w:r>
+      <w:r>
+        <w:t>M</w:t>
+      </w:r>
+      <w:r>
+        <w:t>em0与LangMem在缺少合规过滤的情况下，易将历史高风险内容带入当前回复；FinRobot与LLM未设置专门的合规审校与红线抑制机制，因此在严重违规率上劣于本方法。</w:t>
+      </w:r>
+    </w:p>
+    <w:p>
+      <w:pPr>
+        <w:ind w:firstLine="21pt"/>
+      </w:pPr>
+      <w:r>
+        <w:lastRenderedPageBreak/>
+        <w:t>决策辅助解释度指标上，MemFinRobot依旧保持第一：</w:t>
+      </w:r>
+      <w:r>
+        <w:t>ER</w:t>
+      </w:r>
+      <w:r>
+        <w:t>为0.96，</w:t>
+      </w:r>
+      <w:r>
+        <w:t>ER_score</w:t>
+      </w:r>
+      <w:r>
+        <w:t>为4.84，明显优</w:t>
+      </w:r>
+      <w:r>
+        <w:t>M</w:t>
+      </w:r>
+      <w:r>
+        <w:t>em0（0.91、4.64）、FinRobot（0.89、4.55）、LLM（0.87、4.47）与LangMem（0.86、4.41）。这一结果与系统设计高度契合：MemFinRobot 依托工具链执行结果与中间证据，为决策解释提供了可追溯、可引用的信息载体，再通过工作流强约束将其组织为结构化论证，从而提升解释的完整性与规范性。相比之下，大语言模型的解释更依赖通用话术，易出现关键要素缺失；</w:t>
+      </w:r>
+      <w:r>
+        <w:t>M</w:t>
+      </w:r>
+      <w:r>
+        <w:t>em0与LangMem的检索式注入无法直接形成规范解释结构，召回噪声还会降低解释稳定性；FinRobot 更关注流程执行，缺少对解释要素的显式驱动，因此整体可解释性弱于本方法。综合来看，MemFinRobot在解释度上的领先，使其输出更贴近金融咨询场景下可审计、可交付的要求。</w:t>
+      </w:r>
+    </w:p>
+    <w:p>
+      <w:pPr>
+        <w:ind w:firstLine="21pt"/>
+      </w:pPr>
+      <w:r>
+        <w:rPr>
+          <w:rFonts w:hint="eastAsia"/>
+        </w:rPr>
+        <w:t>针对回答质量上，本文</w:t>
+      </w:r>
+      <w:r>
+        <w:rPr>
+          <w:rFonts w:hint="eastAsia"/>
+        </w:rPr>
+        <w:t>重点对</w:t>
+      </w:r>
+      <w:r>
+        <w:t>上下文关联度与连续性</w:t>
+      </w:r>
+      <w:r>
+        <w:rPr>
+          <w:rFonts w:hint="eastAsia"/>
+        </w:rPr>
+        <w:t>、</w:t>
+      </w:r>
+      <w:r>
+        <w:t>决策辅助解释度指标</w:t>
+      </w:r>
+      <w:r>
+        <w:rPr>
+          <w:rFonts w:hint="eastAsia"/>
+        </w:rPr>
+        <w:t>指标进行分层分析。</w:t>
+      </w:r>
+      <w:r>
+        <w:rPr>
+          <w:rFonts w:hint="eastAsia"/>
+        </w:rPr>
+        <w:t>图5</w:t>
+      </w:r>
+      <w:r>
+        <w:t>.8</w:t>
+      </w:r>
+      <w:r>
+        <w:rPr>
+          <w:rFonts w:hint="eastAsia"/>
+        </w:rPr>
+        <w:t>显示，</w:t>
+      </w:r>
+      <w:r>
+        <w:rPr>
+          <w:rFonts w:hint="eastAsia"/>
+        </w:rPr>
+        <w:t>从</w:t>
+      </w:r>
+      <w:r>
+        <w:t xml:space="preserve">场景异质性看，MemFinRobot在行业分析、财务分析与风险识别三类场景取得最优，且在后两类中相对 </w:t>
+      </w:r>
+      <w:r>
+        <w:t>M</w:t>
+      </w:r>
+      <w:r>
+        <w:t>em0</w:t>
+      </w:r>
+      <w:r>
+        <w:rPr>
+          <w:rFonts w:hint="eastAsia"/>
+        </w:rPr>
+        <w:t>、</w:t>
+      </w:r>
+      <w:r>
+        <w:t>LangMem的优势为倍数级。这表明当任务需要跨轮整合结构化事实与约束条件时，本方法对长期记忆的“可用性”更高。另一方面，在产品比较与宏观分析场景下，LangMem的</w:t>
+      </w:r>
       <w:r>
         <w:t>KC_long_hit</w:t>
       </w:r>
-      <w:proofErr w:type="spellEnd"/>
-      <w:r>
-        <w:rPr>
-          <w:rFonts w:hint="eastAsia"/>
-        </w:rPr>
-        <w:t>为0</w:t>
-      </w:r>
-      <w:r>
-        <w:t>.07</w:t>
-      </w:r>
-      <w:r>
-        <w:rPr>
-          <w:rFonts w:hint="eastAsia"/>
-        </w:rPr>
-        <w:t>，均</w:t>
-      </w:r>
-      <w:r>
-        <w:rPr>
-          <w:rFonts w:hint="eastAsia"/>
-        </w:rPr>
-        <w:t>高于</w:t>
-      </w:r>
-      <w:r>
-        <w:rPr>
-          <w:rFonts w:hint="eastAsia"/>
-        </w:rPr>
-        <w:t>两个带有记忆的对话系统</w:t>
-      </w:r>
-      <w:r>
-        <w:rPr>
-          <w:rFonts w:hint="eastAsia"/>
-        </w:rPr>
+      <w:r>
+        <w:t>更高，</w:t>
+      </w:r>
+      <w:r>
+        <w:rPr>
+          <w:rFonts w:hint="eastAsia"/>
+        </w:rPr>
+        <w:t>表明其在</w:t>
+      </w:r>
+      <w:r>
+        <w:t>特定开放场景中仍具局部优势；投资教育场景则由</w:t>
+      </w:r>
+      <w:r>
         <w:t>M</w:t>
       </w:r>
       <w:r>
-        <w:rPr>
-          <w:rFonts w:hint="eastAsia"/>
-        </w:rPr>
-        <w:t xml:space="preserve">em0与 </w:t>
-      </w:r>
-      <w:proofErr w:type="spellStart"/>
-      <w:r>
-        <w:rPr>
-          <w:rFonts w:hint="eastAsia"/>
-        </w:rPr>
-        <w:t>LangMem</w:t>
-      </w:r>
-      <w:proofErr w:type="spellEnd"/>
-      <w:r>
-        <w:rPr>
-          <w:rFonts w:hint="eastAsia"/>
-        </w:rPr>
-        <w:t>，</w:t>
-      </w:r>
-      <w:r>
-        <w:rPr>
-          <w:rFonts w:hint="eastAsia"/>
-        </w:rPr>
-        <w:t>表明</w:t>
-      </w:r>
-      <w:r>
-        <w:rPr>
-          <w:rFonts w:hint="eastAsia"/>
-        </w:rPr>
-        <w:t>本方法中长期记忆的建模方式相对已有的先进方法能更有效召回目标记忆。</w:t>
-      </w:r>
-      <w:r>
-        <w:rPr>
-          <w:rFonts w:hint="eastAsia"/>
-        </w:rPr>
-        <w:t>其次，在“一致性”维度上，</w:t>
-      </w:r>
-      <w:proofErr w:type="spellStart"/>
-      <w:r>
-        <w:rPr>
-          <w:rFonts w:hint="eastAsia"/>
-        </w:rPr>
-        <w:t>MemFinRobot</w:t>
-      </w:r>
-      <w:proofErr w:type="spellEnd"/>
-      <w:r>
-        <w:rPr>
-          <w:rFonts w:hint="eastAsia"/>
-        </w:rPr>
-        <w:t>的</w:t>
-      </w:r>
-      <w:r>
-        <w:rPr>
-          <w:rFonts w:hint="eastAsia"/>
-        </w:rPr>
-        <w:t>CONTRA</w:t>
-      </w:r>
-      <w:r>
-        <w:rPr>
-          <w:rFonts w:hint="eastAsia"/>
-        </w:rPr>
-        <w:t>为</w:t>
-      </w:r>
-      <w:r>
-        <w:rPr>
-          <w:rFonts w:hint="eastAsia"/>
-        </w:rPr>
-        <w:t>0.50</w:t>
-      </w:r>
-      <w:r>
-        <w:rPr>
-          <w:rFonts w:hint="eastAsia"/>
-        </w:rPr>
-        <w:t>，</w:t>
-      </w:r>
-      <w:r>
-        <w:rPr>
-          <w:rFonts w:hint="eastAsia"/>
-        </w:rPr>
-        <w:t>在</w:t>
-      </w:r>
-      <w:r>
-        <w:rPr>
-          <w:rFonts w:hint="eastAsia"/>
-        </w:rPr>
-        <w:t>所有</w:t>
-      </w:r>
-      <w:r>
-        <w:rPr>
-          <w:rFonts w:hint="eastAsia"/>
-        </w:rPr>
-        <w:t>评估方法中最低，显著优于</w:t>
-      </w:r>
-      <w:r>
-        <w:t>M</w:t>
-      </w:r>
-      <w:r>
-        <w:rPr>
-          <w:rFonts w:hint="eastAsia"/>
-        </w:rPr>
-        <w:t>em0</w:t>
-      </w:r>
-      <w:r>
-        <w:rPr>
-          <w:rFonts w:hint="eastAsia"/>
-        </w:rPr>
-        <w:t>（</w:t>
-      </w:r>
-      <w:r>
-        <w:rPr>
-          <w:rFonts w:hint="eastAsia"/>
-        </w:rPr>
-        <w:t>0.68</w:t>
-      </w:r>
-      <w:r>
-        <w:rPr>
-          <w:rFonts w:hint="eastAsia"/>
-        </w:rPr>
-        <w:t>）</w:t>
-      </w:r>
-      <w:r>
-        <w:rPr>
-          <w:rFonts w:hint="eastAsia"/>
-        </w:rPr>
-        <w:t>、</w:t>
-      </w:r>
-      <w:proofErr w:type="spellStart"/>
-      <w:r>
-        <w:rPr>
-          <w:rFonts w:hint="eastAsia"/>
-        </w:rPr>
-        <w:t>FinRobot</w:t>
-      </w:r>
-      <w:proofErr w:type="spellEnd"/>
-      <w:r>
-        <w:rPr>
-          <w:rFonts w:hint="eastAsia"/>
-        </w:rPr>
-        <w:t>（0.62）与</w:t>
-      </w:r>
-      <w:proofErr w:type="spellStart"/>
-      <w:r>
-        <w:rPr>
-          <w:rFonts w:hint="eastAsia"/>
-        </w:rPr>
-        <w:t>LangMem</w:t>
-      </w:r>
-      <w:proofErr w:type="spellEnd"/>
-      <w:r>
-        <w:rPr>
-          <w:rFonts w:hint="eastAsia"/>
-        </w:rPr>
-        <w:t>（0.75）。这说明，本方法</w:t>
-      </w:r>
-      <w:r>
-        <w:rPr>
-          <w:rFonts w:hint="eastAsia"/>
-        </w:rPr>
-        <w:t>除了</w:t>
-      </w:r>
-      <w:r>
-        <w:rPr>
-          <w:rFonts w:hint="eastAsia"/>
-        </w:rPr>
-        <w:t>追求更强的跨轮引用，</w:t>
-      </w:r>
-      <w:r>
-        <w:rPr>
-          <w:rFonts w:hint="eastAsia"/>
-        </w:rPr>
-        <w:t>同时也</w:t>
-      </w:r>
-      <w:r>
-        <w:rPr>
-          <w:rFonts w:hint="eastAsia"/>
-        </w:rPr>
-        <w:t>将“约束不冲突”作为生成与审校的</w:t>
-      </w:r>
-      <w:r>
-        <w:rPr>
-          <w:rFonts w:hint="eastAsia"/>
-        </w:rPr>
-        <w:t>重点目标</w:t>
-      </w:r>
-      <w:r>
-        <w:rPr>
-          <w:rFonts w:hint="eastAsia"/>
-        </w:rPr>
-        <w:t>，从而在多轮金融对话中更稳定地避免硬约束违背与语义自相矛盾。</w:t>
+        <w:t>em0领先，说明该场景对长期记忆触发模式与表达策略更敏感，尚存在进一步优化空间。</w:t>
       </w:r>
     </w:p>
     <w:p>
@@ -29715,408 +29354,10 @@
         <w:ind w:firstLine="21pt"/>
       </w:pPr>
       <w:r>
-        <w:t>用户画像对齐度指标上，</w:t>
-      </w:r>
-      <w:proofErr w:type="spellStart"/>
-      <w:r>
-        <w:t>MemFinRobot</w:t>
-      </w:r>
-      <w:proofErr w:type="spellEnd"/>
-      <w:r>
-        <w:t>的为0.23，在所有方法中达到最优，显著高于</w:t>
-      </w:r>
-      <w:r>
-        <w:t>M</w:t>
-      </w:r>
-      <w:r>
-        <w:t>em0（0.17）、LLM（0.16）、</w:t>
-      </w:r>
-      <w:proofErr w:type="spellStart"/>
-      <w:r>
-        <w:t>FinRobot</w:t>
-      </w:r>
-      <w:proofErr w:type="spellEnd"/>
-      <w:r>
-        <w:t>（0.17）与</w:t>
-      </w:r>
-      <w:proofErr w:type="spellStart"/>
-      <w:r>
-        <w:t>LangMem</w:t>
-      </w:r>
-      <w:proofErr w:type="spellEnd"/>
-      <w:r>
-        <w:t>（0.19）。该结果表明，具备显式记忆与画像管理能力的方法在用户意图对齐上明显优于无记忆或弱记忆建模方式，体现出记忆机制对提升画像一致性与对话连贯性的关键作用。</w:t>
-      </w:r>
-      <w:proofErr w:type="spellStart"/>
-      <w:r>
-        <w:t>MemFinRobot</w:t>
-      </w:r>
-      <w:proofErr w:type="spellEnd"/>
-      <w:r>
-        <w:t>通过结构化画像维护与跨轮更新机制，有效降低了对话漂移与信息遗忘带来的对齐偏差，从而在用户画像还原度上具备更稳定的表现。相对而言，纯大语言模型仅依赖即时文本进行被动推断，缺少持久化状态支撑；</w:t>
-      </w:r>
-      <w:proofErr w:type="spellStart"/>
-      <w:r>
-        <w:t>FinRobot</w:t>
-      </w:r>
-      <w:proofErr w:type="spellEnd"/>
-      <w:r>
-        <w:t>以流程与工具调度为核心，未将用户画像作为核心建模对象；</w:t>
-      </w:r>
-      <w:r>
-        <w:t>M</w:t>
-      </w:r>
-      <w:r>
-        <w:t>em0与</w:t>
-      </w:r>
-      <w:proofErr w:type="spellStart"/>
-      <w:r>
-        <w:t>LangMem</w:t>
-      </w:r>
-      <w:proofErr w:type="spellEnd"/>
-      <w:r>
-        <w:t>采用的检索拼接式记忆，因缺乏稳定的画像抽取与更新逻辑，易引入噪声或字段不一致，导致对齐效果弱于本方法。</w:t>
-      </w:r>
-    </w:p>
-    <w:p>
-      <w:pPr>
-        <w:ind w:firstLine="21pt"/>
-      </w:pPr>
-      <w:r>
-        <w:t>风险提示覆盖率指标上，</w:t>
-      </w:r>
-      <w:proofErr w:type="spellStart"/>
-      <w:r>
-        <w:t>MemFinRobot</w:t>
-      </w:r>
-      <w:proofErr w:type="spellEnd"/>
-      <w:r>
-        <w:t xml:space="preserve"> 在两项子指标上均呈现显著优势：</w:t>
-      </w:r>
-      <w:r>
-        <w:t>RC</w:t>
-      </w:r>
-      <w:r>
-        <w:t>为0.84，</w:t>
-      </w:r>
-      <w:proofErr w:type="spellStart"/>
-      <w:r>
-        <w:rPr>
-          <w:rFonts w:hint="eastAsia"/>
-        </w:rPr>
-        <w:t>R</w:t>
-      </w:r>
-      <w:r>
-        <w:t>C_</w:t>
-      </w:r>
-      <w:r>
-        <w:t>stric</w:t>
-      </w:r>
-      <w:r>
-        <w:t>t</w:t>
-      </w:r>
-      <w:proofErr w:type="spellEnd"/>
-      <w:r>
-        <w:t>为0.67，远高于</w:t>
-      </w:r>
-      <w:r>
-        <w:t>M</w:t>
-      </w:r>
-      <w:r>
-        <w:t>em0（0.54、0.15）、LLM（0.54、0.15）、</w:t>
-      </w:r>
-      <w:proofErr w:type="spellStart"/>
-      <w:r>
-        <w:t>FinRobot</w:t>
-      </w:r>
-      <w:proofErr w:type="spellEnd"/>
-      <w:r>
-        <w:t>（0.51、0.15）与</w:t>
-      </w:r>
-      <w:proofErr w:type="spellStart"/>
-      <w:r>
-        <w:t>LangMem</w:t>
-      </w:r>
-      <w:proofErr w:type="spellEnd"/>
-      <w:r>
-        <w:t>（0.45、0.14）。这一结果说明，本方法能够更稳定地命中金融场景下要求披露的风险条目，减少关键风险要素遗漏。从系统设计来看，</w:t>
-      </w:r>
-      <w:proofErr w:type="spellStart"/>
-      <w:r>
-        <w:t>MemFinRobot</w:t>
-      </w:r>
-      <w:proofErr w:type="spellEnd"/>
-      <w:r>
-        <w:t xml:space="preserve"> 在生成输出前引入了风险类别结构化补齐机制，从底层抬升了风险覆盖的下限；同时将风险披露纳入整体工作流强约束，而非依赖模型自由生成，因此在严格覆盖率上具备明显优势，更贴合金融场景对风险提示完整性的硬性要求。</w:t>
-      </w:r>
-    </w:p>
-    <w:p>
-      <w:pPr>
-        <w:ind w:firstLine="21pt"/>
-      </w:pPr>
-      <w:r>
-        <w:t>内容合规度指标上，</w:t>
-      </w:r>
-      <w:proofErr w:type="spellStart"/>
-      <w:r>
-        <w:t>MemFinRobot</w:t>
-      </w:r>
-      <w:proofErr w:type="spellEnd"/>
-      <w:r>
-        <w:t>同样取得最优表现：</w:t>
-      </w:r>
-      <w:proofErr w:type="spellStart"/>
-      <w:r>
-        <w:t>CompA</w:t>
-      </w:r>
-      <w:r>
-        <w:t>cc</w:t>
-      </w:r>
-      <w:proofErr w:type="spellEnd"/>
-      <w:r>
-        <w:t>为0.55，</w:t>
-      </w:r>
-      <w:proofErr w:type="spellStart"/>
-      <w:r>
-        <w:rPr>
-          <w:rFonts w:hint="eastAsia"/>
-        </w:rPr>
-        <w:t>S</w:t>
-      </w:r>
-      <w:r>
-        <w:t>ever</w:t>
-      </w:r>
-      <w:r>
-        <w:t>Rate</w:t>
-      </w:r>
-      <w:proofErr w:type="spellEnd"/>
-      <w:r>
-        <w:t>为 0.40，在合规准确度与严重违规率两项指标上均领先于其他对比方法。</w:t>
-      </w:r>
-      <w:proofErr w:type="spellStart"/>
-      <w:r>
-        <w:t>FinRobot</w:t>
-      </w:r>
-      <w:proofErr w:type="spellEnd"/>
-      <w:r>
-        <w:t>与LLM的合规准确度相近，分别为0.54与0.54，但严重违规率分别达到0.45与0.42；</w:t>
-      </w:r>
-      <w:proofErr w:type="spellStart"/>
-      <w:r>
-        <w:t>LangMem</w:t>
-      </w:r>
-      <w:proofErr w:type="spellEnd"/>
-      <w:r>
-        <w:t>的</w:t>
-      </w:r>
-      <w:proofErr w:type="spellStart"/>
-      <w:r>
-        <w:t>CompAcc</w:t>
-      </w:r>
-      <w:proofErr w:type="spellEnd"/>
-      <w:r>
-        <w:t>为0.47，</w:t>
-      </w:r>
-      <w:proofErr w:type="spellStart"/>
-      <w:r>
-        <w:rPr>
-          <w:rFonts w:hint="eastAsia"/>
-        </w:rPr>
-        <w:t>S</w:t>
-      </w:r>
-      <w:r>
-        <w:t>everRate</w:t>
-      </w:r>
-      <w:proofErr w:type="spellEnd"/>
-      <w:r>
-        <w:t>为0.53；</w:t>
-      </w:r>
-      <w:r>
-        <w:t>M</w:t>
-      </w:r>
-      <w:r>
-        <w:t>em0在合规性上表现最弱，</w:t>
-      </w:r>
-      <w:proofErr w:type="spellStart"/>
-      <w:r>
-        <w:t>CompAcc</w:t>
-      </w:r>
-      <w:proofErr w:type="spellEnd"/>
-      <w:r>
-        <w:t>仅为0.32，</w:t>
-      </w:r>
-      <w:proofErr w:type="spellStart"/>
-      <w:r>
-        <w:rPr>
-          <w:rFonts w:hint="eastAsia"/>
-        </w:rPr>
-        <w:t>S</w:t>
-      </w:r>
-      <w:r>
-        <w:t>everRate</w:t>
-      </w:r>
-      <w:proofErr w:type="spellEnd"/>
-      <w:r>
-        <w:t>高达0.66。上述结果表明，金融对话的安全合规需要在系统层面进行显式约束与防护，仅依靠记忆或工具难以实现底线风险可控。</w:t>
-      </w:r>
-      <w:proofErr w:type="spellStart"/>
-      <w:r>
-        <w:t>MemFinRobot</w:t>
-      </w:r>
-      <w:proofErr w:type="spellEnd"/>
-      <w:r>
-        <w:t>在生成阶段嵌入合规约束与风险表达管控，能够主动抑制高风险表述与违规承诺，从而显著降低严重违规概率；</w:t>
-      </w:r>
-      <w:r>
-        <w:t>M</w:t>
-      </w:r>
-      <w:r>
-        <w:t>em0与</w:t>
-      </w:r>
-      <w:proofErr w:type="spellStart"/>
-      <w:r>
-        <w:t>LangMem</w:t>
-      </w:r>
-      <w:proofErr w:type="spellEnd"/>
-      <w:r>
-        <w:t>在缺少</w:t>
-      </w:r>
-      <w:r>
-        <w:lastRenderedPageBreak/>
-        <w:t>合规过滤的情况下，易将历史高风险内容带入当前回复；</w:t>
-      </w:r>
-      <w:proofErr w:type="spellStart"/>
-      <w:r>
-        <w:t>FinRobot</w:t>
-      </w:r>
-      <w:proofErr w:type="spellEnd"/>
-      <w:r>
-        <w:t>与LLM未设置专门的合规审校与红线抑制机制，因此在严重违规率上劣于本方法。</w:t>
-      </w:r>
-    </w:p>
-    <w:p>
-      <w:pPr>
-        <w:ind w:firstLine="21pt"/>
-      </w:pPr>
-      <w:r>
-        <w:t>决策辅助解释度指标上，</w:t>
-      </w:r>
-      <w:proofErr w:type="spellStart"/>
-      <w:r>
-        <w:t>MemFinRobot</w:t>
-      </w:r>
-      <w:proofErr w:type="spellEnd"/>
-      <w:r>
-        <w:t>依旧保持第一：</w:t>
-      </w:r>
-      <w:r>
-        <w:t>ER</w:t>
-      </w:r>
-      <w:r>
-        <w:t>为0.96，</w:t>
-      </w:r>
-      <w:proofErr w:type="spellStart"/>
-      <w:r>
-        <w:t>ER_score</w:t>
-      </w:r>
-      <w:proofErr w:type="spellEnd"/>
-      <w:r>
-        <w:t>为4.84，明显优</w:t>
-      </w:r>
-      <w:r>
-        <w:t>M</w:t>
-      </w:r>
-      <w:r>
-        <w:t>em0（0.91、4.64）、</w:t>
-      </w:r>
-      <w:proofErr w:type="spellStart"/>
-      <w:r>
-        <w:t>FinRobot</w:t>
-      </w:r>
-      <w:proofErr w:type="spellEnd"/>
-      <w:r>
-        <w:t>（0.89、4.55）、LLM（0.87、4.47）与</w:t>
-      </w:r>
-      <w:proofErr w:type="spellStart"/>
-      <w:r>
-        <w:t>LangMem</w:t>
-      </w:r>
-      <w:proofErr w:type="spellEnd"/>
-      <w:r>
-        <w:t>（0.86、4.41）。这一结果与系统设计高度契合：</w:t>
-      </w:r>
-      <w:proofErr w:type="spellStart"/>
-      <w:r>
-        <w:t>MemFinRobot</w:t>
-      </w:r>
-      <w:proofErr w:type="spellEnd"/>
-      <w:r>
-        <w:t xml:space="preserve"> 依托工具链执行结果与中间证据，为决策解释提供了可追溯、可引用的信息载体，再通过工作流强约束将其组织为结构化论证，从而提升解释的完整性与规范性。相比之下，大语言模型的解释更依赖通用话术，易出现关键要素缺失；</w:t>
-      </w:r>
-      <w:r>
-        <w:t>M</w:t>
-      </w:r>
-      <w:r>
-        <w:t>em0与</w:t>
-      </w:r>
-      <w:proofErr w:type="spellStart"/>
-      <w:r>
-        <w:t>LangMem</w:t>
-      </w:r>
-      <w:proofErr w:type="spellEnd"/>
-      <w:r>
-        <w:t>的检索式注入无法直接形成规范解释结构，召回噪声还会降低解释稳定性；</w:t>
-      </w:r>
-      <w:proofErr w:type="spellStart"/>
-      <w:r>
-        <w:t>FinRobot</w:t>
-      </w:r>
-      <w:proofErr w:type="spellEnd"/>
-      <w:r>
-        <w:t xml:space="preserve"> 更关注流程执行，缺少对解释要素的显式驱动，因此整体可解释性弱于本方法。综合来看，</w:t>
-      </w:r>
-      <w:proofErr w:type="spellStart"/>
-      <w:r>
-        <w:t>MemFinRobot</w:t>
-      </w:r>
-      <w:proofErr w:type="spellEnd"/>
-      <w:r>
-        <w:t>在解释度上的领先，使其输出更贴近金融咨询场景下可审计、可交付的要求。</w:t>
-      </w:r>
-    </w:p>
-    <w:p>
-      <w:pPr>
-        <w:ind w:firstLine="21pt"/>
-      </w:pPr>
-      <w:r>
-        <w:rPr>
-          <w:rFonts w:hint="eastAsia"/>
-        </w:rPr>
-        <w:t>针对回答质量上，本文</w:t>
-      </w:r>
-      <w:r>
-        <w:rPr>
-          <w:rFonts w:hint="eastAsia"/>
-        </w:rPr>
-        <w:t>重点对</w:t>
-      </w:r>
-      <w:r>
-        <w:t>上下文关联度与连续性</w:t>
-      </w:r>
-      <w:r>
-        <w:rPr>
-          <w:rFonts w:hint="eastAsia"/>
-        </w:rPr>
-        <w:t>、</w:t>
-      </w:r>
-      <w:r>
-        <w:t>决策辅助解释度指标</w:t>
-      </w:r>
-      <w:r>
-        <w:rPr>
-          <w:rFonts w:hint="eastAsia"/>
-        </w:rPr>
-        <w:t>指标进行分层分析。</w:t>
+        <w:rPr>
+          <w:rFonts w:hint="eastAsia"/>
+        </w:rPr>
+        <w:t>在难度维度上，</w:t>
       </w:r>
       <w:r>
         <w:rPr>
@@ -30125,100 +29366,6 @@
         <w:t>图5</w:t>
       </w:r>
       <w:r>
-        <w:t>.8</w:t>
-      </w:r>
-      <w:r>
-        <w:rPr>
-          <w:rFonts w:hint="eastAsia"/>
-        </w:rPr>
-        <w:t>显示，</w:t>
-      </w:r>
-      <w:r>
-        <w:rPr>
-          <w:rFonts w:hint="eastAsia"/>
-        </w:rPr>
-        <w:t>从</w:t>
-      </w:r>
-      <w:r>
-        <w:t>场景异质性看，</w:t>
-      </w:r>
-      <w:proofErr w:type="spellStart"/>
-      <w:r>
-        <w:t>MemFinRobot</w:t>
-      </w:r>
-      <w:proofErr w:type="spellEnd"/>
-      <w:r>
-        <w:t xml:space="preserve">在行业分析、财务分析与风险识别三类场景取得最优，且在后两类中相对 </w:t>
-      </w:r>
-      <w:r>
-        <w:t>M</w:t>
-      </w:r>
-      <w:r>
-        <w:t>em0</w:t>
-      </w:r>
-      <w:r>
-        <w:rPr>
-          <w:rFonts w:hint="eastAsia"/>
-        </w:rPr>
-        <w:t>、</w:t>
-      </w:r>
-      <w:proofErr w:type="spellStart"/>
-      <w:r>
-        <w:t>LangMem</w:t>
-      </w:r>
-      <w:proofErr w:type="spellEnd"/>
-      <w:r>
-        <w:t>的优势为倍数级。这表明当任务需要跨轮整合结构化事实与约束条件时，本方法对长期记忆的“可用性”更高。另一方面，在产品比较与宏观分析场景下，</w:t>
-      </w:r>
-      <w:proofErr w:type="spellStart"/>
-      <w:r>
-        <w:t>LangMem</w:t>
-      </w:r>
-      <w:proofErr w:type="spellEnd"/>
-      <w:r>
-        <w:t>的</w:t>
-      </w:r>
-      <w:proofErr w:type="spellStart"/>
-      <w:r>
-        <w:t>KC_long_hit</w:t>
-      </w:r>
-      <w:proofErr w:type="spellEnd"/>
-      <w:r>
-        <w:t>更高，</w:t>
-      </w:r>
-      <w:r>
-        <w:rPr>
-          <w:rFonts w:hint="eastAsia"/>
-        </w:rPr>
-        <w:t>表明其在</w:t>
-      </w:r>
-      <w:r>
-        <w:t>特定开放场景中仍具局部优势；投资教育场景则由</w:t>
-      </w:r>
-      <w:r>
-        <w:t>M</w:t>
-      </w:r>
-      <w:r>
-        <w:t>em0领先，说明该场景对长期记忆触发模式与表达策略更敏感，尚存在进一步优化空间。</w:t>
-      </w:r>
-    </w:p>
-    <w:p>
-      <w:pPr>
-        <w:ind w:firstLine="21pt"/>
-      </w:pPr>
-      <w:r>
-        <w:rPr>
-          <w:rFonts w:hint="eastAsia"/>
-        </w:rPr>
-        <w:t>在难度维度上，</w:t>
-      </w:r>
-      <w:r>
-        <w:rPr>
-          <w:rFonts w:hint="eastAsia"/>
-        </w:rPr>
-        <w:t>图5</w:t>
-      </w:r>
-      <w:r>
         <w:t>.9</w:t>
       </w:r>
       <w:r>
@@ -30227,19 +29374,11 @@
         </w:rPr>
         <w:t>显示</w:t>
       </w:r>
-      <w:proofErr w:type="spellStart"/>
-      <w:r>
-        <w:rPr>
-          <w:rFonts w:hint="eastAsia"/>
-        </w:rPr>
-        <w:t>MemFinRobot</w:t>
-      </w:r>
-      <w:proofErr w:type="spellEnd"/>
-      <w:r>
-        <w:rPr>
-          <w:rFonts w:hint="eastAsia"/>
-        </w:rPr>
-        <w:t>在</w:t>
+      <w:r>
+        <w:rPr>
+          <w:rFonts w:hint="eastAsia"/>
+        </w:rPr>
+        <w:t>MemFinRobot在</w:t>
       </w:r>
       <w:r>
         <w:rPr>
@@ -30275,16 +29414,8 @@
         <w:rPr>
           <w:rFonts w:hint="eastAsia"/>
         </w:rPr>
-        <w:t>档与</w:t>
-      </w:r>
-      <w:proofErr w:type="spellStart"/>
-      <w:r>
-        <w:rPr>
-          <w:rFonts w:hint="eastAsia"/>
-        </w:rPr>
-        <w:t>LangMem</w:t>
-      </w:r>
-      <w:proofErr w:type="spellEnd"/>
+        <w:t>档与LangMem</w:t>
+      </w:r>
       <w:r>
         <w:rPr>
           <w:rFonts w:hint="eastAsia"/>
@@ -30622,21 +29753,7 @@
         <w:rPr>
           <w:rFonts w:hint="eastAsia"/>
         </w:rPr>
-        <w:t>，</w:t>
-      </w:r>
-      <w:proofErr w:type="spellStart"/>
-      <w:r>
-        <w:rPr>
-          <w:rFonts w:hint="eastAsia"/>
-        </w:rPr>
-        <w:t>MemFinRobot</w:t>
-      </w:r>
-      <w:proofErr w:type="spellEnd"/>
-      <w:r>
-        <w:rPr>
-          <w:rFonts w:hint="eastAsia"/>
-        </w:rPr>
-        <w:t>在七个场景中均取得最高</w:t>
+        <w:t>，MemFinRobot在七个场景中均取得最高</w:t>
       </w:r>
       <w:r>
         <w:rPr>
@@ -30675,33 +29792,23 @@
         </w:rPr>
         <w:t>、</w:t>
       </w:r>
-      <w:proofErr w:type="spellStart"/>
       <w:r>
         <w:rPr>
           <w:rFonts w:hint="eastAsia"/>
         </w:rPr>
         <w:t>FinRobo</w:t>
       </w:r>
-      <w:proofErr w:type="spellEnd"/>
       <w:r>
         <w:rPr>
           <w:rFonts w:hint="eastAsia"/>
         </w:rPr>
         <w:t>、</w:t>
       </w:r>
-      <w:proofErr w:type="spellStart"/>
-      <w:r>
-        <w:rPr>
-          <w:rFonts w:hint="eastAsia"/>
-        </w:rPr>
-        <w:t>LangMem</w:t>
-      </w:r>
-      <w:proofErr w:type="spellEnd"/>
-      <w:r>
-        <w:rPr>
-          <w:rFonts w:hint="eastAsia"/>
-        </w:rPr>
-        <w:t>在上述高复杂度场景的均值明显回落，说明仅靠通用生成或流程编排难以稳定覆盖高质量解释所需要素。</w:t>
+      <w:r>
+        <w:rPr>
+          <w:rFonts w:hint="eastAsia"/>
+        </w:rPr>
+        <w:t>LangMem在上述高复杂度场景的均值明显回落，说明仅靠通用生成或流程编排难以稳定覆盖高质量解释所需要素。</w:t>
       </w:r>
     </w:p>
     <w:p>
@@ -30724,21 +29831,7 @@
         <w:rPr>
           <w:rFonts w:hint="eastAsia"/>
         </w:rPr>
-        <w:t>维度上，</w:t>
-      </w:r>
-      <w:proofErr w:type="spellStart"/>
-      <w:r>
-        <w:rPr>
-          <w:rFonts w:hint="eastAsia"/>
-        </w:rPr>
-        <w:t>MemFinRobot</w:t>
-      </w:r>
-      <w:proofErr w:type="spellEnd"/>
-      <w:r>
-        <w:rPr>
-          <w:rFonts w:hint="eastAsia"/>
-        </w:rPr>
-        <w:t>在</w:t>
+        <w:t>维度上，MemFinRobot在</w:t>
       </w:r>
       <w:r>
         <w:rPr>
@@ -31073,15 +30166,7 @@
         <w:ind w:firstLine="24pt"/>
       </w:pPr>
       <w:r>
-        <w:t>本文提出的记忆增强型智能理财顾问智能体（</w:t>
-      </w:r>
-      <w:proofErr w:type="spellStart"/>
-      <w:r>
-        <w:t>MemFinRobot</w:t>
-      </w:r>
-      <w:proofErr w:type="spellEnd"/>
-      <w:r>
-        <w:t>）在产品定位上明确坚持“辅助决策而非替代决策”的原则。在证券投资咨询场景中，投资决策本身具有高度风险敏感性与监管约束性，因此系统的目标并非给出具体买卖指令或收益承诺，而是在合规边界内提供结构化信息整合、风险揭示与逻辑解释支持，从而提升用户决策理解能力与判断质量。围绕这一定位，本文构建了</w:t>
+        <w:t>本文提出的记忆增强型智能理财顾问智能体（MemFinRobot）在产品定位上明确坚持“辅助决策而非替代决策”的原则。在证券投资咨询场景中，投资决策本身具有高度风险敏感性与监管约束性，因此系统的目标并非给出具体买卖指令或收益承诺，而是在合规边界内提供结构化信息整合、风险揭示与逻辑解释支持，从而提升用户决策理解能力与判断质量。围绕这一定位，本文构建了</w:t>
       </w:r>
       <w:r>
         <w:rPr>
@@ -31104,15 +30189,7 @@
         <w:ind w:firstLine="24pt"/>
       </w:pPr>
       <w:r>
-        <w:t>在系统架构层面，</w:t>
-      </w:r>
-      <w:proofErr w:type="spellStart"/>
-      <w:r>
-        <w:t>MemFinRobot</w:t>
-      </w:r>
-      <w:proofErr w:type="spellEnd"/>
-      <w:r>
-        <w:t>通过分层化设计实现功能协同。记忆管理模块负责对短期上下文、长期对话记忆与结构化用户画像进行统一管理，使系统能够在多轮交互中持续理解用户风险偏好、投资期限与关注主题等核心变量；</w:t>
+        <w:t>在系统架构层面，MemFinRobot通过分层化设计实现功能协同。记忆管理模块负责对短期上下文、长期对话记忆与结构化用户画像进行统一管理，使系统能够在多轮交互中持续理解用户风险偏好、投资期限与关注主题等核心变量；</w:t>
       </w:r>
       <w:r>
         <w:rPr>
@@ -31193,15 +30270,8 @@
         <w:ind w:firstLine="24pt"/>
       </w:pPr>
       <w:r>
-        <w:t xml:space="preserve">为了验证上述产品形态的技术可行性，本文分别在通用长期对话数据集 </w:t>
-      </w:r>
-      <w:proofErr w:type="spellStart"/>
-      <w:r>
-        <w:t>LoCoMo</w:t>
-      </w:r>
-      <w:proofErr w:type="spellEnd"/>
-      <w:r>
-        <w:t>以及自构建的</w:t>
+        <w:lastRenderedPageBreak/>
+        <w:t>为了验证上述产品形态的技术可行性，本文分别在通用长期对话数据集 LoCoMo以及自构建的</w:t>
       </w:r>
       <w:r>
         <w:rPr>
@@ -31216,15 +30286,7 @@
         <w:t>多</w:t>
       </w:r>
       <w:r>
-        <w:t>轮对话评测集</w:t>
-      </w:r>
-      <w:proofErr w:type="spellStart"/>
-      <w:r>
-        <w:t>FinConv</w:t>
-      </w:r>
-      <w:proofErr w:type="spellEnd"/>
-      <w:r>
-        <w:t>上进行了系统实验。实验结果从长期记忆可用性、风险提示交付能力与可解释交付质量三个维度，为产品可行性提供了量化证据。</w:t>
+        <w:t>轮对话评测集FinConv上进行了系统实验。实验结果从长期记忆可用性、风险提示交付能力与可解释交付质量三个维度，为产品可行性提供了量化证据。</w:t>
       </w:r>
     </w:p>
     <w:p>
@@ -31232,16 +30294,7 @@
         <w:ind w:firstLine="24pt"/>
       </w:pPr>
       <w:r>
-        <w:lastRenderedPageBreak/>
-        <w:t>首先，在长期记忆能力方面，本文在</w:t>
-      </w:r>
-      <w:proofErr w:type="spellStart"/>
-      <w:r>
-        <w:t>LoCoMo</w:t>
-      </w:r>
-      <w:proofErr w:type="spellEnd"/>
-      <w:r>
-        <w:t>数据集上以Recall@5作为核心评价指标，比较了单话语嵌入、固定窗口嵌入以及本文提出的动态语境感知方法。实验结果显示，</w:t>
+        <w:t>首先，在长期记忆能力方面，本文在LoCoMo数据集上以Recall@5作为核心评价指标，比较了单话语嵌入、固定窗口嵌入以及本文提出的动态语境感知方法。实验结果显示，</w:t>
       </w:r>
       <w:r>
         <w:rPr>
@@ -31282,23 +30335,7 @@
         <w:ind w:firstLine="24pt"/>
       </w:pPr>
       <w:r>
-        <w:t>其次，在金融场景下更为关键的风险披露能力方面，</w:t>
-      </w:r>
-      <w:proofErr w:type="spellStart"/>
-      <w:r>
-        <w:t>MemFinConv</w:t>
-      </w:r>
-      <w:proofErr w:type="spellEnd"/>
-      <w:r>
-        <w:t>数据集上的评测结果显示，</w:t>
-      </w:r>
-      <w:proofErr w:type="spellStart"/>
-      <w:r>
-        <w:t>MemFinRobot</w:t>
-      </w:r>
-      <w:proofErr w:type="spellEnd"/>
-      <w:r>
-        <w:t>在风险覆盖率（</w:t>
+        <w:t>其次，在金融场景下更为关键的风险披露能力方面，MemFinConv数据集上的评测结果显示，MemFinRobot在风险覆盖率（</w:t>
       </w:r>
       <w:r>
         <w:t>RC</w:t>
@@ -31306,7 +30343,6 @@
       <w:r>
         <w:t>）与严格覆盖率（</w:t>
       </w:r>
-      <w:proofErr w:type="spellStart"/>
       <w:r>
         <w:rPr>
           <w:rFonts w:hint="eastAsia"/>
@@ -31319,7 +30355,6 @@
       <w:r>
         <w:t>strict</w:t>
       </w:r>
-      <w:proofErr w:type="spellEnd"/>
       <w:r>
         <w:t>）两个指标上均显著领先。</w:t>
       </w:r>
@@ -31338,15 +30373,7 @@
         <w:ind w:firstLine="24pt"/>
       </w:pPr>
       <w:r>
-        <w:t>再次，在决策辅助解释质量方面，</w:t>
-      </w:r>
-      <w:proofErr w:type="spellStart"/>
-      <w:r>
-        <w:t>MemFinRobot</w:t>
-      </w:r>
-      <w:proofErr w:type="spellEnd"/>
-      <w:r>
-        <w:t>在</w:t>
+        <w:t>再次，在决策辅助解释质量方面，MemFinRobot在</w:t>
       </w:r>
       <w:r>
         <w:rPr>
@@ -31406,35 +30433,8 @@
         <w:ind w:firstLine="24pt"/>
       </w:pPr>
       <w:r>
-        <w:t>从工程实现角度看，</w:t>
-      </w:r>
-      <w:proofErr w:type="spellStart"/>
-      <w:r>
-        <w:t>MemFinRobot</w:t>
-      </w:r>
-      <w:proofErr w:type="spellEnd"/>
-      <w:r>
-        <w:t xml:space="preserve"> 已达到可演示、可复现与可扩展三个层级的完成度。首先，在可演示层面，系统已支持多轮连续对话、长期记忆召回、风险提示自动匹配与记忆更新闭环流程，能够完整模拟真实证券咨询场景中的交互过程。其次，在研究可复现层面，本文提供了基于</w:t>
-      </w:r>
-      <w:proofErr w:type="spellStart"/>
-      <w:r>
-        <w:t>LoCoMo</w:t>
-      </w:r>
-      <w:proofErr w:type="spellEnd"/>
-      <w:r>
-        <w:t xml:space="preserve">与 </w:t>
-      </w:r>
-      <w:proofErr w:type="spellStart"/>
-      <w:r>
-        <w:t>MemFinConv</w:t>
-      </w:r>
-      <w:proofErr w:type="spellEnd"/>
-      <w:r>
-        <w:t>的评测流程与指标计算框架，使多维度体验指标能够自动化生</w:t>
-      </w:r>
-      <w:r>
         <w:lastRenderedPageBreak/>
-        <w:t>成，从而保证实验结果的可重复性与方法学透明度。再次，在工程扩展层面，系统采用模块化设计，记忆管理器、工具链接口与合规规则层相互解耦，可便捷接入真实券商或银行的产品数据库与行情接口，并根据机构需求调整风险提示模板与合规策略。</w:t>
+        <w:t>从工程实现角度看，MemFinRobot 已达到可演示、可复现与可扩展三个层级的完成度。首先，在可演示层面，系统已支持多轮连续对话、长期记忆召回、风险提示自动匹配与记忆更新闭环流程，能够完整模拟真实证券咨询场景中的交互过程。其次，在研究可复现层面，本文提供了基于LoCoMo与 MemFinConv的评测流程与指标计算框架，使多维度体验指标能够自动化生成，从而保证实验结果的可重复性与方法学透明度。再次，在工程扩展层面，系统采用模块化设计，记忆管理器、工具链接口与合规规则层相互解耦，可便捷接入真实券商或银行的产品数据库与行情接口，并根据机构需求调整风险提示模板与合规策略。</w:t>
       </w:r>
     </w:p>
     <w:p>
@@ -31442,15 +30442,7 @@
         <w:ind w:firstLine="24pt"/>
       </w:pPr>
       <w:r>
-        <w:t>综合技术验证结果与系统实现情况可以看出，</w:t>
-      </w:r>
-      <w:proofErr w:type="spellStart"/>
-      <w:r>
-        <w:t>MemFinRobot</w:t>
-      </w:r>
-      <w:proofErr w:type="spellEnd"/>
-      <w:r>
-        <w:t>不仅在实验指标层面展现出显著优势，而且在架构设计上具备现实部署所需的稳定性与扩展性。长期记忆召回能力的提升、风险披露完整度的显著提高以及解释质量的系统性领先，共同构成了产品可行性的核心证据。由此可以认为，本文提出的记忆增强型智能理财顾问智能体已具备面向真实金融咨询场景进行试点部署的技术基础。</w:t>
+        <w:t>综合技术验证结果与系统实现情况可以看出，MemFinRobot不仅在实验指标层面展现出显著优势，而且在架构设计上具备现实部署所需的稳定性与扩展性。长期记忆召回能力的提升、风险披露完整度的显著提高以及解释质量的系统性领先，共同构成了产品可行性的核心证据。由此可以认为，本文提出的记忆增强型智能理财顾问智能体已具备面向真实金融咨询场景进行试点部署的技术基础。</w:t>
       </w:r>
     </w:p>
     <w:p>
@@ -31492,39 +30484,23 @@
         <w:ind w:firstLine="24pt"/>
       </w:pPr>
       <w:r>
-        <w:t>从成本构成看，</w:t>
-      </w:r>
-      <w:proofErr w:type="spellStart"/>
-      <w:r>
-        <w:t>MemFinRobot</w:t>
-      </w:r>
-      <w:proofErr w:type="spellEnd"/>
-      <w:r>
-        <w:t>的年度成本可分为固定成本与变动成本两类。固定成本主要包括系统运维与合规规则维护（如风险提示模板、禁区表达库、策略回归测试等），其特征是与业务量弱相关、随时间持续发生；变动成本则与咨询量近似线性相关，主要由模型推理调用与仍需人工介入的部分组成。结合金融行业智能客服渗透率已达到较高水平、且证券领域AI客服渗透亦较为可观的行业现状（作为自动化比例假设的外部参照），本文将“可自动化替代比例”设定在60%</w:t>
+        <w:t>从成本构成看，MemFinRobot的年度成本可分为固定成本与变动成本两类。固定成本主要包括系统运维与合规规则维护（如风险提示模板、禁区表达库、策略回归测试等），其特征是与业务量弱相关、随时间持续发生；变动成本则与咨询量近似线性相关，主要由模型推理调用与仍需人工介入的部分组成。结合金融行业智能客服渗透率已达到较高水平、且证券领域AI客服渗透亦较为可观的行业现状（作为自动化比例假设的外部参照），本文将“可自动化替代比例”设定在60%</w:t>
       </w:r>
       <w:r>
         <w:t>-</w:t>
       </w:r>
       <w:r>
-        <w:t>80%的常见区间内，并在基准情境取中位值 70%。该设定与行业综述中对金融行业智能客服应用普及度的描述一致 (</w:t>
-      </w:r>
-      <w:proofErr w:type="spellStart"/>
-      <w:r>
-        <w:fldChar w:fldCharType="begin"/>
-      </w:r>
-      <w:r>
-        <w:instrText>HYPERLINK "https://www.udesk.cn/ucm/faq/66209?utm_source=chatgpt.com" \o "2025金融行业客服系统应用全景报告和选型指南"</w:instrText>
-      </w:r>
-      <w:r>
-        <w:fldChar w:fldCharType="separate"/>
-      </w:r>
-      <w:r>
-        <w:t>Udesk</w:t>
-      </w:r>
-      <w:proofErr w:type="spellEnd"/>
-      <w:r>
-        <w:fldChar w:fldCharType="end"/>
-      </w:r>
+        <w:t>80%的常见区间内，并在基准情境取中位</w:t>
+      </w:r>
+      <w:r>
+        <w:lastRenderedPageBreak/>
+        <w:t>值 70%。该设定与行业综述中对金融行业智能客服应用普及度的描述一致 (</w:t>
+      </w:r>
+      <w:hyperlink r:id="rId45" w:tooltip="2025金融行业客服系统应用全景报告和选型指南" w:history="1">
+        <w:r>
+          <w:t>Udesk</w:t>
+        </w:r>
+      </w:hyperlink>
       <w:r>
         <w:t>)</w:t>
       </w:r>
@@ -31544,11 +30520,7 @@
         <w:t>令牌</w:t>
       </w:r>
       <w:r>
-        <w:t>计费的公开定价机制作为理论依据（再折算为单次对话边际成本），该计费机制在主流定价页面中已有明确说明。基于上述口径，本文采用人民币计量并设定以下保守参数用于后续测</w:t>
-      </w:r>
-      <w:r>
-        <w:lastRenderedPageBreak/>
-        <w:t>算：人工综合成本 50元/小时、单次咨询平均5分钟（对应人工单位成本约4.17元/次），模型单位推理成本0.5元/次，固定运维与合规成本 200 万元/年，自动化替代率 70%。</w:t>
+        <w:t>计费的公开定价机制作为理论依据（再折算为单次对话边际成本），该计费机制在主流定价页面中已有明确说明。基于上述口径，本文采用人民币计量并设定以下保守参数用于后续测算：人工综合成本 50元/小时、单次咨询平均5分钟（对应人工单位成本约4.17元/次），模型单位推理成本0.5元/次，固定运维与合规成本 200 万元/年，自动化替代率 70%。</w:t>
       </w:r>
     </w:p>
     <w:p>
@@ -31825,15 +30797,7 @@
         </m:sSub>
       </m:oMath>
       <w:r>
-        <w:t>为固定成本。该表达式揭示了</w:t>
-      </w:r>
-      <w:proofErr w:type="spellStart"/>
-      <w:r>
-        <w:t>MemFinRobot</w:t>
-      </w:r>
-      <w:proofErr w:type="spellEnd"/>
-      <w:r>
-        <w:t>作为“平台型能力”的典型经济属性：固定成本占比越高，越需要规模化业务量摊薄单位成本，从而表现出更明显的规模经济。</w:t>
+        <w:t>为固定成本。该表达式揭示了MemFinRobot作为“平台型能力”的典型经济属性：固定成本占比越高，越需要规模化业务量摊薄单位成本，从而表现出更明显的规模经济。</w:t>
       </w:r>
     </w:p>
     <w:p>
@@ -31928,15 +30892,7 @@
         </m:r>
       </m:oMath>
       <w:r>
-        <w:t>) 万元。引入</w:t>
-      </w:r>
-      <w:proofErr w:type="spellStart"/>
-      <w:r>
-        <w:t>MemFinRobot</w:t>
-      </w:r>
-      <w:proofErr w:type="spellEnd"/>
-      <w:r>
-        <w:t>后，假设70%咨询由系统自动完成、30%由人工接管，则年度系统成本由三部分构成：人工接管成本约12</w:t>
+        <w:t>) 万元。引入MemFinRobot后，假设70%咨询由系统自动完成、30%由人工接管，则年度系统成本由三部分构成：人工接管成本约12</w:t>
       </w:r>
       <w:r>
         <w:t>5</w:t>
@@ -31956,15 +30912,7 @@
         <w:t>5</w:t>
       </w:r>
       <w:r>
-        <w:t>章实验指标作为业务收益的“代理变量”，以建立从技术提升到运营收益的可解释映射链条。第一类收益来自“重复沟通与解释成本下降”。在</w:t>
-      </w:r>
-      <w:proofErr w:type="spellStart"/>
-      <w:r>
-        <w:t>LoCoMo</w:t>
-      </w:r>
-      <w:proofErr w:type="spellEnd"/>
-      <w:r>
-        <w:t>长期对话评测中，本文方法 Recall@5达到68%，相比单话语嵌入（58%）与固定窗口最优设置（61%）分别提升10</w:t>
+        <w:t>章实验指标作为业务收益的“代理变量”，以建立从技术提升到运营收益的可解释映射链条。第一类收益来自“重复沟通与解释成本下降”。在LoCoMo长期对话评测中，本文方法 Recall@5达到68%，相比单话语嵌入（58%）与固定窗口最优设置（61%）分别提升10</w:t>
       </w:r>
       <w:r>
         <w:t>%</w:t>
@@ -31995,7 +30943,6 @@
       <w:r>
         <w:t>第二类收益来自“合规复核压力下</w:t>
       </w:r>
-      <w:proofErr w:type="spellStart"/>
       <w:r>
         <w:rPr>
           <w:rFonts w:hint="eastAsia"/>
@@ -32006,11 +30953,7 @@
         <w:t>em</w:t>
       </w:r>
       <w:r>
-        <w:t>FinRobot</w:t>
-      </w:r>
-      <w:proofErr w:type="spellEnd"/>
-      <w:r>
-        <w:t xml:space="preserve"> 的风险提示覆盖与严格覆盖显著高于对比方法</w:t>
+        <w:t>FinRobot 的风险提示覆盖与严格覆盖显著高于对比方法</w:t>
       </w:r>
       <w:r>
         <w:rPr>
@@ -32019,7 +30962,11 @@
         <w:t>，</w:t>
       </w:r>
       <w:r>
-        <w:t>并在解释质量等交付指标上保持领先。在真实机构中，“风险披露缺项”往往触发人工复核与工单返修，因此本文采用保守假设：每1万次咨询中约50次需要合规复核，严格风险覆盖能力提升可节省幅度。</w:t>
+        <w:t>并在解释质量等交付指标上保持领先。在真实机构</w:t>
+      </w:r>
+      <w:r>
+        <w:lastRenderedPageBreak/>
+        <w:t>中，“风险披露缺项”往往触发人工复核与工单返修，因此本文采用保守假设：每1万次咨询中约50次需要合规复核，严格风险覆盖能力提升可节省幅度。</w:t>
       </w:r>
     </w:p>
     <w:p>
@@ -32038,7 +30985,6 @@
       </w:pPr>
       <w:bookmarkStart w:id="148" w:name="_Toc223528580"/>
       <w:r>
-        <w:lastRenderedPageBreak/>
         <w:t>表</w:t>
       </w:r>
       <w:r>
@@ -32131,7 +31077,7 @@
               <w:ind w:firstLine="24pt"/>
               <w:jc w:val="center"/>
               <w:rPr>
-                <w:rFonts w:eastAsia="DengXian"/>
+                <w:rFonts w:eastAsia="等线"/>
                 <w:b/>
                 <w:bCs/>
                 <w:color w:val="000000"/>
@@ -32141,7 +31087,7 @@
             </w:pPr>
             <w:r>
               <w:rPr>
-                <w:rFonts w:eastAsia="DengXian"/>
+                <w:rFonts w:eastAsia="等线"/>
                 <w:b/>
                 <w:bCs/>
                 <w:color w:val="000000"/>
@@ -32166,7 +31112,7 @@
               <w:ind w:firstLine="24pt"/>
               <w:jc w:val="center"/>
               <w:rPr>
-                <w:rFonts w:eastAsia="DengXian"/>
+                <w:rFonts w:eastAsia="等线"/>
                 <w:b/>
                 <w:bCs/>
                 <w:color w:val="000000"/>
@@ -32176,7 +31122,7 @@
             </w:pPr>
             <w:r>
               <w:rPr>
-                <w:rFonts w:eastAsia="DengXian"/>
+                <w:rFonts w:eastAsia="等线"/>
                 <w:b/>
                 <w:bCs/>
                 <w:color w:val="000000"/>
@@ -32200,7 +31146,7 @@
             <w:pPr>
               <w:ind w:firstLineChars="500" w:firstLine="45pt"/>
               <w:rPr>
-                <w:rFonts w:eastAsia="DengXian"/>
+                <w:rFonts w:eastAsia="等线"/>
                 <w:b/>
                 <w:bCs/>
                 <w:color w:val="000000"/>
@@ -32210,7 +31156,7 @@
             </w:pPr>
             <w:r>
               <w:rPr>
-                <w:rFonts w:eastAsia="DengXian"/>
+                <w:rFonts w:eastAsia="等线"/>
                 <w:b/>
                 <w:bCs/>
                 <w:color w:val="000000"/>
@@ -32236,7 +31182,7 @@
             <w:pPr>
               <w:jc w:val="center"/>
               <w:rPr>
-                <w:rFonts w:eastAsia="DengXian"/>
+                <w:rFonts w:eastAsia="等线"/>
                 <w:color w:val="000000"/>
                 <w:sz w:val="18"/>
                 <w:szCs w:val="18"/>
@@ -32244,7 +31190,7 @@
             </w:pPr>
             <w:r>
               <w:rPr>
-                <w:rFonts w:eastAsia="DengXian"/>
+                <w:rFonts w:eastAsia="等线"/>
                 <w:b/>
                 <w:bCs/>
                 <w:color w:val="000000"/>
@@ -32266,7 +31212,7 @@
               <w:ind w:firstLine="24pt"/>
               <w:jc w:val="center"/>
               <w:rPr>
-                <w:rFonts w:eastAsia="DengXian"/>
+                <w:rFonts w:eastAsia="等线"/>
                 <w:color w:val="000000"/>
                 <w:sz w:val="18"/>
                 <w:szCs w:val="18"/>
@@ -32274,7 +31220,7 @@
             </w:pPr>
             <w:r>
               <w:rPr>
-                <w:rFonts w:eastAsia="DengXian"/>
+                <w:rFonts w:eastAsia="等线"/>
                 <w:color w:val="000000"/>
                 <w:sz w:val="18"/>
                 <w:szCs w:val="18"/>
@@ -32283,7 +31229,7 @@
             </w:r>
             <w:r>
               <w:rPr>
-                <w:rFonts w:eastAsia="DengXian"/>
+                <w:rFonts w:eastAsia="等线"/>
                 <w:color w:val="000000"/>
                 <w:sz w:val="18"/>
                 <w:szCs w:val="18"/>
@@ -32292,7 +31238,7 @@
             </w:r>
             <w:r>
               <w:rPr>
-                <w:rFonts w:eastAsia="DengXian"/>
+                <w:rFonts w:eastAsia="等线"/>
                 <w:color w:val="000000"/>
                 <w:sz w:val="18"/>
                 <w:szCs w:val="18"/>
@@ -32301,7 +31247,7 @@
             </w:r>
             <w:r>
               <w:rPr>
-                <w:rFonts w:eastAsia="DengXian"/>
+                <w:rFonts w:eastAsia="等线"/>
                 <w:color w:val="000000"/>
                 <w:sz w:val="18"/>
                 <w:szCs w:val="18"/>
@@ -32310,7 +31256,7 @@
             </w:r>
             <w:r>
               <w:rPr>
-                <w:rFonts w:eastAsia="DengXian" w:hint="eastAsia"/>
+                <w:rFonts w:eastAsia="等线" w:hint="eastAsia"/>
                 <w:color w:val="000000"/>
                 <w:sz w:val="18"/>
                 <w:szCs w:val="18"/>
@@ -32319,7 +31265,7 @@
             </w:r>
             <w:r>
               <w:rPr>
-                <w:rFonts w:eastAsia="DengXian"/>
+                <w:rFonts w:eastAsia="等线"/>
                 <w:color w:val="000000"/>
                 <w:sz w:val="18"/>
                 <w:szCs w:val="18"/>
@@ -32328,7 +31274,7 @@
             </w:r>
             <w:r>
               <w:rPr>
-                <w:rFonts w:eastAsia="DengXian"/>
+                <w:rFonts w:eastAsia="等线"/>
                 <w:color w:val="000000"/>
                 <w:sz w:val="18"/>
                 <w:szCs w:val="18"/>
@@ -32348,7 +31294,7 @@
               <w:ind w:firstLine="24pt"/>
               <w:jc w:val="center"/>
               <w:rPr>
-                <w:rFonts w:eastAsia="DengXian"/>
+                <w:rFonts w:eastAsia="等线"/>
                 <w:color w:val="000000"/>
                 <w:sz w:val="18"/>
                 <w:szCs w:val="18"/>
@@ -32356,7 +31302,7 @@
             </w:pPr>
             <w:r>
               <w:rPr>
-                <w:rFonts w:eastAsia="DengXian"/>
+                <w:rFonts w:eastAsia="等线"/>
                 <w:b/>
                 <w:bCs/>
                 <w:color w:val="000000"/>
@@ -32382,7 +31328,7 @@
             <w:pPr>
               <w:jc w:val="center"/>
               <w:rPr>
-                <w:rFonts w:eastAsia="DengXian"/>
+                <w:rFonts w:eastAsia="等线"/>
                 <w:color w:val="000000"/>
                 <w:sz w:val="18"/>
                 <w:szCs w:val="18"/>
@@ -32390,7 +31336,7 @@
             </w:pPr>
             <w:r>
               <w:rPr>
-                <w:rFonts w:eastAsia="DengXian"/>
+                <w:rFonts w:eastAsia="等线"/>
                 <w:b/>
                 <w:bCs/>
                 <w:color w:val="000000"/>
@@ -32411,7 +31357,7 @@
             <w:pPr>
               <w:jc w:val="center"/>
               <w:rPr>
-                <w:rFonts w:eastAsia="DengXian"/>
+                <w:rFonts w:eastAsia="等线"/>
                 <w:color w:val="000000"/>
                 <w:sz w:val="18"/>
                 <w:szCs w:val="18"/>
@@ -32419,7 +31365,7 @@
             </w:pPr>
             <w:r>
               <w:rPr>
-                <w:rFonts w:eastAsia="DengXian"/>
+                <w:rFonts w:eastAsia="等线"/>
                 <w:color w:val="000000"/>
                 <w:sz w:val="18"/>
                 <w:szCs w:val="18"/>
@@ -32428,7 +31374,7 @@
             </w:r>
             <w:r>
               <w:rPr>
-                <w:rFonts w:eastAsia="DengXian" w:hint="eastAsia"/>
+                <w:rFonts w:eastAsia="等线" w:hint="eastAsia"/>
                 <w:color w:val="000000"/>
                 <w:sz w:val="18"/>
                 <w:szCs w:val="18"/>
@@ -32437,7 +31383,7 @@
             </w:r>
             <w:r>
               <w:rPr>
-                <w:rFonts w:eastAsia="DengXian"/>
+                <w:rFonts w:eastAsia="等线"/>
                 <w:color w:val="000000"/>
                 <w:sz w:val="18"/>
                 <w:szCs w:val="18"/>
@@ -32446,7 +31392,7 @@
             </w:r>
             <w:r>
               <w:rPr>
-                <w:rFonts w:eastAsia="DengXian" w:hint="eastAsia"/>
+                <w:rFonts w:eastAsia="等线" w:hint="eastAsia"/>
                 <w:color w:val="000000"/>
                 <w:sz w:val="18"/>
                 <w:szCs w:val="18"/>
@@ -32455,7 +31401,7 @@
             </w:r>
             <w:r>
               <w:rPr>
-                <w:rFonts w:eastAsia="DengXian"/>
+                <w:rFonts w:eastAsia="等线"/>
                 <w:color w:val="000000"/>
                 <w:sz w:val="18"/>
                 <w:szCs w:val="18"/>
@@ -32475,7 +31421,7 @@
               <w:ind w:firstLine="24pt"/>
               <w:jc w:val="center"/>
               <w:rPr>
-                <w:rFonts w:eastAsia="DengXian"/>
+                <w:rFonts w:eastAsia="等线"/>
                 <w:color w:val="000000"/>
                 <w:sz w:val="18"/>
                 <w:szCs w:val="18"/>
@@ -32483,7 +31429,7 @@
             </w:pPr>
             <w:r>
               <w:rPr>
-                <w:rFonts w:eastAsia="DengXian"/>
+                <w:rFonts w:eastAsia="等线"/>
                 <w:b/>
                 <w:bCs/>
                 <w:color w:val="000000"/>
@@ -32509,7 +31455,7 @@
             <w:pPr>
               <w:jc w:val="center"/>
               <w:rPr>
-                <w:rFonts w:eastAsia="DengXian"/>
+                <w:rFonts w:eastAsia="等线"/>
                 <w:color w:val="000000"/>
                 <w:sz w:val="18"/>
                 <w:szCs w:val="18"/>
@@ -32517,7 +31463,7 @@
             </w:pPr>
             <w:r>
               <w:rPr>
-                <w:rFonts w:eastAsia="DengXian"/>
+                <w:rFonts w:eastAsia="等线"/>
                 <w:b/>
                 <w:bCs/>
                 <w:color w:val="000000"/>
@@ -32539,7 +31485,7 @@
               <w:ind w:firstLine="24pt"/>
               <w:jc w:val="center"/>
               <w:rPr>
-                <w:rFonts w:eastAsia="DengXian"/>
+                <w:rFonts w:eastAsia="等线"/>
                 <w:color w:val="000000"/>
                 <w:sz w:val="18"/>
                 <w:szCs w:val="18"/>
@@ -32547,7 +31493,7 @@
             </w:pPr>
             <w:r>
               <w:rPr>
-                <w:rFonts w:eastAsia="DengXian"/>
+                <w:rFonts w:eastAsia="等线"/>
                 <w:color w:val="000000"/>
                 <w:sz w:val="18"/>
                 <w:szCs w:val="18"/>
@@ -32567,7 +31513,7 @@
               <w:ind w:firstLine="24pt"/>
               <w:jc w:val="center"/>
               <w:rPr>
-                <w:rFonts w:eastAsia="DengXian"/>
+                <w:rFonts w:eastAsia="等线"/>
                 <w:color w:val="000000"/>
                 <w:sz w:val="18"/>
                 <w:szCs w:val="18"/>
@@ -32575,7 +31521,7 @@
             </w:pPr>
             <w:r>
               <w:rPr>
-                <w:rFonts w:eastAsia="DengXian"/>
+                <w:rFonts w:eastAsia="等线"/>
                 <w:b/>
                 <w:bCs/>
                 <w:color w:val="000000"/>
@@ -32601,7 +31547,7 @@
             <w:pPr>
               <w:jc w:val="center"/>
               <w:rPr>
-                <w:rFonts w:eastAsia="DengXian"/>
+                <w:rFonts w:eastAsia="等线"/>
                 <w:color w:val="000000"/>
                 <w:sz w:val="18"/>
                 <w:szCs w:val="18"/>
@@ -32609,7 +31555,7 @@
             </w:pPr>
             <w:r>
               <w:rPr>
-                <w:rFonts w:eastAsia="DengXian"/>
+                <w:rFonts w:eastAsia="等线"/>
                 <w:b/>
                 <w:bCs/>
                 <w:color w:val="000000"/>
@@ -32631,7 +31577,7 @@
               <w:ind w:firstLine="24pt"/>
               <w:jc w:val="center"/>
               <w:rPr>
-                <w:rFonts w:eastAsia="DengXian"/>
+                <w:rFonts w:eastAsia="等线"/>
                 <w:color w:val="000000"/>
                 <w:sz w:val="18"/>
                 <w:szCs w:val="18"/>
@@ -32639,7 +31585,7 @@
             </w:pPr>
             <w:r>
               <w:rPr>
-                <w:rFonts w:eastAsia="DengXian"/>
+                <w:rFonts w:eastAsia="等线"/>
                 <w:color w:val="000000"/>
                 <w:sz w:val="18"/>
                 <w:szCs w:val="18"/>
@@ -32648,7 +31594,7 @@
             </w:r>
             <w:r>
               <w:rPr>
-                <w:rFonts w:eastAsia="DengXian"/>
+                <w:rFonts w:eastAsia="等线"/>
                 <w:color w:val="000000"/>
                 <w:sz w:val="18"/>
                 <w:szCs w:val="18"/>
@@ -32668,7 +31614,7 @@
               <w:ind w:firstLine="24pt"/>
               <w:jc w:val="center"/>
               <w:rPr>
-                <w:rFonts w:eastAsia="DengXian"/>
+                <w:rFonts w:eastAsia="等线"/>
                 <w:color w:val="000000"/>
                 <w:sz w:val="18"/>
                 <w:szCs w:val="18"/>
@@ -32676,7 +31622,7 @@
             </w:pPr>
             <w:r>
               <w:rPr>
-                <w:rFonts w:eastAsia="DengXian"/>
+                <w:rFonts w:eastAsia="等线"/>
                 <w:b/>
                 <w:bCs/>
                 <w:color w:val="000000"/>
@@ -32702,7 +31648,7 @@
             <w:pPr>
               <w:jc w:val="center"/>
               <w:rPr>
-                <w:rFonts w:eastAsia="DengXian"/>
+                <w:rFonts w:eastAsia="等线"/>
                 <w:color w:val="000000"/>
                 <w:sz w:val="18"/>
                 <w:szCs w:val="18"/>
@@ -32710,7 +31656,7 @@
             </w:pPr>
             <w:r>
               <w:rPr>
-                <w:rFonts w:eastAsia="DengXian"/>
+                <w:rFonts w:eastAsia="等线"/>
                 <w:b/>
                 <w:bCs/>
                 <w:color w:val="000000"/>
@@ -32732,7 +31678,7 @@
               <w:ind w:firstLine="24pt"/>
               <w:jc w:val="center"/>
               <w:rPr>
-                <w:rFonts w:eastAsia="DengXian"/>
+                <w:rFonts w:eastAsia="等线"/>
                 <w:color w:val="000000"/>
                 <w:sz w:val="18"/>
                 <w:szCs w:val="18"/>
@@ -32740,7 +31686,7 @@
             </w:pPr>
             <w:r>
               <w:rPr>
-                <w:rFonts w:eastAsia="DengXian"/>
+                <w:rFonts w:eastAsia="等线"/>
                 <w:color w:val="000000"/>
                 <w:sz w:val="18"/>
                 <w:szCs w:val="18"/>
@@ -32749,7 +31695,7 @@
             </w:r>
             <w:r>
               <w:rPr>
-                <w:rFonts w:eastAsia="DengXian"/>
+                <w:rFonts w:eastAsia="等线"/>
                 <w:color w:val="000000"/>
                 <w:sz w:val="18"/>
                 <w:szCs w:val="18"/>
@@ -32769,7 +31715,7 @@
               <w:ind w:firstLine="24pt"/>
               <w:jc w:val="center"/>
               <w:rPr>
-                <w:rFonts w:eastAsia="DengXian"/>
+                <w:rFonts w:eastAsia="等线"/>
                 <w:color w:val="000000"/>
                 <w:sz w:val="18"/>
                 <w:szCs w:val="18"/>
@@ -32777,7 +31723,7 @@
             </w:pPr>
             <w:r>
               <w:rPr>
-                <w:rFonts w:eastAsia="DengXian"/>
+                <w:rFonts w:eastAsia="等线"/>
                 <w:b/>
                 <w:bCs/>
                 <w:color w:val="000000"/>
@@ -32803,7 +31749,7 @@
             <w:pPr>
               <w:jc w:val="center"/>
               <w:rPr>
-                <w:rFonts w:eastAsia="DengXian"/>
+                <w:rFonts w:eastAsia="等线"/>
                 <w:color w:val="000000"/>
                 <w:sz w:val="18"/>
                 <w:szCs w:val="18"/>
@@ -32811,7 +31757,7 @@
             </w:pPr>
             <w:r>
               <w:rPr>
-                <w:rFonts w:eastAsia="DengXian"/>
+                <w:rFonts w:eastAsia="等线"/>
                 <w:b/>
                 <w:bCs/>
                 <w:color w:val="000000"/>
@@ -32833,7 +31779,7 @@
               <w:ind w:firstLine="24pt"/>
               <w:jc w:val="center"/>
               <w:rPr>
-                <w:rFonts w:eastAsia="DengXian"/>
+                <w:rFonts w:eastAsia="等线"/>
                 <w:color w:val="000000"/>
                 <w:sz w:val="18"/>
                 <w:szCs w:val="18"/>
@@ -32841,7 +31787,7 @@
             </w:pPr>
             <w:r>
               <w:rPr>
-                <w:rFonts w:eastAsia="DengXian" w:hint="eastAsia"/>
+                <w:rFonts w:eastAsia="等线" w:hint="eastAsia"/>
                 <w:color w:val="000000"/>
                 <w:sz w:val="18"/>
                 <w:szCs w:val="18"/>
@@ -32850,7 +31796,7 @@
             </w:r>
             <w:r>
               <w:rPr>
-                <w:rFonts w:eastAsia="DengXian"/>
+                <w:rFonts w:eastAsia="等线"/>
                 <w:color w:val="000000"/>
                 <w:sz w:val="18"/>
                 <w:szCs w:val="18"/>
@@ -32859,7 +31805,7 @@
             </w:r>
             <w:r>
               <w:rPr>
-                <w:rFonts w:eastAsia="DengXian"/>
+                <w:rFonts w:eastAsia="等线"/>
                 <w:color w:val="000000"/>
                 <w:sz w:val="18"/>
                 <w:szCs w:val="18"/>
@@ -32879,7 +31825,7 @@
               <w:ind w:firstLine="24pt"/>
               <w:jc w:val="center"/>
               <w:rPr>
-                <w:rFonts w:eastAsia="DengXian"/>
+                <w:rFonts w:eastAsia="等线"/>
                 <w:color w:val="000000"/>
                 <w:sz w:val="18"/>
                 <w:szCs w:val="18"/>
@@ -32887,7 +31833,7 @@
             </w:pPr>
             <w:r>
               <w:rPr>
-                <w:rFonts w:eastAsia="DengXian"/>
+                <w:rFonts w:eastAsia="等线"/>
                 <w:b/>
                 <w:bCs/>
                 <w:color w:val="000000"/>
@@ -32913,7 +31859,7 @@
             <w:pPr>
               <w:jc w:val="center"/>
               <w:rPr>
-                <w:rFonts w:eastAsia="DengXian"/>
+                <w:rFonts w:eastAsia="等线"/>
                 <w:color w:val="000000"/>
                 <w:sz w:val="18"/>
                 <w:szCs w:val="18"/>
@@ -32921,7 +31867,7 @@
             </w:pPr>
             <w:r>
               <w:rPr>
-                <w:rFonts w:eastAsia="DengXian"/>
+                <w:rFonts w:eastAsia="等线"/>
                 <w:b/>
                 <w:bCs/>
                 <w:color w:val="000000"/>
@@ -32943,7 +31889,7 @@
               <w:ind w:firstLine="24pt"/>
               <w:jc w:val="center"/>
               <w:rPr>
-                <w:rFonts w:eastAsia="DengXian"/>
+                <w:rFonts w:eastAsia="等线"/>
                 <w:color w:val="000000"/>
                 <w:sz w:val="18"/>
                 <w:szCs w:val="18"/>
@@ -32951,7 +31897,7 @@
             </w:pPr>
             <w:r>
               <w:rPr>
-                <w:rFonts w:eastAsia="DengXian"/>
+                <w:rFonts w:eastAsia="等线"/>
                 <w:color w:val="000000"/>
                 <w:sz w:val="18"/>
                 <w:szCs w:val="18"/>
@@ -32960,7 +31906,7 @@
             </w:r>
             <w:r>
               <w:rPr>
-                <w:rFonts w:eastAsia="DengXian" w:hint="eastAsia"/>
+                <w:rFonts w:eastAsia="等线" w:hint="eastAsia"/>
                 <w:color w:val="000000"/>
                 <w:sz w:val="18"/>
                 <w:szCs w:val="18"/>
@@ -32969,7 +31915,7 @@
             </w:r>
             <w:r>
               <w:rPr>
-                <w:rFonts w:eastAsia="DengXian"/>
+                <w:rFonts w:eastAsia="等线"/>
                 <w:color w:val="000000"/>
                 <w:sz w:val="18"/>
                 <w:szCs w:val="18"/>
@@ -32990,7 +31936,7 @@
               <w:ind w:firstLine="24pt"/>
               <w:jc w:val="center"/>
               <w:rPr>
-                <w:rFonts w:eastAsia="DengXian"/>
+                <w:rFonts w:eastAsia="等线"/>
                 <w:color w:val="000000"/>
                 <w:sz w:val="18"/>
                 <w:szCs w:val="18"/>
@@ -32998,7 +31944,7 @@
             </w:pPr>
             <w:r>
               <w:rPr>
-                <w:rFonts w:eastAsia="DengXian"/>
+                <w:rFonts w:eastAsia="等线"/>
                 <w:b/>
                 <w:bCs/>
                 <w:color w:val="000000"/>
@@ -33042,7 +31988,6 @@
         </w:rPr>
         <w:t>由于</w:t>
       </w:r>
-      <w:proofErr w:type="spellStart"/>
       <w:r>
         <w:rPr>
           <w:rFonts w:ascii="Times New Roman" w:hAnsi="Times New Roman" w:cs="Times New Roman"/>
@@ -33051,7 +31996,6 @@
         </w:rPr>
         <w:t>MemFinRobot</w:t>
       </w:r>
-      <w:proofErr w:type="spellEnd"/>
       <w:r>
         <w:rPr>
           <w:rFonts w:ascii="Times New Roman" w:hAnsi="Times New Roman" w:cs="Times New Roman"/>
@@ -33685,7 +32629,6 @@
           </m:sub>
         </m:sSub>
       </m:oMath>
-      <w:proofErr w:type="gramStart"/>
       <w:r>
         <w:rPr>
           <w:rFonts w:ascii="Times New Roman" w:hAnsi="Times New Roman" w:cs="Times New Roman"/>
@@ -33702,7 +32645,6 @@
         </w:rPr>
         <w:t>，</w:t>
       </w:r>
-      <w:proofErr w:type="gramEnd"/>
       <w:r>
         <w:rPr>
           <w:rFonts w:ascii="Times New Roman" w:hAnsi="Times New Roman" w:cs="Times New Roman"/>
@@ -33929,14 +32871,14 @@
           <w:p>
             <w:pPr>
               <w:rPr>
-                <w:rFonts w:ascii="DengXian" w:eastAsia="DengXian" w:hAnsi="DengXian" w:cs="Arial"/>
+                <w:rFonts w:ascii="等线" w:eastAsia="等线" w:hAnsi="等线" w:cs="Arial"/>
                 <w:sz w:val="18"/>
                 <w:szCs w:val="18"/>
               </w:rPr>
             </w:pPr>
             <w:r>
               <w:rPr>
-                <w:rFonts w:ascii="DengXian" w:eastAsia="DengXian" w:hAnsi="DengXian" w:cs="Arial"/>
+                <w:rFonts w:ascii="等线" w:eastAsia="等线" w:hAnsi="等线" w:cs="Arial"/>
                 <w:sz w:val="18"/>
                 <w:szCs w:val="18"/>
               </w:rPr>
@@ -33956,14 +32898,14 @@
           <w:p>
             <w:pPr>
               <w:rPr>
-                <w:rFonts w:ascii="DengXian" w:eastAsia="DengXian" w:hAnsi="DengXian" w:cs="Arial"/>
+                <w:rFonts w:ascii="等线" w:eastAsia="等线" w:hAnsi="等线" w:cs="Arial"/>
                 <w:sz w:val="18"/>
                 <w:szCs w:val="18"/>
               </w:rPr>
             </w:pPr>
             <w:r>
               <w:rPr>
-                <w:rFonts w:ascii="DengXian" w:eastAsia="DengXian" w:hAnsi="DengXian" w:cs="Arial"/>
+                <w:rFonts w:ascii="等线" w:eastAsia="等线" w:hAnsi="等线" w:cs="Arial"/>
                 <w:sz w:val="18"/>
                 <w:szCs w:val="18"/>
               </w:rPr>
@@ -33983,14 +32925,14 @@
           <w:p>
             <w:pPr>
               <w:rPr>
-                <w:rFonts w:ascii="DengXian" w:eastAsia="DengXian" w:hAnsi="DengXian" w:cs="Arial"/>
+                <w:rFonts w:ascii="等线" w:eastAsia="等线" w:hAnsi="等线" w:cs="Arial"/>
                 <w:sz w:val="18"/>
                 <w:szCs w:val="18"/>
               </w:rPr>
             </w:pPr>
             <w:r>
               <w:rPr>
-                <w:rFonts w:ascii="DengXian" w:eastAsia="DengXian" w:hAnsi="DengXian" w:cs="Arial"/>
+                <w:rFonts w:ascii="等线" w:eastAsia="等线" w:hAnsi="等线" w:cs="Arial"/>
                 <w:sz w:val="18"/>
                 <w:szCs w:val="18"/>
               </w:rPr>
@@ -34010,14 +32952,14 @@
           <w:p>
             <w:pPr>
               <w:rPr>
-                <w:rFonts w:ascii="DengXian" w:eastAsia="DengXian" w:hAnsi="DengXian" w:cs="Arial"/>
+                <w:rFonts w:ascii="等线" w:eastAsia="等线" w:hAnsi="等线" w:cs="Arial"/>
                 <w:sz w:val="18"/>
                 <w:szCs w:val="18"/>
               </w:rPr>
             </w:pPr>
             <w:r>
               <w:rPr>
-                <w:rFonts w:ascii="DengXian" w:eastAsia="DengXian" w:hAnsi="DengXian" w:cs="Arial"/>
+                <w:rFonts w:ascii="等线" w:eastAsia="等线" w:hAnsi="等线" w:cs="Arial"/>
                 <w:sz w:val="18"/>
                 <w:szCs w:val="18"/>
               </w:rPr>
@@ -34037,14 +32979,14 @@
           <w:p>
             <w:pPr>
               <w:rPr>
-                <w:rFonts w:ascii="DengXian" w:eastAsia="DengXian" w:hAnsi="DengXian" w:cs="Arial"/>
+                <w:rFonts w:ascii="等线" w:eastAsia="等线" w:hAnsi="等线" w:cs="Arial"/>
                 <w:sz w:val="18"/>
                 <w:szCs w:val="18"/>
               </w:rPr>
             </w:pPr>
             <w:r>
               <w:rPr>
-                <w:rFonts w:ascii="DengXian" w:eastAsia="DengXian" w:hAnsi="DengXian" w:cs="Arial"/>
+                <w:rFonts w:ascii="等线" w:eastAsia="等线" w:hAnsi="等线" w:cs="Arial"/>
                 <w:sz w:val="18"/>
                 <w:szCs w:val="18"/>
               </w:rPr>
@@ -34064,14 +33006,14 @@
             <w:pPr>
               <w:ind w:firstLine="24pt"/>
               <w:rPr>
-                <w:rFonts w:ascii="DengXian" w:eastAsia="DengXian" w:hAnsi="DengXian" w:cs="Arial"/>
+                <w:rFonts w:ascii="等线" w:eastAsia="等线" w:hAnsi="等线" w:cs="Arial"/>
                 <w:sz w:val="18"/>
                 <w:szCs w:val="18"/>
               </w:rPr>
             </w:pPr>
             <w:r>
               <w:rPr>
-                <w:rFonts w:ascii="DengXian" w:eastAsia="DengXian" w:hAnsi="DengXian" w:cs="Arial"/>
+                <w:rFonts w:ascii="等线" w:eastAsia="等线" w:hAnsi="等线" w:cs="Arial"/>
                 <w:sz w:val="18"/>
                 <w:szCs w:val="18"/>
               </w:rPr>
@@ -34089,14 +33031,14 @@
             <w:pPr>
               <w:ind w:firstLine="24pt"/>
               <w:rPr>
-                <w:rFonts w:ascii="DengXian" w:eastAsia="DengXian" w:hAnsi="DengXian" w:cs="Arial"/>
+                <w:rFonts w:ascii="等线" w:eastAsia="等线" w:hAnsi="等线" w:cs="Arial"/>
                 <w:sz w:val="18"/>
                 <w:szCs w:val="18"/>
               </w:rPr>
             </w:pPr>
             <w:r>
               <w:rPr>
-                <w:rFonts w:ascii="DengXian" w:eastAsia="DengXian" w:hAnsi="DengXian" w:cs="Arial"/>
+                <w:rFonts w:ascii="等线" w:eastAsia="等线" w:hAnsi="等线" w:cs="Arial"/>
                 <w:sz w:val="18"/>
                 <w:szCs w:val="18"/>
               </w:rPr>
@@ -34114,14 +33056,14 @@
             <w:pPr>
               <w:ind w:firstLine="24pt"/>
               <w:rPr>
-                <w:rFonts w:ascii="DengXian" w:eastAsia="DengXian" w:hAnsi="DengXian" w:cs="Arial"/>
+                <w:rFonts w:ascii="等线" w:eastAsia="等线" w:hAnsi="等线" w:cs="Arial"/>
                 <w:sz w:val="18"/>
                 <w:szCs w:val="18"/>
               </w:rPr>
             </w:pPr>
             <w:r>
               <w:rPr>
-                <w:rFonts w:ascii="DengXian" w:eastAsia="DengXian" w:hAnsi="DengXian" w:cs="Arial"/>
+                <w:rFonts w:ascii="等线" w:eastAsia="等线" w:hAnsi="等线" w:cs="Arial"/>
                 <w:sz w:val="18"/>
                 <w:szCs w:val="18"/>
               </w:rPr>
@@ -34139,14 +33081,14 @@
             <w:pPr>
               <w:ind w:firstLineChars="50" w:firstLine="4.50pt"/>
               <w:rPr>
-                <w:rFonts w:ascii="DengXian" w:eastAsia="DengXian" w:hAnsi="DengXian" w:cs="Arial"/>
+                <w:rFonts w:ascii="等线" w:eastAsia="等线" w:hAnsi="等线" w:cs="Arial"/>
                 <w:sz w:val="18"/>
                 <w:szCs w:val="18"/>
               </w:rPr>
             </w:pPr>
             <w:r>
               <w:rPr>
-                <w:rFonts w:ascii="DengXian" w:eastAsia="DengXian" w:hAnsi="DengXian" w:cs="Arial"/>
+                <w:rFonts w:ascii="等线" w:eastAsia="等线" w:hAnsi="等线" w:cs="Arial"/>
                 <w:sz w:val="18"/>
                 <w:szCs w:val="18"/>
               </w:rPr>
@@ -34164,14 +33106,14 @@
             <w:pPr>
               <w:ind w:firstLine="24pt"/>
               <w:rPr>
-                <w:rFonts w:ascii="DengXian" w:eastAsia="DengXian" w:hAnsi="DengXian" w:cs="Arial"/>
+                <w:rFonts w:ascii="等线" w:eastAsia="等线" w:hAnsi="等线" w:cs="Arial"/>
                 <w:sz w:val="18"/>
                 <w:szCs w:val="18"/>
               </w:rPr>
             </w:pPr>
             <w:r>
               <w:rPr>
-                <w:rFonts w:ascii="DengXian" w:eastAsia="DengXian" w:hAnsi="DengXian" w:cs="Arial"/>
+                <w:rFonts w:ascii="等线" w:eastAsia="等线" w:hAnsi="等线" w:cs="Arial"/>
                 <w:sz w:val="18"/>
                 <w:szCs w:val="18"/>
               </w:rPr>
@@ -34191,14 +33133,14 @@
             <w:pPr>
               <w:ind w:firstLine="24pt"/>
               <w:rPr>
-                <w:rFonts w:ascii="DengXian" w:eastAsia="DengXian" w:hAnsi="DengXian" w:cs="Arial"/>
+                <w:rFonts w:ascii="等线" w:eastAsia="等线" w:hAnsi="等线" w:cs="Arial"/>
                 <w:sz w:val="18"/>
                 <w:szCs w:val="18"/>
               </w:rPr>
             </w:pPr>
             <w:r>
               <w:rPr>
-                <w:rFonts w:ascii="DengXian" w:eastAsia="DengXian" w:hAnsi="DengXian" w:cs="Arial"/>
+                <w:rFonts w:ascii="等线" w:eastAsia="等线" w:hAnsi="等线" w:cs="Arial"/>
                 <w:sz w:val="18"/>
                 <w:szCs w:val="18"/>
               </w:rPr>
@@ -34216,14 +33158,14 @@
             <w:pPr>
               <w:ind w:firstLine="24pt"/>
               <w:rPr>
-                <w:rFonts w:ascii="DengXian" w:eastAsia="DengXian" w:hAnsi="DengXian" w:cs="Arial"/>
+                <w:rFonts w:ascii="等线" w:eastAsia="等线" w:hAnsi="等线" w:cs="Arial"/>
                 <w:sz w:val="18"/>
                 <w:szCs w:val="18"/>
               </w:rPr>
             </w:pPr>
             <w:r>
               <w:rPr>
-                <w:rFonts w:ascii="DengXian" w:eastAsia="DengXian" w:hAnsi="DengXian" w:cs="Arial"/>
+                <w:rFonts w:ascii="等线" w:eastAsia="等线" w:hAnsi="等线" w:cs="Arial"/>
                 <w:sz w:val="18"/>
                 <w:szCs w:val="18"/>
               </w:rPr>
@@ -34241,14 +33183,14 @@
             <w:pPr>
               <w:ind w:firstLine="24pt"/>
               <w:rPr>
-                <w:rFonts w:ascii="DengXian" w:eastAsia="DengXian" w:hAnsi="DengXian" w:cs="Arial"/>
+                <w:rFonts w:ascii="等线" w:eastAsia="等线" w:hAnsi="等线" w:cs="Arial"/>
                 <w:sz w:val="18"/>
                 <w:szCs w:val="18"/>
               </w:rPr>
             </w:pPr>
             <w:r>
               <w:rPr>
-                <w:rFonts w:ascii="DengXian" w:eastAsia="DengXian" w:hAnsi="DengXian" w:cs="Arial"/>
+                <w:rFonts w:ascii="等线" w:eastAsia="等线" w:hAnsi="等线" w:cs="Arial"/>
                 <w:sz w:val="18"/>
                 <w:szCs w:val="18"/>
               </w:rPr>
@@ -34266,14 +33208,14 @@
             <w:pPr>
               <w:ind w:end="13.50pt"/>
               <w:rPr>
-                <w:rFonts w:ascii="DengXian" w:eastAsia="DengXian" w:hAnsi="DengXian" w:cs="Arial"/>
+                <w:rFonts w:ascii="等线" w:eastAsia="等线" w:hAnsi="等线" w:cs="Arial"/>
                 <w:sz w:val="18"/>
                 <w:szCs w:val="18"/>
               </w:rPr>
             </w:pPr>
             <w:r>
               <w:rPr>
-                <w:rFonts w:ascii="DengXian" w:eastAsia="DengXian" w:hAnsi="DengXian" w:cs="Arial"/>
+                <w:rFonts w:ascii="等线" w:eastAsia="等线" w:hAnsi="等线" w:cs="Arial"/>
                 <w:sz w:val="18"/>
                 <w:szCs w:val="18"/>
               </w:rPr>
@@ -34291,14 +33233,14 @@
             <w:pPr>
               <w:ind w:firstLine="24pt"/>
               <w:rPr>
-                <w:rFonts w:ascii="DengXian" w:eastAsia="DengXian" w:hAnsi="DengXian" w:cs="Arial"/>
+                <w:rFonts w:ascii="等线" w:eastAsia="等线" w:hAnsi="等线" w:cs="Arial"/>
                 <w:sz w:val="18"/>
                 <w:szCs w:val="18"/>
               </w:rPr>
             </w:pPr>
             <w:r>
               <w:rPr>
-                <w:rFonts w:ascii="DengXian" w:eastAsia="DengXian" w:hAnsi="DengXian" w:cs="Arial"/>
+                <w:rFonts w:ascii="等线" w:eastAsia="等线" w:hAnsi="等线" w:cs="Arial"/>
                 <w:sz w:val="18"/>
                 <w:szCs w:val="18"/>
               </w:rPr>
@@ -34318,14 +33260,14 @@
             <w:pPr>
               <w:ind w:firstLine="24pt"/>
               <w:rPr>
-                <w:rFonts w:ascii="DengXian" w:eastAsia="DengXian" w:hAnsi="DengXian" w:cs="Arial"/>
+                <w:rFonts w:ascii="等线" w:eastAsia="等线" w:hAnsi="等线" w:cs="Arial"/>
                 <w:sz w:val="18"/>
                 <w:szCs w:val="18"/>
               </w:rPr>
             </w:pPr>
             <w:r>
               <w:rPr>
-                <w:rFonts w:ascii="DengXian" w:eastAsia="DengXian" w:hAnsi="DengXian" w:cs="Arial"/>
+                <w:rFonts w:ascii="等线" w:eastAsia="等线" w:hAnsi="等线" w:cs="Arial"/>
                 <w:sz w:val="18"/>
                 <w:szCs w:val="18"/>
               </w:rPr>
@@ -34343,14 +33285,14 @@
             <w:pPr>
               <w:ind w:firstLine="24pt"/>
               <w:rPr>
-                <w:rFonts w:ascii="DengXian" w:eastAsia="DengXian" w:hAnsi="DengXian" w:cs="Arial"/>
+                <w:rFonts w:ascii="等线" w:eastAsia="等线" w:hAnsi="等线" w:cs="Arial"/>
                 <w:sz w:val="18"/>
                 <w:szCs w:val="18"/>
               </w:rPr>
             </w:pPr>
             <w:r>
               <w:rPr>
-                <w:rFonts w:ascii="DengXian" w:eastAsia="DengXian" w:hAnsi="DengXian" w:cs="Arial"/>
+                <w:rFonts w:ascii="等线" w:eastAsia="等线" w:hAnsi="等线" w:cs="Arial"/>
                 <w:sz w:val="18"/>
                 <w:szCs w:val="18"/>
               </w:rPr>
@@ -34368,14 +33310,14 @@
             <w:pPr>
               <w:ind w:firstLine="24pt"/>
               <w:rPr>
-                <w:rFonts w:ascii="DengXian" w:eastAsia="DengXian" w:hAnsi="DengXian" w:cs="Arial"/>
+                <w:rFonts w:ascii="等线" w:eastAsia="等线" w:hAnsi="等线" w:cs="Arial"/>
                 <w:sz w:val="18"/>
                 <w:szCs w:val="18"/>
               </w:rPr>
             </w:pPr>
             <w:r>
               <w:rPr>
-                <w:rFonts w:ascii="DengXian" w:eastAsia="DengXian" w:hAnsi="DengXian" w:cs="Arial"/>
+                <w:rFonts w:ascii="等线" w:eastAsia="等线" w:hAnsi="等线" w:cs="Arial"/>
                 <w:sz w:val="18"/>
                 <w:szCs w:val="18"/>
               </w:rPr>
@@ -34392,14 +33334,14 @@
           <w:p>
             <w:pPr>
               <w:rPr>
-                <w:rFonts w:ascii="DengXian" w:eastAsia="DengXian" w:hAnsi="DengXian" w:cs="Arial"/>
+                <w:rFonts w:ascii="等线" w:eastAsia="等线" w:hAnsi="等线" w:cs="Arial"/>
                 <w:sz w:val="18"/>
                 <w:szCs w:val="18"/>
               </w:rPr>
             </w:pPr>
             <w:r>
               <w:rPr>
-                <w:rFonts w:ascii="DengXian" w:eastAsia="DengXian" w:hAnsi="DengXian" w:cs="Arial"/>
+                <w:rFonts w:ascii="等线" w:eastAsia="等线" w:hAnsi="等线" w:cs="Arial"/>
                 <w:sz w:val="18"/>
                 <w:szCs w:val="18"/>
               </w:rPr>
@@ -34417,14 +33359,14 @@
             <w:pPr>
               <w:ind w:firstLine="24pt"/>
               <w:rPr>
-                <w:rFonts w:ascii="DengXian" w:eastAsia="DengXian" w:hAnsi="DengXian" w:cs="Arial"/>
+                <w:rFonts w:ascii="等线" w:eastAsia="等线" w:hAnsi="等线" w:cs="Arial"/>
                 <w:sz w:val="18"/>
                 <w:szCs w:val="18"/>
               </w:rPr>
             </w:pPr>
             <w:r>
               <w:rPr>
-                <w:rFonts w:ascii="DengXian" w:eastAsia="DengXian" w:hAnsi="DengXian" w:cs="Arial"/>
+                <w:rFonts w:ascii="等线" w:eastAsia="等线" w:hAnsi="等线" w:cs="Arial"/>
                 <w:sz w:val="18"/>
                 <w:szCs w:val="18"/>
               </w:rPr>
@@ -34444,14 +33386,14 @@
             <w:pPr>
               <w:ind w:firstLine="24pt"/>
               <w:rPr>
-                <w:rFonts w:ascii="DengXian" w:eastAsia="DengXian" w:hAnsi="DengXian" w:cs="Arial"/>
+                <w:rFonts w:ascii="等线" w:eastAsia="等线" w:hAnsi="等线" w:cs="Arial"/>
                 <w:sz w:val="18"/>
                 <w:szCs w:val="18"/>
               </w:rPr>
             </w:pPr>
             <w:r>
               <w:rPr>
-                <w:rFonts w:ascii="DengXian" w:eastAsia="DengXian" w:hAnsi="DengXian" w:cs="Arial"/>
+                <w:rFonts w:ascii="等线" w:eastAsia="等线" w:hAnsi="等线" w:cs="Arial"/>
                 <w:sz w:val="18"/>
                 <w:szCs w:val="18"/>
               </w:rPr>
@@ -34469,14 +33411,14 @@
             <w:pPr>
               <w:ind w:firstLine="24pt"/>
               <w:rPr>
-                <w:rFonts w:ascii="DengXian" w:eastAsia="DengXian" w:hAnsi="DengXian" w:cs="Arial"/>
+                <w:rFonts w:ascii="等线" w:eastAsia="等线" w:hAnsi="等线" w:cs="Arial"/>
                 <w:sz w:val="18"/>
                 <w:szCs w:val="18"/>
               </w:rPr>
             </w:pPr>
             <w:r>
               <w:rPr>
-                <w:rFonts w:ascii="DengXian" w:eastAsia="DengXian" w:hAnsi="DengXian" w:cs="Arial"/>
+                <w:rFonts w:ascii="等线" w:eastAsia="等线" w:hAnsi="等线" w:cs="Arial"/>
                 <w:sz w:val="18"/>
                 <w:szCs w:val="18"/>
               </w:rPr>
@@ -34494,14 +33436,14 @@
             <w:pPr>
               <w:ind w:firstLine="24pt"/>
               <w:rPr>
-                <w:rFonts w:ascii="DengXian" w:eastAsia="DengXian" w:hAnsi="DengXian" w:cs="Arial"/>
+                <w:rFonts w:ascii="等线" w:eastAsia="等线" w:hAnsi="等线" w:cs="Arial"/>
                 <w:sz w:val="18"/>
                 <w:szCs w:val="18"/>
               </w:rPr>
             </w:pPr>
             <w:r>
               <w:rPr>
-                <w:rFonts w:ascii="DengXian" w:eastAsia="DengXian" w:hAnsi="DengXian" w:cs="Arial"/>
+                <w:rFonts w:ascii="等线" w:eastAsia="等线" w:hAnsi="等线" w:cs="Arial"/>
                 <w:sz w:val="18"/>
                 <w:szCs w:val="18"/>
               </w:rPr>
@@ -34518,14 +33460,14 @@
           <w:p>
             <w:pPr>
               <w:rPr>
-                <w:rFonts w:ascii="DengXian" w:eastAsia="DengXian" w:hAnsi="DengXian" w:cs="Arial"/>
+                <w:rFonts w:ascii="等线" w:eastAsia="等线" w:hAnsi="等线" w:cs="Arial"/>
                 <w:sz w:val="18"/>
                 <w:szCs w:val="18"/>
               </w:rPr>
             </w:pPr>
             <w:r>
               <w:rPr>
-                <w:rFonts w:ascii="DengXian" w:eastAsia="DengXian" w:hAnsi="DengXian" w:cs="Arial"/>
+                <w:rFonts w:ascii="等线" w:eastAsia="等线" w:hAnsi="等线" w:cs="Arial"/>
                 <w:sz w:val="18"/>
                 <w:szCs w:val="18"/>
               </w:rPr>
@@ -34543,14 +33485,14 @@
             <w:pPr>
               <w:ind w:firstLine="24pt"/>
               <w:rPr>
-                <w:rFonts w:ascii="DengXian" w:eastAsia="DengXian" w:hAnsi="DengXian" w:cs="Arial"/>
+                <w:rFonts w:ascii="等线" w:eastAsia="等线" w:hAnsi="等线" w:cs="Arial"/>
                 <w:sz w:val="18"/>
                 <w:szCs w:val="18"/>
               </w:rPr>
             </w:pPr>
             <w:r>
               <w:rPr>
-                <w:rFonts w:ascii="DengXian" w:eastAsia="DengXian" w:hAnsi="DengXian" w:cs="Arial"/>
+                <w:rFonts w:ascii="等线" w:eastAsia="等线" w:hAnsi="等线" w:cs="Arial"/>
                 <w:sz w:val="18"/>
                 <w:szCs w:val="18"/>
               </w:rPr>
@@ -34565,21 +33507,14 @@
         <w:ind w:firstLine="21pt"/>
       </w:pPr>
       <w:r>
+        <w:lastRenderedPageBreak/>
         <w:t>从表</w:t>
       </w:r>
       <w:r>
         <w:t>6.2</w:t>
       </w:r>
       <w:r>
-        <w:t>可以观察到清晰的规模经济特征：在年咨询量50万次的低规模情境下，固定成本摊薄不足，系统接近盈亏平衡且略为负收益；当规模达到100万次时，系统进入显著正收益区间；进一步扩展到300–500万次时，固定成本被充分摊薄，ROI快速上升。该结论与</w:t>
-      </w:r>
-      <w:proofErr w:type="spellStart"/>
-      <w:r>
-        <w:t>MemFinRobot</w:t>
-      </w:r>
-      <w:proofErr w:type="spellEnd"/>
-      <w:r>
-        <w:t>的技术</w:t>
+        <w:t>可以观察到清晰的规模经济特征：在年咨询量50万次的低规模情境下，固定成本摊薄不足，系统接近盈亏平衡且略为负收益；当规模达到100万次时，系统进入显著正收益区间；进一步扩展到300–500万次时，固定成本被充分摊薄，ROI快速上升。该结论与MemFinRobot的技术</w:t>
       </w:r>
       <w:r>
         <w:rPr>
@@ -34606,11 +33541,7 @@
         <w:t>5</w:t>
       </w:r>
       <w:r>
-        <w:t>章所验证的记忆召回提升与合规严格覆盖优势</w:t>
-      </w:r>
-      <w:r>
-        <w:lastRenderedPageBreak/>
-        <w:t>并非仅体现为“回答质量更好”，更重要的是它们能够通过降低重复沟通成本与复核概率，推动自动化比例提升，从而在规模化运营中形成可累积的经济收益 。</w:t>
+        <w:t>章所验证的记忆召回提升与合规严格覆盖优势并非仅体现为“回答质量更好”，更重要的是它们能够通过降低重复沟通成本与复核概率，推动自动化比例提升，从而在规模化运营中形成可累积的经济收益 。</w:t>
       </w:r>
     </w:p>
     <w:p>
@@ -34618,15 +33549,7 @@
         <w:ind w:firstLine="21pt"/>
       </w:pPr>
       <w:r>
-        <w:t>综上，本文在保守参数与统一口径下的测算表明</w:t>
-      </w:r>
-      <w:proofErr w:type="spellStart"/>
-      <w:r>
-        <w:t>MemFinRobot</w:t>
-      </w:r>
-      <w:proofErr w:type="spellEnd"/>
-      <w:r>
-        <w:t>在百万级咨询量以上具备明确的经济可行性，并随规模扩张呈现显著规模经济效应</w:t>
+        <w:t>综上，本文在保守参数与统一口径下的测算表明MemFinRobot在百万级咨询量以上具备明确的经济可行性，并随规模扩张呈现显著规模经济效应</w:t>
       </w:r>
       <w:r>
         <w:rPr>
@@ -34719,7 +33642,7 @@
       <w:r>
         <w:t>。(</w:t>
       </w:r>
-      <w:hyperlink r:id="rId45" w:tooltip="China Robo Advisory Market Size &amp; Outlook, 2030" w:history="1">
+      <w:hyperlink r:id="rId46" w:tooltip="China Robo Advisory Market Size &amp; Outlook, 2030" w:history="1">
         <w:r>
           <w:t>宏观视角研究</w:t>
         </w:r>
@@ -34790,15 +33713,11 @@
         <w:t>十亿美元级</w:t>
       </w:r>
       <w:r>
-        <w:t>”收入扩张的外部环境；从AUM预测看，市场总体仍呈增长态势，但更受金融机构产品体系、合规边界与投资者采纳速度约束。对本文提出的</w:t>
-      </w:r>
-      <w:proofErr w:type="spellStart"/>
-      <w:r>
-        <w:t>MemFinRobot</w:t>
-      </w:r>
-      <w:proofErr w:type="spellEnd"/>
-      <w:r>
-        <w:t>而言，这意味着“面向机构侧、以合规与可解释为核心诉求的智能体组件”具备现实市场空间：在行业增长窗口期，机构不仅需要降低咨询与服务成本，更需要在强监管环境中获得可审计、可持续迭代的智能化能力模块。</w:t>
+        <w:t>”收入扩张的外部环境；从AUM预测看，市场总体仍呈增长态势，但更受金融机构产品体系、合规边界与投资者采纳速度约束。对本文提出的MemFinRobot而言，这意味着“面向机构侧、以合规与可解释为核心诉求的智能体组件”具备现实市场空间：在行业增长窗口期，机构不</w:t>
+      </w:r>
+      <w:r>
+        <w:lastRenderedPageBreak/>
+        <w:t>仅需要降低咨询与服务成本，更需要在强监管环境中获得可审计、可持续迭代的智能化能力模块。</w:t>
       </w:r>
     </w:p>
     <w:p>
@@ -34922,7 +33841,7 @@
           <w:p>
             <w:pPr>
               <w:rPr>
-                <w:rFonts w:ascii="DengXian" w:eastAsia="DengXian" w:hAnsi="DengXian" w:cs="Arial"/>
+                <w:rFonts w:ascii="等线" w:eastAsia="等线" w:hAnsi="等线" w:cs="Arial"/>
                 <w:b/>
                 <w:bCs/>
                 <w:color w:val="000000"/>
@@ -34932,7 +33851,7 @@
             </w:pPr>
             <w:r>
               <w:rPr>
-                <w:rFonts w:ascii="DengXian" w:eastAsia="DengXian" w:hAnsi="DengXian" w:cs="Arial"/>
+                <w:rFonts w:ascii="等线" w:eastAsia="等线" w:hAnsi="等线" w:cs="Arial"/>
                 <w:b/>
                 <w:bCs/>
                 <w:color w:val="000000"/>
@@ -34955,7 +33874,7 @@
           <w:p>
             <w:pPr>
               <w:rPr>
-                <w:rFonts w:ascii="DengXian" w:eastAsia="DengXian" w:hAnsi="DengXian" w:cs="Arial"/>
+                <w:rFonts w:ascii="等线" w:eastAsia="等线" w:hAnsi="等线" w:cs="Arial"/>
                 <w:b/>
                 <w:bCs/>
                 <w:color w:val="000000"/>
@@ -34965,7 +33884,7 @@
             </w:pPr>
             <w:r>
               <w:rPr>
-                <w:rFonts w:ascii="DengXian" w:eastAsia="DengXian" w:hAnsi="DengXian" w:cs="Arial"/>
+                <w:rFonts w:ascii="等线" w:eastAsia="等线" w:hAnsi="等线" w:cs="Arial"/>
                 <w:b/>
                 <w:bCs/>
                 <w:color w:val="000000"/>
@@ -34988,7 +33907,7 @@
           <w:p>
             <w:pPr>
               <w:rPr>
-                <w:rFonts w:ascii="DengXian" w:eastAsia="DengXian" w:hAnsi="DengXian" w:cs="Arial"/>
+                <w:rFonts w:ascii="等线" w:eastAsia="等线" w:hAnsi="等线" w:cs="Arial"/>
                 <w:b/>
                 <w:bCs/>
                 <w:color w:val="000000"/>
@@ -34998,7 +33917,7 @@
             </w:pPr>
             <w:r>
               <w:rPr>
-                <w:rFonts w:ascii="DengXian" w:eastAsia="DengXian" w:hAnsi="DengXian" w:cs="Arial"/>
+                <w:rFonts w:ascii="等线" w:eastAsia="等线" w:hAnsi="等线" w:cs="Arial"/>
                 <w:b/>
                 <w:bCs/>
                 <w:color w:val="000000"/>
@@ -35021,7 +33940,7 @@
           <w:p>
             <w:pPr>
               <w:rPr>
-                <w:rFonts w:ascii="DengXian" w:eastAsia="DengXian" w:hAnsi="DengXian" w:cs="Arial"/>
+                <w:rFonts w:ascii="等线" w:eastAsia="等线" w:hAnsi="等线" w:cs="Arial"/>
                 <w:b/>
                 <w:bCs/>
                 <w:color w:val="000000"/>
@@ -35031,7 +33950,7 @@
             </w:pPr>
             <w:r>
               <w:rPr>
-                <w:rFonts w:ascii="DengXian" w:eastAsia="DengXian" w:hAnsi="DengXian" w:cs="Arial"/>
+                <w:rFonts w:ascii="等线" w:eastAsia="等线" w:hAnsi="等线" w:cs="Arial"/>
                 <w:b/>
                 <w:bCs/>
                 <w:color w:val="000000"/>
@@ -35054,7 +33973,7 @@
           <w:p>
             <w:pPr>
               <w:rPr>
-                <w:rFonts w:ascii="DengXian" w:eastAsia="DengXian" w:hAnsi="DengXian" w:cs="Arial"/>
+                <w:rFonts w:ascii="等线" w:eastAsia="等线" w:hAnsi="等线" w:cs="Arial"/>
                 <w:b/>
                 <w:bCs/>
                 <w:color w:val="000000"/>
@@ -35064,7 +33983,7 @@
             </w:pPr>
             <w:r>
               <w:rPr>
-                <w:rFonts w:ascii="DengXian" w:eastAsia="DengXian" w:hAnsi="DengXian" w:cs="Arial"/>
+                <w:rFonts w:ascii="等线" w:eastAsia="等线" w:hAnsi="等线" w:cs="Arial"/>
                 <w:b/>
                 <w:bCs/>
                 <w:color w:val="000000"/>
@@ -35089,7 +34008,7 @@
           <w:p>
             <w:pPr>
               <w:rPr>
-                <w:rFonts w:ascii="DengXian" w:eastAsia="DengXian" w:hAnsi="DengXian" w:cs="Arial"/>
+                <w:rFonts w:ascii="等线" w:eastAsia="等线" w:hAnsi="等线" w:cs="Arial"/>
                 <w:color w:val="000000"/>
                 <w:sz w:val="18"/>
                 <w:szCs w:val="18"/>
@@ -35097,7 +34016,7 @@
             </w:pPr>
             <w:r>
               <w:rPr>
-                <w:rFonts w:ascii="DengXian" w:eastAsia="DengXian" w:hAnsi="DengXian" w:cs="Arial"/>
+                <w:rFonts w:ascii="等线" w:eastAsia="等线" w:hAnsi="等线" w:cs="Arial"/>
                 <w:color w:val="000000"/>
                 <w:sz w:val="18"/>
                 <w:szCs w:val="18"/>
@@ -35115,7 +34034,7 @@
           <w:p>
             <w:pPr>
               <w:rPr>
-                <w:rFonts w:ascii="DengXian" w:eastAsia="DengXian" w:hAnsi="DengXian" w:cs="Arial"/>
+                <w:rFonts w:ascii="等线" w:eastAsia="等线" w:hAnsi="等线" w:cs="Arial"/>
                 <w:color w:val="000000"/>
                 <w:sz w:val="18"/>
                 <w:szCs w:val="18"/>
@@ -35123,7 +34042,7 @@
             </w:pPr>
             <w:r>
               <w:rPr>
-                <w:rFonts w:ascii="DengXian" w:eastAsia="DengXian" w:hAnsi="DengXian" w:cs="Arial"/>
+                <w:rFonts w:ascii="等线" w:eastAsia="等线" w:hAnsi="等线" w:cs="Arial"/>
                 <w:color w:val="000000"/>
                 <w:sz w:val="18"/>
                 <w:szCs w:val="18"/>
@@ -35141,7 +34060,7 @@
           <w:p>
             <w:pPr>
               <w:rPr>
-                <w:rFonts w:ascii="DengXian" w:eastAsia="DengXian" w:hAnsi="DengXian" w:cs="Arial"/>
+                <w:rFonts w:ascii="等线" w:eastAsia="等线" w:hAnsi="等线" w:cs="Arial"/>
                 <w:color w:val="000000"/>
                 <w:sz w:val="18"/>
                 <w:szCs w:val="18"/>
@@ -35149,7 +34068,7 @@
             </w:pPr>
             <w:r>
               <w:rPr>
-                <w:rFonts w:ascii="DengXian" w:eastAsia="DengXian" w:hAnsi="DengXian" w:cs="Arial"/>
+                <w:rFonts w:ascii="等线" w:eastAsia="等线" w:hAnsi="等线" w:cs="Arial"/>
                 <w:color w:val="000000"/>
                 <w:sz w:val="18"/>
                 <w:szCs w:val="18"/>
@@ -35167,7 +34086,7 @@
           <w:p>
             <w:pPr>
               <w:rPr>
-                <w:rFonts w:ascii="DengXian" w:eastAsia="DengXian" w:hAnsi="DengXian" w:cs="Arial"/>
+                <w:rFonts w:ascii="等线" w:eastAsia="等线" w:hAnsi="等线" w:cs="Arial"/>
                 <w:color w:val="000000"/>
                 <w:sz w:val="18"/>
                 <w:szCs w:val="18"/>
@@ -35175,7 +34094,7 @@
             </w:pPr>
             <w:r>
               <w:rPr>
-                <w:rFonts w:ascii="DengXian" w:eastAsia="DengXian" w:hAnsi="DengXian" w:cs="Arial"/>
+                <w:rFonts w:ascii="等线" w:eastAsia="等线" w:hAnsi="等线" w:cs="Arial"/>
                 <w:color w:val="000000"/>
                 <w:sz w:val="18"/>
                 <w:szCs w:val="18"/>
@@ -35193,7 +34112,7 @@
           <w:p>
             <w:pPr>
               <w:rPr>
-                <w:rFonts w:ascii="DengXian" w:eastAsia="DengXian" w:hAnsi="DengXian" w:cs="Arial"/>
+                <w:rFonts w:ascii="等线" w:eastAsia="等线" w:hAnsi="等线" w:cs="Arial"/>
                 <w:color w:val="000000"/>
                 <w:sz w:val="18"/>
                 <w:szCs w:val="18"/>
@@ -35201,7 +34120,7 @@
             </w:pPr>
             <w:r>
               <w:rPr>
-                <w:rFonts w:ascii="DengXian" w:eastAsia="DengXian" w:hAnsi="DengXian" w:cs="Arial"/>
+                <w:rFonts w:ascii="等线" w:eastAsia="等线" w:hAnsi="等线" w:cs="Arial"/>
                 <w:color w:val="000000"/>
                 <w:sz w:val="18"/>
                 <w:szCs w:val="18"/>
@@ -35224,7 +34143,7 @@
           <w:p>
             <w:pPr>
               <w:rPr>
-                <w:rFonts w:ascii="DengXian" w:eastAsia="DengXian" w:hAnsi="DengXian" w:cs="Arial"/>
+                <w:rFonts w:ascii="等线" w:eastAsia="等线" w:hAnsi="等线" w:cs="Arial"/>
                 <w:color w:val="000000"/>
                 <w:sz w:val="18"/>
                 <w:szCs w:val="18"/>
@@ -35232,17 +34151,16 @@
             </w:pPr>
             <w:r>
               <w:rPr>
-                <w:rFonts w:ascii="DengXian" w:eastAsia="DengXian" w:hAnsi="DengXian" w:cs="Arial"/>
+                <w:rFonts w:ascii="等线" w:eastAsia="等线" w:hAnsi="等线" w:cs="Arial"/>
                 <w:color w:val="000000"/>
                 <w:sz w:val="18"/>
                 <w:szCs w:val="18"/>
               </w:rPr>
-              <w:lastRenderedPageBreak/>
               <w:t>管理资产</w:t>
             </w:r>
             <w:r>
               <w:rPr>
-                <w:rFonts w:ascii="DengXian" w:eastAsia="DengXian" w:hAnsi="DengXian" w:cs="Arial" w:hint="eastAsia"/>
+                <w:rFonts w:ascii="等线" w:eastAsia="等线" w:hAnsi="等线" w:cs="Arial" w:hint="eastAsia"/>
                 <w:color w:val="000000"/>
                 <w:sz w:val="18"/>
                 <w:szCs w:val="18"/>
@@ -35260,7 +34178,7 @@
           <w:p>
             <w:pPr>
               <w:rPr>
-                <w:rFonts w:ascii="DengXian" w:eastAsia="DengXian" w:hAnsi="DengXian" w:cs="Arial"/>
+                <w:rFonts w:ascii="等线" w:eastAsia="等线" w:hAnsi="等线" w:cs="Arial"/>
                 <w:color w:val="000000"/>
                 <w:sz w:val="18"/>
                 <w:szCs w:val="18"/>
@@ -35268,7 +34186,7 @@
             </w:pPr>
             <w:r>
               <w:rPr>
-                <w:rFonts w:ascii="DengXian" w:eastAsia="DengXian" w:hAnsi="DengXian" w:cs="Arial"/>
+                <w:rFonts w:ascii="等线" w:eastAsia="等线" w:hAnsi="等线" w:cs="Arial"/>
                 <w:color w:val="000000"/>
                 <w:sz w:val="18"/>
                 <w:szCs w:val="18"/>
@@ -35286,7 +34204,7 @@
           <w:p>
             <w:pPr>
               <w:rPr>
-                <w:rFonts w:ascii="DengXian" w:eastAsia="DengXian" w:hAnsi="DengXian" w:cs="Arial"/>
+                <w:rFonts w:ascii="等线" w:eastAsia="等线" w:hAnsi="等线" w:cs="Arial"/>
                 <w:color w:val="000000"/>
                 <w:sz w:val="18"/>
                 <w:szCs w:val="18"/>
@@ -35294,7 +34212,7 @@
             </w:pPr>
             <w:r>
               <w:rPr>
-                <w:rFonts w:ascii="DengXian" w:eastAsia="DengXian" w:hAnsi="DengXian" w:cs="Arial"/>
+                <w:rFonts w:ascii="等线" w:eastAsia="等线" w:hAnsi="等线" w:cs="Arial"/>
                 <w:color w:val="000000"/>
                 <w:sz w:val="18"/>
                 <w:szCs w:val="18"/>
@@ -35312,7 +34230,7 @@
           <w:p>
             <w:pPr>
               <w:rPr>
-                <w:rFonts w:ascii="DengXian" w:eastAsia="DengXian" w:hAnsi="DengXian" w:cs="Arial"/>
+                <w:rFonts w:ascii="等线" w:eastAsia="等线" w:hAnsi="等线" w:cs="Arial"/>
                 <w:color w:val="000000"/>
                 <w:sz w:val="18"/>
                 <w:szCs w:val="18"/>
@@ -35320,7 +34238,7 @@
             </w:pPr>
             <w:r>
               <w:rPr>
-                <w:rFonts w:ascii="DengXian" w:eastAsia="DengXian" w:hAnsi="DengXian" w:cs="Arial"/>
+                <w:rFonts w:ascii="等线" w:eastAsia="等线" w:hAnsi="等线" w:cs="Arial"/>
                 <w:color w:val="000000"/>
                 <w:sz w:val="18"/>
                 <w:szCs w:val="18"/>
@@ -35338,7 +34256,7 @@
           <w:p>
             <w:pPr>
               <w:rPr>
-                <w:rFonts w:ascii="DengXian" w:eastAsia="DengXian" w:hAnsi="DengXian" w:cs="Arial"/>
+                <w:rFonts w:ascii="等线" w:eastAsia="等线" w:hAnsi="等线" w:cs="Arial"/>
                 <w:color w:val="000000"/>
                 <w:sz w:val="18"/>
                 <w:szCs w:val="18"/>
@@ -35346,7 +34264,7 @@
             </w:pPr>
             <w:r>
               <w:rPr>
-                <w:rFonts w:ascii="DengXian" w:eastAsia="DengXian" w:hAnsi="DengXian" w:cs="Arial"/>
+                <w:rFonts w:ascii="等线" w:eastAsia="等线" w:hAnsi="等线" w:cs="Arial"/>
                 <w:color w:val="000000"/>
                 <w:sz w:val="18"/>
                 <w:szCs w:val="18"/>
@@ -35449,15 +34367,7 @@
         <w:ind w:firstLine="21pt"/>
       </w:pPr>
       <w:r>
-        <w:t>在这一竞争框架下，通用大模型问答或“弱约束的LLM客服”虽然能够在短期内降低人工坐席压力，但在证券投资咨询场景中存在天然短板：其一，多轮对话中对用户约束条件的持续保持不稳定，容易出现跨轮不一致；其二，适当性与风险披露口径难以做到“应披露项不漏、表述边界不越”；其三，解释链条缺乏证据固化机制，难以满足审计追溯要求。相比之下，</w:t>
-      </w:r>
-      <w:proofErr w:type="spellStart"/>
-      <w:r>
-        <w:t>MemFinRobot</w:t>
-      </w:r>
-      <w:proofErr w:type="spellEnd"/>
-      <w:r>
-        <w:t>的差异化不在于“生成更像人”，而在于将长期一致性</w:t>
+        <w:t>在这一竞争框架下，通用大模型问答或“弱约束的LLM客服”虽然能够在短期内降低人工坐席压力，但在证券投资咨询场景中存在天然短板：其一，多轮对话中对用户约束条件的持续保持不稳定，容易出现跨轮不一致；其二，适当性与风险披露口径难以做到“应披露项不漏、表述边界不越”；其三，解释链条缺乏证据固化机制，难以满足审计追溯要求。相比之下，MemFinRobot的差异化不在于“生成更像人”，而在于将长期一致性</w:t>
       </w:r>
       <w:r>
         <w:rPr>
@@ -35487,13 +34397,8 @@
         <w:t>可</w:t>
       </w:r>
       <w:r>
-        <w:t>审计解释作为系统级目标：通过动态认知约束的画像更新与长期记忆召回，使跨轮关键事实与约束可被稳定调用；通过合规管理器与风险提示模板机制提升披露完整度；通过工具调用结果与结构化解释要素覆盖，将回答从主观叙述转化为可追溯表达。换言之，</w:t>
-      </w:r>
-      <w:proofErr w:type="spellStart"/>
-      <w:r>
-        <w:t>MemFinRobot</w:t>
-      </w:r>
-      <w:proofErr w:type="spellEnd"/>
+        <w:t>审计解释作为系统级目标：通过动态认知约束的画像更新与长期记忆召回，使跨轮关键事实与约束可被稳定调用；通过合规管理器与风险提示模板机制提升披露完整度；通过工具调用结果与结构化解释要素覆盖，将回答从主观叙述转化为可追溯表达。换言之，MemFinRobot</w:t>
+      </w:r>
       <w:r>
         <w:rPr>
           <w:rFonts w:hint="eastAsia"/>
@@ -35603,7 +34508,7 @@
             <w:pPr>
               <w:ind w:firstLine="24pt"/>
               <w:rPr>
-                <w:rFonts w:ascii="DengXian" w:eastAsia="DengXian" w:hAnsi="DengXian" w:cs="Arial"/>
+                <w:rFonts w:ascii="等线" w:eastAsia="等线" w:hAnsi="等线" w:cs="Arial"/>
                 <w:b/>
                 <w:bCs/>
                 <w:color w:val="000000"/>
@@ -35613,7 +34518,7 @@
             </w:pPr>
             <w:r>
               <w:rPr>
-                <w:rFonts w:ascii="DengXian" w:eastAsia="DengXian" w:hAnsi="DengXian" w:cs="Arial"/>
+                <w:rFonts w:ascii="等线" w:eastAsia="等线" w:hAnsi="等线" w:cs="Arial"/>
                 <w:b/>
                 <w:bCs/>
                 <w:color w:val="000000"/>
@@ -35636,7 +34541,7 @@
           <w:p>
             <w:pPr>
               <w:rPr>
-                <w:rFonts w:ascii="DengXian" w:eastAsia="DengXian" w:hAnsi="DengXian" w:cs="Arial"/>
+                <w:rFonts w:ascii="等线" w:eastAsia="等线" w:hAnsi="等线" w:cs="Arial"/>
                 <w:b/>
                 <w:bCs/>
                 <w:color w:val="000000"/>
@@ -35646,7 +34551,7 @@
             </w:pPr>
             <w:r>
               <w:rPr>
-                <w:rFonts w:ascii="DengXian" w:eastAsia="DengXian" w:hAnsi="DengXian" w:cs="Arial"/>
+                <w:rFonts w:ascii="等线" w:eastAsia="等线" w:hAnsi="等线" w:cs="Arial"/>
                 <w:b/>
                 <w:bCs/>
                 <w:color w:val="000000"/>
@@ -35669,7 +34574,7 @@
           <w:p>
             <w:pPr>
               <w:rPr>
-                <w:rFonts w:ascii="DengXian" w:eastAsia="DengXian" w:hAnsi="DengXian" w:cs="Arial"/>
+                <w:rFonts w:ascii="等线" w:eastAsia="等线" w:hAnsi="等线" w:cs="Arial"/>
                 <w:b/>
                 <w:bCs/>
                 <w:color w:val="000000"/>
@@ -35679,7 +34584,7 @@
             </w:pPr>
             <w:r>
               <w:rPr>
-                <w:rFonts w:ascii="DengXian" w:eastAsia="DengXian" w:hAnsi="DengXian" w:cs="Arial"/>
+                <w:rFonts w:ascii="等线" w:eastAsia="等线" w:hAnsi="等线" w:cs="Arial"/>
                 <w:b/>
                 <w:bCs/>
                 <w:color w:val="000000"/>
@@ -35702,7 +34607,7 @@
           <w:p>
             <w:pPr>
               <w:rPr>
-                <w:rFonts w:ascii="DengXian" w:eastAsia="DengXian" w:hAnsi="DengXian" w:cs="Arial"/>
+                <w:rFonts w:ascii="等线" w:eastAsia="等线" w:hAnsi="等线" w:cs="Arial"/>
                 <w:b/>
                 <w:bCs/>
                 <w:color w:val="000000"/>
@@ -35712,7 +34617,7 @@
             </w:pPr>
             <w:r>
               <w:rPr>
-                <w:rFonts w:ascii="DengXian" w:eastAsia="DengXian" w:hAnsi="DengXian" w:cs="Arial"/>
+                <w:rFonts w:ascii="等线" w:eastAsia="等线" w:hAnsi="等线" w:cs="Arial"/>
                 <w:b/>
                 <w:bCs/>
                 <w:color w:val="000000"/>
@@ -35735,7 +34640,7 @@
           <w:p>
             <w:pPr>
               <w:rPr>
-                <w:rFonts w:ascii="DengXian" w:eastAsia="DengXian" w:hAnsi="DengXian" w:cs="Arial"/>
+                <w:rFonts w:ascii="等线" w:eastAsia="等线" w:hAnsi="等线" w:cs="Arial"/>
                 <w:b/>
                 <w:bCs/>
                 <w:color w:val="000000"/>
@@ -35745,7 +34650,7 @@
             </w:pPr>
             <w:r>
               <w:rPr>
-                <w:rFonts w:ascii="DengXian" w:eastAsia="DengXian" w:hAnsi="DengXian" w:cs="Arial"/>
+                <w:rFonts w:ascii="等线" w:eastAsia="等线" w:hAnsi="等线" w:cs="Arial"/>
                 <w:b/>
                 <w:bCs/>
                 <w:color w:val="000000"/>
@@ -35767,7 +34672,7 @@
           <w:p>
             <w:pPr>
               <w:rPr>
-                <w:rFonts w:ascii="DengXian" w:eastAsia="DengXian" w:hAnsi="DengXian" w:cs="Arial"/>
+                <w:rFonts w:ascii="等线" w:eastAsia="等线" w:hAnsi="等线" w:cs="Arial"/>
                 <w:color w:val="000000"/>
                 <w:sz w:val="18"/>
                 <w:szCs w:val="18"/>
@@ -35775,11 +34680,12 @@
             </w:pPr>
             <w:r>
               <w:rPr>
-                <w:rFonts w:ascii="DengXian" w:eastAsia="DengXian" w:hAnsi="DengXian" w:cs="Arial"/>
+                <w:rFonts w:ascii="等线" w:eastAsia="等线" w:hAnsi="等线" w:cs="Arial"/>
                 <w:color w:val="000000"/>
                 <w:sz w:val="18"/>
                 <w:szCs w:val="18"/>
               </w:rPr>
+              <w:lastRenderedPageBreak/>
               <w:t>传统人工投顾</w:t>
             </w:r>
           </w:p>
@@ -35793,7 +34699,7 @@
           <w:p>
             <w:pPr>
               <w:rPr>
-                <w:rFonts w:ascii="DengXian" w:eastAsia="DengXian" w:hAnsi="DengXian" w:cs="Arial"/>
+                <w:rFonts w:ascii="等线" w:eastAsia="等线" w:hAnsi="等线" w:cs="Arial"/>
                 <w:color w:val="000000"/>
                 <w:sz w:val="18"/>
                 <w:szCs w:val="18"/>
@@ -35801,7 +34707,7 @@
             </w:pPr>
             <w:r>
               <w:rPr>
-                <w:rFonts w:ascii="DengXian" w:eastAsia="DengXian" w:hAnsi="DengXian" w:cs="Arial"/>
+                <w:rFonts w:ascii="等线" w:eastAsia="等线" w:hAnsi="等线" w:cs="Arial"/>
                 <w:color w:val="000000"/>
                 <w:sz w:val="18"/>
                 <w:szCs w:val="18"/>
@@ -35819,7 +34725,7 @@
           <w:p>
             <w:pPr>
               <w:rPr>
-                <w:rFonts w:ascii="DengXian" w:eastAsia="DengXian" w:hAnsi="DengXian" w:cs="Arial"/>
+                <w:rFonts w:ascii="等线" w:eastAsia="等线" w:hAnsi="等线" w:cs="Arial"/>
                 <w:color w:val="000000"/>
                 <w:sz w:val="18"/>
                 <w:szCs w:val="18"/>
@@ -35827,7 +34733,7 @@
             </w:pPr>
             <w:r>
               <w:rPr>
-                <w:rFonts w:ascii="DengXian" w:eastAsia="DengXian" w:hAnsi="DengXian" w:cs="Arial"/>
+                <w:rFonts w:ascii="等线" w:eastAsia="等线" w:hAnsi="等线" w:cs="Arial"/>
                 <w:color w:val="000000"/>
                 <w:sz w:val="18"/>
                 <w:szCs w:val="18"/>
@@ -35845,7 +34751,7 @@
           <w:p>
             <w:pPr>
               <w:rPr>
-                <w:rFonts w:ascii="DengXian" w:eastAsia="DengXian" w:hAnsi="DengXian" w:cs="Arial"/>
+                <w:rFonts w:ascii="等线" w:eastAsia="等线" w:hAnsi="等线" w:cs="Arial"/>
                 <w:color w:val="000000"/>
                 <w:sz w:val="18"/>
                 <w:szCs w:val="18"/>
@@ -35853,7 +34759,7 @@
             </w:pPr>
             <w:r>
               <w:rPr>
-                <w:rFonts w:ascii="DengXian" w:eastAsia="DengXian" w:hAnsi="DengXian" w:cs="Arial"/>
+                <w:rFonts w:ascii="等线" w:eastAsia="等线" w:hAnsi="等线" w:cs="Arial"/>
                 <w:color w:val="000000"/>
                 <w:sz w:val="18"/>
                 <w:szCs w:val="18"/>
@@ -35871,7 +34777,7 @@
           <w:p>
             <w:pPr>
               <w:rPr>
-                <w:rFonts w:ascii="DengXian" w:eastAsia="DengXian" w:hAnsi="DengXian" w:cs="Arial"/>
+                <w:rFonts w:ascii="等线" w:eastAsia="等线" w:hAnsi="等线" w:cs="Arial"/>
                 <w:color w:val="000000"/>
                 <w:sz w:val="18"/>
                 <w:szCs w:val="18"/>
@@ -35879,7 +34785,7 @@
             </w:pPr>
             <w:r>
               <w:rPr>
-                <w:rFonts w:ascii="DengXian" w:eastAsia="DengXian" w:hAnsi="DengXian" w:cs="Arial"/>
+                <w:rFonts w:ascii="等线" w:eastAsia="等线" w:hAnsi="等线" w:cs="Arial"/>
                 <w:color w:val="000000"/>
                 <w:sz w:val="18"/>
                 <w:szCs w:val="18"/>
@@ -35900,7 +34806,7 @@
             <w:pPr>
               <w:jc w:val="both"/>
               <w:rPr>
-                <w:rFonts w:ascii="DengXian" w:eastAsia="DengXian" w:hAnsi="DengXian" w:cs="Arial"/>
+                <w:rFonts w:ascii="等线" w:eastAsia="等线" w:hAnsi="等线" w:cs="Arial"/>
                 <w:color w:val="000000"/>
                 <w:sz w:val="18"/>
                 <w:szCs w:val="18"/>
@@ -35908,7 +34814,7 @@
             </w:pPr>
             <w:r>
               <w:rPr>
-                <w:rFonts w:ascii="DengXian" w:eastAsia="DengXian" w:hAnsi="DengXian" w:cs="Arial"/>
+                <w:rFonts w:ascii="等线" w:eastAsia="等线" w:hAnsi="等线" w:cs="Arial"/>
                 <w:color w:val="000000"/>
                 <w:sz w:val="18"/>
                 <w:szCs w:val="18"/>
@@ -35927,7 +34833,7 @@
             <w:pPr>
               <w:jc w:val="both"/>
               <w:rPr>
-                <w:rFonts w:ascii="DengXian" w:eastAsia="DengXian" w:hAnsi="DengXian" w:cs="Arial"/>
+                <w:rFonts w:ascii="等线" w:eastAsia="等线" w:hAnsi="等线" w:cs="Arial"/>
                 <w:color w:val="000000"/>
                 <w:sz w:val="18"/>
                 <w:szCs w:val="18"/>
@@ -35935,7 +34841,7 @@
             </w:pPr>
             <w:r>
               <w:rPr>
-                <w:rFonts w:ascii="DengXian" w:eastAsia="DengXian" w:hAnsi="DengXian" w:cs="Arial"/>
+                <w:rFonts w:ascii="等线" w:eastAsia="等线" w:hAnsi="等线" w:cs="Arial"/>
                 <w:color w:val="000000"/>
                 <w:sz w:val="18"/>
                 <w:szCs w:val="18"/>
@@ -35954,7 +34860,7 @@
             <w:pPr>
               <w:jc w:val="both"/>
               <w:rPr>
-                <w:rFonts w:ascii="DengXian" w:eastAsia="DengXian" w:hAnsi="DengXian" w:cs="Arial"/>
+                <w:rFonts w:ascii="等线" w:eastAsia="等线" w:hAnsi="等线" w:cs="Arial"/>
                 <w:color w:val="000000"/>
                 <w:sz w:val="18"/>
                 <w:szCs w:val="18"/>
@@ -35962,7 +34868,7 @@
             </w:pPr>
             <w:r>
               <w:rPr>
-                <w:rFonts w:ascii="DengXian" w:eastAsia="DengXian" w:hAnsi="DengXian" w:cs="Arial"/>
+                <w:rFonts w:ascii="等线" w:eastAsia="等线" w:hAnsi="等线" w:cs="Arial"/>
                 <w:color w:val="000000"/>
                 <w:sz w:val="18"/>
                 <w:szCs w:val="18"/>
@@ -35981,7 +34887,7 @@
             <w:pPr>
               <w:jc w:val="both"/>
               <w:rPr>
-                <w:rFonts w:ascii="DengXian" w:eastAsia="DengXian" w:hAnsi="DengXian" w:cs="Arial"/>
+                <w:rFonts w:ascii="等线" w:eastAsia="等线" w:hAnsi="等线" w:cs="Arial"/>
                 <w:color w:val="000000"/>
                 <w:sz w:val="18"/>
                 <w:szCs w:val="18"/>
@@ -35989,7 +34895,7 @@
             </w:pPr>
             <w:r>
               <w:rPr>
-                <w:rFonts w:ascii="DengXian" w:eastAsia="DengXian" w:hAnsi="DengXian" w:cs="Arial"/>
+                <w:rFonts w:ascii="等线" w:eastAsia="等线" w:hAnsi="等线" w:cs="Arial"/>
                 <w:color w:val="000000"/>
                 <w:sz w:val="18"/>
                 <w:szCs w:val="18"/>
@@ -36008,7 +34914,7 @@
             <w:pPr>
               <w:jc w:val="both"/>
               <w:rPr>
-                <w:rFonts w:ascii="DengXian" w:eastAsia="DengXian" w:hAnsi="DengXian" w:cs="Arial"/>
+                <w:rFonts w:ascii="等线" w:eastAsia="等线" w:hAnsi="等线" w:cs="Arial"/>
                 <w:color w:val="000000"/>
                 <w:sz w:val="18"/>
                 <w:szCs w:val="18"/>
@@ -36016,7 +34922,7 @@
             </w:pPr>
             <w:r>
               <w:rPr>
-                <w:rFonts w:ascii="DengXian" w:eastAsia="DengXian" w:hAnsi="DengXian" w:cs="Arial"/>
+                <w:rFonts w:ascii="等线" w:eastAsia="等线" w:hAnsi="等线" w:cs="Arial"/>
                 <w:color w:val="000000"/>
                 <w:sz w:val="18"/>
                 <w:szCs w:val="18"/>
@@ -36037,7 +34943,7 @@
             <w:pPr>
               <w:jc w:val="both"/>
               <w:rPr>
-                <w:rFonts w:ascii="DengXian" w:eastAsia="DengXian" w:hAnsi="DengXian" w:cs="Arial"/>
+                <w:rFonts w:ascii="等线" w:eastAsia="等线" w:hAnsi="等线" w:cs="Arial"/>
                 <w:color w:val="000000"/>
                 <w:sz w:val="18"/>
                 <w:szCs w:val="18"/>
@@ -36045,7 +34951,7 @@
             </w:pPr>
             <w:r>
               <w:rPr>
-                <w:rFonts w:ascii="DengXian" w:eastAsia="DengXian" w:hAnsi="DengXian" w:cs="Arial"/>
+                <w:rFonts w:ascii="等线" w:eastAsia="等线" w:hAnsi="等线" w:cs="Arial"/>
                 <w:color w:val="000000"/>
                 <w:sz w:val="18"/>
                 <w:szCs w:val="18"/>
@@ -36064,7 +34970,7 @@
             <w:pPr>
               <w:jc w:val="both"/>
               <w:rPr>
-                <w:rFonts w:ascii="DengXian" w:eastAsia="DengXian" w:hAnsi="DengXian" w:cs="Arial"/>
+                <w:rFonts w:ascii="等线" w:eastAsia="等线" w:hAnsi="等线" w:cs="Arial"/>
                 <w:color w:val="000000"/>
                 <w:sz w:val="18"/>
                 <w:szCs w:val="18"/>
@@ -36072,7 +34978,7 @@
             </w:pPr>
             <w:r>
               <w:rPr>
-                <w:rFonts w:ascii="DengXian" w:eastAsia="DengXian" w:hAnsi="DengXian" w:cs="Arial"/>
+                <w:rFonts w:ascii="等线" w:eastAsia="等线" w:hAnsi="等线" w:cs="Arial"/>
                 <w:color w:val="000000"/>
                 <w:sz w:val="18"/>
                 <w:szCs w:val="18"/>
@@ -36091,7 +34997,7 @@
             <w:pPr>
               <w:jc w:val="both"/>
               <w:rPr>
-                <w:rFonts w:ascii="DengXian" w:eastAsia="DengXian" w:hAnsi="DengXian" w:cs="Arial"/>
+                <w:rFonts w:ascii="等线" w:eastAsia="等线" w:hAnsi="等线" w:cs="Arial"/>
                 <w:color w:val="000000"/>
                 <w:sz w:val="18"/>
                 <w:szCs w:val="18"/>
@@ -36099,7 +35005,7 @@
             </w:pPr>
             <w:r>
               <w:rPr>
-                <w:rFonts w:ascii="DengXian" w:eastAsia="DengXian" w:hAnsi="DengXian" w:cs="Arial"/>
+                <w:rFonts w:ascii="等线" w:eastAsia="等线" w:hAnsi="等线" w:cs="Arial"/>
                 <w:color w:val="000000"/>
                 <w:sz w:val="18"/>
                 <w:szCs w:val="18"/>
@@ -36118,7 +35024,7 @@
             <w:pPr>
               <w:jc w:val="both"/>
               <w:rPr>
-                <w:rFonts w:ascii="DengXian" w:eastAsia="DengXian" w:hAnsi="DengXian" w:cs="Arial"/>
+                <w:rFonts w:ascii="等线" w:eastAsia="等线" w:hAnsi="等线" w:cs="Arial"/>
                 <w:color w:val="000000"/>
                 <w:sz w:val="18"/>
                 <w:szCs w:val="18"/>
@@ -36126,7 +35032,7 @@
             </w:pPr>
             <w:r>
               <w:rPr>
-                <w:rFonts w:ascii="DengXian" w:eastAsia="DengXian" w:hAnsi="DengXian" w:cs="Arial"/>
+                <w:rFonts w:ascii="等线" w:eastAsia="等线" w:hAnsi="等线" w:cs="Arial"/>
                 <w:color w:val="000000"/>
                 <w:sz w:val="18"/>
                 <w:szCs w:val="18"/>
@@ -36145,7 +35051,7 @@
             <w:pPr>
               <w:jc w:val="both"/>
               <w:rPr>
-                <w:rFonts w:ascii="DengXian" w:eastAsia="DengXian" w:hAnsi="DengXian" w:cs="Arial"/>
+                <w:rFonts w:ascii="等线" w:eastAsia="等线" w:hAnsi="等线" w:cs="Arial"/>
                 <w:color w:val="000000"/>
                 <w:sz w:val="18"/>
                 <w:szCs w:val="18"/>
@@ -36153,7 +35059,7 @@
             </w:pPr>
             <w:r>
               <w:rPr>
-                <w:rFonts w:ascii="DengXian" w:eastAsia="DengXian" w:hAnsi="DengXian" w:cs="Arial"/>
+                <w:rFonts w:ascii="等线" w:eastAsia="等线" w:hAnsi="等线" w:cs="Arial"/>
                 <w:color w:val="000000"/>
                 <w:sz w:val="18"/>
                 <w:szCs w:val="18"/>
@@ -36174,7 +35080,7 @@
             <w:pPr>
               <w:jc w:val="both"/>
               <w:rPr>
-                <w:rFonts w:ascii="DengXian" w:eastAsia="DengXian" w:hAnsi="DengXian" w:cs="Arial"/>
+                <w:rFonts w:ascii="等线" w:eastAsia="等线" w:hAnsi="等线" w:cs="Arial"/>
                 <w:color w:val="000000"/>
                 <w:sz w:val="18"/>
                 <w:szCs w:val="18"/>
@@ -36182,7 +35088,7 @@
             </w:pPr>
             <w:r>
               <w:rPr>
-                <w:rFonts w:ascii="DengXian" w:eastAsia="DengXian" w:hAnsi="DengXian" w:cs="Arial"/>
+                <w:rFonts w:ascii="等线" w:eastAsia="等线" w:hAnsi="等线" w:cs="Arial"/>
                 <w:color w:val="000000"/>
                 <w:sz w:val="18"/>
                 <w:szCs w:val="18"/>
@@ -36191,32 +35097,21 @@
             </w:r>
             <w:r>
               <w:rPr>
-                <w:rFonts w:ascii="DengXian" w:eastAsia="DengXian" w:hAnsi="DengXian" w:cs="Arial" w:hint="eastAsia"/>
+                <w:rFonts w:ascii="等线" w:eastAsia="等线" w:hAnsi="等线" w:cs="Arial" w:hint="eastAsia"/>
                 <w:color w:val="000000"/>
                 <w:sz w:val="18"/>
                 <w:szCs w:val="18"/>
               </w:rPr>
               <w:t>理财顾问智能体（</w:t>
             </w:r>
-            <w:proofErr w:type="spellStart"/>
             <w:r>
               <w:rPr>
-                <w:rFonts w:ascii="DengXian" w:eastAsia="DengXian" w:hAnsi="DengXian" w:cs="Arial"/>
+                <w:rFonts w:ascii="等线" w:eastAsia="等线" w:hAnsi="等线" w:cs="Arial"/>
                 <w:color w:val="000000"/>
                 <w:sz w:val="18"/>
                 <w:szCs w:val="18"/>
               </w:rPr>
-              <w:t>MemFinRobot</w:t>
-            </w:r>
-            <w:proofErr w:type="spellEnd"/>
-            <w:r>
-              <w:rPr>
-                <w:rFonts w:ascii="DengXian" w:eastAsia="DengXian" w:hAnsi="DengXian" w:cs="Arial"/>
-                <w:color w:val="000000"/>
-                <w:sz w:val="18"/>
-                <w:szCs w:val="18"/>
-              </w:rPr>
-              <w:t>）</w:t>
+              <w:t>MemFinRobot）</w:t>
             </w:r>
           </w:p>
         </w:tc>
@@ -36230,7 +35125,7 @@
             <w:pPr>
               <w:jc w:val="both"/>
               <w:rPr>
-                <w:rFonts w:ascii="DengXian" w:eastAsia="DengXian" w:hAnsi="DengXian" w:cs="Arial"/>
+                <w:rFonts w:ascii="等线" w:eastAsia="等线" w:hAnsi="等线" w:cs="Arial"/>
                 <w:color w:val="000000"/>
                 <w:sz w:val="18"/>
                 <w:szCs w:val="18"/>
@@ -36238,7 +35133,7 @@
             </w:pPr>
             <w:r>
               <w:rPr>
-                <w:rFonts w:ascii="DengXian" w:eastAsia="DengXian" w:hAnsi="DengXian" w:cs="Arial"/>
+                <w:rFonts w:ascii="等线" w:eastAsia="等线" w:hAnsi="等线" w:cs="Arial"/>
                 <w:color w:val="000000"/>
                 <w:sz w:val="18"/>
                 <w:szCs w:val="18"/>
@@ -36247,7 +35142,7 @@
             </w:r>
             <w:r>
               <w:rPr>
-                <w:rFonts w:ascii="DengXian" w:eastAsia="DengXian" w:hAnsi="DengXian" w:cs="Arial" w:hint="eastAsia"/>
+                <w:rFonts w:ascii="等线" w:eastAsia="等线" w:hAnsi="等线" w:cs="Arial" w:hint="eastAsia"/>
                 <w:color w:val="000000"/>
                 <w:sz w:val="18"/>
                 <w:szCs w:val="18"/>
@@ -36256,7 +35151,7 @@
             </w:r>
             <w:r>
               <w:rPr>
-                <w:rFonts w:ascii="DengXian" w:eastAsia="DengXian" w:hAnsi="DengXian" w:cs="Arial"/>
+                <w:rFonts w:ascii="等线" w:eastAsia="等线" w:hAnsi="等线" w:cs="Arial"/>
                 <w:color w:val="000000"/>
                 <w:sz w:val="18"/>
                 <w:szCs w:val="18"/>
@@ -36275,7 +35170,7 @@
             <w:pPr>
               <w:jc w:val="both"/>
               <w:rPr>
-                <w:rFonts w:ascii="DengXian" w:eastAsia="DengXian" w:hAnsi="DengXian" w:cs="Arial"/>
+                <w:rFonts w:ascii="等线" w:eastAsia="等线" w:hAnsi="等线" w:cs="Arial"/>
                 <w:color w:val="000000"/>
                 <w:sz w:val="18"/>
                 <w:szCs w:val="18"/>
@@ -36283,7 +35178,7 @@
             </w:pPr>
             <w:r>
               <w:rPr>
-                <w:rFonts w:ascii="DengXian" w:eastAsia="DengXian" w:hAnsi="DengXian" w:cs="Arial"/>
+                <w:rFonts w:ascii="等线" w:eastAsia="等线" w:hAnsi="等线" w:cs="Arial"/>
                 <w:color w:val="000000"/>
                 <w:sz w:val="18"/>
                 <w:szCs w:val="18"/>
@@ -36302,7 +35197,7 @@
             <w:pPr>
               <w:jc w:val="both"/>
               <w:rPr>
-                <w:rFonts w:ascii="DengXian" w:eastAsia="DengXian" w:hAnsi="DengXian" w:cs="Arial"/>
+                <w:rFonts w:ascii="等线" w:eastAsia="等线" w:hAnsi="等线" w:cs="Arial"/>
                 <w:color w:val="000000"/>
                 <w:sz w:val="18"/>
                 <w:szCs w:val="18"/>
@@ -36310,7 +35205,7 @@
             </w:pPr>
             <w:r>
               <w:rPr>
-                <w:rFonts w:ascii="DengXian" w:eastAsia="DengXian" w:hAnsi="DengXian" w:cs="Arial"/>
+                <w:rFonts w:ascii="等线" w:eastAsia="等线" w:hAnsi="等线" w:cs="Arial"/>
                 <w:color w:val="000000"/>
                 <w:sz w:val="18"/>
                 <w:szCs w:val="18"/>
@@ -36329,7 +35224,7 @@
             <w:pPr>
               <w:jc w:val="both"/>
               <w:rPr>
-                <w:rFonts w:ascii="DengXian" w:eastAsia="DengXian" w:hAnsi="DengXian" w:cs="Arial"/>
+                <w:rFonts w:ascii="等线" w:eastAsia="等线" w:hAnsi="等线" w:cs="Arial"/>
                 <w:color w:val="000000"/>
                 <w:sz w:val="18"/>
                 <w:szCs w:val="18"/>
@@ -36337,7 +35232,7 @@
             </w:pPr>
             <w:r>
               <w:rPr>
-                <w:rFonts w:ascii="DengXian" w:eastAsia="DengXian" w:hAnsi="DengXian" w:cs="Arial"/>
+                <w:rFonts w:ascii="等线" w:eastAsia="等线" w:hAnsi="等线" w:cs="Arial"/>
                 <w:color w:val="000000"/>
                 <w:sz w:val="18"/>
                 <w:szCs w:val="18"/>
@@ -36358,7 +35253,6 @@
         <w:rPr>
           <w:rFonts w:hint="eastAsia"/>
         </w:rPr>
-        <w:lastRenderedPageBreak/>
         <w:t>研究结论与建议</w:t>
       </w:r>
       <w:bookmarkEnd w:id="160"/>
@@ -36404,15 +35298,11 @@
         <w:ind w:firstLine="21pt"/>
       </w:pPr>
       <w:r>
-        <w:t>在方法层面，本文针对传统记忆表征范式面临的信息截断、噪声干扰与隐式语义关联缺失三类核心问题，提出了动态语境感知的长期记忆表征方法，构建了包含动态窗口选择、窗口内容精炼与语境内容生成的三阶段记忆表征框架。该方法以当前轮次为锚点自适应确定历史候选范围，通过语义级过滤提升信噪比，并利用生成式机制将指代消解、逻辑背景与意图延续等隐式关系显式化，使记忆单元更适合长期存储与稳定召回。实验结果表明，该方法在</w:t>
-      </w:r>
-      <w:proofErr w:type="spellStart"/>
-      <w:r>
-        <w:t>LoCoMo</w:t>
-      </w:r>
-      <w:proofErr w:type="spellEnd"/>
-      <w:r>
-        <w:t>数据集上取得Recall@5达68%的召回效果，相较单话语嵌入方法提升10%，相较固定窗口最优方案提升7%，且跨对话标准差下降约32%，表现出更强的稳定性与泛化能力。这一方法创新将长期记忆表征从"召回相似文本"升级为"维持可用认知状态"，有效解决了多轮对话中的信息割裂与语义漂移问题，为长期陪伴式智能投顾系统的技术实现提供了关键支撑。</w:t>
+        <w:t>在方法层面，本文针对传统记忆表征范式面临的信息截断、噪声干扰与隐式语义关联缺失三类核心问题，提出了动态语境感知的长期记忆表征方</w:t>
+      </w:r>
+      <w:r>
+        <w:lastRenderedPageBreak/>
+        <w:t>法，构建了包含动态窗口选择、窗口内容精炼与语境内容生成的三阶段记忆表征框架。该方法以当前轮次为锚点自适应确定历史候选范围，通过语义级过滤提升信噪比，并利用生成式机制将指代消解、逻辑背景与意图延续等隐式关系显式化，使记忆单元更适合长期存储与稳定召回。实验结果表明，该方法在LoCoMo数据集上取得Recall@5达68%的召回效果，相较单话语嵌入方法提升10%，相较固定窗口最优方案提升7%，且跨对话标准差下降约32%，表现出更强的稳定性与泛化能力。这一方法创新将长期记忆表征从"召回相似文本"升级为"维持可用认知状态"，有效解决了多轮对话中的信息割裂与语义漂移问题，为长期陪伴式智能投顾系统的技术实现提供了关键支撑。</w:t>
       </w:r>
     </w:p>
     <w:p>
@@ -36420,7 +35310,6 @@
         <w:ind w:firstLine="21pt"/>
       </w:pPr>
       <w:r>
-        <w:lastRenderedPageBreak/>
         <w:t>在系统架构层面，本文构建了记忆、工具、合规三位一体的智能体系统架构。通过设计多层次记忆管理模块，将记忆划分为短期记忆、长期记忆和用户画像记忆三种类型，遵循"短期优先、长期补充、画像约束"的编排原则，实现了多类型记忆的协同作用；通过构建风险提示与合规控制层，对生成内容进行统一约束，确保系统输出符合证券投资咨询的监管要求。</w:t>
       </w:r>
       <w:r>
@@ -36430,13 +35319,8 @@
         <w:t>本文提出</w:t>
       </w:r>
       <w:r>
-        <w:t>金融领域多轮对话评测集</w:t>
-      </w:r>
-      <w:proofErr w:type="spellStart"/>
-      <w:r>
-        <w:t>MemFinConv</w:t>
-      </w:r>
-      <w:proofErr w:type="spellEnd"/>
+        <w:t>金融领域多轮对话评测集MemFinConv</w:t>
+      </w:r>
       <w:r>
         <w:rPr>
           <w:rFonts w:hint="eastAsia"/>
@@ -36444,15 +35328,7 @@
         <w:t>，填补了现有金融多轮对话数据集的空白。</w:t>
       </w:r>
       <w:r>
-        <w:t>本文系统（</w:t>
-      </w:r>
-      <w:proofErr w:type="spellStart"/>
-      <w:r>
-        <w:t>MemFinRobot</w:t>
-      </w:r>
-      <w:proofErr w:type="spellEnd"/>
-      <w:r>
-        <w:t>）在用户画像对齐度、风险提示覆盖率、严格风险覆盖率、内容合规度及决策辅助解释度等关键指标上均显著优于对比方法，验证了记忆、工具、合规协同架构在平衡服务效率与合规安全方面的有效性。这一架构设计突破了现有智能体系统功能模块割裂的局限，实现了长期记忆能力与金融监管要求的有机融合，为金融场景智能体的可信落地提供了可复用的技术范式。</w:t>
+        <w:t>本文系统（MemFinRobot）在用户画像对齐度、风险提示覆盖率、严格风险覆盖率、内容合规度及决策辅助解释度等关键指标上均显著优于对比方法，验证了记忆、工具、合规协同架构在平衡服务效率与合规安全方面的有效性。这一架构设计突破了现有智能体系统功能模块割裂的局限，实现了长期记忆能力与金融监管要求的有机融合，为金融场景智能体的可信落地提供了可复用的技术范式。</w:t>
       </w:r>
     </w:p>
     <w:p>
@@ -36481,6 +35357,7 @@
         <w:rPr>
           <w:rFonts w:hint="eastAsia"/>
         </w:rPr>
+        <w:lastRenderedPageBreak/>
         <w:t>研究</w:t>
       </w:r>
       <w:r>
@@ -36504,52 +35381,44 @@
         <w:ind w:firstLine="21pt"/>
       </w:pPr>
       <w:r>
-        <w:t>在理论深化维度，建议后续研究进一步拓展用户认知状态建模的理论深度与边界。当前研究主要聚焦于个体投资者的认知状态维护，未来可引入行</w:t>
+        <w:t>在理论深化维度，建议后续研究进一步拓展用户认知状态建模的理论深度与边界。当前研究主要聚焦于个体投资者的认知状态维护，未来可引入行为金融学中的前景理论、心理账户等经典框架，细化投资者风险感知与决策偏好的动态演化机制，构建更具解释力的认知状态转移模型。同时，建议探索将社会心理学中的信任理论纳入分析框架，系统研究长期记忆能力对用户信任建立与维持的影响机理，量化"陪伴感"对用户采纳行为的促进作用及其边界条件。此外，随着群体智能与社交投资现象的兴起，可考虑将研究视角从个体认知扩展至群体认知互动，探索多用户场景下的记忆共享与隐私保护机制，为智能投顾的社交化演进提供理论支撑。</w:t>
+      </w:r>
+    </w:p>
+    <w:p>
+      <w:pPr>
+        <w:ind w:firstLine="21pt"/>
+      </w:pPr>
+      <w:r>
+        <w:t>在技术优化维度，针对当前方法在实际部署中可能面临的挑战，</w:t>
+      </w:r>
+      <w:r>
+        <w:rPr>
+          <w:rFonts w:hint="eastAsia"/>
+        </w:rPr>
+        <w:t>还可</w:t>
+      </w:r>
+      <w:r>
+        <w:t>从记忆机制的鲁棒性与适应性角度进行深化研究。一是研究记忆内容的时效性衰减机制，设计基于用户交互频率与信息重要性的自适应遗忘策略，避免记忆库膨胀导致的检索效率下降与噪声累积；二是探索多模态记忆融合技术，将文本对话记忆与用户行为数据进行联合表征，构建更为立体、动态的用户画像体系；三是加强记忆机制的可解释性研究，开发记忆召回路径与决策依据的可视化工具，使系统推理过程对用户与监管者透明可审计，提升系统的可信度与可接受度；四是针对金融市场的动态变化与突发事件，建立记忆内容的持续更新与冲突消解机制，确保系统知识的时效性与准确性，避免因记忆僵化导致的投资建议偏差。</w:t>
+      </w:r>
+    </w:p>
+    <w:p>
+      <w:pPr>
+        <w:ind w:firstLine="21pt"/>
+      </w:pPr>
+      <w:r>
+        <w:t>在应用拓展维度，建议采取"场景驱动、逐步拓展"的落地策略，推动记忆增强型智能理财顾问智能体的生态化应用。初期可聚焦于证券投资咨询中的标准化程度较高、监管要求明确的细分场景，通过与持牌金融机构合作开展试点应用，验证系统在实际业务环境中的稳定性、用户体验与合规表现；中期逐步扩展至个性化程度更高的财富管理场景（如税务规划、养老规划、家族传承等），探索与金融机构现有客户关系管理系统、投研平台、交易系统的深度集成，构建端到端的智能服务闭环；长期可向智能投研、风险预警、合规审查等B端场景延伸，形成覆盖投资者全生命周期、贯通前台服务与后台管理的智能金融生态。同时，建议加强产学研协同创新，推动</w:t>
       </w:r>
       <w:r>
         <w:lastRenderedPageBreak/>
-        <w:t>为金融学中的前景理论、心理账户等经典框架，细化投资者风险感知与决策偏好的动态演化机制，构建更具解释力的认知状态转移模型。同时，建议探索将社会心理学中的信任理论纳入分析框架，系统研究长期记忆能力对用户信任建立与维持的影响机理，量化"陪伴感"对用户采纳行为的促进作用及其边界条件。此外，随着群体智能与社交投资现象的兴起，可考虑将研究视角从个体认知扩展至群体认知互动，探索多用户场景下的记忆共享与隐私保护机制，为智能投顾的社交化演进提供理论支撑。</w:t>
-      </w:r>
-    </w:p>
-    <w:p>
-      <w:pPr>
-        <w:ind w:firstLine="21pt"/>
-      </w:pPr>
-      <w:r>
-        <w:t>在技术优化维度，针对当前方法在实际部署中可能面临的挑战，</w:t>
-      </w:r>
-      <w:r>
-        <w:rPr>
-          <w:rFonts w:hint="eastAsia"/>
-        </w:rPr>
-        <w:t>还可</w:t>
-      </w:r>
-      <w:r>
-        <w:t>从记忆机制的鲁棒性与适应性角度进行深化研究。一是研究记忆内容的时效性衰减机制，设计基于用户交互频率与信息重要性的自适应遗忘策略，避免记忆库膨胀导致的检索效率下降与噪声累积；二是探索多模态记忆融合技术，将文本对话记忆与用户行为数据进行联合表征，构建更为立体、动态的用户画像体系；三是加强记忆机制的可解释性研究，开发记忆召回路径与决策依据的可视化工具，使系统推理过程对用户与监管者透明可审计，提升系统的可信度与可接受度；四是针对金融市场的动态变化与突发事件，建立记忆内容的持续更新与冲突消解机制，确保系统知识的时效性与准确性，避免因记忆僵化导致的投资建议偏差。</w:t>
-      </w:r>
-    </w:p>
-    <w:p>
-      <w:pPr>
-        <w:ind w:firstLine="21pt"/>
-      </w:pPr>
-      <w:r>
-        <w:t>在应用拓展维度，建议采取"场景驱动、逐步拓展"的落地策略，推动记忆增强型智能理财顾问智能体的生态化应用。初期可聚焦于证券投资咨询中的标准化程度较高、监管要求明确的细分场景，通过与持牌金融机构合作开展试点应用，验证系统在实际业务环境中的稳定性、用户体验与合规表现；中期逐步扩展至个性化程度更高的财富管理场景（如税务规划、养老规划、家族传承等），探索与金融机构现有客户关系管理系统、投研平台、交易系统的深度集成，构建端到端的智能服务闭环；长期可向智能投研、风险预警、合规审查等B端场景延伸，形成覆盖投资者全生命周期、贯通前台服务与后台管理的智能金融生态。同时，建议加强产学研协同创新，推动</w:t>
-      </w:r>
-      <w:proofErr w:type="spellStart"/>
-      <w:r>
-        <w:t>MemFinConv</w:t>
-      </w:r>
-      <w:proofErr w:type="spellEnd"/>
-      <w:r>
-        <w:t>等金融领域评测数据集的行业共享与标准共建，形成技术迭代、产品优化与业务应用的良性互动机制。</w:t>
+        <w:t>MemFinConv等金融领域评测数据集的行业共享与标准共建，形成技术迭代、产品优化与业务应用的良性互动机制。</w:t>
       </w:r>
     </w:p>
     <w:p>
       <w:pPr>
         <w:ind w:firstLine="21pt"/>
         <w:sectPr>
-          <w:headerReference w:type="default" r:id="rId46"/>
-          <w:footerReference w:type="default" r:id="rId47"/>
+          <w:headerReference w:type="default" r:id="rId47"/>
+          <w:footerReference w:type="default" r:id="rId48"/>
           <w:pgSz w:w="595.30pt" w:h="841.90pt"/>
           <w:pgMar w:top="127.60pt" w:right="99.25pt" w:bottom="113.40pt" w:left="99.25pt" w:header="56.70pt" w:footer="56.70pt" w:gutter="0pt"/>
           <w:pgNumType w:start="1"/>
@@ -36558,11 +35427,7 @@
         </w:sectPr>
       </w:pPr>
       <w:r>
-        <w:t>在风险治理维度，随着记忆增强型智能投顾能力的提升与应用场景的拓展，相关的伦理挑战与监管适配问题日益凸显，亟需建立与之配套的风险治理框架。一是建立用户数据主权与记忆访问的明确授权机制，通过技术手段确保用户对自身记忆数据的知情权、控制权与删除权，防范长期记忆可能带来的隐私泄露、数据滥用与算法操控风险；二是研究算法伦理约束机制，避免系统基于历史记忆对用户形成"信息茧房"或偏见强化，通过多样性增强技术保障投资建议的客观性与全面性，维护用户的自主决策空间；三是积极参与监管科技创新，将合规控制层的技术能力与监管要求进行动态映射，探索</w:t>
-      </w:r>
-      <w:r>
-        <w:lastRenderedPageBreak/>
-        <w:t>可审计、可验证、可解释的智能投顾合规新模式，为监管政策的制定与完善提供技术参考；四是建立人机协同的异常干预机制，在关键决策节点设置人工复核环节，形成机器效率</w:t>
+        <w:t>在风险治理维度，随着记忆增强型智能投顾能力的提升与应用场景的拓展，相关的伦理挑战与监管适配问题日益凸显，亟需建立与之配套的风险治理框架。一是建立用户数据主权与记忆访问的明确授权机制，通过技术手段确保用户对自身记忆数据的知情权、控制权与删除权，防范长期记忆可能带来的隐私泄露、数据滥用与算法操控风险；二是研究算法伦理约束机制，避免系统基于历史记忆对用户形成"信息茧房"或偏见强化，通过多样性增强技术保障投资建议的客观性与全面性，维护用户的自主决策空间；三是积极参与监管科技创新，将合规控制层的技术能力与监管要求进行动态映射，探索可审计、可验证、可解释的智能投顾合规新模式，为监管政策的制定与完善提供技术参考；四是建立人机协同的异常干预机制，在关键决策节点设置人工复核环节，形成机器效率</w:t>
       </w:r>
       <w:r>
         <w:rPr>
@@ -36880,21 +35745,7 @@
         <w:rPr>
           <w:rFonts w:ascii="Times New Roman" w:hAnsi="Times New Roman" w:cs="Times New Roman"/>
         </w:rPr>
-        <w:t>BU J, ZHU M, 2021. Robo-Advising: Learning Investors’ Risk Preferences via Portfolio Choices[J/OL]. Journal of Financial Econometrics, 19(2): 369-392. DOI:10.1093/</w:t>
-      </w:r>
-      <w:proofErr w:type="spellStart"/>
-      <w:r>
-        <w:rPr>
-          <w:rFonts w:ascii="Times New Roman" w:hAnsi="Times New Roman" w:cs="Times New Roman"/>
-        </w:rPr>
-        <w:t>jjfinec</w:t>
-      </w:r>
-      <w:proofErr w:type="spellEnd"/>
-      <w:r>
-        <w:rPr>
-          <w:rFonts w:ascii="Times New Roman" w:hAnsi="Times New Roman" w:cs="Times New Roman"/>
-        </w:rPr>
-        <w:t>/nbab001.</w:t>
+        <w:t>BU J, ZHU M, 2021. Robo-Advising: Learning Investors’ Risk Preferences via Portfolio Choices[J/OL]. Journal of Financial Econometrics, 19(2): 369-392. DOI:10.1093/jjfinec/nbab001.</w:t>
       </w:r>
     </w:p>
     <w:p>
@@ -36924,35 +35775,7 @@
         <w:rPr>
           <w:rFonts w:ascii="Times New Roman" w:hAnsi="Times New Roman" w:cs="Times New Roman"/>
         </w:rPr>
-        <w:t>, 2024. M3-Embedding: Multi-</w:t>
-      </w:r>
-      <w:proofErr w:type="spellStart"/>
-      <w:r>
-        <w:rPr>
-          <w:rFonts w:ascii="Times New Roman" w:hAnsi="Times New Roman" w:cs="Times New Roman"/>
-        </w:rPr>
-        <w:t>Linguality</w:t>
-      </w:r>
-      <w:proofErr w:type="spellEnd"/>
-      <w:r>
-        <w:rPr>
-          <w:rFonts w:ascii="Times New Roman" w:hAnsi="Times New Roman" w:cs="Times New Roman"/>
-        </w:rPr>
-        <w:t xml:space="preserve">, Multi-Functionality, Multi-Granularity Text Embeddings Through Self-Knowledge Distillation[C/OL]//KU L W, MARTINS A, SRIKUMAR V. Findings of the Association for Computational Linguistics: ACL 2024. Bangkok, Thailand: Association for Computational Linguistics: 2318-2335. https://aclanthology.org/2024.findings-acl.137/. </w:t>
-      </w:r>
-      <w:proofErr w:type="gramStart"/>
-      <w:r>
-        <w:rPr>
-          <w:rFonts w:ascii="Times New Roman" w:hAnsi="Times New Roman" w:cs="Times New Roman"/>
-        </w:rPr>
-        <w:t>DOI:10.18653/v1/2024.findings-acl</w:t>
-      </w:r>
-      <w:proofErr w:type="gramEnd"/>
-      <w:r>
-        <w:rPr>
-          <w:rFonts w:ascii="Times New Roman" w:hAnsi="Times New Roman" w:cs="Times New Roman"/>
-        </w:rPr>
-        <w:t>.137.</w:t>
+        <w:t>, 2024. M3-Embedding: Multi-Linguality, Multi-Functionality, Multi-Granularity Text Embeddings Through Self-Knowledge Distillation[C/OL]//KU L W, MARTINS A, SRIKUMAR V. Findings of the Association for Computational Linguistics: ACL 2024. Bangkok, Thailand: Association for Computational Linguistics: 2318-2335. https://aclanthology.org/2024.findings-acl.137/. DOI:10.18653/v1/2024.findings-acl.137.</w:t>
       </w:r>
     </w:p>
     <w:p>
@@ -36985,151 +35808,7 @@
           <w:rFonts w:ascii="Times New Roman" w:hAnsi="Times New Roman" w:cs="Times New Roman"/>
           <w:lang w:val="pl-PL"/>
         </w:rPr>
-        <w:t>, 2023. DISC-</w:t>
-      </w:r>
-      <w:proofErr w:type="spellStart"/>
-      <w:r>
-        <w:rPr>
-          <w:rFonts w:ascii="Times New Roman" w:hAnsi="Times New Roman" w:cs="Times New Roman"/>
-          <w:lang w:val="pl-PL"/>
-        </w:rPr>
-        <w:t>FinLLM</w:t>
-      </w:r>
-      <w:proofErr w:type="spellEnd"/>
-      <w:r>
-        <w:rPr>
-          <w:rFonts w:ascii="Times New Roman" w:hAnsi="Times New Roman" w:cs="Times New Roman"/>
-          <w:lang w:val="pl-PL"/>
-        </w:rPr>
-        <w:t xml:space="preserve">: A </w:t>
-      </w:r>
-      <w:proofErr w:type="spellStart"/>
-      <w:r>
-        <w:rPr>
-          <w:rFonts w:ascii="Times New Roman" w:hAnsi="Times New Roman" w:cs="Times New Roman"/>
-          <w:lang w:val="pl-PL"/>
-        </w:rPr>
-        <w:t>Chinese</w:t>
-      </w:r>
-      <w:proofErr w:type="spellEnd"/>
-      <w:r>
-        <w:rPr>
-          <w:rFonts w:ascii="Times New Roman" w:hAnsi="Times New Roman" w:cs="Times New Roman"/>
-          <w:lang w:val="pl-PL"/>
-        </w:rPr>
-        <w:t xml:space="preserve"> Financial </w:t>
-      </w:r>
-      <w:proofErr w:type="spellStart"/>
-      <w:r>
-        <w:rPr>
-          <w:rFonts w:ascii="Times New Roman" w:hAnsi="Times New Roman" w:cs="Times New Roman"/>
-          <w:lang w:val="pl-PL"/>
-        </w:rPr>
-        <w:t>Large</w:t>
-      </w:r>
-      <w:proofErr w:type="spellEnd"/>
-      <w:r>
-        <w:rPr>
-          <w:rFonts w:ascii="Times New Roman" w:hAnsi="Times New Roman" w:cs="Times New Roman"/>
-          <w:lang w:val="pl-PL"/>
-        </w:rPr>
-        <w:t xml:space="preserve"> Language Model </w:t>
-      </w:r>
-      <w:proofErr w:type="spellStart"/>
-      <w:r>
-        <w:rPr>
-          <w:rFonts w:ascii="Times New Roman" w:hAnsi="Times New Roman" w:cs="Times New Roman"/>
-          <w:lang w:val="pl-PL"/>
-        </w:rPr>
-        <w:t>based</w:t>
-      </w:r>
-      <w:proofErr w:type="spellEnd"/>
-      <w:r>
-        <w:rPr>
-          <w:rFonts w:ascii="Times New Roman" w:hAnsi="Times New Roman" w:cs="Times New Roman"/>
-          <w:lang w:val="pl-PL"/>
-        </w:rPr>
-        <w:t xml:space="preserve"> on </w:t>
-      </w:r>
-      <w:proofErr w:type="spellStart"/>
-      <w:r>
-        <w:rPr>
-          <w:rFonts w:ascii="Times New Roman" w:hAnsi="Times New Roman" w:cs="Times New Roman"/>
-          <w:lang w:val="pl-PL"/>
-        </w:rPr>
-        <w:t>Multiple</w:t>
-      </w:r>
-      <w:proofErr w:type="spellEnd"/>
-      <w:r>
-        <w:rPr>
-          <w:rFonts w:ascii="Times New Roman" w:hAnsi="Times New Roman" w:cs="Times New Roman"/>
-          <w:lang w:val="pl-PL"/>
-        </w:rPr>
-        <w:t xml:space="preserve"> </w:t>
-      </w:r>
-      <w:proofErr w:type="spellStart"/>
-      <w:r>
-        <w:rPr>
-          <w:rFonts w:ascii="Times New Roman" w:hAnsi="Times New Roman" w:cs="Times New Roman"/>
-          <w:lang w:val="pl-PL"/>
-        </w:rPr>
-        <w:t>Experts</w:t>
-      </w:r>
-      <w:proofErr w:type="spellEnd"/>
-      <w:r>
-        <w:rPr>
-          <w:rFonts w:ascii="Times New Roman" w:hAnsi="Times New Roman" w:cs="Times New Roman"/>
-          <w:lang w:val="pl-PL"/>
-        </w:rPr>
-        <w:t xml:space="preserve"> Fine-</w:t>
-      </w:r>
-      <w:proofErr w:type="spellStart"/>
-      <w:r>
-        <w:rPr>
-          <w:rFonts w:ascii="Times New Roman" w:hAnsi="Times New Roman" w:cs="Times New Roman"/>
-          <w:lang w:val="pl-PL"/>
-        </w:rPr>
-        <w:t>tuning</w:t>
-      </w:r>
-      <w:proofErr w:type="spellEnd"/>
-      <w:r>
-        <w:rPr>
-          <w:rFonts w:ascii="Times New Roman" w:hAnsi="Times New Roman" w:cs="Times New Roman"/>
-          <w:lang w:val="pl-PL"/>
-        </w:rPr>
-        <w:t xml:space="preserve">[J/OL]. </w:t>
-      </w:r>
-      <w:proofErr w:type="spellStart"/>
-      <w:r>
-        <w:rPr>
-          <w:rFonts w:ascii="Times New Roman" w:hAnsi="Times New Roman" w:cs="Times New Roman"/>
-          <w:lang w:val="pl-PL"/>
-        </w:rPr>
-        <w:t>arXiv</w:t>
-      </w:r>
-      <w:proofErr w:type="spellEnd"/>
-      <w:r>
-        <w:rPr>
-          <w:rFonts w:ascii="Times New Roman" w:hAnsi="Times New Roman" w:cs="Times New Roman"/>
-          <w:lang w:val="pl-PL"/>
-        </w:rPr>
-        <w:t xml:space="preserve"> </w:t>
-      </w:r>
-      <w:proofErr w:type="spellStart"/>
-      <w:r>
-        <w:rPr>
-          <w:rFonts w:ascii="Times New Roman" w:hAnsi="Times New Roman" w:cs="Times New Roman"/>
-          <w:lang w:val="pl-PL"/>
-        </w:rPr>
-        <w:t>preprint</w:t>
-      </w:r>
-      <w:proofErr w:type="spellEnd"/>
-      <w:r>
-        <w:rPr>
-          <w:rFonts w:ascii="Times New Roman" w:hAnsi="Times New Roman" w:cs="Times New Roman"/>
-          <w:lang w:val="pl-PL"/>
-        </w:rPr>
-        <w:t xml:space="preserve"> arXiv:2310.15205. https://arxiv.org/abs/2310.15205.</w:t>
+        <w:t>, 2023. DISC-FinLLM: A Chinese Financial Large Language Model based on Multiple Experts Fine-tuning[J/OL]. arXiv preprint arXiv:2310.15205. https://arxiv.org/abs/2310.15205.</w:t>
       </w:r>
     </w:p>
     <w:p>
@@ -37163,33 +35842,11 @@
         </w:rPr>
         <w:t xml:space="preserve">, 2021. </w:t>
       </w:r>
-      <w:proofErr w:type="spellStart"/>
       <w:r>
         <w:rPr>
           <w:rFonts w:ascii="Times New Roman" w:hAnsi="Times New Roman" w:cs="Times New Roman"/>
         </w:rPr>
-        <w:t>FinQA</w:t>
-      </w:r>
-      <w:proofErr w:type="spellEnd"/>
-      <w:r>
-        <w:rPr>
-          <w:rFonts w:ascii="Times New Roman" w:hAnsi="Times New Roman" w:cs="Times New Roman"/>
-        </w:rPr>
-        <w:t xml:space="preserve">: A Dataset of Numerical Reasoning over Financial Data[C/OL]//Proceedings of the 2021 Conference on Empirical Methods in Natural Language Processing. Online and Punta Cana, Dominican Republic: Association for Computational Linguistics: 8476-8490. https://aclanthology.org/2021.emnlp-main.679/. </w:t>
-      </w:r>
-      <w:proofErr w:type="gramStart"/>
-      <w:r>
-        <w:rPr>
-          <w:rFonts w:ascii="Times New Roman" w:hAnsi="Times New Roman" w:cs="Times New Roman"/>
-        </w:rPr>
-        <w:t>DOI:10.18653/v1/2021.emnlp-main</w:t>
-      </w:r>
-      <w:proofErr w:type="gramEnd"/>
-      <w:r>
-        <w:rPr>
-          <w:rFonts w:ascii="Times New Roman" w:hAnsi="Times New Roman" w:cs="Times New Roman"/>
-        </w:rPr>
-        <w:t>.679.</w:t>
+        <w:t>FinQA: A Dataset of Numerical Reasoning over Financial Data[C/OL]//Proceedings of the 2021 Conference on Empirical Methods in Natural Language Processing. Online and Punta Cana, Dominican Republic: Association for Computational Linguistics: 8476-8490. https://aclanthology.org/2021.emnlp-main.679/. DOI:10.18653/v1/2021.emnlp-main.679.</w:t>
       </w:r>
     </w:p>
     <w:p>
@@ -37219,35 +35876,7 @@
         <w:rPr>
           <w:rFonts w:ascii="Times New Roman" w:hAnsi="Times New Roman" w:cs="Times New Roman"/>
         </w:rPr>
-        <w:t xml:space="preserve">, 2022. </w:t>
-      </w:r>
-      <w:proofErr w:type="spellStart"/>
-      <w:r>
-        <w:rPr>
-          <w:rFonts w:ascii="Times New Roman" w:hAnsi="Times New Roman" w:cs="Times New Roman"/>
-        </w:rPr>
-        <w:t>ConvFinQA</w:t>
-      </w:r>
-      <w:proofErr w:type="spellEnd"/>
-      <w:r>
-        <w:rPr>
-          <w:rFonts w:ascii="Times New Roman" w:hAnsi="Times New Roman" w:cs="Times New Roman"/>
-        </w:rPr>
-        <w:t xml:space="preserve">: Exploring the Chain of Numerical Reasoning in Conversational Finance Question Answering[C/OL]//GOLDBERG Y, KOZAREVA Z, ZHANG Y. Proceedings of the 2022 Conference on Empirical Methods in Natural Language Processing. Abu Dhabi, United Arab Emirates: Association for Computational Linguistics: 6279-6292. https://aclanthology.org/2022.emnlp-main.421/. </w:t>
-      </w:r>
-      <w:proofErr w:type="gramStart"/>
-      <w:r>
-        <w:rPr>
-          <w:rFonts w:ascii="Times New Roman" w:hAnsi="Times New Roman" w:cs="Times New Roman"/>
-        </w:rPr>
-        <w:t>DOI:10.18653/v1/2022.emnlp-main</w:t>
-      </w:r>
-      <w:proofErr w:type="gramEnd"/>
-      <w:r>
-        <w:rPr>
-          <w:rFonts w:ascii="Times New Roman" w:hAnsi="Times New Roman" w:cs="Times New Roman"/>
-        </w:rPr>
-        <w:t>.421.</w:t>
+        <w:t>, 2022. ConvFinQA: Exploring the Chain of Numerical Reasoning in Conversational Finance Question Answering[C/OL]//GOLDBERG Y, KOZAREVA Z, ZHANG Y. Proceedings of the 2022 Conference on Empirical Methods in Natural Language Processing. Abu Dhabi, United Arab Emirates: Association for Computational Linguistics: 6279-6292. https://aclanthology.org/2022.emnlp-main.421/. DOI:10.18653/v1/2022.emnlp-main.421.</w:t>
       </w:r>
     </w:p>
     <w:p>
@@ -37277,21 +35906,7 @@
         <w:rPr>
           <w:rFonts w:ascii="Times New Roman" w:hAnsi="Times New Roman" w:cs="Times New Roman"/>
         </w:rPr>
-        <w:t xml:space="preserve">, 2025. Mem0: Building Production-Ready AI Agents with Scalable Long-Term Memory[J/OL]. </w:t>
-      </w:r>
-      <w:proofErr w:type="spellStart"/>
-      <w:r>
-        <w:rPr>
-          <w:rFonts w:ascii="Times New Roman" w:hAnsi="Times New Roman" w:cs="Times New Roman"/>
-        </w:rPr>
-        <w:t>arXiv</w:t>
-      </w:r>
-      <w:proofErr w:type="spellEnd"/>
-      <w:r>
-        <w:rPr>
-          <w:rFonts w:ascii="Times New Roman" w:hAnsi="Times New Roman" w:cs="Times New Roman"/>
-        </w:rPr>
-        <w:t xml:space="preserve"> preprint arXiv:2504.19413. https://arxiv.org/abs/2504.19413.</w:t>
+        <w:t>, 2025. Mem0: Building Production-Ready AI Agents with Scalable Long-Term Memory[J/OL]. arXiv preprint arXiv:2504.19413. https://arxiv.org/abs/2504.19413.</w:t>
       </w:r>
     </w:p>
     <w:p>
@@ -37366,21 +35981,7 @@
         <w:rPr>
           <w:rFonts w:ascii="Times New Roman" w:hAnsi="Times New Roman" w:cs="Times New Roman"/>
         </w:rPr>
-        <w:t xml:space="preserve">, 2025. </w:t>
-      </w:r>
-      <w:proofErr w:type="spellStart"/>
-      <w:r>
-        <w:rPr>
-          <w:rFonts w:ascii="Times New Roman" w:hAnsi="Times New Roman" w:cs="Times New Roman"/>
-        </w:rPr>
-        <w:t>MultiChallenge</w:t>
-      </w:r>
-      <w:proofErr w:type="spellEnd"/>
-      <w:r>
-        <w:rPr>
-          <w:rFonts w:ascii="Times New Roman" w:hAnsi="Times New Roman" w:cs="Times New Roman"/>
-        </w:rPr>
-        <w:t xml:space="preserve">: A Realistic Multi-Turn Conversation Evaluation Benchmark Challenging to Frontier LLMs[C/OL]//CHE W, NABENDE J, SHUTOVA E, </w:t>
+        <w:t xml:space="preserve">, 2025. MultiChallenge: A Realistic Multi-Turn Conversation Evaluation Benchmark Challenging to Frontier LLMs[C/OL]//CHE W, NABENDE J, SHUTOVA E, </w:t>
       </w:r>
       <w:r>
         <w:rPr>
@@ -37399,53 +36000,13 @@
           <w:rFonts w:ascii="Times New Roman" w:hAnsi="Times New Roman" w:cs="Times New Roman"/>
           <w:lang w:val="it-IT"/>
         </w:rPr>
-        <w:t xml:space="preserve">Vienna, Austria: Association for </w:t>
-      </w:r>
-      <w:proofErr w:type="spellStart"/>
+        <w:t xml:space="preserve">Vienna, Austria: Association for Computational Linguistics: 18632-18702. https://aclanthology.org/2025.findings-acl.958/. </w:t>
+      </w:r>
       <w:r>
         <w:rPr>
           <w:rFonts w:ascii="Times New Roman" w:hAnsi="Times New Roman" w:cs="Times New Roman"/>
-          <w:lang w:val="it-IT"/>
-        </w:rPr>
-        <w:t>Computational</w:t>
-      </w:r>
-      <w:proofErr w:type="spellEnd"/>
-      <w:r>
-        <w:rPr>
-          <w:rFonts w:ascii="Times New Roman" w:hAnsi="Times New Roman" w:cs="Times New Roman"/>
-          <w:lang w:val="it-IT"/>
-        </w:rPr>
-        <w:t xml:space="preserve"> </w:t>
-      </w:r>
-      <w:proofErr w:type="spellStart"/>
-      <w:r>
-        <w:rPr>
-          <w:rFonts w:ascii="Times New Roman" w:hAnsi="Times New Roman" w:cs="Times New Roman"/>
-          <w:lang w:val="it-IT"/>
-        </w:rPr>
-        <w:t>Linguistics</w:t>
-      </w:r>
-      <w:proofErr w:type="spellEnd"/>
-      <w:r>
-        <w:rPr>
-          <w:rFonts w:ascii="Times New Roman" w:hAnsi="Times New Roman" w:cs="Times New Roman"/>
-          <w:lang w:val="it-IT"/>
-        </w:rPr>
-        <w:t xml:space="preserve">: 18632-18702. https://aclanthology.org/2025.findings-acl.958/. </w:t>
-      </w:r>
-      <w:proofErr w:type="gramStart"/>
-      <w:r>
-        <w:rPr>
-          <w:rFonts w:ascii="Times New Roman" w:hAnsi="Times New Roman" w:cs="Times New Roman"/>
-        </w:rPr>
-        <w:t>DOI:10.18653/v1/2025.findings-acl</w:t>
-      </w:r>
-      <w:proofErr w:type="gramEnd"/>
-      <w:r>
-        <w:rPr>
-          <w:rFonts w:ascii="Times New Roman" w:hAnsi="Times New Roman" w:cs="Times New Roman"/>
-        </w:rPr>
-        <w:t>.958.</w:t>
+        </w:rPr>
+        <w:t>DOI:10.18653/v1/2025.findings-acl.958.</w:t>
       </w:r>
     </w:p>
     <w:p>
@@ -37543,21 +36104,7 @@
         <w:rPr>
           <w:rFonts w:ascii="Times New Roman" w:hAnsi="Times New Roman" w:cs="Times New Roman"/>
         </w:rPr>
-        <w:t xml:space="preserve">ICHTER  </w:t>
-      </w:r>
-      <w:proofErr w:type="spellStart"/>
-      <w:r>
-        <w:rPr>
-          <w:rFonts w:ascii="Times New Roman" w:hAnsi="Times New Roman" w:cs="Times New Roman"/>
-        </w:rPr>
-        <w:t>brian</w:t>
-      </w:r>
-      <w:proofErr w:type="spellEnd"/>
-      <w:r>
-        <w:rPr>
-          <w:rFonts w:ascii="Times New Roman" w:hAnsi="Times New Roman" w:cs="Times New Roman"/>
-        </w:rPr>
-        <w:t xml:space="preserve">, BROHAN A, CHEBOTAR Y, </w:t>
+        <w:t xml:space="preserve">ICHTER  brian, BROHAN A, CHEBOTAR Y, </w:t>
       </w:r>
       <w:r>
         <w:rPr>
@@ -37605,21 +36152,7 @@
         <w:rPr>
           <w:rFonts w:ascii="Times New Roman" w:hAnsi="Times New Roman" w:cs="Times New Roman"/>
         </w:rPr>
-        <w:t xml:space="preserve">KAHNEMAN D, TVERSKY A, 1979. Prospect Theory: An Analysis of Decision under Risk[J/OL]. </w:t>
-      </w:r>
-      <w:proofErr w:type="spellStart"/>
-      <w:r>
-        <w:rPr>
-          <w:rFonts w:ascii="Times New Roman" w:hAnsi="Times New Roman" w:cs="Times New Roman"/>
-        </w:rPr>
-        <w:t>Econometrica</w:t>
-      </w:r>
-      <w:proofErr w:type="spellEnd"/>
-      <w:r>
-        <w:rPr>
-          <w:rFonts w:ascii="Times New Roman" w:hAnsi="Times New Roman" w:cs="Times New Roman"/>
-        </w:rPr>
-        <w:t>, 47(2): 263-292. DOI:10.2307/1914185.</w:t>
+        <w:t>KAHNEMAN D, TVERSKY A, 1979. Prospect Theory: An Analysis of Decision under Risk[J/OL]. Econometrica, 47(2): 263-292. DOI:10.2307/1914185.</w:t>
       </w:r>
     </w:p>
     <w:p>
@@ -37657,21 +36190,7 @@
         <w:rPr>
           <w:rFonts w:ascii="Times New Roman" w:hAnsi="Times New Roman" w:cs="Times New Roman"/>
         </w:rPr>
-        <w:t xml:space="preserve">Memory OS of AI Agent[C/OL]//Proceedings of the 2025 Conference on Empirical Methods in Natural Language Processing. Suzhou, China: Association for Computational Linguistics: 25961-25970. https://aclanthology.org/2025.emnlp-main.1318/. </w:t>
-      </w:r>
-      <w:proofErr w:type="gramStart"/>
-      <w:r>
-        <w:rPr>
-          <w:rFonts w:ascii="Times New Roman" w:hAnsi="Times New Roman" w:cs="Times New Roman"/>
-        </w:rPr>
-        <w:t>DOI:10.18653/v1/2025.emnlp-main</w:t>
-      </w:r>
-      <w:proofErr w:type="gramEnd"/>
-      <w:r>
-        <w:rPr>
-          <w:rFonts w:ascii="Times New Roman" w:hAnsi="Times New Roman" w:cs="Times New Roman"/>
-        </w:rPr>
-        <w:t>.1318.</w:t>
+        <w:t>Memory OS of AI Agent[C/OL]//Proceedings of the 2025 Conference on Empirical Methods in Natural Language Processing. Suzhou, China: Association for Computational Linguistics: 25961-25970. https://aclanthology.org/2025.emnlp-main.1318/. DOI:10.18653/v1/2025.emnlp-main.1318.</w:t>
       </w:r>
     </w:p>
     <w:p>
@@ -37728,56 +36247,26 @@
           <w:rFonts w:ascii="Times New Roman" w:hAnsi="Times New Roman" w:cs="Times New Roman"/>
           <w:lang w:val="pt-BR"/>
         </w:rPr>
-        <w:t xml:space="preserve">KULSHRESHTHA A, ADIWARDANA D </w:t>
-      </w:r>
-      <w:proofErr w:type="spellStart"/>
+        <w:t xml:space="preserve">KULSHRESHTHA A, ADIWARDANA D D F, SO D R, </w:t>
+      </w:r>
+      <w:r>
+        <w:rPr>
+          <w:rFonts w:ascii="Times New Roman" w:hAnsi="Times New Roman" w:cs="Times New Roman"/>
+        </w:rPr>
+        <w:t>等</w:t>
+      </w:r>
       <w:r>
         <w:rPr>
           <w:rFonts w:ascii="Times New Roman" w:hAnsi="Times New Roman" w:cs="Times New Roman"/>
           <w:lang w:val="pt-BR"/>
         </w:rPr>
-        <w:t>D</w:t>
-      </w:r>
-      <w:proofErr w:type="spellEnd"/>
+        <w:t xml:space="preserve">, 2020. </w:t>
+      </w:r>
       <w:r>
         <w:rPr>
           <w:rFonts w:ascii="Times New Roman" w:hAnsi="Times New Roman" w:cs="Times New Roman"/>
-          <w:lang w:val="pt-BR"/>
-        </w:rPr>
-        <w:t xml:space="preserve"> F, SO D R, </w:t>
-      </w:r>
-      <w:r>
-        <w:rPr>
-          <w:rFonts w:ascii="Times New Roman" w:hAnsi="Times New Roman" w:cs="Times New Roman"/>
-        </w:rPr>
-        <w:t>等</w:t>
-      </w:r>
-      <w:r>
-        <w:rPr>
-          <w:rFonts w:ascii="Times New Roman" w:hAnsi="Times New Roman" w:cs="Times New Roman"/>
-          <w:lang w:val="pt-BR"/>
-        </w:rPr>
-        <w:t xml:space="preserve">, 2020. </w:t>
-      </w:r>
-      <w:r>
-        <w:rPr>
-          <w:rFonts w:ascii="Times New Roman" w:hAnsi="Times New Roman" w:cs="Times New Roman"/>
-        </w:rPr>
-        <w:t>Towards a Human-like Open-Domain Chatbot[M]//</w:t>
-      </w:r>
-      <w:proofErr w:type="spellStart"/>
-      <w:r>
-        <w:rPr>
-          <w:rFonts w:ascii="Times New Roman" w:hAnsi="Times New Roman" w:cs="Times New Roman"/>
-        </w:rPr>
-        <w:t>arXiv</w:t>
-      </w:r>
-      <w:proofErr w:type="spellEnd"/>
-      <w:r>
-        <w:rPr>
-          <w:rFonts w:ascii="Times New Roman" w:hAnsi="Times New Roman" w:cs="Times New Roman"/>
-        </w:rPr>
-        <w:t>.</w:t>
+        </w:rPr>
+        <w:t>Towards a Human-like Open-Domain Chatbot[M]//arXiv.</w:t>
       </w:r>
     </w:p>
     <w:p>
@@ -37808,21 +36297,7 @@
         <w:rPr>
           <w:rFonts w:ascii="Times New Roman" w:hAnsi="Times New Roman" w:cs="Times New Roman"/>
         </w:rPr>
-        <w:t xml:space="preserve">, 2024. MT-Eval: A Multi-Turn Capabilities Evaluation Benchmark for Large Language Models[C/OL]//AL-ONAIZAN Y, BANSAL M, CHEN Y N. Proceedings of the 2024 Conference on Empirical Methods in Natural Language Processing. Miami, Florida, USA: Association for Computational Linguistics: 20153-20177. https://aclanthology.org/2024.emnlp-main.1124/. </w:t>
-      </w:r>
-      <w:proofErr w:type="gramStart"/>
-      <w:r>
-        <w:rPr>
-          <w:rFonts w:ascii="Times New Roman" w:hAnsi="Times New Roman" w:cs="Times New Roman"/>
-        </w:rPr>
-        <w:t>DOI:10.18653/v1/2024.emnlp-main</w:t>
-      </w:r>
-      <w:proofErr w:type="gramEnd"/>
-      <w:r>
-        <w:rPr>
-          <w:rFonts w:ascii="Times New Roman" w:hAnsi="Times New Roman" w:cs="Times New Roman"/>
-        </w:rPr>
-        <w:t>.1124.</w:t>
+        <w:t>, 2024. MT-Eval: A Multi-Turn Capabilities Evaluation Benchmark for Large Language Models[C/OL]//AL-ONAIZAN Y, BANSAL M, CHEN Y N. Proceedings of the 2024 Conference on Empirical Methods in Natural Language Processing. Miami, Florida, USA: Association for Computational Linguistics: 20153-20177. https://aclanthology.org/2024.emnlp-main.1124/. DOI:10.18653/v1/2024.emnlp-main.1124.</w:t>
       </w:r>
     </w:p>
     <w:p>
@@ -37840,21 +36315,7 @@
         <w:rPr>
           <w:rFonts w:ascii="Times New Roman" w:hAnsi="Times New Roman" w:cs="Times New Roman"/>
         </w:rPr>
-        <w:t>LEE J, STEVENS N, HAN S C, 2025. Large Language Models in Finance (</w:t>
-      </w:r>
-      <w:proofErr w:type="spellStart"/>
-      <w:r>
-        <w:rPr>
-          <w:rFonts w:ascii="Times New Roman" w:hAnsi="Times New Roman" w:cs="Times New Roman"/>
-        </w:rPr>
-        <w:t>FinLLMs</w:t>
-      </w:r>
-      <w:proofErr w:type="spellEnd"/>
-      <w:r>
-        <w:rPr>
-          <w:rFonts w:ascii="Times New Roman" w:hAnsi="Times New Roman" w:cs="Times New Roman"/>
-        </w:rPr>
-        <w:t>)[J/OL]. Neural Computing and Applications, 37: 24853-24867. DOI:10.1007/s00521-024-10495-6.</w:t>
+        <w:t>LEE J, STEVENS N, HAN S C, 2025. Large Language Models in Finance (FinLLMs)[J/OL]. Neural Computing and Applications, 37: 24853-24867. DOI:10.1007/s00521-024-10495-6.</w:t>
       </w:r>
     </w:p>
     <w:p>
@@ -37907,37 +36368,12 @@
         </w:rPr>
         <w:t xml:space="preserve"> 33. </w:t>
       </w:r>
-      <w:proofErr w:type="spellStart"/>
       <w:r>
         <w:rPr>
           <w:rFonts w:ascii="Times New Roman" w:hAnsi="Times New Roman" w:cs="Times New Roman"/>
           <w:lang w:val="fr-FR"/>
         </w:rPr>
-        <w:t>Curran</w:t>
-      </w:r>
-      <w:proofErr w:type="spellEnd"/>
-      <w:r>
-        <w:rPr>
-          <w:rFonts w:ascii="Times New Roman" w:hAnsi="Times New Roman" w:cs="Times New Roman"/>
-          <w:lang w:val="fr-FR"/>
-        </w:rPr>
-        <w:t xml:space="preserve"> Associates, Inc. https://proceedings.neurips.cc/paper/2020/hash/6b493230205f780e1bc26945df7481e5-Abstract.html. </w:t>
-      </w:r>
-      <w:proofErr w:type="gramStart"/>
-      <w:r>
-        <w:rPr>
-          <w:rFonts w:ascii="Times New Roman" w:hAnsi="Times New Roman" w:cs="Times New Roman"/>
-          <w:lang w:val="fr-FR"/>
-        </w:rPr>
-        <w:t>DOI:</w:t>
-      </w:r>
-      <w:proofErr w:type="gramEnd"/>
-      <w:r>
-        <w:rPr>
-          <w:rFonts w:ascii="Times New Roman" w:hAnsi="Times New Roman" w:cs="Times New Roman"/>
-          <w:lang w:val="fr-FR"/>
-        </w:rPr>
-        <w:t>10.48550/arXiv.2005.11401.</w:t>
+        <w:t>Curran Associates, Inc. https://proceedings.neurips.cc/paper/2020/hash/6b493230205f780e1bc26945df7481e5-Abstract.html. DOI:10.48550/arXiv.2005.11401.</w:t>
       </w:r>
     </w:p>
     <w:p>
@@ -38013,35 +36449,7 @@
         <w:rPr>
           <w:rFonts w:ascii="Times New Roman" w:hAnsi="Times New Roman" w:cs="Times New Roman"/>
         </w:rPr>
-        <w:t xml:space="preserve">Investors’ willingness to use </w:t>
-      </w:r>
-      <w:proofErr w:type="spellStart"/>
-      <w:r>
-        <w:rPr>
-          <w:rFonts w:ascii="Times New Roman" w:hAnsi="Times New Roman" w:cs="Times New Roman"/>
-        </w:rPr>
-        <w:t>robo</w:t>
-      </w:r>
-      <w:proofErr w:type="spellEnd"/>
-      <w:r>
-        <w:rPr>
-          <w:rFonts w:ascii="Times New Roman" w:hAnsi="Times New Roman" w:cs="Times New Roman"/>
-        </w:rPr>
-        <w:t xml:space="preserve">-advisors: Extrapolating influencing factors based on the fiduciary duty of investment advisors[J/OL]. International Review of Economics and Finance, 94: 103411. </w:t>
-      </w:r>
-      <w:proofErr w:type="gramStart"/>
-      <w:r>
-        <w:rPr>
-          <w:rFonts w:ascii="Times New Roman" w:hAnsi="Times New Roman" w:cs="Times New Roman"/>
-        </w:rPr>
-        <w:t>DOI:10.1016/j.iref</w:t>
-      </w:r>
-      <w:proofErr w:type="gramEnd"/>
-      <w:r>
-        <w:rPr>
-          <w:rFonts w:ascii="Times New Roman" w:hAnsi="Times New Roman" w:cs="Times New Roman"/>
-        </w:rPr>
-        <w:t>.2024.103411.</w:t>
+        <w:t>Investors’ willingness to use robo-advisors: Extrapolating influencing factors based on the fiduciary duty of investment advisors[J/OL]. International Review of Economics and Finance, 94: 103411. DOI:10.1016/j.iref.2024.103411.</w:t>
       </w:r>
     </w:p>
     <w:p>
@@ -38079,21 +36487,7 @@
         <w:rPr>
           <w:rFonts w:ascii="Times New Roman" w:hAnsi="Times New Roman" w:cs="Times New Roman"/>
         </w:rPr>
-        <w:t xml:space="preserve">Evaluating Very Long-Term Conversational Memory of LLM Agents[C/OL]//Proceedings of the 62nd Annual Meeting of the Association for Computational Linguistics (Volume 1: Long Papers). Bangkok, Thailand: Association for Computational Linguistics: 13851-13870. https://aclanthology.org/2024.acl-long.747/. </w:t>
-      </w:r>
-      <w:proofErr w:type="gramStart"/>
-      <w:r>
-        <w:rPr>
-          <w:rFonts w:ascii="Times New Roman" w:hAnsi="Times New Roman" w:cs="Times New Roman"/>
-        </w:rPr>
-        <w:t>DOI:10.18653/v1/2024.acl-long</w:t>
-      </w:r>
-      <w:proofErr w:type="gramEnd"/>
-      <w:r>
-        <w:rPr>
-          <w:rFonts w:ascii="Times New Roman" w:hAnsi="Times New Roman" w:cs="Times New Roman"/>
-        </w:rPr>
-        <w:t>.747.</w:t>
+        <w:t>Evaluating Very Long-Term Conversational Memory of LLM Agents[C/OL]//Proceedings of the 62nd Annual Meeting of the Association for Computational Linguistics (Volume 1: Long Papers). Bangkok, Thailand: Association for Computational Linguistics: 13851-13870. https://aclanthology.org/2024.acl-long.747/. DOI:10.18653/v1/2024.acl-long.747.</w:t>
       </w:r>
     </w:p>
     <w:p>
@@ -38211,21 +36605,12 @@
         </w:rPr>
         <w:t xml:space="preserve"> 35. </w:t>
       </w:r>
-      <w:proofErr w:type="spellStart"/>
       <w:r>
         <w:rPr>
           <w:rFonts w:ascii="Times New Roman" w:hAnsi="Times New Roman" w:cs="Times New Roman"/>
           <w:lang w:val="fr-FR"/>
         </w:rPr>
-        <w:t>Curran</w:t>
-      </w:r>
-      <w:proofErr w:type="spellEnd"/>
-      <w:r>
-        <w:rPr>
-          <w:rFonts w:ascii="Times New Roman" w:hAnsi="Times New Roman" w:cs="Times New Roman"/>
-          <w:lang w:val="fr-FR"/>
-        </w:rPr>
-        <w:t xml:space="preserve"> Associates, Inc.: 27730-27744. https://proceedings.neurips.cc/paper_files/paper/2022/file/b1efde53be364a73914f58805a001731-Paper-Conference.pdf.</w:t>
+        <w:t>Curran Associates, Inc.: 27730-27744. https://proceedings.neurips.cc/paper_files/paper/2022/file/b1efde53be364a73914f58805a001731-Paper-Conference.pdf.</w:t>
       </w:r>
     </w:p>
     <w:p>
@@ -38263,21 +36648,7 @@
         <w:rPr>
           <w:rFonts w:ascii="Times New Roman" w:hAnsi="Times New Roman" w:cs="Times New Roman"/>
         </w:rPr>
-        <w:t xml:space="preserve">Generative Agents: Interactive Simulacra of Human Behavior[J/OL]. </w:t>
-      </w:r>
-      <w:proofErr w:type="spellStart"/>
-      <w:r>
-        <w:rPr>
-          <w:rFonts w:ascii="Times New Roman" w:hAnsi="Times New Roman" w:cs="Times New Roman"/>
-        </w:rPr>
-        <w:t>CoRR</w:t>
-      </w:r>
-      <w:proofErr w:type="spellEnd"/>
-      <w:r>
-        <w:rPr>
-          <w:rFonts w:ascii="Times New Roman" w:hAnsi="Times New Roman" w:cs="Times New Roman"/>
-        </w:rPr>
-        <w:t>, abs/2304.03442. https://doi.org/10.48550/arXiv.2304.03442.</w:t>
+        <w:t>Generative Agents: Interactive Simulacra of Human Behavior[J/OL]. CoRR, abs/2304.03442. https://doi.org/10.48550/arXiv.2304.03442.</w:t>
       </w:r>
     </w:p>
     <w:p>
@@ -38315,23 +36686,7 @@
           <w:rFonts w:ascii="Times New Roman" w:hAnsi="Times New Roman" w:cs="Times New Roman"/>
           <w:lang w:val="it-IT"/>
         </w:rPr>
-        <w:t xml:space="preserve">San Francisco, CA, USA: ACM: 1-22. https://dl.acm.org/doi/fullHtml/10.1145/3586183.3606763. </w:t>
-      </w:r>
-      <w:proofErr w:type="gramStart"/>
-      <w:r>
-        <w:rPr>
-          <w:rFonts w:ascii="Times New Roman" w:hAnsi="Times New Roman" w:cs="Times New Roman"/>
-          <w:lang w:val="it-IT"/>
-        </w:rPr>
-        <w:t>DOI:10.1145</w:t>
-      </w:r>
-      <w:proofErr w:type="gramEnd"/>
-      <w:r>
-        <w:rPr>
-          <w:rFonts w:ascii="Times New Roman" w:hAnsi="Times New Roman" w:cs="Times New Roman"/>
-          <w:lang w:val="it-IT"/>
-        </w:rPr>
-        <w:t>/3586183.3606763.</w:t>
+        <w:t>San Francisco, CA, USA: ACM: 1-22. https://dl.acm.org/doi/fullHtml/10.1145/3586183.3606763. DOI:10.1145/3586183.3606763.</w:t>
       </w:r>
     </w:p>
     <w:p>
@@ -38349,35 +36704,7 @@
         <w:rPr>
           <w:rFonts w:ascii="Times New Roman" w:hAnsi="Times New Roman" w:cs="Times New Roman"/>
         </w:rPr>
-        <w:t>SCHERER B, LEHNER S, 2025. What drives robo-</w:t>
-      </w:r>
-      <w:proofErr w:type="gramStart"/>
-      <w:r>
-        <w:rPr>
-          <w:rFonts w:ascii="Times New Roman" w:hAnsi="Times New Roman" w:cs="Times New Roman"/>
-        </w:rPr>
-        <w:t>advice?[</w:t>
-      </w:r>
-      <w:proofErr w:type="gramEnd"/>
-      <w:r>
-        <w:rPr>
-          <w:rFonts w:ascii="Times New Roman" w:hAnsi="Times New Roman" w:cs="Times New Roman"/>
-        </w:rPr>
-        <w:t xml:space="preserve">J/OL]. Journal of Empirical Finance, 80: 101574. </w:t>
-      </w:r>
-      <w:proofErr w:type="gramStart"/>
-      <w:r>
-        <w:rPr>
-          <w:rFonts w:ascii="Times New Roman" w:hAnsi="Times New Roman" w:cs="Times New Roman"/>
-        </w:rPr>
-        <w:t>DOI:10.1016/j.jempfin</w:t>
-      </w:r>
-      <w:proofErr w:type="gramEnd"/>
-      <w:r>
-        <w:rPr>
-          <w:rFonts w:ascii="Times New Roman" w:hAnsi="Times New Roman" w:cs="Times New Roman"/>
-        </w:rPr>
-        <w:t>.2024.101574.</w:t>
+        <w:t>SCHERER B, LEHNER S, 2025. What drives robo-advice?[J/OL]. Journal of Empirical Finance, 80: 101574. DOI:10.1016/j.jempfin.2024.101574.</w:t>
       </w:r>
     </w:p>
     <w:p>
@@ -38408,61 +36735,38 @@
         <w:rPr>
           <w:rFonts w:ascii="Times New Roman" w:hAnsi="Times New Roman" w:cs="Times New Roman"/>
         </w:rPr>
-        <w:t xml:space="preserve">, 2023. </w:t>
-      </w:r>
-      <w:proofErr w:type="spellStart"/>
+        <w:t xml:space="preserve">, 2023. Toolformer: Language Models Can Teach Themselves to Use Tools[C/OL]//OH A, NAUMANN T, GLOBERSON A, </w:t>
+      </w:r>
       <w:r>
         <w:rPr>
           <w:rFonts w:ascii="Times New Roman" w:hAnsi="Times New Roman" w:cs="Times New Roman"/>
         </w:rPr>
-        <w:t>Toolformer</w:t>
-      </w:r>
-      <w:proofErr w:type="spellEnd"/>
+        <w:t>等</w:t>
+      </w:r>
       <w:r>
         <w:rPr>
           <w:rFonts w:ascii="Times New Roman" w:hAnsi="Times New Roman" w:cs="Times New Roman"/>
         </w:rPr>
-        <w:t xml:space="preserve">: Language Models Can Teach Themselves to Use Tools[C/OL]//OH A, NAUMANN T, GLOBERSON A, </w:t>
+        <w:t xml:space="preserve">. Advances in Neural Information Processing Systems: </w:t>
       </w:r>
       <w:r>
         <w:rPr>
           <w:rFonts w:ascii="Times New Roman" w:hAnsi="Times New Roman" w:cs="Times New Roman"/>
         </w:rPr>
-        <w:t>等</w:t>
+        <w:t>卷</w:t>
       </w:r>
       <w:r>
         <w:rPr>
           <w:rFonts w:ascii="Times New Roman" w:hAnsi="Times New Roman" w:cs="Times New Roman"/>
         </w:rPr>
-        <w:t xml:space="preserve">. Advances in Neural Information Processing Systems: </w:t>
-      </w:r>
-      <w:r>
-        <w:rPr>
-          <w:rFonts w:ascii="Times New Roman" w:hAnsi="Times New Roman" w:cs="Times New Roman"/>
-        </w:rPr>
-        <w:t>卷</w:t>
-      </w:r>
-      <w:r>
-        <w:rPr>
-          <w:rFonts w:ascii="Times New Roman" w:hAnsi="Times New Roman" w:cs="Times New Roman"/>
-        </w:rPr>
         <w:t xml:space="preserve"> 36. </w:t>
       </w:r>
-      <w:proofErr w:type="spellStart"/>
       <w:r>
         <w:rPr>
           <w:rFonts w:ascii="Times New Roman" w:hAnsi="Times New Roman" w:cs="Times New Roman"/>
           <w:lang w:val="fr-FR"/>
         </w:rPr>
-        <w:t>Curran</w:t>
-      </w:r>
-      <w:proofErr w:type="spellEnd"/>
-      <w:r>
-        <w:rPr>
-          <w:rFonts w:ascii="Times New Roman" w:hAnsi="Times New Roman" w:cs="Times New Roman"/>
-          <w:lang w:val="fr-FR"/>
-        </w:rPr>
-        <w:t xml:space="preserve"> Associates, Inc.: 68539-68551. https://proceedings.neurips.cc/paper_files/paper/2023/file/d842425e4bf79ba039352da0f658a906-Paper-Conference.pdf.</w:t>
+        <w:t>Curran Associates, Inc.: 68539-68551. https://proceedings.neurips.cc/paper_files/paper/2023/file/d842425e4bf79ba039352da0f658a906-Paper-Conference.pdf.</w:t>
       </w:r>
     </w:p>
     <w:p>
@@ -38495,177 +36799,33 @@
           <w:rFonts w:ascii="Times New Roman" w:hAnsi="Times New Roman" w:cs="Times New Roman"/>
           <w:lang w:val="fr-FR"/>
         </w:rPr>
-        <w:t xml:space="preserve">, 2023a. </w:t>
-      </w:r>
-      <w:proofErr w:type="spellStart"/>
+        <w:t xml:space="preserve">, 2023a. Reflexion: language agents with verbal reinforcement learning[C/OL]//OH A, NAUMANN T, GLOBERSON A, </w:t>
+      </w:r>
+      <w:r>
+        <w:rPr>
+          <w:rFonts w:ascii="Times New Roman" w:hAnsi="Times New Roman" w:cs="Times New Roman"/>
+        </w:rPr>
+        <w:t>等</w:t>
+      </w:r>
       <w:r>
         <w:rPr>
           <w:rFonts w:ascii="Times New Roman" w:hAnsi="Times New Roman" w:cs="Times New Roman"/>
           <w:lang w:val="fr-FR"/>
         </w:rPr>
-        <w:t>Reflexion</w:t>
-      </w:r>
-      <w:proofErr w:type="spellEnd"/>
+        <w:t xml:space="preserve">. Advances in Neural Information Processing Systems: </w:t>
+      </w:r>
+      <w:r>
+        <w:rPr>
+          <w:rFonts w:ascii="Times New Roman" w:hAnsi="Times New Roman" w:cs="Times New Roman"/>
+        </w:rPr>
+        <w:t>卷</w:t>
+      </w:r>
       <w:r>
         <w:rPr>
           <w:rFonts w:ascii="Times New Roman" w:hAnsi="Times New Roman" w:cs="Times New Roman"/>
           <w:lang w:val="fr-FR"/>
         </w:rPr>
-        <w:t xml:space="preserve">: </w:t>
-      </w:r>
-      <w:proofErr w:type="spellStart"/>
-      <w:r>
-        <w:rPr>
-          <w:rFonts w:ascii="Times New Roman" w:hAnsi="Times New Roman" w:cs="Times New Roman"/>
-          <w:lang w:val="fr-FR"/>
-        </w:rPr>
-        <w:t>language</w:t>
-      </w:r>
-      <w:proofErr w:type="spellEnd"/>
-      <w:r>
-        <w:rPr>
-          <w:rFonts w:ascii="Times New Roman" w:hAnsi="Times New Roman" w:cs="Times New Roman"/>
-          <w:lang w:val="fr-FR"/>
-        </w:rPr>
-        <w:t xml:space="preserve"> agents </w:t>
-      </w:r>
-      <w:proofErr w:type="spellStart"/>
-      <w:r>
-        <w:rPr>
-          <w:rFonts w:ascii="Times New Roman" w:hAnsi="Times New Roman" w:cs="Times New Roman"/>
-          <w:lang w:val="fr-FR"/>
-        </w:rPr>
-        <w:t>with</w:t>
-      </w:r>
-      <w:proofErr w:type="spellEnd"/>
-      <w:r>
-        <w:rPr>
-          <w:rFonts w:ascii="Times New Roman" w:hAnsi="Times New Roman" w:cs="Times New Roman"/>
-          <w:lang w:val="fr-FR"/>
-        </w:rPr>
-        <w:t xml:space="preserve"> verbal </w:t>
-      </w:r>
-      <w:proofErr w:type="spellStart"/>
-      <w:r>
-        <w:rPr>
-          <w:rFonts w:ascii="Times New Roman" w:hAnsi="Times New Roman" w:cs="Times New Roman"/>
-          <w:lang w:val="fr-FR"/>
-        </w:rPr>
-        <w:t>reinforcement</w:t>
-      </w:r>
-      <w:proofErr w:type="spellEnd"/>
-      <w:r>
-        <w:rPr>
-          <w:rFonts w:ascii="Times New Roman" w:hAnsi="Times New Roman" w:cs="Times New Roman"/>
-          <w:lang w:val="fr-FR"/>
-        </w:rPr>
-        <w:t xml:space="preserve"> </w:t>
-      </w:r>
-      <w:proofErr w:type="spellStart"/>
-      <w:r>
-        <w:rPr>
-          <w:rFonts w:ascii="Times New Roman" w:hAnsi="Times New Roman" w:cs="Times New Roman"/>
-          <w:lang w:val="fr-FR"/>
-        </w:rPr>
-        <w:t>learning</w:t>
-      </w:r>
-      <w:proofErr w:type="spellEnd"/>
-      <w:r>
-        <w:rPr>
-          <w:rFonts w:ascii="Times New Roman" w:hAnsi="Times New Roman" w:cs="Times New Roman"/>
-          <w:lang w:val="fr-FR"/>
-        </w:rPr>
-        <w:t xml:space="preserve">[C/OL]//OH A, NAUMANN T, GLOBERSON A, </w:t>
-      </w:r>
-      <w:r>
-        <w:rPr>
-          <w:rFonts w:ascii="Times New Roman" w:hAnsi="Times New Roman" w:cs="Times New Roman"/>
-        </w:rPr>
-        <w:t>等</w:t>
-      </w:r>
-      <w:r>
-        <w:rPr>
-          <w:rFonts w:ascii="Times New Roman" w:hAnsi="Times New Roman" w:cs="Times New Roman"/>
-          <w:lang w:val="fr-FR"/>
-        </w:rPr>
-        <w:t xml:space="preserve">. </w:t>
-      </w:r>
-      <w:proofErr w:type="spellStart"/>
-      <w:r>
-        <w:rPr>
-          <w:rFonts w:ascii="Times New Roman" w:hAnsi="Times New Roman" w:cs="Times New Roman"/>
-          <w:lang w:val="fr-FR"/>
-        </w:rPr>
-        <w:t>Advances</w:t>
-      </w:r>
-      <w:proofErr w:type="spellEnd"/>
-      <w:r>
-        <w:rPr>
-          <w:rFonts w:ascii="Times New Roman" w:hAnsi="Times New Roman" w:cs="Times New Roman"/>
-          <w:lang w:val="fr-FR"/>
-        </w:rPr>
-        <w:t xml:space="preserve"> in Neural Information </w:t>
-      </w:r>
-      <w:proofErr w:type="spellStart"/>
-      <w:r>
-        <w:rPr>
-          <w:rFonts w:ascii="Times New Roman" w:hAnsi="Times New Roman" w:cs="Times New Roman"/>
-          <w:lang w:val="fr-FR"/>
-        </w:rPr>
-        <w:t>Processing</w:t>
-      </w:r>
-      <w:proofErr w:type="spellEnd"/>
-      <w:r>
-        <w:rPr>
-          <w:rFonts w:ascii="Times New Roman" w:hAnsi="Times New Roman" w:cs="Times New Roman"/>
-          <w:lang w:val="fr-FR"/>
-        </w:rPr>
-        <w:t xml:space="preserve"> </w:t>
-      </w:r>
-      <w:proofErr w:type="spellStart"/>
-      <w:r>
-        <w:rPr>
-          <w:rFonts w:ascii="Times New Roman" w:hAnsi="Times New Roman" w:cs="Times New Roman"/>
-          <w:lang w:val="fr-FR"/>
-        </w:rPr>
-        <w:t>Systems</w:t>
-      </w:r>
-      <w:proofErr w:type="spellEnd"/>
-      <w:r>
-        <w:rPr>
-          <w:rFonts w:ascii="Times New Roman" w:hAnsi="Times New Roman" w:cs="Times New Roman"/>
-          <w:lang w:val="fr-FR"/>
-        </w:rPr>
-        <w:t xml:space="preserve">: </w:t>
-      </w:r>
-      <w:r>
-        <w:rPr>
-          <w:rFonts w:ascii="Times New Roman" w:hAnsi="Times New Roman" w:cs="Times New Roman"/>
-        </w:rPr>
-        <w:t>卷</w:t>
-      </w:r>
-      <w:r>
-        <w:rPr>
-          <w:rFonts w:ascii="Times New Roman" w:hAnsi="Times New Roman" w:cs="Times New Roman"/>
-          <w:lang w:val="fr-FR"/>
-        </w:rPr>
-        <w:t xml:space="preserve"> 36. </w:t>
-      </w:r>
-      <w:proofErr w:type="spellStart"/>
-      <w:r>
-        <w:rPr>
-          <w:rFonts w:ascii="Times New Roman" w:hAnsi="Times New Roman" w:cs="Times New Roman"/>
-          <w:lang w:val="fr-FR"/>
-        </w:rPr>
-        <w:t>Curran</w:t>
-      </w:r>
-      <w:proofErr w:type="spellEnd"/>
-      <w:r>
-        <w:rPr>
-          <w:rFonts w:ascii="Times New Roman" w:hAnsi="Times New Roman" w:cs="Times New Roman"/>
-          <w:lang w:val="fr-FR"/>
-        </w:rPr>
-        <w:t xml:space="preserve"> Associates, Inc.: 8634-8652. https://proceedings.neurips.cc/paper_files/paper/2023/file/1b44b878bb782e6954cd888628510e90-Paper-Conference.pdf.</w:t>
+        <w:t xml:space="preserve"> 36. Curran Associates, Inc.: 8634-8652. https://proceedings.neurips.cc/paper_files/paper/2023/file/1b44b878bb782e6954cd888628510e90-Paper-Conference.pdf.</w:t>
       </w:r>
     </w:p>
     <w:p>
@@ -38696,65 +36856,26 @@
         <w:rPr>
           <w:rFonts w:ascii="Times New Roman" w:hAnsi="Times New Roman" w:cs="Times New Roman"/>
         </w:rPr>
-        <w:t xml:space="preserve">, 2023b. </w:t>
-      </w:r>
-      <w:proofErr w:type="spellStart"/>
+        <w:t xml:space="preserve">, 2023b. Reflexion: Language Agents with Verbal Reinforcement Learning[C/OL]//Advances in Neural Information Processing Systems: </w:t>
+      </w:r>
       <w:r>
         <w:rPr>
           <w:rFonts w:ascii="Times New Roman" w:hAnsi="Times New Roman" w:cs="Times New Roman"/>
         </w:rPr>
-        <w:t>Reflexion</w:t>
-      </w:r>
-      <w:proofErr w:type="spellEnd"/>
+        <w:t>卷</w:t>
+      </w:r>
       <w:r>
         <w:rPr>
           <w:rFonts w:ascii="Times New Roman" w:hAnsi="Times New Roman" w:cs="Times New Roman"/>
         </w:rPr>
-        <w:t xml:space="preserve">: Language Agents with Verbal Reinforcement Learning[C/OL]//Advances in Neural Information Processing Systems: </w:t>
-      </w:r>
-      <w:r>
-        <w:rPr>
-          <w:rFonts w:ascii="Times New Roman" w:hAnsi="Times New Roman" w:cs="Times New Roman"/>
-        </w:rPr>
-        <w:t>卷</w:t>
-      </w:r>
-      <w:r>
-        <w:rPr>
-          <w:rFonts w:ascii="Times New Roman" w:hAnsi="Times New Roman" w:cs="Times New Roman"/>
-        </w:rPr>
         <w:t xml:space="preserve"> 36. </w:t>
       </w:r>
-      <w:proofErr w:type="spellStart"/>
       <w:r>
         <w:rPr>
           <w:rFonts w:ascii="Times New Roman" w:hAnsi="Times New Roman" w:cs="Times New Roman"/>
           <w:lang w:val="fr-FR"/>
         </w:rPr>
-        <w:t>Curran</w:t>
-      </w:r>
-      <w:proofErr w:type="spellEnd"/>
-      <w:r>
-        <w:rPr>
-          <w:rFonts w:ascii="Times New Roman" w:hAnsi="Times New Roman" w:cs="Times New Roman"/>
-          <w:lang w:val="fr-FR"/>
-        </w:rPr>
-        <w:t xml:space="preserve"> Associates, Inc.: 14256-14269. https://proceedings.neurips.cc/paper_files/paper/2023/hash/1b44b878bb782e6954cd888628510e90-Abstract-Conference.html. </w:t>
-      </w:r>
-      <w:proofErr w:type="gramStart"/>
-      <w:r>
-        <w:rPr>
-          <w:rFonts w:ascii="Times New Roman" w:hAnsi="Times New Roman" w:cs="Times New Roman"/>
-          <w:lang w:val="fr-FR"/>
-        </w:rPr>
-        <w:t>DOI:</w:t>
-      </w:r>
-      <w:proofErr w:type="gramEnd"/>
-      <w:r>
-        <w:rPr>
-          <w:rFonts w:ascii="Times New Roman" w:hAnsi="Times New Roman" w:cs="Times New Roman"/>
-          <w:lang w:val="fr-FR"/>
-        </w:rPr>
-        <w:t>10.48550/arXiv.2303.11366.</w:t>
+        <w:t>Curran Associates, Inc.: 14256-14269. https://proceedings.neurips.cc/paper_files/paper/2023/hash/1b44b878bb782e6954cd888628510e90-Abstract-Conference.html. DOI:10.48550/arXiv.2303.11366.</w:t>
       </w:r>
     </w:p>
     <w:p>
@@ -38791,21 +36912,7 @@
         <w:rPr>
           <w:rFonts w:ascii="Times New Roman" w:hAnsi="Times New Roman" w:cs="Times New Roman"/>
         </w:rPr>
-        <w:t xml:space="preserve">SQUIRE L R, 2004. Memory systems of the brain: A brief history and current perspective[J/OL]. Neurobiology of Learning and Memory, 82(3): 171-177. </w:t>
-      </w:r>
-      <w:proofErr w:type="gramStart"/>
-      <w:r>
-        <w:rPr>
-          <w:rFonts w:ascii="Times New Roman" w:hAnsi="Times New Roman" w:cs="Times New Roman"/>
-        </w:rPr>
-        <w:t>DOI:10.1016/j.nlm</w:t>
-      </w:r>
-      <w:proofErr w:type="gramEnd"/>
-      <w:r>
-        <w:rPr>
-          <w:rFonts w:ascii="Times New Roman" w:hAnsi="Times New Roman" w:cs="Times New Roman"/>
-        </w:rPr>
-        <w:t>.2004.06.006.</w:t>
+        <w:t>SQUIRE L R, 2004. Memory systems of the brain: A brief history and current perspective[J/OL]. Neurobiology of Learning and Memory, 82(3): 171-177. DOI:10.1016/j.nlm.2004.06.006.</w:t>
       </w:r>
     </w:p>
     <w:p>
@@ -38850,37 +36957,12 @@
         </w:rPr>
         <w:t xml:space="preserve"> 28. </w:t>
       </w:r>
-      <w:proofErr w:type="spellStart"/>
       <w:r>
         <w:rPr>
           <w:rFonts w:ascii="Times New Roman" w:hAnsi="Times New Roman" w:cs="Times New Roman"/>
           <w:lang w:val="fr-FR"/>
         </w:rPr>
-        <w:t>Curran</w:t>
-      </w:r>
-      <w:proofErr w:type="spellEnd"/>
-      <w:r>
-        <w:rPr>
-          <w:rFonts w:ascii="Times New Roman" w:hAnsi="Times New Roman" w:cs="Times New Roman"/>
-          <w:lang w:val="fr-FR"/>
-        </w:rPr>
-        <w:t xml:space="preserve"> Associates, Inc. https://proceedings.neurips.cc/paper_files/paper/2015/hash/8fb21ee7a2207526da55a679f0332de2-Abstract.html. </w:t>
-      </w:r>
-      <w:proofErr w:type="gramStart"/>
-      <w:r>
-        <w:rPr>
-          <w:rFonts w:ascii="Times New Roman" w:hAnsi="Times New Roman" w:cs="Times New Roman"/>
-          <w:lang w:val="fr-FR"/>
-        </w:rPr>
-        <w:t>DOI:</w:t>
-      </w:r>
-      <w:proofErr w:type="gramEnd"/>
-      <w:r>
-        <w:rPr>
-          <w:rFonts w:ascii="Times New Roman" w:hAnsi="Times New Roman" w:cs="Times New Roman"/>
-          <w:lang w:val="fr-FR"/>
-        </w:rPr>
-        <w:t>10.5555/2969442.2969600.</w:t>
+        <w:t>Curran Associates, Inc. https://proceedings.neurips.cc/paper_files/paper/2015/hash/8fb21ee7a2207526da55a679f0332de2-Abstract.html. DOI:10.5555/2969442.2969600.</w:t>
       </w:r>
     </w:p>
     <w:p>
@@ -38914,72 +36996,24 @@
         </w:rPr>
         <w:t xml:space="preserve">, 2025. </w:t>
       </w:r>
-      <w:proofErr w:type="spellStart"/>
       <w:r>
         <w:rPr>
           <w:rFonts w:ascii="Times New Roman" w:hAnsi="Times New Roman" w:cs="Times New Roman"/>
         </w:rPr>
-        <w:t>MemBench</w:t>
-      </w:r>
-      <w:proofErr w:type="spellEnd"/>
-      <w:r>
-        <w:rPr>
-          <w:rFonts w:ascii="Times New Roman" w:hAnsi="Times New Roman" w:cs="Times New Roman"/>
-        </w:rPr>
-        <w:t xml:space="preserve">: Towards More Comprehensive Evaluation on the Memory of LLM-based Agents[C/OL]//Findings of the Association for Computational Linguistics: ACL 2025. </w:t>
+        <w:t xml:space="preserve">MemBench: Towards More Comprehensive Evaluation on the Memory of LLM-based Agents[C/OL]//Findings of the Association for Computational Linguistics: ACL 2025. </w:t>
       </w:r>
       <w:r>
         <w:rPr>
           <w:rFonts w:ascii="Times New Roman" w:hAnsi="Times New Roman" w:cs="Times New Roman"/>
           <w:lang w:val="it-IT"/>
         </w:rPr>
-        <w:t xml:space="preserve">Vienna, Austria: Association for </w:t>
-      </w:r>
-      <w:proofErr w:type="spellStart"/>
+        <w:t xml:space="preserve">Vienna, Austria: Association for Computational Linguistics: 19336-19352. https://aclanthology.org/2025.findings-acl.989/. </w:t>
+      </w:r>
       <w:r>
         <w:rPr>
           <w:rFonts w:ascii="Times New Roman" w:hAnsi="Times New Roman" w:cs="Times New Roman"/>
-          <w:lang w:val="it-IT"/>
-        </w:rPr>
-        <w:t>Computational</w:t>
-      </w:r>
-      <w:proofErr w:type="spellEnd"/>
-      <w:r>
-        <w:rPr>
-          <w:rFonts w:ascii="Times New Roman" w:hAnsi="Times New Roman" w:cs="Times New Roman"/>
-          <w:lang w:val="it-IT"/>
-        </w:rPr>
-        <w:t xml:space="preserve"> </w:t>
-      </w:r>
-      <w:proofErr w:type="spellStart"/>
-      <w:r>
-        <w:rPr>
-          <w:rFonts w:ascii="Times New Roman" w:hAnsi="Times New Roman" w:cs="Times New Roman"/>
-          <w:lang w:val="it-IT"/>
-        </w:rPr>
-        <w:t>Linguistics</w:t>
-      </w:r>
-      <w:proofErr w:type="spellEnd"/>
-      <w:r>
-        <w:rPr>
-          <w:rFonts w:ascii="Times New Roman" w:hAnsi="Times New Roman" w:cs="Times New Roman"/>
-          <w:lang w:val="it-IT"/>
-        </w:rPr>
-        <w:t xml:space="preserve">: 19336-19352. https://aclanthology.org/2025.findings-acl.989/. </w:t>
-      </w:r>
-      <w:proofErr w:type="gramStart"/>
-      <w:r>
-        <w:rPr>
-          <w:rFonts w:ascii="Times New Roman" w:hAnsi="Times New Roman" w:cs="Times New Roman"/>
-        </w:rPr>
-        <w:t>DOI:10.18653/v1/2025.findings-acl</w:t>
-      </w:r>
-      <w:proofErr w:type="gramEnd"/>
-      <w:r>
-        <w:rPr>
-          <w:rFonts w:ascii="Times New Roman" w:hAnsi="Times New Roman" w:cs="Times New Roman"/>
-        </w:rPr>
-        <w:t>.989.</w:t>
+        </w:rPr>
+        <w:t>DOI:10.18653/v1/2025.findings-acl.989.</w:t>
       </w:r>
     </w:p>
     <w:p>
@@ -39044,19 +37078,11 @@
         </w:rPr>
         <w:t xml:space="preserve">YANG H, LIU X Y, WANG C D, 2023. </w:t>
       </w:r>
-      <w:proofErr w:type="spellStart"/>
       <w:r>
         <w:rPr>
           <w:rFonts w:ascii="Times New Roman" w:hAnsi="Times New Roman" w:cs="Times New Roman"/>
         </w:rPr>
-        <w:t>FinGPT</w:t>
-      </w:r>
-      <w:proofErr w:type="spellEnd"/>
-      <w:r>
-        <w:rPr>
-          <w:rFonts w:ascii="Times New Roman" w:hAnsi="Times New Roman" w:cs="Times New Roman"/>
-        </w:rPr>
-        <w:t>: Open-Source Financial Large Language Models[R/OL]. AI4Finance Foundation. https://ai4finance.org/FinGPT-Paper.pdf.</w:t>
+        <w:t>FinGPT: Open-Source Financial Large Language Models[R/OL]. AI4Finance Foundation. https://ai4finance.org/FinGPT-Paper.pdf.</w:t>
       </w:r>
     </w:p>
     <w:p>
@@ -39086,21 +37112,7 @@
         <w:rPr>
           <w:rFonts w:ascii="Times New Roman" w:hAnsi="Times New Roman" w:cs="Times New Roman"/>
         </w:rPr>
-        <w:t xml:space="preserve">, 2024. </w:t>
-      </w:r>
-      <w:proofErr w:type="spellStart"/>
-      <w:r>
-        <w:rPr>
-          <w:rFonts w:ascii="Times New Roman" w:hAnsi="Times New Roman" w:cs="Times New Roman"/>
-        </w:rPr>
-        <w:t>FinRobot</w:t>
-      </w:r>
-      <w:proofErr w:type="spellEnd"/>
-      <w:r>
-        <w:rPr>
-          <w:rFonts w:ascii="Times New Roman" w:hAnsi="Times New Roman" w:cs="Times New Roman"/>
-        </w:rPr>
-        <w:t>: An Open-Source AI Agent Platform for Financial Applications using Large Language Models[Z/OL]. (2024). https://arxiv.org/abs/2405.14767.</w:t>
+        <w:t>, 2024. FinRobot: An Open-Source AI Agent Platform for Financial Applications using Large Language Models[Z/OL]. (2024). https://arxiv.org/abs/2405.14767.</w:t>
       </w:r>
     </w:p>
     <w:p>
@@ -39134,19 +37146,11 @@
         </w:rPr>
         <w:t xml:space="preserve">, 2023. </w:t>
       </w:r>
-      <w:proofErr w:type="spellStart"/>
       <w:r>
         <w:rPr>
           <w:rFonts w:ascii="Times New Roman" w:hAnsi="Times New Roman" w:cs="Times New Roman"/>
         </w:rPr>
-        <w:t>ReAct</w:t>
-      </w:r>
-      <w:proofErr w:type="spellEnd"/>
-      <w:r>
-        <w:rPr>
-          <w:rFonts w:ascii="Times New Roman" w:hAnsi="Times New Roman" w:cs="Times New Roman"/>
-        </w:rPr>
-        <w:t>: Synergizing Reasoning and Acting in Language Models[C/OL]//The Eleventh International Conference on Learning Representations. https://openreview.net/forum?id=WE_vluYUL-X.</w:t>
+        <w:t>ReAct: Synergizing Reasoning and Acting in Language Models[C/OL]//The Eleventh International Conference on Learning Representations. https://openreview.net/forum?id=WE_vluYUL-X.</w:t>
       </w:r>
     </w:p>
     <w:p>
@@ -39229,21 +37233,7 @@
         <w:rPr>
           <w:rFonts w:ascii="Times New Roman" w:hAnsi="Times New Roman" w:cs="Times New Roman"/>
         </w:rPr>
-        <w:t xml:space="preserve">DIALOGPT : Large-Scale Generative Pre-training for Conversational Response Generation[C/OL]//CELIKYILMAZ A, WEN T H. Proceedings of the 58th Annual Meeting of the Association for Computational Linguistics: System Demonstrations. Online: Association for Computational Linguistics: 270-278. https://aclanthology.org/2020.acl-demos.30/. </w:t>
-      </w:r>
-      <w:proofErr w:type="gramStart"/>
-      <w:r>
-        <w:rPr>
-          <w:rFonts w:ascii="Times New Roman" w:hAnsi="Times New Roman" w:cs="Times New Roman"/>
-        </w:rPr>
-        <w:t>DOI:10.18653/v1/2020.acl-demos</w:t>
-      </w:r>
-      <w:proofErr w:type="gramEnd"/>
-      <w:r>
-        <w:rPr>
-          <w:rFonts w:ascii="Times New Roman" w:hAnsi="Times New Roman" w:cs="Times New Roman"/>
-        </w:rPr>
-        <w:t>.30.</w:t>
+        <w:t>DIALOGPT : Large-Scale Generative Pre-training for Conversational Response Generation[C/OL]//CELIKYILMAZ A, WEN T H. Proceedings of the 58th Annual Meeting of the Association for Computational Linguistics: System Demonstrations. Online: Association for Computational Linguistics: 270-278. https://aclanthology.org/2020.acl-demos.30/. DOI:10.18653/v1/2020.acl-demos.30.</w:t>
       </w:r>
     </w:p>
     <w:p>
@@ -39291,21 +37281,7 @@
         <w:rPr>
           <w:rFonts w:ascii="Times New Roman" w:hAnsi="Times New Roman" w:cs="Times New Roman"/>
         </w:rPr>
-        <w:t xml:space="preserve">, 2021. TAT-QA: A Question Answering Benchmark on a Hybrid of Tabular and Textual Content in Finance[C/OL]//Proceedings of the 59th Annual Meeting of the Association for Computational Linguistics and the 11th International Joint Conference on Natural Language Processing (Volume 1: Long Papers). Online: Association for Computational Linguistics: 5002-5012. https://aclanthology.org/2021.acl-long.390/. </w:t>
-      </w:r>
-      <w:proofErr w:type="gramStart"/>
-      <w:r>
-        <w:rPr>
-          <w:rFonts w:ascii="Times New Roman" w:hAnsi="Times New Roman" w:cs="Times New Roman"/>
-        </w:rPr>
-        <w:t>DOI:10.18653/v1/2021.acl-long</w:t>
-      </w:r>
-      <w:proofErr w:type="gramEnd"/>
-      <w:r>
-        <w:rPr>
-          <w:rFonts w:ascii="Times New Roman" w:hAnsi="Times New Roman" w:cs="Times New Roman"/>
-        </w:rPr>
-        <w:t>.390.</w:t>
+        <w:t>, 2021. TAT-QA: A Question Answering Benchmark on a Hybrid of Tabular and Textual Content in Finance[C/OL]//Proceedings of the 59th Annual Meeting of the Association for Computational Linguistics and the 11th International Joint Conference on Natural Language Processing (Volume 1: Long Papers). Online: Association for Computational Linguistics: 5002-5012. https://aclanthology.org/2021.acl-long.390/. DOI:10.18653/v1/2021.acl-long.390.</w:t>
       </w:r>
     </w:p>
     <w:p>
@@ -39364,7 +37340,7 @@
 </file>
 
 <file path=word/endnotes.xml><?xml version="1.0" encoding="utf-8"?>
-<w:endnotes xmlns:cx="http://schemas.microsoft.com/office/drawing/2014/chartex" xmlns:cx1="http://schemas.microsoft.com/office/drawing/2015/9/8/chartex" xmlns:cx2="http://schemas.microsoft.com/office/drawing/2015/10/21/chartex" xmlns:cx3="http://schemas.microsoft.com/office/drawing/2016/5/9/chartex" xmlns:cx4="http://schemas.microsoft.com/office/drawing/2016/5/10/chartex" xmlns:cx5="http://schemas.microsoft.com/office/drawing/2016/5/11/chartex" xmlns:cx6="http://schemas.microsoft.com/office/drawing/2016/5/12/chartex" xmlns:cx7="http://schemas.microsoft.com/office/drawing/2016/5/13/chartex" xmlns:cx8="http://schemas.microsoft.com/office/drawing/2016/5/14/chartex" xmlns:mc="http://schemas.openxmlformats.org/markup-compatibility/2006" xmlns:aink="http://schemas.microsoft.com/office/drawing/2016/ink" xmlns:am3d="http://schemas.microsoft.com/office/drawing/2017/model3d" xmlns:o="urn:schemas-microsoft-com:office:office" xmlns:oel="http://schemas.microsoft.com/office/2019/extlst" xmlns:r="http://purl.oclc.org/ooxml/officeDocument/relationships" xmlns:m="http://purl.oclc.org/ooxml/officeDocument/math" xmlns:v="urn:schemas-microsoft-com:vml" xmlns:wp14="http://schemas.microsoft.com/office/word/2010/wordprocessingDrawing" xmlns:wp="http://purl.oclc.org/ooxml/drawingml/wordprocessingDrawing" xmlns:w10="urn:schemas-microsoft-com:office:word" xmlns:w="http://purl.oclc.org/ooxml/wordprocessingml/main" xmlns:w14="http://schemas.microsoft.com/office/word/2010/wordml" xmlns:w15="http://schemas.microsoft.com/office/word/2012/wordml" xmlns:w16cex="http://schemas.microsoft.com/office/word/2018/wordml/cex" xmlns:w16cid="http://schemas.microsoft.com/office/word/2016/wordml/cid" xmlns:w16="http://schemas.microsoft.com/office/word/2018/wordml" xmlns:w16sdtdh="http://schemas.microsoft.com/office/word/2020/wordml/sdtdatahash" xmlns:w16se="http://schemas.microsoft.com/office/word/2015/wordml/symex" xmlns:wpi="http://schemas.microsoft.com/office/word/2010/wordprocessingInk" xmlns:wne="http://schemas.microsoft.com/office/word/2006/wordml" mc:Ignorable="w14 w15 w16se w16cid w16 w16cex w16sdtdh wne wp14">
+<w:endnotes xmlns:cx="http://schemas.microsoft.com/office/drawing/2014/chartex" xmlns:cx1="http://schemas.microsoft.com/office/drawing/2015/9/8/chartex" xmlns:cx2="http://schemas.microsoft.com/office/drawing/2015/10/21/chartex" xmlns:cx3="http://schemas.microsoft.com/office/drawing/2016/5/9/chartex" xmlns:cx4="http://schemas.microsoft.com/office/drawing/2016/5/10/chartex" xmlns:cx5="http://schemas.microsoft.com/office/drawing/2016/5/11/chartex" xmlns:cx6="http://schemas.microsoft.com/office/drawing/2016/5/12/chartex" xmlns:cx7="http://schemas.microsoft.com/office/drawing/2016/5/13/chartex" xmlns:cx8="http://schemas.microsoft.com/office/drawing/2016/5/14/chartex" xmlns:mc="http://schemas.openxmlformats.org/markup-compatibility/2006" xmlns:aink="http://schemas.microsoft.com/office/drawing/2016/ink" xmlns:am3d="http://schemas.microsoft.com/office/drawing/2017/model3d" xmlns:o="urn:schemas-microsoft-com:office:office" xmlns:oel="http://schemas.microsoft.com/office/2019/extlst" xmlns:r="http://purl.oclc.org/ooxml/officeDocument/relationships" xmlns:m="http://purl.oclc.org/ooxml/officeDocument/math" xmlns:v="urn:schemas-microsoft-com:vml" xmlns:wp14="http://schemas.microsoft.com/office/word/2010/wordprocessingDrawing" xmlns:wp="http://purl.oclc.org/ooxml/drawingml/wordprocessingDrawing" xmlns:w10="urn:schemas-microsoft-com:office:word" xmlns:w="http://purl.oclc.org/ooxml/wordprocessingml/main" xmlns:w14="http://schemas.microsoft.com/office/word/2010/wordml" xmlns:w15="http://schemas.microsoft.com/office/word/2012/wordml" xmlns:w16cex="http://schemas.microsoft.com/office/word/2018/wordml/cex" xmlns:w16cid="http://schemas.microsoft.com/office/word/2016/wordml/cid" xmlns:w16="http://schemas.microsoft.com/office/word/2018/wordml" xmlns:w16du="http://schemas.microsoft.com/office/word/2023/wordml/word16du" xmlns:w16sdtdh="http://schemas.microsoft.com/office/word/2020/wordml/sdtdatahash" xmlns:w16sdtfl="http://schemas.microsoft.com/office/word/2024/wordml/sdtformatlock" xmlns:w16se="http://schemas.microsoft.com/office/word/2015/wordml/symex" xmlns:wpi="http://schemas.microsoft.com/office/word/2010/wordprocessingInk" xmlns:wne="http://schemas.microsoft.com/office/word/2006/wordml" mc:Ignorable="w14 w15 w16se w16cid w16 w16cex w16sdtdh w16sdtfl w16du wne wp14">
   <w:endnote w:type="separator" w:id="-1">
     <w:p>
       <w:pPr>
@@ -39389,7 +37365,7 @@
 </file>
 
 <file path=word/footer1.xml><?xml version="1.0" encoding="utf-8"?>
-<w:ftr xmlns:cx="http://schemas.microsoft.com/office/drawing/2014/chartex" xmlns:cx1="http://schemas.microsoft.com/office/drawing/2015/9/8/chartex" xmlns:cx2="http://schemas.microsoft.com/office/drawing/2015/10/21/chartex" xmlns:cx3="http://schemas.microsoft.com/office/drawing/2016/5/9/chartex" xmlns:cx4="http://schemas.microsoft.com/office/drawing/2016/5/10/chartex" xmlns:cx5="http://schemas.microsoft.com/office/drawing/2016/5/11/chartex" xmlns:cx6="http://schemas.microsoft.com/office/drawing/2016/5/12/chartex" xmlns:cx7="http://schemas.microsoft.com/office/drawing/2016/5/13/chartex" xmlns:cx8="http://schemas.microsoft.com/office/drawing/2016/5/14/chartex" xmlns:mc="http://schemas.openxmlformats.org/markup-compatibility/2006" xmlns:aink="http://schemas.microsoft.com/office/drawing/2016/ink" xmlns:am3d="http://schemas.microsoft.com/office/drawing/2017/model3d" xmlns:o="urn:schemas-microsoft-com:office:office" xmlns:oel="http://schemas.microsoft.com/office/2019/extlst" xmlns:r="http://purl.oclc.org/ooxml/officeDocument/relationships" xmlns:m="http://purl.oclc.org/ooxml/officeDocument/math" xmlns:v="urn:schemas-microsoft-com:vml" xmlns:wp14="http://schemas.microsoft.com/office/word/2010/wordprocessingDrawing" xmlns:wp="http://purl.oclc.org/ooxml/drawingml/wordprocessingDrawing" xmlns:w10="urn:schemas-microsoft-com:office:word" xmlns:w="http://purl.oclc.org/ooxml/wordprocessingml/main" xmlns:w14="http://schemas.microsoft.com/office/word/2010/wordml" xmlns:w15="http://schemas.microsoft.com/office/word/2012/wordml" xmlns:w16cex="http://schemas.microsoft.com/office/word/2018/wordml/cex" xmlns:w16cid="http://schemas.microsoft.com/office/word/2016/wordml/cid" xmlns:w16="http://schemas.microsoft.com/office/word/2018/wordml" xmlns:w16sdtdh="http://schemas.microsoft.com/office/word/2020/wordml/sdtdatahash" xmlns:w16se="http://schemas.microsoft.com/office/word/2015/wordml/symex" xmlns:wpi="http://schemas.microsoft.com/office/word/2010/wordprocessingInk" xmlns:wne="http://schemas.microsoft.com/office/word/2006/wordml" mc:Ignorable="w14 w15 w16se w16cid w16 w16cex w16sdtdh wne wp14">
+<w:ftr xmlns:cx="http://schemas.microsoft.com/office/drawing/2014/chartex" xmlns:cx1="http://schemas.microsoft.com/office/drawing/2015/9/8/chartex" xmlns:cx2="http://schemas.microsoft.com/office/drawing/2015/10/21/chartex" xmlns:cx3="http://schemas.microsoft.com/office/drawing/2016/5/9/chartex" xmlns:cx4="http://schemas.microsoft.com/office/drawing/2016/5/10/chartex" xmlns:cx5="http://schemas.microsoft.com/office/drawing/2016/5/11/chartex" xmlns:cx6="http://schemas.microsoft.com/office/drawing/2016/5/12/chartex" xmlns:cx7="http://schemas.microsoft.com/office/drawing/2016/5/13/chartex" xmlns:cx8="http://schemas.microsoft.com/office/drawing/2016/5/14/chartex" xmlns:mc="http://schemas.openxmlformats.org/markup-compatibility/2006" xmlns:aink="http://schemas.microsoft.com/office/drawing/2016/ink" xmlns:am3d="http://schemas.microsoft.com/office/drawing/2017/model3d" xmlns:o="urn:schemas-microsoft-com:office:office" xmlns:oel="http://schemas.microsoft.com/office/2019/extlst" xmlns:r="http://purl.oclc.org/ooxml/officeDocument/relationships" xmlns:m="http://purl.oclc.org/ooxml/officeDocument/math" xmlns:v="urn:schemas-microsoft-com:vml" xmlns:wp14="http://schemas.microsoft.com/office/word/2010/wordprocessingDrawing" xmlns:wp="http://purl.oclc.org/ooxml/drawingml/wordprocessingDrawing" xmlns:w10="urn:schemas-microsoft-com:office:word" xmlns:w="http://purl.oclc.org/ooxml/wordprocessingml/main" xmlns:w14="http://schemas.microsoft.com/office/word/2010/wordml" xmlns:w15="http://schemas.microsoft.com/office/word/2012/wordml" xmlns:w16cex="http://schemas.microsoft.com/office/word/2018/wordml/cex" xmlns:w16cid="http://schemas.microsoft.com/office/word/2016/wordml/cid" xmlns:w16="http://schemas.microsoft.com/office/word/2018/wordml" xmlns:w16du="http://schemas.microsoft.com/office/word/2023/wordml/word16du" xmlns:w16sdtdh="http://schemas.microsoft.com/office/word/2020/wordml/sdtdatahash" xmlns:w16sdtfl="http://schemas.microsoft.com/office/word/2024/wordml/sdtformatlock" xmlns:w16se="http://schemas.microsoft.com/office/word/2015/wordml/symex" xmlns:wpi="http://schemas.microsoft.com/office/word/2010/wordprocessingInk" xmlns:wne="http://schemas.microsoft.com/office/word/2006/wordml" mc:Ignorable="w14 w15 w16se w16cid w16 w16cex w16sdtdh w16sdtfl w16du wne wp14">
   <w:p>
     <w:pPr>
       <w:pStyle w:val="a5"/>
@@ -39441,7 +37417,7 @@
 </file>
 
 <file path=word/footer2.xml><?xml version="1.0" encoding="utf-8"?>
-<w:ftr xmlns:cx="http://schemas.microsoft.com/office/drawing/2014/chartex" xmlns:cx1="http://schemas.microsoft.com/office/drawing/2015/9/8/chartex" xmlns:cx2="http://schemas.microsoft.com/office/drawing/2015/10/21/chartex" xmlns:cx3="http://schemas.microsoft.com/office/drawing/2016/5/9/chartex" xmlns:cx4="http://schemas.microsoft.com/office/drawing/2016/5/10/chartex" xmlns:cx5="http://schemas.microsoft.com/office/drawing/2016/5/11/chartex" xmlns:cx6="http://schemas.microsoft.com/office/drawing/2016/5/12/chartex" xmlns:cx7="http://schemas.microsoft.com/office/drawing/2016/5/13/chartex" xmlns:cx8="http://schemas.microsoft.com/office/drawing/2016/5/14/chartex" xmlns:mc="http://schemas.openxmlformats.org/markup-compatibility/2006" xmlns:aink="http://schemas.microsoft.com/office/drawing/2016/ink" xmlns:am3d="http://schemas.microsoft.com/office/drawing/2017/model3d" xmlns:o="urn:schemas-microsoft-com:office:office" xmlns:oel="http://schemas.microsoft.com/office/2019/extlst" xmlns:r="http://purl.oclc.org/ooxml/officeDocument/relationships" xmlns:m="http://purl.oclc.org/ooxml/officeDocument/math" xmlns:v="urn:schemas-microsoft-com:vml" xmlns:wp14="http://schemas.microsoft.com/office/word/2010/wordprocessingDrawing" xmlns:wp="http://purl.oclc.org/ooxml/drawingml/wordprocessingDrawing" xmlns:w10="urn:schemas-microsoft-com:office:word" xmlns:w="http://purl.oclc.org/ooxml/wordprocessingml/main" xmlns:w14="http://schemas.microsoft.com/office/word/2010/wordml" xmlns:w15="http://schemas.microsoft.com/office/word/2012/wordml" xmlns:w16cex="http://schemas.microsoft.com/office/word/2018/wordml/cex" xmlns:w16cid="http://schemas.microsoft.com/office/word/2016/wordml/cid" xmlns:w16="http://schemas.microsoft.com/office/word/2018/wordml" xmlns:w16sdtdh="http://schemas.microsoft.com/office/word/2020/wordml/sdtdatahash" xmlns:w16se="http://schemas.microsoft.com/office/word/2015/wordml/symex" xmlns:wpi="http://schemas.microsoft.com/office/word/2010/wordprocessingInk" xmlns:wne="http://schemas.microsoft.com/office/word/2006/wordml" mc:Ignorable="w14 w15 w16se w16cid w16 w16cex w16sdtdh wne wp14">
+<w:ftr xmlns:cx="http://schemas.microsoft.com/office/drawing/2014/chartex" xmlns:cx1="http://schemas.microsoft.com/office/drawing/2015/9/8/chartex" xmlns:cx2="http://schemas.microsoft.com/office/drawing/2015/10/21/chartex" xmlns:cx3="http://schemas.microsoft.com/office/drawing/2016/5/9/chartex" xmlns:cx4="http://schemas.microsoft.com/office/drawing/2016/5/10/chartex" xmlns:cx5="http://schemas.microsoft.com/office/drawing/2016/5/11/chartex" xmlns:cx6="http://schemas.microsoft.com/office/drawing/2016/5/12/chartex" xmlns:cx7="http://schemas.microsoft.com/office/drawing/2016/5/13/chartex" xmlns:cx8="http://schemas.microsoft.com/office/drawing/2016/5/14/chartex" xmlns:mc="http://schemas.openxmlformats.org/markup-compatibility/2006" xmlns:aink="http://schemas.microsoft.com/office/drawing/2016/ink" xmlns:am3d="http://schemas.microsoft.com/office/drawing/2017/model3d" xmlns:o="urn:schemas-microsoft-com:office:office" xmlns:oel="http://schemas.microsoft.com/office/2019/extlst" xmlns:r="http://purl.oclc.org/ooxml/officeDocument/relationships" xmlns:m="http://purl.oclc.org/ooxml/officeDocument/math" xmlns:v="urn:schemas-microsoft-com:vml" xmlns:wp14="http://schemas.microsoft.com/office/word/2010/wordprocessingDrawing" xmlns:wp="http://purl.oclc.org/ooxml/drawingml/wordprocessingDrawing" xmlns:w10="urn:schemas-microsoft-com:office:word" xmlns:w="http://purl.oclc.org/ooxml/wordprocessingml/main" xmlns:w14="http://schemas.microsoft.com/office/word/2010/wordml" xmlns:w15="http://schemas.microsoft.com/office/word/2012/wordml" xmlns:w16cex="http://schemas.microsoft.com/office/word/2018/wordml/cex" xmlns:w16cid="http://schemas.microsoft.com/office/word/2016/wordml/cid" xmlns:w16="http://schemas.microsoft.com/office/word/2018/wordml" xmlns:w16du="http://schemas.microsoft.com/office/word/2023/wordml/word16du" xmlns:w16sdtdh="http://schemas.microsoft.com/office/word/2020/wordml/sdtdatahash" xmlns:w16sdtfl="http://schemas.microsoft.com/office/word/2024/wordml/sdtformatlock" xmlns:w16se="http://schemas.microsoft.com/office/word/2015/wordml/symex" xmlns:wpi="http://schemas.microsoft.com/office/word/2010/wordprocessingInk" xmlns:wne="http://schemas.microsoft.com/office/word/2006/wordml" mc:Ignorable="w14 w15 w16se w16cid w16 w16cex w16sdtdh w16sdtfl w16du wne wp14">
   <w:p>
     <w:pPr>
       <w:pStyle w:val="a5"/>
@@ -39452,7 +37428,7 @@
 </file>
 
 <file path=word/footer3.xml><?xml version="1.0" encoding="utf-8"?>
-<w:ftr xmlns:cx="http://schemas.microsoft.com/office/drawing/2014/chartex" xmlns:cx1="http://schemas.microsoft.com/office/drawing/2015/9/8/chartex" xmlns:cx2="http://schemas.microsoft.com/office/drawing/2015/10/21/chartex" xmlns:cx3="http://schemas.microsoft.com/office/drawing/2016/5/9/chartex" xmlns:cx4="http://schemas.microsoft.com/office/drawing/2016/5/10/chartex" xmlns:cx5="http://schemas.microsoft.com/office/drawing/2016/5/11/chartex" xmlns:cx6="http://schemas.microsoft.com/office/drawing/2016/5/12/chartex" xmlns:cx7="http://schemas.microsoft.com/office/drawing/2016/5/13/chartex" xmlns:cx8="http://schemas.microsoft.com/office/drawing/2016/5/14/chartex" xmlns:mc="http://schemas.openxmlformats.org/markup-compatibility/2006" xmlns:aink="http://schemas.microsoft.com/office/drawing/2016/ink" xmlns:am3d="http://schemas.microsoft.com/office/drawing/2017/model3d" xmlns:o="urn:schemas-microsoft-com:office:office" xmlns:oel="http://schemas.microsoft.com/office/2019/extlst" xmlns:r="http://purl.oclc.org/ooxml/officeDocument/relationships" xmlns:m="http://purl.oclc.org/ooxml/officeDocument/math" xmlns:v="urn:schemas-microsoft-com:vml" xmlns:wp14="http://schemas.microsoft.com/office/word/2010/wordprocessingDrawing" xmlns:wp="http://purl.oclc.org/ooxml/drawingml/wordprocessingDrawing" xmlns:w10="urn:schemas-microsoft-com:office:word" xmlns:w="http://purl.oclc.org/ooxml/wordprocessingml/main" xmlns:w14="http://schemas.microsoft.com/office/word/2010/wordml" xmlns:w15="http://schemas.microsoft.com/office/word/2012/wordml" xmlns:w16cex="http://schemas.microsoft.com/office/word/2018/wordml/cex" xmlns:w16cid="http://schemas.microsoft.com/office/word/2016/wordml/cid" xmlns:w16="http://schemas.microsoft.com/office/word/2018/wordml" xmlns:w16sdtdh="http://schemas.microsoft.com/office/word/2020/wordml/sdtdatahash" xmlns:w16se="http://schemas.microsoft.com/office/word/2015/wordml/symex" xmlns:wpi="http://schemas.microsoft.com/office/word/2010/wordprocessingInk" xmlns:wne="http://schemas.microsoft.com/office/word/2006/wordml" mc:Ignorable="w14 w15 w16se w16cid w16 w16cex w16sdtdh wne wp14">
+<w:ftr xmlns:cx="http://schemas.microsoft.com/office/drawing/2014/chartex" xmlns:cx1="http://schemas.microsoft.com/office/drawing/2015/9/8/chartex" xmlns:cx2="http://schemas.microsoft.com/office/drawing/2015/10/21/chartex" xmlns:cx3="http://schemas.microsoft.com/office/drawing/2016/5/9/chartex" xmlns:cx4="http://schemas.microsoft.com/office/drawing/2016/5/10/chartex" xmlns:cx5="http://schemas.microsoft.com/office/drawing/2016/5/11/chartex" xmlns:cx6="http://schemas.microsoft.com/office/drawing/2016/5/12/chartex" xmlns:cx7="http://schemas.microsoft.com/office/drawing/2016/5/13/chartex" xmlns:cx8="http://schemas.microsoft.com/office/drawing/2016/5/14/chartex" xmlns:mc="http://schemas.openxmlformats.org/markup-compatibility/2006" xmlns:aink="http://schemas.microsoft.com/office/drawing/2016/ink" xmlns:am3d="http://schemas.microsoft.com/office/drawing/2017/model3d" xmlns:o="urn:schemas-microsoft-com:office:office" xmlns:oel="http://schemas.microsoft.com/office/2019/extlst" xmlns:r="http://purl.oclc.org/ooxml/officeDocument/relationships" xmlns:m="http://purl.oclc.org/ooxml/officeDocument/math" xmlns:v="urn:schemas-microsoft-com:vml" xmlns:wp14="http://schemas.microsoft.com/office/word/2010/wordprocessingDrawing" xmlns:wp="http://purl.oclc.org/ooxml/drawingml/wordprocessingDrawing" xmlns:w10="urn:schemas-microsoft-com:office:word" xmlns:w="http://purl.oclc.org/ooxml/wordprocessingml/main" xmlns:w14="http://schemas.microsoft.com/office/word/2010/wordml" xmlns:w15="http://schemas.microsoft.com/office/word/2012/wordml" xmlns:w16cex="http://schemas.microsoft.com/office/word/2018/wordml/cex" xmlns:w16cid="http://schemas.microsoft.com/office/word/2016/wordml/cid" xmlns:w16="http://schemas.microsoft.com/office/word/2018/wordml" xmlns:w16du="http://schemas.microsoft.com/office/word/2023/wordml/word16du" xmlns:w16sdtdh="http://schemas.microsoft.com/office/word/2020/wordml/sdtdatahash" xmlns:w16sdtfl="http://schemas.microsoft.com/office/word/2024/wordml/sdtformatlock" xmlns:w16se="http://schemas.microsoft.com/office/word/2015/wordml/symex" xmlns:wpi="http://schemas.microsoft.com/office/word/2010/wordprocessingInk" xmlns:wne="http://schemas.microsoft.com/office/word/2006/wordml" mc:Ignorable="w14 w15 w16se w16cid w16 w16cex w16sdtdh w16sdtfl w16du wne wp14">
   <w:p>
     <w:pPr>
       <w:pStyle w:val="a5"/>
@@ -39478,7 +37454,7 @@
 </file>
 
 <file path=word/footer4.xml><?xml version="1.0" encoding="utf-8"?>
-<w:ftr xmlns:cx="http://schemas.microsoft.com/office/drawing/2014/chartex" xmlns:cx1="http://schemas.microsoft.com/office/drawing/2015/9/8/chartex" xmlns:cx2="http://schemas.microsoft.com/office/drawing/2015/10/21/chartex" xmlns:cx3="http://schemas.microsoft.com/office/drawing/2016/5/9/chartex" xmlns:cx4="http://schemas.microsoft.com/office/drawing/2016/5/10/chartex" xmlns:cx5="http://schemas.microsoft.com/office/drawing/2016/5/11/chartex" xmlns:cx6="http://schemas.microsoft.com/office/drawing/2016/5/12/chartex" xmlns:cx7="http://schemas.microsoft.com/office/drawing/2016/5/13/chartex" xmlns:cx8="http://schemas.microsoft.com/office/drawing/2016/5/14/chartex" xmlns:mc="http://schemas.openxmlformats.org/markup-compatibility/2006" xmlns:aink="http://schemas.microsoft.com/office/drawing/2016/ink" xmlns:am3d="http://schemas.microsoft.com/office/drawing/2017/model3d" xmlns:o="urn:schemas-microsoft-com:office:office" xmlns:oel="http://schemas.microsoft.com/office/2019/extlst" xmlns:r="http://purl.oclc.org/ooxml/officeDocument/relationships" xmlns:m="http://purl.oclc.org/ooxml/officeDocument/math" xmlns:v="urn:schemas-microsoft-com:vml" xmlns:wp14="http://schemas.microsoft.com/office/word/2010/wordprocessingDrawing" xmlns:wp="http://purl.oclc.org/ooxml/drawingml/wordprocessingDrawing" xmlns:w10="urn:schemas-microsoft-com:office:word" xmlns:w="http://purl.oclc.org/ooxml/wordprocessingml/main" xmlns:w14="http://schemas.microsoft.com/office/word/2010/wordml" xmlns:w15="http://schemas.microsoft.com/office/word/2012/wordml" xmlns:w16cex="http://schemas.microsoft.com/office/word/2018/wordml/cex" xmlns:w16cid="http://schemas.microsoft.com/office/word/2016/wordml/cid" xmlns:w16="http://schemas.microsoft.com/office/word/2018/wordml" xmlns:w16sdtdh="http://schemas.microsoft.com/office/word/2020/wordml/sdtdatahash" xmlns:w16se="http://schemas.microsoft.com/office/word/2015/wordml/symex" xmlns:wpi="http://schemas.microsoft.com/office/word/2010/wordprocessingInk" xmlns:wne="http://schemas.microsoft.com/office/word/2006/wordml" mc:Ignorable="w14 w15 w16se w16cid w16 w16cex w16sdtdh wne wp14">
+<w:ftr xmlns:cx="http://schemas.microsoft.com/office/drawing/2014/chartex" xmlns:cx1="http://schemas.microsoft.com/office/drawing/2015/9/8/chartex" xmlns:cx2="http://schemas.microsoft.com/office/drawing/2015/10/21/chartex" xmlns:cx3="http://schemas.microsoft.com/office/drawing/2016/5/9/chartex" xmlns:cx4="http://schemas.microsoft.com/office/drawing/2016/5/10/chartex" xmlns:cx5="http://schemas.microsoft.com/office/drawing/2016/5/11/chartex" xmlns:cx6="http://schemas.microsoft.com/office/drawing/2016/5/12/chartex" xmlns:cx7="http://schemas.microsoft.com/office/drawing/2016/5/13/chartex" xmlns:cx8="http://schemas.microsoft.com/office/drawing/2016/5/14/chartex" xmlns:mc="http://schemas.openxmlformats.org/markup-compatibility/2006" xmlns:aink="http://schemas.microsoft.com/office/drawing/2016/ink" xmlns:am3d="http://schemas.microsoft.com/office/drawing/2017/model3d" xmlns:o="urn:schemas-microsoft-com:office:office" xmlns:oel="http://schemas.microsoft.com/office/2019/extlst" xmlns:r="http://purl.oclc.org/ooxml/officeDocument/relationships" xmlns:m="http://purl.oclc.org/ooxml/officeDocument/math" xmlns:v="urn:schemas-microsoft-com:vml" xmlns:wp14="http://schemas.microsoft.com/office/word/2010/wordprocessingDrawing" xmlns:wp="http://purl.oclc.org/ooxml/drawingml/wordprocessingDrawing" xmlns:w10="urn:schemas-microsoft-com:office:word" xmlns:w="http://purl.oclc.org/ooxml/wordprocessingml/main" xmlns:w14="http://schemas.microsoft.com/office/word/2010/wordml" xmlns:w15="http://schemas.microsoft.com/office/word/2012/wordml" xmlns:w16cex="http://schemas.microsoft.com/office/word/2018/wordml/cex" xmlns:w16cid="http://schemas.microsoft.com/office/word/2016/wordml/cid" xmlns:w16="http://schemas.microsoft.com/office/word/2018/wordml" xmlns:w16du="http://schemas.microsoft.com/office/word/2023/wordml/word16du" xmlns:w16sdtdh="http://schemas.microsoft.com/office/word/2020/wordml/sdtdatahash" xmlns:w16sdtfl="http://schemas.microsoft.com/office/word/2024/wordml/sdtformatlock" xmlns:w16se="http://schemas.microsoft.com/office/word/2015/wordml/symex" xmlns:wpi="http://schemas.microsoft.com/office/word/2010/wordprocessingInk" xmlns:wne="http://schemas.microsoft.com/office/word/2006/wordml" mc:Ignorable="w14 w15 w16se w16cid w16 w16cex w16sdtdh w16sdtfl w16du wne wp14">
   <w:p>
     <w:pPr>
       <w:pStyle w:val="a5"/>
@@ -39504,7 +37480,7 @@
 </file>
 
 <file path=word/footer5.xml><?xml version="1.0" encoding="utf-8"?>
-<w:ftr xmlns:cx="http://schemas.microsoft.com/office/drawing/2014/chartex" xmlns:cx1="http://schemas.microsoft.com/office/drawing/2015/9/8/chartex" xmlns:cx2="http://schemas.microsoft.com/office/drawing/2015/10/21/chartex" xmlns:cx3="http://schemas.microsoft.com/office/drawing/2016/5/9/chartex" xmlns:cx4="http://schemas.microsoft.com/office/drawing/2016/5/10/chartex" xmlns:cx5="http://schemas.microsoft.com/office/drawing/2016/5/11/chartex" xmlns:cx6="http://schemas.microsoft.com/office/drawing/2016/5/12/chartex" xmlns:cx7="http://schemas.microsoft.com/office/drawing/2016/5/13/chartex" xmlns:cx8="http://schemas.microsoft.com/office/drawing/2016/5/14/chartex" xmlns:mc="http://schemas.openxmlformats.org/markup-compatibility/2006" xmlns:aink="http://schemas.microsoft.com/office/drawing/2016/ink" xmlns:am3d="http://schemas.microsoft.com/office/drawing/2017/model3d" xmlns:o="urn:schemas-microsoft-com:office:office" xmlns:oel="http://schemas.microsoft.com/office/2019/extlst" xmlns:r="http://purl.oclc.org/ooxml/officeDocument/relationships" xmlns:m="http://purl.oclc.org/ooxml/officeDocument/math" xmlns:v="urn:schemas-microsoft-com:vml" xmlns:wp14="http://schemas.microsoft.com/office/word/2010/wordprocessingDrawing" xmlns:wp="http://purl.oclc.org/ooxml/drawingml/wordprocessingDrawing" xmlns:w10="urn:schemas-microsoft-com:office:word" xmlns:w="http://purl.oclc.org/ooxml/wordprocessingml/main" xmlns:w14="http://schemas.microsoft.com/office/word/2010/wordml" xmlns:w15="http://schemas.microsoft.com/office/word/2012/wordml" xmlns:w16cex="http://schemas.microsoft.com/office/word/2018/wordml/cex" xmlns:w16cid="http://schemas.microsoft.com/office/word/2016/wordml/cid" xmlns:w16="http://schemas.microsoft.com/office/word/2018/wordml" xmlns:w16sdtdh="http://schemas.microsoft.com/office/word/2020/wordml/sdtdatahash" xmlns:w16se="http://schemas.microsoft.com/office/word/2015/wordml/symex" xmlns:wpi="http://schemas.microsoft.com/office/word/2010/wordprocessingInk" xmlns:wne="http://schemas.microsoft.com/office/word/2006/wordml" mc:Ignorable="w14 w15 w16se w16cid w16 w16cex w16sdtdh wne wp14">
+<w:ftr xmlns:cx="http://schemas.microsoft.com/office/drawing/2014/chartex" xmlns:cx1="http://schemas.microsoft.com/office/drawing/2015/9/8/chartex" xmlns:cx2="http://schemas.microsoft.com/office/drawing/2015/10/21/chartex" xmlns:cx3="http://schemas.microsoft.com/office/drawing/2016/5/9/chartex" xmlns:cx4="http://schemas.microsoft.com/office/drawing/2016/5/10/chartex" xmlns:cx5="http://schemas.microsoft.com/office/drawing/2016/5/11/chartex" xmlns:cx6="http://schemas.microsoft.com/office/drawing/2016/5/12/chartex" xmlns:cx7="http://schemas.microsoft.com/office/drawing/2016/5/13/chartex" xmlns:cx8="http://schemas.microsoft.com/office/drawing/2016/5/14/chartex" xmlns:mc="http://schemas.openxmlformats.org/markup-compatibility/2006" xmlns:aink="http://schemas.microsoft.com/office/drawing/2016/ink" xmlns:am3d="http://schemas.microsoft.com/office/drawing/2017/model3d" xmlns:o="urn:schemas-microsoft-com:office:office" xmlns:oel="http://schemas.microsoft.com/office/2019/extlst" xmlns:r="http://purl.oclc.org/ooxml/officeDocument/relationships" xmlns:m="http://purl.oclc.org/ooxml/officeDocument/math" xmlns:v="urn:schemas-microsoft-com:vml" xmlns:wp14="http://schemas.microsoft.com/office/word/2010/wordprocessingDrawing" xmlns:wp="http://purl.oclc.org/ooxml/drawingml/wordprocessingDrawing" xmlns:w10="urn:schemas-microsoft-com:office:word" xmlns:w="http://purl.oclc.org/ooxml/wordprocessingml/main" xmlns:w14="http://schemas.microsoft.com/office/word/2010/wordml" xmlns:w15="http://schemas.microsoft.com/office/word/2012/wordml" xmlns:w16cex="http://schemas.microsoft.com/office/word/2018/wordml/cex" xmlns:w16cid="http://schemas.microsoft.com/office/word/2016/wordml/cid" xmlns:w16="http://schemas.microsoft.com/office/word/2018/wordml" xmlns:w16du="http://schemas.microsoft.com/office/word/2023/wordml/word16du" xmlns:w16sdtdh="http://schemas.microsoft.com/office/word/2020/wordml/sdtdatahash" xmlns:w16sdtfl="http://schemas.microsoft.com/office/word/2024/wordml/sdtformatlock" xmlns:w16se="http://schemas.microsoft.com/office/word/2015/wordml/symex" xmlns:wpi="http://schemas.microsoft.com/office/word/2010/wordprocessingInk" xmlns:wne="http://schemas.microsoft.com/office/word/2006/wordml" mc:Ignorable="w14 w15 w16se w16cid w16 w16cex w16sdtdh w16sdtfl w16du wne wp14">
   <w:p>
     <w:pPr>
       <w:pStyle w:val="a5"/>
@@ -39530,7 +37506,7 @@
 </file>
 
 <file path=word/footer6.xml><?xml version="1.0" encoding="utf-8"?>
-<w:ftr xmlns:cx="http://schemas.microsoft.com/office/drawing/2014/chartex" xmlns:cx1="http://schemas.microsoft.com/office/drawing/2015/9/8/chartex" xmlns:cx2="http://schemas.microsoft.com/office/drawing/2015/10/21/chartex" xmlns:cx3="http://schemas.microsoft.com/office/drawing/2016/5/9/chartex" xmlns:cx4="http://schemas.microsoft.com/office/drawing/2016/5/10/chartex" xmlns:cx5="http://schemas.microsoft.com/office/drawing/2016/5/11/chartex" xmlns:cx6="http://schemas.microsoft.com/office/drawing/2016/5/12/chartex" xmlns:cx7="http://schemas.microsoft.com/office/drawing/2016/5/13/chartex" xmlns:cx8="http://schemas.microsoft.com/office/drawing/2016/5/14/chartex" xmlns:mc="http://schemas.openxmlformats.org/markup-compatibility/2006" xmlns:aink="http://schemas.microsoft.com/office/drawing/2016/ink" xmlns:am3d="http://schemas.microsoft.com/office/drawing/2017/model3d" xmlns:o="urn:schemas-microsoft-com:office:office" xmlns:oel="http://schemas.microsoft.com/office/2019/extlst" xmlns:r="http://purl.oclc.org/ooxml/officeDocument/relationships" xmlns:m="http://purl.oclc.org/ooxml/officeDocument/math" xmlns:v="urn:schemas-microsoft-com:vml" xmlns:wp14="http://schemas.microsoft.com/office/word/2010/wordprocessingDrawing" xmlns:wp="http://purl.oclc.org/ooxml/drawingml/wordprocessingDrawing" xmlns:w10="urn:schemas-microsoft-com:office:word" xmlns:w="http://purl.oclc.org/ooxml/wordprocessingml/main" xmlns:w14="http://schemas.microsoft.com/office/word/2010/wordml" xmlns:w15="http://schemas.microsoft.com/office/word/2012/wordml" xmlns:w16cex="http://schemas.microsoft.com/office/word/2018/wordml/cex" xmlns:w16cid="http://schemas.microsoft.com/office/word/2016/wordml/cid" xmlns:w16="http://schemas.microsoft.com/office/word/2018/wordml" xmlns:w16sdtdh="http://schemas.microsoft.com/office/word/2020/wordml/sdtdatahash" xmlns:w16se="http://schemas.microsoft.com/office/word/2015/wordml/symex" xmlns:wpi="http://schemas.microsoft.com/office/word/2010/wordprocessingInk" xmlns:wne="http://schemas.microsoft.com/office/word/2006/wordml" mc:Ignorable="w14 w15 w16se w16cid w16 w16cex w16sdtdh wne wp14">
+<w:ftr xmlns:cx="http://schemas.microsoft.com/office/drawing/2014/chartex" xmlns:cx1="http://schemas.microsoft.com/office/drawing/2015/9/8/chartex" xmlns:cx2="http://schemas.microsoft.com/office/drawing/2015/10/21/chartex" xmlns:cx3="http://schemas.microsoft.com/office/drawing/2016/5/9/chartex" xmlns:cx4="http://schemas.microsoft.com/office/drawing/2016/5/10/chartex" xmlns:cx5="http://schemas.microsoft.com/office/drawing/2016/5/11/chartex" xmlns:cx6="http://schemas.microsoft.com/office/drawing/2016/5/12/chartex" xmlns:cx7="http://schemas.microsoft.com/office/drawing/2016/5/13/chartex" xmlns:cx8="http://schemas.microsoft.com/office/drawing/2016/5/14/chartex" xmlns:mc="http://schemas.openxmlformats.org/markup-compatibility/2006" xmlns:aink="http://schemas.microsoft.com/office/drawing/2016/ink" xmlns:am3d="http://schemas.microsoft.com/office/drawing/2017/model3d" xmlns:o="urn:schemas-microsoft-com:office:office" xmlns:oel="http://schemas.microsoft.com/office/2019/extlst" xmlns:r="http://purl.oclc.org/ooxml/officeDocument/relationships" xmlns:m="http://purl.oclc.org/ooxml/officeDocument/math" xmlns:v="urn:schemas-microsoft-com:vml" xmlns:wp14="http://schemas.microsoft.com/office/word/2010/wordprocessingDrawing" xmlns:wp="http://purl.oclc.org/ooxml/drawingml/wordprocessingDrawing" xmlns:w10="urn:schemas-microsoft-com:office:word" xmlns:w="http://purl.oclc.org/ooxml/wordprocessingml/main" xmlns:w14="http://schemas.microsoft.com/office/word/2010/wordml" xmlns:w15="http://schemas.microsoft.com/office/word/2012/wordml" xmlns:w16cex="http://schemas.microsoft.com/office/word/2018/wordml/cex" xmlns:w16cid="http://schemas.microsoft.com/office/word/2016/wordml/cid" xmlns:w16="http://schemas.microsoft.com/office/word/2018/wordml" xmlns:w16du="http://schemas.microsoft.com/office/word/2023/wordml/word16du" xmlns:w16sdtdh="http://schemas.microsoft.com/office/word/2020/wordml/sdtdatahash" xmlns:w16sdtfl="http://schemas.microsoft.com/office/word/2024/wordml/sdtformatlock" xmlns:w16se="http://schemas.microsoft.com/office/word/2015/wordml/symex" xmlns:wpi="http://schemas.microsoft.com/office/word/2010/wordprocessingInk" xmlns:wne="http://schemas.microsoft.com/office/word/2006/wordml" mc:Ignorable="w14 w15 w16se w16cid w16 w16cex w16sdtdh w16sdtfl w16du wne wp14">
   <w:p>
     <w:pPr>
       <w:pStyle w:val="a5"/>
@@ -39540,7 +37516,7 @@
 </file>
 
 <file path=word/footer7.xml><?xml version="1.0" encoding="utf-8"?>
-<w:ftr xmlns:cx="http://schemas.microsoft.com/office/drawing/2014/chartex" xmlns:cx1="http://schemas.microsoft.com/office/drawing/2015/9/8/chartex" xmlns:cx2="http://schemas.microsoft.com/office/drawing/2015/10/21/chartex" xmlns:cx3="http://schemas.microsoft.com/office/drawing/2016/5/9/chartex" xmlns:cx4="http://schemas.microsoft.com/office/drawing/2016/5/10/chartex" xmlns:cx5="http://schemas.microsoft.com/office/drawing/2016/5/11/chartex" xmlns:cx6="http://schemas.microsoft.com/office/drawing/2016/5/12/chartex" xmlns:cx7="http://schemas.microsoft.com/office/drawing/2016/5/13/chartex" xmlns:cx8="http://schemas.microsoft.com/office/drawing/2016/5/14/chartex" xmlns:mc="http://schemas.openxmlformats.org/markup-compatibility/2006" xmlns:aink="http://schemas.microsoft.com/office/drawing/2016/ink" xmlns:am3d="http://schemas.microsoft.com/office/drawing/2017/model3d" xmlns:o="urn:schemas-microsoft-com:office:office" xmlns:oel="http://schemas.microsoft.com/office/2019/extlst" xmlns:r="http://purl.oclc.org/ooxml/officeDocument/relationships" xmlns:m="http://purl.oclc.org/ooxml/officeDocument/math" xmlns:v="urn:schemas-microsoft-com:vml" xmlns:wp14="http://schemas.microsoft.com/office/word/2010/wordprocessingDrawing" xmlns:wp="http://purl.oclc.org/ooxml/drawingml/wordprocessingDrawing" xmlns:w10="urn:schemas-microsoft-com:office:word" xmlns:w="http://purl.oclc.org/ooxml/wordprocessingml/main" xmlns:w14="http://schemas.microsoft.com/office/word/2010/wordml" xmlns:w15="http://schemas.microsoft.com/office/word/2012/wordml" xmlns:w16cex="http://schemas.microsoft.com/office/word/2018/wordml/cex" xmlns:w16cid="http://schemas.microsoft.com/office/word/2016/wordml/cid" xmlns:w16="http://schemas.microsoft.com/office/word/2018/wordml" xmlns:w16sdtdh="http://schemas.microsoft.com/office/word/2020/wordml/sdtdatahash" xmlns:w16se="http://schemas.microsoft.com/office/word/2015/wordml/symex" xmlns:wpi="http://schemas.microsoft.com/office/word/2010/wordprocessingInk" xmlns:wne="http://schemas.microsoft.com/office/word/2006/wordml" mc:Ignorable="w14 w15 w16se w16cid w16 w16cex w16sdtdh wne wp14">
+<w:ftr xmlns:cx="http://schemas.microsoft.com/office/drawing/2014/chartex" xmlns:cx1="http://schemas.microsoft.com/office/drawing/2015/9/8/chartex" xmlns:cx2="http://schemas.microsoft.com/office/drawing/2015/10/21/chartex" xmlns:cx3="http://schemas.microsoft.com/office/drawing/2016/5/9/chartex" xmlns:cx4="http://schemas.microsoft.com/office/drawing/2016/5/10/chartex" xmlns:cx5="http://schemas.microsoft.com/office/drawing/2016/5/11/chartex" xmlns:cx6="http://schemas.microsoft.com/office/drawing/2016/5/12/chartex" xmlns:cx7="http://schemas.microsoft.com/office/drawing/2016/5/13/chartex" xmlns:cx8="http://schemas.microsoft.com/office/drawing/2016/5/14/chartex" xmlns:mc="http://schemas.openxmlformats.org/markup-compatibility/2006" xmlns:aink="http://schemas.microsoft.com/office/drawing/2016/ink" xmlns:am3d="http://schemas.microsoft.com/office/drawing/2017/model3d" xmlns:o="urn:schemas-microsoft-com:office:office" xmlns:oel="http://schemas.microsoft.com/office/2019/extlst" xmlns:r="http://purl.oclc.org/ooxml/officeDocument/relationships" xmlns:m="http://purl.oclc.org/ooxml/officeDocument/math" xmlns:v="urn:schemas-microsoft-com:vml" xmlns:wp14="http://schemas.microsoft.com/office/word/2010/wordprocessingDrawing" xmlns:wp="http://purl.oclc.org/ooxml/drawingml/wordprocessingDrawing" xmlns:w10="urn:schemas-microsoft-com:office:word" xmlns:w="http://purl.oclc.org/ooxml/wordprocessingml/main" xmlns:w14="http://schemas.microsoft.com/office/word/2010/wordml" xmlns:w15="http://schemas.microsoft.com/office/word/2012/wordml" xmlns:w16cex="http://schemas.microsoft.com/office/word/2018/wordml/cex" xmlns:w16cid="http://schemas.microsoft.com/office/word/2016/wordml/cid" xmlns:w16="http://schemas.microsoft.com/office/word/2018/wordml" xmlns:w16du="http://schemas.microsoft.com/office/word/2023/wordml/word16du" xmlns:w16sdtdh="http://schemas.microsoft.com/office/word/2020/wordml/sdtdatahash" xmlns:w16sdtfl="http://schemas.microsoft.com/office/word/2024/wordml/sdtformatlock" xmlns:w16se="http://schemas.microsoft.com/office/word/2015/wordml/symex" xmlns:wpi="http://schemas.microsoft.com/office/word/2010/wordprocessingInk" xmlns:wne="http://schemas.microsoft.com/office/word/2006/wordml" mc:Ignorable="w14 w15 w16se w16cid w16 w16cex w16sdtdh w16sdtfl w16du wne wp14">
   <w:p>
     <w:pPr>
       <w:pStyle w:val="a5"/>
@@ -39592,7 +37568,7 @@
 </file>
 
 <file path=word/footnotes.xml><?xml version="1.0" encoding="utf-8"?>
-<w:footnotes xmlns:cx="http://schemas.microsoft.com/office/drawing/2014/chartex" xmlns:cx1="http://schemas.microsoft.com/office/drawing/2015/9/8/chartex" xmlns:cx2="http://schemas.microsoft.com/office/drawing/2015/10/21/chartex" xmlns:cx3="http://schemas.microsoft.com/office/drawing/2016/5/9/chartex" xmlns:cx4="http://schemas.microsoft.com/office/drawing/2016/5/10/chartex" xmlns:cx5="http://schemas.microsoft.com/office/drawing/2016/5/11/chartex" xmlns:cx6="http://schemas.microsoft.com/office/drawing/2016/5/12/chartex" xmlns:cx7="http://schemas.microsoft.com/office/drawing/2016/5/13/chartex" xmlns:cx8="http://schemas.microsoft.com/office/drawing/2016/5/14/chartex" xmlns:mc="http://schemas.openxmlformats.org/markup-compatibility/2006" xmlns:aink="http://schemas.microsoft.com/office/drawing/2016/ink" xmlns:am3d="http://schemas.microsoft.com/office/drawing/2017/model3d" xmlns:o="urn:schemas-microsoft-com:office:office" xmlns:oel="http://schemas.microsoft.com/office/2019/extlst" xmlns:r="http://purl.oclc.org/ooxml/officeDocument/relationships" xmlns:m="http://purl.oclc.org/ooxml/officeDocument/math" xmlns:v="urn:schemas-microsoft-com:vml" xmlns:wp14="http://schemas.microsoft.com/office/word/2010/wordprocessingDrawing" xmlns:wp="http://purl.oclc.org/ooxml/drawingml/wordprocessingDrawing" xmlns:w10="urn:schemas-microsoft-com:office:word" xmlns:w="http://purl.oclc.org/ooxml/wordprocessingml/main" xmlns:w14="http://schemas.microsoft.com/office/word/2010/wordml" xmlns:w15="http://schemas.microsoft.com/office/word/2012/wordml" xmlns:w16cex="http://schemas.microsoft.com/office/word/2018/wordml/cex" xmlns:w16cid="http://schemas.microsoft.com/office/word/2016/wordml/cid" xmlns:w16="http://schemas.microsoft.com/office/word/2018/wordml" xmlns:w16sdtdh="http://schemas.microsoft.com/office/word/2020/wordml/sdtdatahash" xmlns:w16se="http://schemas.microsoft.com/office/word/2015/wordml/symex" xmlns:wpi="http://schemas.microsoft.com/office/word/2010/wordprocessingInk" xmlns:wne="http://schemas.microsoft.com/office/word/2006/wordml" mc:Ignorable="w14 w15 w16se w16cid w16 w16cex w16sdtdh wne wp14">
+<w:footnotes xmlns:cx="http://schemas.microsoft.com/office/drawing/2014/chartex" xmlns:cx1="http://schemas.microsoft.com/office/drawing/2015/9/8/chartex" xmlns:cx2="http://schemas.microsoft.com/office/drawing/2015/10/21/chartex" xmlns:cx3="http://schemas.microsoft.com/office/drawing/2016/5/9/chartex" xmlns:cx4="http://schemas.microsoft.com/office/drawing/2016/5/10/chartex" xmlns:cx5="http://schemas.microsoft.com/office/drawing/2016/5/11/chartex" xmlns:cx6="http://schemas.microsoft.com/office/drawing/2016/5/12/chartex" xmlns:cx7="http://schemas.microsoft.com/office/drawing/2016/5/13/chartex" xmlns:cx8="http://schemas.microsoft.com/office/drawing/2016/5/14/chartex" xmlns:mc="http://schemas.openxmlformats.org/markup-compatibility/2006" xmlns:aink="http://schemas.microsoft.com/office/drawing/2016/ink" xmlns:am3d="http://schemas.microsoft.com/office/drawing/2017/model3d" xmlns:o="urn:schemas-microsoft-com:office:office" xmlns:oel="http://schemas.microsoft.com/office/2019/extlst" xmlns:r="http://purl.oclc.org/ooxml/officeDocument/relationships" xmlns:m="http://purl.oclc.org/ooxml/officeDocument/math" xmlns:v="urn:schemas-microsoft-com:vml" xmlns:wp14="http://schemas.microsoft.com/office/word/2010/wordprocessingDrawing" xmlns:wp="http://purl.oclc.org/ooxml/drawingml/wordprocessingDrawing" xmlns:w10="urn:schemas-microsoft-com:office:word" xmlns:w="http://purl.oclc.org/ooxml/wordprocessingml/main" xmlns:w14="http://schemas.microsoft.com/office/word/2010/wordml" xmlns:w15="http://schemas.microsoft.com/office/word/2012/wordml" xmlns:w16cex="http://schemas.microsoft.com/office/word/2018/wordml/cex" xmlns:w16cid="http://schemas.microsoft.com/office/word/2016/wordml/cid" xmlns:w16="http://schemas.microsoft.com/office/word/2018/wordml" xmlns:w16du="http://schemas.microsoft.com/office/word/2023/wordml/word16du" xmlns:w16sdtdh="http://schemas.microsoft.com/office/word/2020/wordml/sdtdatahash" xmlns:w16sdtfl="http://schemas.microsoft.com/office/word/2024/wordml/sdtformatlock" xmlns:w16se="http://schemas.microsoft.com/office/word/2015/wordml/symex" xmlns:wpi="http://schemas.microsoft.com/office/word/2010/wordprocessingInk" xmlns:wne="http://schemas.microsoft.com/office/word/2006/wordml" mc:Ignorable="w14 w15 w16se w16cid w16 w16cex w16sdtdh w16sdtfl w16du wne wp14">
   <w:footnote w:type="separator" w:id="-1">
     <w:p>
       <w:pPr>
@@ -39624,14 +37600,12 @@
         <w:spacing w:line="12pt" w:lineRule="exact"/>
         <w:ind w:start="17.85pt" w:hanging="17.85pt"/>
       </w:pPr>
-      <w:proofErr w:type="gramStart"/>
       <w:r>
         <w:t>FinRL:</w:t>
       </w:r>
       <w:r>
         <w:t>https://github.com/AI4Finance-Foundation/FinRL</w:t>
       </w:r>
-      <w:proofErr w:type="gramEnd"/>
     </w:p>
   </w:footnote>
   <w:footnote w:id="2">
@@ -39799,16 +37773,11 @@
         <w:t xml:space="preserve"> </w:t>
       </w:r>
       <w:r>
-        <w:t>Qwen3.5-</w:t>
-      </w:r>
-      <w:proofErr w:type="gramStart"/>
-      <w:r>
-        <w:t>Plus:</w:t>
+        <w:t>Qwen3.5-Plus:</w:t>
       </w:r>
       <w:r>
         <w:t>https://qwen.ai/blog?id=qwen3.5</w:t>
       </w:r>
-      <w:proofErr w:type="gramEnd"/>
       <w:r>
         <w:rPr>
           <w:rStyle w:val="afc"/>
@@ -39934,7 +37903,7 @@
 </file>
 
 <file path=word/header1.xml><?xml version="1.0" encoding="utf-8"?>
-<w:hdr xmlns:cx="http://schemas.microsoft.com/office/drawing/2014/chartex" xmlns:cx1="http://schemas.microsoft.com/office/drawing/2015/9/8/chartex" xmlns:cx2="http://schemas.microsoft.com/office/drawing/2015/10/21/chartex" xmlns:cx3="http://schemas.microsoft.com/office/drawing/2016/5/9/chartex" xmlns:cx4="http://schemas.microsoft.com/office/drawing/2016/5/10/chartex" xmlns:cx5="http://schemas.microsoft.com/office/drawing/2016/5/11/chartex" xmlns:cx6="http://schemas.microsoft.com/office/drawing/2016/5/12/chartex" xmlns:cx7="http://schemas.microsoft.com/office/drawing/2016/5/13/chartex" xmlns:cx8="http://schemas.microsoft.com/office/drawing/2016/5/14/chartex" xmlns:mc="http://schemas.openxmlformats.org/markup-compatibility/2006" xmlns:aink="http://schemas.microsoft.com/office/drawing/2016/ink" xmlns:am3d="http://schemas.microsoft.com/office/drawing/2017/model3d" xmlns:o="urn:schemas-microsoft-com:office:office" xmlns:oel="http://schemas.microsoft.com/office/2019/extlst" xmlns:r="http://purl.oclc.org/ooxml/officeDocument/relationships" xmlns:m="http://purl.oclc.org/ooxml/officeDocument/math" xmlns:v="urn:schemas-microsoft-com:vml" xmlns:wp14="http://schemas.microsoft.com/office/word/2010/wordprocessingDrawing" xmlns:wp="http://purl.oclc.org/ooxml/drawingml/wordprocessingDrawing" xmlns:w10="urn:schemas-microsoft-com:office:word" xmlns:w="http://purl.oclc.org/ooxml/wordprocessingml/main" xmlns:w14="http://schemas.microsoft.com/office/word/2010/wordml" xmlns:w15="http://schemas.microsoft.com/office/word/2012/wordml" xmlns:w16cex="http://schemas.microsoft.com/office/word/2018/wordml/cex" xmlns:w16cid="http://schemas.microsoft.com/office/word/2016/wordml/cid" xmlns:w16="http://schemas.microsoft.com/office/word/2018/wordml" xmlns:w16sdtdh="http://schemas.microsoft.com/office/word/2020/wordml/sdtdatahash" xmlns:w16se="http://schemas.microsoft.com/office/word/2015/wordml/symex" xmlns:wpi="http://schemas.microsoft.com/office/word/2010/wordprocessingInk" xmlns:wne="http://schemas.microsoft.com/office/word/2006/wordml" mc:Ignorable="w14 w15 w16se w16cid w16 w16cex w16sdtdh wne wp14">
+<w:hdr xmlns:cx="http://schemas.microsoft.com/office/drawing/2014/chartex" xmlns:cx1="http://schemas.microsoft.com/office/drawing/2015/9/8/chartex" xmlns:cx2="http://schemas.microsoft.com/office/drawing/2015/10/21/chartex" xmlns:cx3="http://schemas.microsoft.com/office/drawing/2016/5/9/chartex" xmlns:cx4="http://schemas.microsoft.com/office/drawing/2016/5/10/chartex" xmlns:cx5="http://schemas.microsoft.com/office/drawing/2016/5/11/chartex" xmlns:cx6="http://schemas.microsoft.com/office/drawing/2016/5/12/chartex" xmlns:cx7="http://schemas.microsoft.com/office/drawing/2016/5/13/chartex" xmlns:cx8="http://schemas.microsoft.com/office/drawing/2016/5/14/chartex" xmlns:mc="http://schemas.openxmlformats.org/markup-compatibility/2006" xmlns:aink="http://schemas.microsoft.com/office/drawing/2016/ink" xmlns:am3d="http://schemas.microsoft.com/office/drawing/2017/model3d" xmlns:o="urn:schemas-microsoft-com:office:office" xmlns:oel="http://schemas.microsoft.com/office/2019/extlst" xmlns:r="http://purl.oclc.org/ooxml/officeDocument/relationships" xmlns:m="http://purl.oclc.org/ooxml/officeDocument/math" xmlns:v="urn:schemas-microsoft-com:vml" xmlns:wp14="http://schemas.microsoft.com/office/word/2010/wordprocessingDrawing" xmlns:wp="http://purl.oclc.org/ooxml/drawingml/wordprocessingDrawing" xmlns:w10="urn:schemas-microsoft-com:office:word" xmlns:w="http://purl.oclc.org/ooxml/wordprocessingml/main" xmlns:w14="http://schemas.microsoft.com/office/word/2010/wordml" xmlns:w15="http://schemas.microsoft.com/office/word/2012/wordml" xmlns:w16cex="http://schemas.microsoft.com/office/word/2018/wordml/cex" xmlns:w16cid="http://schemas.microsoft.com/office/word/2016/wordml/cid" xmlns:w16="http://schemas.microsoft.com/office/word/2018/wordml" xmlns:w16du="http://schemas.microsoft.com/office/word/2023/wordml/word16du" xmlns:w16sdtdh="http://schemas.microsoft.com/office/word/2020/wordml/sdtdatahash" xmlns:w16sdtfl="http://schemas.microsoft.com/office/word/2024/wordml/sdtformatlock" xmlns:w16se="http://schemas.microsoft.com/office/word/2015/wordml/symex" xmlns:wpi="http://schemas.microsoft.com/office/word/2010/wordprocessingInk" xmlns:wne="http://schemas.microsoft.com/office/word/2006/wordml" mc:Ignorable="w14 w15 w16se w16cid w16 w16cex w16sdtdh w16sdtfl w16du wne wp14">
   <w:p>
     <w:pPr>
       <w:pStyle w:val="a4"/>
@@ -39945,7 +37914,7 @@
 </file>
 
 <file path=word/header2.xml><?xml version="1.0" encoding="utf-8"?>
-<w:hdr xmlns:cx="http://schemas.microsoft.com/office/drawing/2014/chartex" xmlns:cx1="http://schemas.microsoft.com/office/drawing/2015/9/8/chartex" xmlns:cx2="http://schemas.microsoft.com/office/drawing/2015/10/21/chartex" xmlns:cx3="http://schemas.microsoft.com/office/drawing/2016/5/9/chartex" xmlns:cx4="http://schemas.microsoft.com/office/drawing/2016/5/10/chartex" xmlns:cx5="http://schemas.microsoft.com/office/drawing/2016/5/11/chartex" xmlns:cx6="http://schemas.microsoft.com/office/drawing/2016/5/12/chartex" xmlns:cx7="http://schemas.microsoft.com/office/drawing/2016/5/13/chartex" xmlns:cx8="http://schemas.microsoft.com/office/drawing/2016/5/14/chartex" xmlns:mc="http://schemas.openxmlformats.org/markup-compatibility/2006" xmlns:aink="http://schemas.microsoft.com/office/drawing/2016/ink" xmlns:am3d="http://schemas.microsoft.com/office/drawing/2017/model3d" xmlns:o="urn:schemas-microsoft-com:office:office" xmlns:oel="http://schemas.microsoft.com/office/2019/extlst" xmlns:r="http://purl.oclc.org/ooxml/officeDocument/relationships" xmlns:m="http://purl.oclc.org/ooxml/officeDocument/math" xmlns:v="urn:schemas-microsoft-com:vml" xmlns:wp14="http://schemas.microsoft.com/office/word/2010/wordprocessingDrawing" xmlns:wp="http://purl.oclc.org/ooxml/drawingml/wordprocessingDrawing" xmlns:w10="urn:schemas-microsoft-com:office:word" xmlns:w="http://purl.oclc.org/ooxml/wordprocessingml/main" xmlns:w14="http://schemas.microsoft.com/office/word/2010/wordml" xmlns:w15="http://schemas.microsoft.com/office/word/2012/wordml" xmlns:w16cex="http://schemas.microsoft.com/office/word/2018/wordml/cex" xmlns:w16cid="http://schemas.microsoft.com/office/word/2016/wordml/cid" xmlns:w16="http://schemas.microsoft.com/office/word/2018/wordml" xmlns:w16sdtdh="http://schemas.microsoft.com/office/word/2020/wordml/sdtdatahash" xmlns:w16se="http://schemas.microsoft.com/office/word/2015/wordml/symex" xmlns:wpi="http://schemas.microsoft.com/office/word/2010/wordprocessingInk" xmlns:wne="http://schemas.microsoft.com/office/word/2006/wordml" mc:Ignorable="w14 w15 w16se w16cid w16 w16cex w16sdtdh wne wp14">
+<w:hdr xmlns:cx="http://schemas.microsoft.com/office/drawing/2014/chartex" xmlns:cx1="http://schemas.microsoft.com/office/drawing/2015/9/8/chartex" xmlns:cx2="http://schemas.microsoft.com/office/drawing/2015/10/21/chartex" xmlns:cx3="http://schemas.microsoft.com/office/drawing/2016/5/9/chartex" xmlns:cx4="http://schemas.microsoft.com/office/drawing/2016/5/10/chartex" xmlns:cx5="http://schemas.microsoft.com/office/drawing/2016/5/11/chartex" xmlns:cx6="http://schemas.microsoft.com/office/drawing/2016/5/12/chartex" xmlns:cx7="http://schemas.microsoft.com/office/drawing/2016/5/13/chartex" xmlns:cx8="http://schemas.microsoft.com/office/drawing/2016/5/14/chartex" xmlns:mc="http://schemas.openxmlformats.org/markup-compatibility/2006" xmlns:aink="http://schemas.microsoft.com/office/drawing/2016/ink" xmlns:am3d="http://schemas.microsoft.com/office/drawing/2017/model3d" xmlns:o="urn:schemas-microsoft-com:office:office" xmlns:oel="http://schemas.microsoft.com/office/2019/extlst" xmlns:r="http://purl.oclc.org/ooxml/officeDocument/relationships" xmlns:m="http://purl.oclc.org/ooxml/officeDocument/math" xmlns:v="urn:schemas-microsoft-com:vml" xmlns:wp14="http://schemas.microsoft.com/office/word/2010/wordprocessingDrawing" xmlns:wp="http://purl.oclc.org/ooxml/drawingml/wordprocessingDrawing" xmlns:w10="urn:schemas-microsoft-com:office:word" xmlns:w="http://purl.oclc.org/ooxml/wordprocessingml/main" xmlns:w14="http://schemas.microsoft.com/office/word/2010/wordml" xmlns:w15="http://schemas.microsoft.com/office/word/2012/wordml" xmlns:w16cex="http://schemas.microsoft.com/office/word/2018/wordml/cex" xmlns:w16cid="http://schemas.microsoft.com/office/word/2016/wordml/cid" xmlns:w16="http://schemas.microsoft.com/office/word/2018/wordml" xmlns:w16du="http://schemas.microsoft.com/office/word/2023/wordml/word16du" xmlns:w16sdtdh="http://schemas.microsoft.com/office/word/2020/wordml/sdtdatahash" xmlns:w16sdtfl="http://schemas.microsoft.com/office/word/2024/wordml/sdtformatlock" xmlns:w16se="http://schemas.microsoft.com/office/word/2015/wordml/symex" xmlns:wpi="http://schemas.microsoft.com/office/word/2010/wordprocessingInk" xmlns:wne="http://schemas.microsoft.com/office/word/2006/wordml" mc:Ignorable="w14 w15 w16se w16cid w16 w16cex w16sdtdh w16sdtfl w16du wne wp14">
   <w:p>
     <w:pPr>
       <w:pStyle w:val="a4"/>
@@ -39956,7 +37925,7 @@
 </file>
 
 <file path=word/header3.xml><?xml version="1.0" encoding="utf-8"?>
-<w:hdr xmlns:cx="http://schemas.microsoft.com/office/drawing/2014/chartex" xmlns:cx1="http://schemas.microsoft.com/office/drawing/2015/9/8/chartex" xmlns:cx2="http://schemas.microsoft.com/office/drawing/2015/10/21/chartex" xmlns:cx3="http://schemas.microsoft.com/office/drawing/2016/5/9/chartex" xmlns:cx4="http://schemas.microsoft.com/office/drawing/2016/5/10/chartex" xmlns:cx5="http://schemas.microsoft.com/office/drawing/2016/5/11/chartex" xmlns:cx6="http://schemas.microsoft.com/office/drawing/2016/5/12/chartex" xmlns:cx7="http://schemas.microsoft.com/office/drawing/2016/5/13/chartex" xmlns:cx8="http://schemas.microsoft.com/office/drawing/2016/5/14/chartex" xmlns:mc="http://schemas.openxmlformats.org/markup-compatibility/2006" xmlns:aink="http://schemas.microsoft.com/office/drawing/2016/ink" xmlns:am3d="http://schemas.microsoft.com/office/drawing/2017/model3d" xmlns:o="urn:schemas-microsoft-com:office:office" xmlns:oel="http://schemas.microsoft.com/office/2019/extlst" xmlns:r="http://purl.oclc.org/ooxml/officeDocument/relationships" xmlns:m="http://purl.oclc.org/ooxml/officeDocument/math" xmlns:v="urn:schemas-microsoft-com:vml" xmlns:wp14="http://schemas.microsoft.com/office/word/2010/wordprocessingDrawing" xmlns:wp="http://purl.oclc.org/ooxml/drawingml/wordprocessingDrawing" xmlns:w10="urn:schemas-microsoft-com:office:word" xmlns:w="http://purl.oclc.org/ooxml/wordprocessingml/main" xmlns:w14="http://schemas.microsoft.com/office/word/2010/wordml" xmlns:w15="http://schemas.microsoft.com/office/word/2012/wordml" xmlns:w16cex="http://schemas.microsoft.com/office/word/2018/wordml/cex" xmlns:w16cid="http://schemas.microsoft.com/office/word/2016/wordml/cid" xmlns:w16="http://schemas.microsoft.com/office/word/2018/wordml" xmlns:w16sdtdh="http://schemas.microsoft.com/office/word/2020/wordml/sdtdatahash" xmlns:w16se="http://schemas.microsoft.com/office/word/2015/wordml/symex" xmlns:wpi="http://schemas.microsoft.com/office/word/2010/wordprocessingInk" xmlns:wne="http://schemas.microsoft.com/office/word/2006/wordml" mc:Ignorable="w14 w15 w16se w16cid w16 w16cex w16sdtdh wne wp14">
+<w:hdr xmlns:cx="http://schemas.microsoft.com/office/drawing/2014/chartex" xmlns:cx1="http://schemas.microsoft.com/office/drawing/2015/9/8/chartex" xmlns:cx2="http://schemas.microsoft.com/office/drawing/2015/10/21/chartex" xmlns:cx3="http://schemas.microsoft.com/office/drawing/2016/5/9/chartex" xmlns:cx4="http://schemas.microsoft.com/office/drawing/2016/5/10/chartex" xmlns:cx5="http://schemas.microsoft.com/office/drawing/2016/5/11/chartex" xmlns:cx6="http://schemas.microsoft.com/office/drawing/2016/5/12/chartex" xmlns:cx7="http://schemas.microsoft.com/office/drawing/2016/5/13/chartex" xmlns:cx8="http://schemas.microsoft.com/office/drawing/2016/5/14/chartex" xmlns:mc="http://schemas.openxmlformats.org/markup-compatibility/2006" xmlns:aink="http://schemas.microsoft.com/office/drawing/2016/ink" xmlns:am3d="http://schemas.microsoft.com/office/drawing/2017/model3d" xmlns:o="urn:schemas-microsoft-com:office:office" xmlns:oel="http://schemas.microsoft.com/office/2019/extlst" xmlns:r="http://purl.oclc.org/ooxml/officeDocument/relationships" xmlns:m="http://purl.oclc.org/ooxml/officeDocument/math" xmlns:v="urn:schemas-microsoft-com:vml" xmlns:wp14="http://schemas.microsoft.com/office/word/2010/wordprocessingDrawing" xmlns:wp="http://purl.oclc.org/ooxml/drawingml/wordprocessingDrawing" xmlns:w10="urn:schemas-microsoft-com:office:word" xmlns:w="http://purl.oclc.org/ooxml/wordprocessingml/main" xmlns:w14="http://schemas.microsoft.com/office/word/2010/wordml" xmlns:w15="http://schemas.microsoft.com/office/word/2012/wordml" xmlns:w16cex="http://schemas.microsoft.com/office/word/2018/wordml/cex" xmlns:w16cid="http://schemas.microsoft.com/office/word/2016/wordml/cid" xmlns:w16="http://schemas.microsoft.com/office/word/2018/wordml" xmlns:w16du="http://schemas.microsoft.com/office/word/2023/wordml/word16du" xmlns:w16sdtdh="http://schemas.microsoft.com/office/word/2020/wordml/sdtdatahash" xmlns:w16sdtfl="http://schemas.microsoft.com/office/word/2024/wordml/sdtformatlock" xmlns:w16se="http://schemas.microsoft.com/office/word/2015/wordml/symex" xmlns:wpi="http://schemas.microsoft.com/office/word/2010/wordprocessingInk" xmlns:wne="http://schemas.microsoft.com/office/word/2006/wordml" mc:Ignorable="w14 w15 w16se w16cid w16 w16cex w16sdtdh w16sdtfl w16du wne wp14">
   <w:p>
     <w:pPr>
       <w:pStyle w:val="a4"/>
@@ -39972,7 +37941,7 @@
 </file>
 
 <file path=word/header4.xml><?xml version="1.0" encoding="utf-8"?>
-<w:hdr xmlns:cx="http://schemas.microsoft.com/office/drawing/2014/chartex" xmlns:cx1="http://schemas.microsoft.com/office/drawing/2015/9/8/chartex" xmlns:cx2="http://schemas.microsoft.com/office/drawing/2015/10/21/chartex" xmlns:cx3="http://schemas.microsoft.com/office/drawing/2016/5/9/chartex" xmlns:cx4="http://schemas.microsoft.com/office/drawing/2016/5/10/chartex" xmlns:cx5="http://schemas.microsoft.com/office/drawing/2016/5/11/chartex" xmlns:cx6="http://schemas.microsoft.com/office/drawing/2016/5/12/chartex" xmlns:cx7="http://schemas.microsoft.com/office/drawing/2016/5/13/chartex" xmlns:cx8="http://schemas.microsoft.com/office/drawing/2016/5/14/chartex" xmlns:mc="http://schemas.openxmlformats.org/markup-compatibility/2006" xmlns:aink="http://schemas.microsoft.com/office/drawing/2016/ink" xmlns:am3d="http://schemas.microsoft.com/office/drawing/2017/model3d" xmlns:o="urn:schemas-microsoft-com:office:office" xmlns:oel="http://schemas.microsoft.com/office/2019/extlst" xmlns:r="http://purl.oclc.org/ooxml/officeDocument/relationships" xmlns:m="http://purl.oclc.org/ooxml/officeDocument/math" xmlns:v="urn:schemas-microsoft-com:vml" xmlns:wp14="http://schemas.microsoft.com/office/word/2010/wordprocessingDrawing" xmlns:wp="http://purl.oclc.org/ooxml/drawingml/wordprocessingDrawing" xmlns:w10="urn:schemas-microsoft-com:office:word" xmlns:w="http://purl.oclc.org/ooxml/wordprocessingml/main" xmlns:w14="http://schemas.microsoft.com/office/word/2010/wordml" xmlns:w15="http://schemas.microsoft.com/office/word/2012/wordml" xmlns:w16cex="http://schemas.microsoft.com/office/word/2018/wordml/cex" xmlns:w16cid="http://schemas.microsoft.com/office/word/2016/wordml/cid" xmlns:w16="http://schemas.microsoft.com/office/word/2018/wordml" xmlns:w16sdtdh="http://schemas.microsoft.com/office/word/2020/wordml/sdtdatahash" xmlns:w16se="http://schemas.microsoft.com/office/word/2015/wordml/symex" xmlns:wpi="http://schemas.microsoft.com/office/word/2010/wordprocessingInk" xmlns:wne="http://schemas.microsoft.com/office/word/2006/wordml" mc:Ignorable="w14 w15 w16se w16cid w16 w16cex w16sdtdh wne wp14">
+<w:hdr xmlns:cx="http://schemas.microsoft.com/office/drawing/2014/chartex" xmlns:cx1="http://schemas.microsoft.com/office/drawing/2015/9/8/chartex" xmlns:cx2="http://schemas.microsoft.com/office/drawing/2015/10/21/chartex" xmlns:cx3="http://schemas.microsoft.com/office/drawing/2016/5/9/chartex" xmlns:cx4="http://schemas.microsoft.com/office/drawing/2016/5/10/chartex" xmlns:cx5="http://schemas.microsoft.com/office/drawing/2016/5/11/chartex" xmlns:cx6="http://schemas.microsoft.com/office/drawing/2016/5/12/chartex" xmlns:cx7="http://schemas.microsoft.com/office/drawing/2016/5/13/chartex" xmlns:cx8="http://schemas.microsoft.com/office/drawing/2016/5/14/chartex" xmlns:mc="http://schemas.openxmlformats.org/markup-compatibility/2006" xmlns:aink="http://schemas.microsoft.com/office/drawing/2016/ink" xmlns:am3d="http://schemas.microsoft.com/office/drawing/2017/model3d" xmlns:o="urn:schemas-microsoft-com:office:office" xmlns:oel="http://schemas.microsoft.com/office/2019/extlst" xmlns:r="http://purl.oclc.org/ooxml/officeDocument/relationships" xmlns:m="http://purl.oclc.org/ooxml/officeDocument/math" xmlns:v="urn:schemas-microsoft-com:vml" xmlns:wp14="http://schemas.microsoft.com/office/word/2010/wordprocessingDrawing" xmlns:wp="http://purl.oclc.org/ooxml/drawingml/wordprocessingDrawing" xmlns:w10="urn:schemas-microsoft-com:office:word" xmlns:w="http://purl.oclc.org/ooxml/wordprocessingml/main" xmlns:w14="http://schemas.microsoft.com/office/word/2010/wordml" xmlns:w15="http://schemas.microsoft.com/office/word/2012/wordml" xmlns:w16cex="http://schemas.microsoft.com/office/word/2018/wordml/cex" xmlns:w16cid="http://schemas.microsoft.com/office/word/2016/wordml/cid" xmlns:w16="http://schemas.microsoft.com/office/word/2018/wordml" xmlns:w16du="http://schemas.microsoft.com/office/word/2023/wordml/word16du" xmlns:w16sdtdh="http://schemas.microsoft.com/office/word/2020/wordml/sdtdatahash" xmlns:w16sdtfl="http://schemas.microsoft.com/office/word/2024/wordml/sdtformatlock" xmlns:w16se="http://schemas.microsoft.com/office/word/2015/wordml/symex" xmlns:wpi="http://schemas.microsoft.com/office/word/2010/wordprocessingInk" xmlns:wne="http://schemas.microsoft.com/office/word/2006/wordml" mc:Ignorable="w14 w15 w16se w16cid w16 w16cex w16sdtdh w16sdtfl w16du wne wp14">
   <w:p>
     <w:pPr>
       <w:pStyle w:val="a4"/>
@@ -39988,7 +37957,7 @@
 </file>
 
 <file path=word/header5.xml><?xml version="1.0" encoding="utf-8"?>
-<w:hdr xmlns:cx="http://schemas.microsoft.com/office/drawing/2014/chartex" xmlns:cx1="http://schemas.microsoft.com/office/drawing/2015/9/8/chartex" xmlns:cx2="http://schemas.microsoft.com/office/drawing/2015/10/21/chartex" xmlns:cx3="http://schemas.microsoft.com/office/drawing/2016/5/9/chartex" xmlns:cx4="http://schemas.microsoft.com/office/drawing/2016/5/10/chartex" xmlns:cx5="http://schemas.microsoft.com/office/drawing/2016/5/11/chartex" xmlns:cx6="http://schemas.microsoft.com/office/drawing/2016/5/12/chartex" xmlns:cx7="http://schemas.microsoft.com/office/drawing/2016/5/13/chartex" xmlns:cx8="http://schemas.microsoft.com/office/drawing/2016/5/14/chartex" xmlns:mc="http://schemas.openxmlformats.org/markup-compatibility/2006" xmlns:aink="http://schemas.microsoft.com/office/drawing/2016/ink" xmlns:am3d="http://schemas.microsoft.com/office/drawing/2017/model3d" xmlns:o="urn:schemas-microsoft-com:office:office" xmlns:oel="http://schemas.microsoft.com/office/2019/extlst" xmlns:r="http://purl.oclc.org/ooxml/officeDocument/relationships" xmlns:m="http://purl.oclc.org/ooxml/officeDocument/math" xmlns:v="urn:schemas-microsoft-com:vml" xmlns:wp14="http://schemas.microsoft.com/office/word/2010/wordprocessingDrawing" xmlns:wp="http://purl.oclc.org/ooxml/drawingml/wordprocessingDrawing" xmlns:w10="urn:schemas-microsoft-com:office:word" xmlns:w="http://purl.oclc.org/ooxml/wordprocessingml/main" xmlns:w14="http://schemas.microsoft.com/office/word/2010/wordml" xmlns:w15="http://schemas.microsoft.com/office/word/2012/wordml" xmlns:w16cex="http://schemas.microsoft.com/office/word/2018/wordml/cex" xmlns:w16cid="http://schemas.microsoft.com/office/word/2016/wordml/cid" xmlns:w16="http://schemas.microsoft.com/office/word/2018/wordml" xmlns:w16sdtdh="http://schemas.microsoft.com/office/word/2020/wordml/sdtdatahash" xmlns:w16se="http://schemas.microsoft.com/office/word/2015/wordml/symex" xmlns:wpi="http://schemas.microsoft.com/office/word/2010/wordprocessingInk" xmlns:wne="http://schemas.microsoft.com/office/word/2006/wordml" mc:Ignorable="w14 w15 w16se w16cid w16 w16cex w16sdtdh wne wp14">
+<w:hdr xmlns:cx="http://schemas.microsoft.com/office/drawing/2014/chartex" xmlns:cx1="http://schemas.microsoft.com/office/drawing/2015/9/8/chartex" xmlns:cx2="http://schemas.microsoft.com/office/drawing/2015/10/21/chartex" xmlns:cx3="http://schemas.microsoft.com/office/drawing/2016/5/9/chartex" xmlns:cx4="http://schemas.microsoft.com/office/drawing/2016/5/10/chartex" xmlns:cx5="http://schemas.microsoft.com/office/drawing/2016/5/11/chartex" xmlns:cx6="http://schemas.microsoft.com/office/drawing/2016/5/12/chartex" xmlns:cx7="http://schemas.microsoft.com/office/drawing/2016/5/13/chartex" xmlns:cx8="http://schemas.microsoft.com/office/drawing/2016/5/14/chartex" xmlns:mc="http://schemas.openxmlformats.org/markup-compatibility/2006" xmlns:aink="http://schemas.microsoft.com/office/drawing/2016/ink" xmlns:am3d="http://schemas.microsoft.com/office/drawing/2017/model3d" xmlns:o="urn:schemas-microsoft-com:office:office" xmlns:oel="http://schemas.microsoft.com/office/2019/extlst" xmlns:r="http://purl.oclc.org/ooxml/officeDocument/relationships" xmlns:m="http://purl.oclc.org/ooxml/officeDocument/math" xmlns:v="urn:schemas-microsoft-com:vml" xmlns:wp14="http://schemas.microsoft.com/office/word/2010/wordprocessingDrawing" xmlns:wp="http://purl.oclc.org/ooxml/drawingml/wordprocessingDrawing" xmlns:w10="urn:schemas-microsoft-com:office:word" xmlns:w="http://purl.oclc.org/ooxml/wordprocessingml/main" xmlns:w14="http://schemas.microsoft.com/office/word/2010/wordml" xmlns:w15="http://schemas.microsoft.com/office/word/2012/wordml" xmlns:w16cex="http://schemas.microsoft.com/office/word/2018/wordml/cex" xmlns:w16cid="http://schemas.microsoft.com/office/word/2016/wordml/cid" xmlns:w16="http://schemas.microsoft.com/office/word/2018/wordml" xmlns:w16du="http://schemas.microsoft.com/office/word/2023/wordml/word16du" xmlns:w16sdtdh="http://schemas.microsoft.com/office/word/2020/wordml/sdtdatahash" xmlns:w16sdtfl="http://schemas.microsoft.com/office/word/2024/wordml/sdtformatlock" xmlns:w16se="http://schemas.microsoft.com/office/word/2015/wordml/symex" xmlns:wpi="http://schemas.microsoft.com/office/word/2010/wordprocessingInk" xmlns:wne="http://schemas.microsoft.com/office/word/2006/wordml" mc:Ignorable="w14 w15 w16se w16cid w16 w16cex w16sdtdh w16sdtfl w16du wne wp14">
   <w:p>
     <w:pPr>
       <w:pStyle w:val="a4"/>
@@ -40004,7 +37973,7 @@
 </file>
 
 <file path=word/header6.xml><?xml version="1.0" encoding="utf-8"?>
-<w:hdr xmlns:cx="http://schemas.microsoft.com/office/drawing/2014/chartex" xmlns:cx1="http://schemas.microsoft.com/office/drawing/2015/9/8/chartex" xmlns:cx2="http://schemas.microsoft.com/office/drawing/2015/10/21/chartex" xmlns:cx3="http://schemas.microsoft.com/office/drawing/2016/5/9/chartex" xmlns:cx4="http://schemas.microsoft.com/office/drawing/2016/5/10/chartex" xmlns:cx5="http://schemas.microsoft.com/office/drawing/2016/5/11/chartex" xmlns:cx6="http://schemas.microsoft.com/office/drawing/2016/5/12/chartex" xmlns:cx7="http://schemas.microsoft.com/office/drawing/2016/5/13/chartex" xmlns:cx8="http://schemas.microsoft.com/office/drawing/2016/5/14/chartex" xmlns:mc="http://schemas.openxmlformats.org/markup-compatibility/2006" xmlns:aink="http://schemas.microsoft.com/office/drawing/2016/ink" xmlns:am3d="http://schemas.microsoft.com/office/drawing/2017/model3d" xmlns:o="urn:schemas-microsoft-com:office:office" xmlns:oel="http://schemas.microsoft.com/office/2019/extlst" xmlns:r="http://purl.oclc.org/ooxml/officeDocument/relationships" xmlns:m="http://purl.oclc.org/ooxml/officeDocument/math" xmlns:v="urn:schemas-microsoft-com:vml" xmlns:wp14="http://schemas.microsoft.com/office/word/2010/wordprocessingDrawing" xmlns:wp="http://purl.oclc.org/ooxml/drawingml/wordprocessingDrawing" xmlns:w10="urn:schemas-microsoft-com:office:word" xmlns:w="http://purl.oclc.org/ooxml/wordprocessingml/main" xmlns:w14="http://schemas.microsoft.com/office/word/2010/wordml" xmlns:w15="http://schemas.microsoft.com/office/word/2012/wordml" xmlns:w16cex="http://schemas.microsoft.com/office/word/2018/wordml/cex" xmlns:w16cid="http://schemas.microsoft.com/office/word/2016/wordml/cid" xmlns:w16="http://schemas.microsoft.com/office/word/2018/wordml" xmlns:w16sdtdh="http://schemas.microsoft.com/office/word/2020/wordml/sdtdatahash" xmlns:w16se="http://schemas.microsoft.com/office/word/2015/wordml/symex" xmlns:wpi="http://schemas.microsoft.com/office/word/2010/wordprocessingInk" xmlns:wne="http://schemas.microsoft.com/office/word/2006/wordml" mc:Ignorable="w14 w15 w16se w16cid w16 w16cex w16sdtdh wne wp14">
+<w:hdr xmlns:cx="http://schemas.microsoft.com/office/drawing/2014/chartex" xmlns:cx1="http://schemas.microsoft.com/office/drawing/2015/9/8/chartex" xmlns:cx2="http://schemas.microsoft.com/office/drawing/2015/10/21/chartex" xmlns:cx3="http://schemas.microsoft.com/office/drawing/2016/5/9/chartex" xmlns:cx4="http://schemas.microsoft.com/office/drawing/2016/5/10/chartex" xmlns:cx5="http://schemas.microsoft.com/office/drawing/2016/5/11/chartex" xmlns:cx6="http://schemas.microsoft.com/office/drawing/2016/5/12/chartex" xmlns:cx7="http://schemas.microsoft.com/office/drawing/2016/5/13/chartex" xmlns:cx8="http://schemas.microsoft.com/office/drawing/2016/5/14/chartex" xmlns:mc="http://schemas.openxmlformats.org/markup-compatibility/2006" xmlns:aink="http://schemas.microsoft.com/office/drawing/2016/ink" xmlns:am3d="http://schemas.microsoft.com/office/drawing/2017/model3d" xmlns:o="urn:schemas-microsoft-com:office:office" xmlns:oel="http://schemas.microsoft.com/office/2019/extlst" xmlns:r="http://purl.oclc.org/ooxml/officeDocument/relationships" xmlns:m="http://purl.oclc.org/ooxml/officeDocument/math" xmlns:v="urn:schemas-microsoft-com:vml" xmlns:wp14="http://schemas.microsoft.com/office/word/2010/wordprocessingDrawing" xmlns:wp="http://purl.oclc.org/ooxml/drawingml/wordprocessingDrawing" xmlns:w10="urn:schemas-microsoft-com:office:word" xmlns:w="http://purl.oclc.org/ooxml/wordprocessingml/main" xmlns:w14="http://schemas.microsoft.com/office/word/2010/wordml" xmlns:w15="http://schemas.microsoft.com/office/word/2012/wordml" xmlns:w16cex="http://schemas.microsoft.com/office/word/2018/wordml/cex" xmlns:w16cid="http://schemas.microsoft.com/office/word/2016/wordml/cid" xmlns:w16="http://schemas.microsoft.com/office/word/2018/wordml" xmlns:w16du="http://schemas.microsoft.com/office/word/2023/wordml/word16du" xmlns:w16sdtdh="http://schemas.microsoft.com/office/word/2020/wordml/sdtdatahash" xmlns:w16sdtfl="http://schemas.microsoft.com/office/word/2024/wordml/sdtformatlock" xmlns:w16se="http://schemas.microsoft.com/office/word/2015/wordml/symex" xmlns:wpi="http://schemas.microsoft.com/office/word/2010/wordprocessingInk" xmlns:wne="http://schemas.microsoft.com/office/word/2006/wordml" mc:Ignorable="w14 w15 w16se w16cid w16 w16cex w16sdtdh w16sdtfl w16du wne wp14">
   <w:p>
     <w:pPr>
       <w:pStyle w:val="a4"/>
@@ -40020,7 +37989,7 @@
 </file>
 
 <file path=word/header7.xml><?xml version="1.0" encoding="utf-8"?>
-<w:hdr xmlns:cx="http://schemas.microsoft.com/office/drawing/2014/chartex" xmlns:cx1="http://schemas.microsoft.com/office/drawing/2015/9/8/chartex" xmlns:cx2="http://schemas.microsoft.com/office/drawing/2015/10/21/chartex" xmlns:cx3="http://schemas.microsoft.com/office/drawing/2016/5/9/chartex" xmlns:cx4="http://schemas.microsoft.com/office/drawing/2016/5/10/chartex" xmlns:cx5="http://schemas.microsoft.com/office/drawing/2016/5/11/chartex" xmlns:cx6="http://schemas.microsoft.com/office/drawing/2016/5/12/chartex" xmlns:cx7="http://schemas.microsoft.com/office/drawing/2016/5/13/chartex" xmlns:cx8="http://schemas.microsoft.com/office/drawing/2016/5/14/chartex" xmlns:mc="http://schemas.openxmlformats.org/markup-compatibility/2006" xmlns:aink="http://schemas.microsoft.com/office/drawing/2016/ink" xmlns:am3d="http://schemas.microsoft.com/office/drawing/2017/model3d" xmlns:o="urn:schemas-microsoft-com:office:office" xmlns:oel="http://schemas.microsoft.com/office/2019/extlst" xmlns:r="http://purl.oclc.org/ooxml/officeDocument/relationships" xmlns:m="http://purl.oclc.org/ooxml/officeDocument/math" xmlns:v="urn:schemas-microsoft-com:vml" xmlns:wp14="http://schemas.microsoft.com/office/word/2010/wordprocessingDrawing" xmlns:wp="http://purl.oclc.org/ooxml/drawingml/wordprocessingDrawing" xmlns:w10="urn:schemas-microsoft-com:office:word" xmlns:w="http://purl.oclc.org/ooxml/wordprocessingml/main" xmlns:w14="http://schemas.microsoft.com/office/word/2010/wordml" xmlns:w15="http://schemas.microsoft.com/office/word/2012/wordml" xmlns:w16cex="http://schemas.microsoft.com/office/word/2018/wordml/cex" xmlns:w16cid="http://schemas.microsoft.com/office/word/2016/wordml/cid" xmlns:w16="http://schemas.microsoft.com/office/word/2018/wordml" xmlns:w16sdtdh="http://schemas.microsoft.com/office/word/2020/wordml/sdtdatahash" xmlns:w16se="http://schemas.microsoft.com/office/word/2015/wordml/symex" xmlns:wpi="http://schemas.microsoft.com/office/word/2010/wordprocessingInk" xmlns:wne="http://schemas.microsoft.com/office/word/2006/wordml" mc:Ignorable="w14 w15 w16se w16cid w16 w16cex w16sdtdh wne wp14">
+<w:hdr xmlns:cx="http://schemas.microsoft.com/office/drawing/2014/chartex" xmlns:cx1="http://schemas.microsoft.com/office/drawing/2015/9/8/chartex" xmlns:cx2="http://schemas.microsoft.com/office/drawing/2015/10/21/chartex" xmlns:cx3="http://schemas.microsoft.com/office/drawing/2016/5/9/chartex" xmlns:cx4="http://schemas.microsoft.com/office/drawing/2016/5/10/chartex" xmlns:cx5="http://schemas.microsoft.com/office/drawing/2016/5/11/chartex" xmlns:cx6="http://schemas.microsoft.com/office/drawing/2016/5/12/chartex" xmlns:cx7="http://schemas.microsoft.com/office/drawing/2016/5/13/chartex" xmlns:cx8="http://schemas.microsoft.com/office/drawing/2016/5/14/chartex" xmlns:mc="http://schemas.openxmlformats.org/markup-compatibility/2006" xmlns:aink="http://schemas.microsoft.com/office/drawing/2016/ink" xmlns:am3d="http://schemas.microsoft.com/office/drawing/2017/model3d" xmlns:o="urn:schemas-microsoft-com:office:office" xmlns:oel="http://schemas.microsoft.com/office/2019/extlst" xmlns:r="http://purl.oclc.org/ooxml/officeDocument/relationships" xmlns:m="http://purl.oclc.org/ooxml/officeDocument/math" xmlns:v="urn:schemas-microsoft-com:vml" xmlns:wp14="http://schemas.microsoft.com/office/word/2010/wordprocessingDrawing" xmlns:wp="http://purl.oclc.org/ooxml/drawingml/wordprocessingDrawing" xmlns:w10="urn:schemas-microsoft-com:office:word" xmlns:w="http://purl.oclc.org/ooxml/wordprocessingml/main" xmlns:w14="http://schemas.microsoft.com/office/word/2010/wordml" xmlns:w15="http://schemas.microsoft.com/office/word/2012/wordml" xmlns:w16cex="http://schemas.microsoft.com/office/word/2018/wordml/cex" xmlns:w16cid="http://schemas.microsoft.com/office/word/2016/wordml/cid" xmlns:w16="http://schemas.microsoft.com/office/word/2018/wordml" xmlns:w16du="http://schemas.microsoft.com/office/word/2023/wordml/word16du" xmlns:w16sdtdh="http://schemas.microsoft.com/office/word/2020/wordml/sdtdatahash" xmlns:w16sdtfl="http://schemas.microsoft.com/office/word/2024/wordml/sdtformatlock" xmlns:w16se="http://schemas.microsoft.com/office/word/2015/wordml/symex" xmlns:wpi="http://schemas.microsoft.com/office/word/2010/wordprocessingInk" xmlns:wne="http://schemas.microsoft.com/office/word/2006/wordml" mc:Ignorable="w14 w15 w16se w16cid w16 w16cex w16sdtdh w16sdtfl w16du wne wp14">
   <w:p>
     <w:pPr>
       <w:pStyle w:val="a4"/>
@@ -40036,7 +38005,7 @@
 </file>
 
 <file path=word/numbering.xml><?xml version="1.0" encoding="utf-8"?>
-<w:numbering xmlns:cx="http://schemas.microsoft.com/office/drawing/2014/chartex" xmlns:cx1="http://schemas.microsoft.com/office/drawing/2015/9/8/chartex" xmlns:cx2="http://schemas.microsoft.com/office/drawing/2015/10/21/chartex" xmlns:cx3="http://schemas.microsoft.com/office/drawing/2016/5/9/chartex" xmlns:cx4="http://schemas.microsoft.com/office/drawing/2016/5/10/chartex" xmlns:cx5="http://schemas.microsoft.com/office/drawing/2016/5/11/chartex" xmlns:cx6="http://schemas.microsoft.com/office/drawing/2016/5/12/chartex" xmlns:cx7="http://schemas.microsoft.com/office/drawing/2016/5/13/chartex" xmlns:cx8="http://schemas.microsoft.com/office/drawing/2016/5/14/chartex" xmlns:mc="http://schemas.openxmlformats.org/markup-compatibility/2006" xmlns:aink="http://schemas.microsoft.com/office/drawing/2016/ink" xmlns:am3d="http://schemas.microsoft.com/office/drawing/2017/model3d" xmlns:o="urn:schemas-microsoft-com:office:office" xmlns:oel="http://schemas.microsoft.com/office/2019/extlst" xmlns:r="http://purl.oclc.org/ooxml/officeDocument/relationships" xmlns:m="http://purl.oclc.org/ooxml/officeDocument/math" xmlns:v="urn:schemas-microsoft-com:vml" xmlns:wp14="http://schemas.microsoft.com/office/word/2010/wordprocessingDrawing" xmlns:wp="http://purl.oclc.org/ooxml/drawingml/wordprocessingDrawing" xmlns:w10="urn:schemas-microsoft-com:office:word" xmlns:w="http://purl.oclc.org/ooxml/wordprocessingml/main" xmlns:w14="http://schemas.microsoft.com/office/word/2010/wordml" xmlns:w15="http://schemas.microsoft.com/office/word/2012/wordml" xmlns:w16cex="http://schemas.microsoft.com/office/word/2018/wordml/cex" xmlns:w16cid="http://schemas.microsoft.com/office/word/2016/wordml/cid" xmlns:w16="http://schemas.microsoft.com/office/word/2018/wordml" xmlns:w16sdtdh="http://schemas.microsoft.com/office/word/2020/wordml/sdtdatahash" xmlns:w16se="http://schemas.microsoft.com/office/word/2015/wordml/symex" xmlns:wpi="http://schemas.microsoft.com/office/word/2010/wordprocessingInk" xmlns:wne="http://schemas.microsoft.com/office/word/2006/wordml" mc:Ignorable="w14 w15 w16se w16cid w16 w16cex w16sdtdh wne wp14">
+<w:numbering xmlns:cx="http://schemas.microsoft.com/office/drawing/2014/chartex" xmlns:cx1="http://schemas.microsoft.com/office/drawing/2015/9/8/chartex" xmlns:cx2="http://schemas.microsoft.com/office/drawing/2015/10/21/chartex" xmlns:cx3="http://schemas.microsoft.com/office/drawing/2016/5/9/chartex" xmlns:cx4="http://schemas.microsoft.com/office/drawing/2016/5/10/chartex" xmlns:cx5="http://schemas.microsoft.com/office/drawing/2016/5/11/chartex" xmlns:cx6="http://schemas.microsoft.com/office/drawing/2016/5/12/chartex" xmlns:cx7="http://schemas.microsoft.com/office/drawing/2016/5/13/chartex" xmlns:cx8="http://schemas.microsoft.com/office/drawing/2016/5/14/chartex" xmlns:mc="http://schemas.openxmlformats.org/markup-compatibility/2006" xmlns:aink="http://schemas.microsoft.com/office/drawing/2016/ink" xmlns:am3d="http://schemas.microsoft.com/office/drawing/2017/model3d" xmlns:o="urn:schemas-microsoft-com:office:office" xmlns:oel="http://schemas.microsoft.com/office/2019/extlst" xmlns:r="http://purl.oclc.org/ooxml/officeDocument/relationships" xmlns:m="http://purl.oclc.org/ooxml/officeDocument/math" xmlns:v="urn:schemas-microsoft-com:vml" xmlns:wp14="http://schemas.microsoft.com/office/word/2010/wordprocessingDrawing" xmlns:wp="http://purl.oclc.org/ooxml/drawingml/wordprocessingDrawing" xmlns:w10="urn:schemas-microsoft-com:office:word" xmlns:w="http://purl.oclc.org/ooxml/wordprocessingml/main" xmlns:w14="http://schemas.microsoft.com/office/word/2010/wordml" xmlns:w15="http://schemas.microsoft.com/office/word/2012/wordml" xmlns:w16cex="http://schemas.microsoft.com/office/word/2018/wordml/cex" xmlns:w16cid="http://schemas.microsoft.com/office/word/2016/wordml/cid" xmlns:w16="http://schemas.microsoft.com/office/word/2018/wordml" xmlns:w16du="http://schemas.microsoft.com/office/word/2023/wordml/word16du" xmlns:w16sdtdh="http://schemas.microsoft.com/office/word/2020/wordml/sdtdatahash" xmlns:w16sdtfl="http://schemas.microsoft.com/office/word/2024/wordml/sdtformatlock" xmlns:w16se="http://schemas.microsoft.com/office/word/2015/wordml/symex" xmlns:wpi="http://schemas.microsoft.com/office/word/2010/wordprocessingInk" xmlns:wne="http://schemas.microsoft.com/office/word/2006/wordml" mc:Ignorable="w14 w15 w16se w16cid w16 w16cex w16sdtdh w16sdtfl w16du wne wp14">
   <w:abstractNum w:abstractNumId="0" w15:restartNumberingAfterBreak="0">
     <w:nsid w:val="033715C6"/>
     <w:multiLevelType w:val="hybridMultilevel"/>
@@ -44850,7 +42819,7 @@
 </file>
 
 <file path=word/styles.xml><?xml version="1.0" encoding="utf-8"?>
-<w:styles xmlns:mc="http://schemas.openxmlformats.org/markup-compatibility/2006" xmlns:r="http://purl.oclc.org/ooxml/officeDocument/relationships" xmlns:w="http://purl.oclc.org/ooxml/wordprocessingml/main" xmlns:w14="http://schemas.microsoft.com/office/word/2010/wordml" xmlns:w15="http://schemas.microsoft.com/office/word/2012/wordml" xmlns:w16cex="http://schemas.microsoft.com/office/word/2018/wordml/cex" xmlns:w16cid="http://schemas.microsoft.com/office/word/2016/wordml/cid" xmlns:w16="http://schemas.microsoft.com/office/word/2018/wordml" xmlns:w16sdtdh="http://schemas.microsoft.com/office/word/2020/wordml/sdtdatahash" xmlns:w16se="http://schemas.microsoft.com/office/word/2015/wordml/symex" mc:Ignorable="w14 w15 w16se w16cid w16 w16cex w16sdtdh">
+<w:styles xmlns:mc="http://schemas.openxmlformats.org/markup-compatibility/2006" xmlns:r="http://purl.oclc.org/ooxml/officeDocument/relationships" xmlns:w="http://purl.oclc.org/ooxml/wordprocessingml/main" xmlns:w14="http://schemas.microsoft.com/office/word/2010/wordml" xmlns:w15="http://schemas.microsoft.com/office/word/2012/wordml" xmlns:w16cex="http://schemas.microsoft.com/office/word/2018/wordml/cex" xmlns:w16cid="http://schemas.microsoft.com/office/word/2016/wordml/cid" xmlns:w16="http://schemas.microsoft.com/office/word/2018/wordml" xmlns:w16du="http://schemas.microsoft.com/office/word/2023/wordml/word16du" xmlns:w16sdtdh="http://schemas.microsoft.com/office/word/2020/wordml/sdtdatahash" xmlns:w16sdtfl="http://schemas.microsoft.com/office/word/2024/wordml/sdtformatlock" xmlns:w16se="http://schemas.microsoft.com/office/word/2015/wordml/symex" mc:Ignorable="w14 w15 w16se w16cid w16 w16cex w16sdtdh w16sdtfl w16du">
   <w:docDefaults>
     <w:rPrDefault>
       <w:rPr>
@@ -45578,7 +43547,7 @@
     <w:uiPriority w:val="39"/>
     <w:rsid w:val="00631647"/>
     <w:rPr>
-      <w:rFonts w:ascii="DengXian" w:eastAsia="DengXian" w:hAnsi="DengXian" w:cs="Arial"/>
+      <w:rFonts w:ascii="等线" w:eastAsia="等线" w:hAnsi="等线" w:cs="Arial"/>
       <w:kern w:val="2"/>
       <w:sz w:val="21"/>
       <w:szCs w:val="24"/>
@@ -45926,7 +43895,7 @@
       <w:spacing w:before="6pt" w:after="6pt"/>
     </w:pPr>
     <w:rPr>
-      <w:rFonts w:ascii="DengXian" w:eastAsia="DengXian"/>
+      <w:rFonts w:ascii="等线" w:eastAsia="等线"/>
       <w:b/>
       <w:bCs/>
       <w:caps/>
@@ -45944,7 +43913,7 @@
       <w:ind w:start="12pt"/>
     </w:pPr>
     <w:rPr>
-      <w:rFonts w:ascii="DengXian" w:eastAsia="DengXian"/>
+      <w:rFonts w:ascii="等线" w:eastAsia="等线"/>
       <w:smallCaps/>
       <w:sz w:val="20"/>
     </w:rPr>
@@ -45960,7 +43929,7 @@
       <w:ind w:start="24pt"/>
     </w:pPr>
     <w:rPr>
-      <w:rFonts w:ascii="DengXian" w:eastAsia="DengXian"/>
+      <w:rFonts w:ascii="等线" w:eastAsia="等线"/>
       <w:i/>
       <w:iCs/>
       <w:sz w:val="20"/>
@@ -45976,7 +43945,7 @@
       <w:ind w:start="36pt"/>
     </w:pPr>
     <w:rPr>
-      <w:rFonts w:ascii="DengXian" w:eastAsia="DengXian"/>
+      <w:rFonts w:ascii="等线" w:eastAsia="等线"/>
       <w:sz w:val="18"/>
       <w:szCs w:val="21"/>
     </w:rPr>
@@ -45991,7 +43960,7 @@
       <w:ind w:start="48pt"/>
     </w:pPr>
     <w:rPr>
-      <w:rFonts w:ascii="DengXian" w:eastAsia="DengXian"/>
+      <w:rFonts w:ascii="等线" w:eastAsia="等线"/>
       <w:sz w:val="18"/>
       <w:szCs w:val="21"/>
     </w:rPr>
@@ -46006,7 +43975,7 @@
       <w:ind w:start="60pt"/>
     </w:pPr>
     <w:rPr>
-      <w:rFonts w:ascii="DengXian" w:eastAsia="DengXian"/>
+      <w:rFonts w:ascii="等线" w:eastAsia="等线"/>
       <w:sz w:val="18"/>
       <w:szCs w:val="21"/>
     </w:rPr>
@@ -46021,7 +43990,7 @@
       <w:ind w:start="72pt"/>
     </w:pPr>
     <w:rPr>
-      <w:rFonts w:ascii="DengXian" w:eastAsia="DengXian"/>
+      <w:rFonts w:ascii="等线" w:eastAsia="等线"/>
       <w:sz w:val="18"/>
       <w:szCs w:val="21"/>
     </w:rPr>
@@ -46036,7 +44005,7 @@
       <w:ind w:start="84pt"/>
     </w:pPr>
     <w:rPr>
-      <w:rFonts w:ascii="DengXian" w:eastAsia="DengXian"/>
+      <w:rFonts w:ascii="等线" w:eastAsia="等线"/>
       <w:sz w:val="18"/>
       <w:szCs w:val="21"/>
     </w:rPr>
@@ -46051,7 +44020,7 @@
       <w:ind w:start="96pt"/>
     </w:pPr>
     <w:rPr>
-      <w:rFonts w:ascii="DengXian" w:eastAsia="DengXian"/>
+      <w:rFonts w:ascii="等线" w:eastAsia="等线"/>
       <w:sz w:val="18"/>
       <w:szCs w:val="21"/>
     </w:rPr>
@@ -46720,6 +44689,7 @@
     </c:legend>
     <c:plotVisOnly val="1"/>
     <c:dispBlanksAs val="gap"/>
+    <c:showDLblsOverMax val="0"/>
     <c:extLst>
       <c:ext xmlns:c16r3="http://schemas.microsoft.com/office/drawing/2017/03/chart" uri="{56B9EC1D-385E-4148-901F-78D8002777C0}">
         <c16r3:dataDisplayOptions16>
@@ -46727,7 +44697,6 @@
         </c16r3:dataDisplayOptions16>
       </c:ext>
     </c:extLst>
-    <c:showDLblsOverMax val="0"/>
   </c:chart>
   <c:spPr>
     <a:solidFill>
